--- a/docs/deliverables/SAMUEL KAOMA 2022016530 Final Report.docx
+++ b/docs/deliverables/SAMUEL KAOMA 2022016530 Final Report.docx
@@ -33,7 +33,7 @@
         <w:pStyle w:val="FirstParagraph"/>
       </w:pPr>
       <w:r>
-        <w:t xml:space="preserve">Digital data collection platforms such as SurveyCTO and ODK Collect record detailed process data, commonly called paradata, alongside every interview. These audit logs hold timestamps, navigation events and validation errors that describe how an interview was conducted rather than what was answered. Although survey methodology research has repeatedly shown that such timing data can expose fabrication, speeding and disengagement, paradata remains underused in practice because the raw logs differ across platforms and no standard tooling exists to turn them into analytical features. This study designed, implemented and evaluated an automated pipeline that parses SurveyCTO and ODK audit logs into a common intermediate representation, computes forty timing-based features across question, section, survey and statistical levels of granularity, and flags anomalous interviews using interquartile range thresholds combined with transparent, configurable rules. The system was evaluated against synthetic benchmark datasets with labelled injected anomalies, including datasets generated from random seeds that were never used during development and a stress condition in which normal and anomalous behaviour deliberately overlap. Across a class imbalance sweep from five to thirty percent anomaly prevalence the detector achieved precision between 0.96 and 1.00 with full recall. On held-out stress datasets in both platform formats it achieved precision between 0.95 and 1.00 and recall between 0.84 and 0.90, exceeding the predefined success criteria of 0.80 precision and 0.75 recall. Across the stress runs speeding was detected in every case, disengagement in 89 percent of cases, and subtle fabrication in 70 percent of cases, a pattern consistent with the known limits of univariate outlier detection. The deliverables include a documented Python feature library, a paradata format guide, labelled validation datasets and this report.</w:t>
+        <w:t xml:space="preserve">Digital data collection platforms such as SurveyCTO and ODK Collect record detailed process data, commonly called paradata, alongside every interview. These audit logs hold timestamps, navigation events and validation errors that describe how an interview was conducted rather than what was answered. Although survey methodology research has repeatedly shown that such timing data can expose fabrication, speeding and disengagement, paradata remains underused in practice because the raw logs differ across platforms and no standard tooling exists to turn them into analytical features. This study designed, implemented and evaluated an automated pipeline that parses SurveyCTO and ODK audit logs into a common intermediate representation, computes forty timing-based features across question, section and survey levels of granularity together with a statistical characterisation of each response time distribution, and flags anomalous interviews using interquartile range thresholds combined with transparent, configurable rules. The system was evaluated against synthetic benchmark datasets with labelled injected anomalies, including datasets generated from random seeds that were never used during development and a stress condition in which normal and anomalous behaviour deliberately overlap. Across a class imbalance sweep from five to thirty percent anomaly prevalence the detector achieved precision between 0.96 and 1.00 with full recall. On held-out stress datasets in both platform formats it achieved precision between 0.96 and 1.00 and recall between 0.84 and 0.89, exceeding the predefined success criteria of 0.80 precision and 0.75 recall. Across the stress runs speeding was detected in every case, disengagement in 89 percent of cases, and mild fabrication in 70 percent of cases. A diagnostic pass on those missed fabrications, run on development data only, found that response time entropy separates them from genuine interviews without overlap, so the shortfall is traced to threshold calibration rather than to any absence of signal in the features. The deliverables include a documented Python feature library, a paradata format guide, labelled validation datasets and this report.</w:t>
       </w:r>
     </w:p>
     <w:bookmarkEnd w:id="16"/>
@@ -1387,7 +1387,7 @@
         <w:pStyle w:val="FirstParagraph"/>
       </w:pPr>
       <w:r>
-        <w:t xml:space="preserve">Per-type detection rates on the held-out stress data show a clear gradient of difficulty. Aggregated across the four stress runs, speeding was detected in all 132 instances. Disengagement was detected in 121 of 136 instances, or 89 percent, driven by the median-relative pause rule combined with elevated back-navigation. Fabrication was detected in 93 of 132 instances, or 70 percent, with per-run rates between 61 and 76 percent. The undetected fabricated interviews all came from the mildly compressed variant, whose mean response time and spread sit close to those of a quick but genuine respondent. Feature by feature, such interviews are almost indistinguishable from honest fast completions; their signature exists only in the joint pattern of moderate compression, complexity-blind pacing and low navigation, which univariate fences cannot capture. This is precisely the limitation of univariate outlier detection anticipated in the literature (Chandola, Banerjee and Kumar, 2009) and accepted in the project scope.</w:t>
+        <w:t xml:space="preserve">Per-class recall on the held-out stress data shows a clear gradient of difficulty. Each figure below is the recall for that injected class, that is the proportion of interviews of that type which the combined detector flagged, aggregated across the four stress runs. These are diagnostic breakdowns of a single detector rather than separate detectors, and the proposal’s success criteria of precision 0.80 and recall 0.75 are defined for the combined detector, which exceeds both on every run. Aggregated across the four stress runs, speeding was detected in all 132 instances. Disengagement was detected in 121 of 136 instances, or 89 percent, driven by the median-relative pause rule combined with elevated back-navigation. Fabrication was detected in 93 of 132 instances, a per-class recall of 0.70, with per-run rates between 0.61 and 0.76. The undetected fabricated interviews all came from the mildly compressed variant. The stress generator emits two fabricated profiles, and the tightly compressed one was detected without exception, so the aggregate figure combines one profile at perfect recall with another at approximately half. A bounded diagnostic pass on the false negatives, conducted on development seeds and reported in full in the accompanying validation documentation, established that these interviews are not in fact indistinguishable from genuine ones. Response time entropy separates the two populations completely on those datasets, the highest fabricated value being 1.983 against a lowest genuine value of 2.039. The misses arise from how the detector reads that feature rather than from an absence of signal in it: the behavioural entropy rule applies an absolute constant calibrated to the tightly compressed profile, and the corresponding interquartile fence is estimated from a sample that already contains twenty percent injected anomalies, which depresses the lower quartile and the fence with it. This second effect is the masking phenomenon long recognised in unsupervised outlier detection (Chandola, Banerjee and Kumar, 2009). A related structural limitation applies to the right-skewed non-negative features: for quantities such as response time variance the Tukey lower fence falls below zero and is therefore unreachable, so no low-side outlier can be detected on them at all. These are calibration and fence-construction limitations rather than evidence that univariate analysis is insufficient for this profile, and they are recorded here as the honest account of where the method’s recall is lost.</w:t>
       </w:r>
     </w:p>
     <w:bookmarkEnd w:id="40"/>
@@ -1432,7 +1432,7 @@
         <w:pStyle w:val="BodyText"/>
       </w:pPr>
       <w:r>
-        <w:t xml:space="preserve">Third, and equally important, the evaluation shows where the approach stops working. Early runs of this project scored perfect precision and recall everywhere, which was initially read as success. Closer inspection showed the synthetic anomalies were too cleanly separated and parts of the detector configuration mirrored the generator. Treating perfect scores as a warning rather than a result, and rebuilding the evaluation around held-out seeds, overlapping profiles and prevalence sweeps, produced lower numbers and a far more defensible claim. The residual misses concentrate in mild fabrication, and the reason is structural rather than a matter of tuning: a determined fabricator who paces plausibly and varies their timing produces a univariate profile inside normal bounds. Detecting that adversary requires modelling joint feature structure, which was deliberately excluded from scope to preserve interpretability, and which is the natural next step for future work.</w:t>
+        <w:t xml:space="preserve">Third, and equally important, the evaluation shows where the approach stops working. Early runs of this project scored perfect precision and recall everywhere, which was initially read as success. Closer inspection showed the synthetic anomalies were too cleanly separated and parts of the detector configuration mirrored the generator. Treating perfect scores as a warning rather than a result, and rebuilding the evaluation around held-out seeds, overlapping profiles and prevalence sweeps, produced lower numbers and a far more defensible claim. The residual misses concentrate in mild fabrication. My initial reading was that these interviews sit inside normal bounds on every individual feature and are therefore beyond the reach of any univariate method. The diagnostic pass reported in section 6.6 does not support that reading. Response time entropy separates the missed fabrications from genuine interviews with a clear margin and no overlap, and the detector fails to act on that separation because the rule reading entropy uses a fixed constant fitted to a different fabrication profile, and because the accompanying fence is estimated from data that already contains the anomalies it is meant to isolate. The shortfall is therefore a calibration and estimation problem within the univariate design, not proof that the design has reached its ceiling. That distinction matters for what should be done next: a corrected threshold is a smaller and better understood change than a move to multivariate modelling, and it should be attempted and evaluated first.</w:t>
       </w:r>
     </w:p>
     <w:p>
@@ -1474,7 +1474,7 @@
         <w:pStyle w:val="BodyText"/>
       </w:pPr>
       <w:r>
-        <w:t xml:space="preserve">Detection is univariate. As the fabrication results show, anomalies expressed only in joint feature patterns evade fence-based flags. The thresholds shipped as defaults were chosen from the literature and from calibration data, and although every threshold is configurable and most are median-relative, deployments on instruments very unlike the twenty-question household pattern of the benchmarks should recalibrate.</w:t>
+        <w:t xml:space="preserve">Detection is univariate, and anomalies expressed only in joint feature patterns will evade fence-based flags. The fabrication results are not themselves an instance of that limit, since the diagnostic found a single feature that separates the missed cases cleanly, but the limit remains real for adversaries whose individual features all fall within normal ranges. The thresholds shipped as defaults were chosen from the literature and from calibration data, and although every threshold is configurable and most are median-relative, deployments on instruments very unlike the twenty-question household pattern of the benchmarks should recalibrate.</w:t>
       </w:r>
     </w:p>
     <w:p>
@@ -1500,7 +1500,7 @@
         <w:pStyle w:val="FirstParagraph"/>
       </w:pPr>
       <w:r>
-        <w:t xml:space="preserve">This project set out to make timing-based paradata usable for survey quality assurance at scale, and delivered a working system: format-aware parsers for the two dominant collection platforms, a documented forty-feature library spanning four levels of granularity, a transparent and configurable anomaly detector, a labelled synthetic benchmark generator, and an evaluation that meets its predefined success criteria under deliberately hostile conditions. Precision remained between 0.95 and 1.00 and recall between 0.84 and 1.00 on data the detector had never seen, including a stress condition constructed to blur the line between genuine and anomalous behaviour. The system detects speeding essentially perfectly, disengagement reliably, and blatant fabrication reliably, while mild fabrication marks the boundary at which univariate methods give way to multivariate ones. All six objectives set at proposal stage are met. Future work should validate the system against real field data with verified outcomes, extend detection with an interpretable multivariate layer, and add parsers for further platforms, each of which the architecture was explicitly designed to accommodate.</w:t>
+        <w:t xml:space="preserve">This project set out to make timing-based paradata usable for survey quality assurance at scale, and delivered a working system: format-aware parsers for the two dominant collection platforms, a documented forty-feature library spanning four levels of granularity, a transparent and configurable anomaly detector, a labelled synthetic benchmark generator, and an evaluation that meets its predefined success criteria under deliberately hostile conditions. Precision remained between 0.96 and 1.00 and recall between 0.84 and 1.00 on data the detector had never seen, including a stress condition constructed to blur the line between genuine and anomalous behaviour. The system detects speeding essentially perfectly, disengagement reliably, and blatant fabrication reliably. Mild fabrication is detected in roughly seven cases in ten, and the diagnostic reported here locates that shortfall in threshold calibration rather than in the univariate design itself, which makes it a tractable target rather than a boundary. All six objectives set at proposal stage are met. Future work should validate the system against real field data with verified outcomes, extend detection with an interpretable multivariate layer, and add parsers for further platforms, each of which the architecture was explicitly designed to accommodate.</w:t>
       </w:r>
     </w:p>
     <w:bookmarkEnd w:id="45"/>
@@ -2588,6 +2588,240 @@
       <w:sz w:val="20"/>
       <w:szCs w:val="20"/>
     </w:rPr>
+  </w:style>
+  <w:style w:customStyle="1" w:styleId="SourceCode" w:type="paragraph">
+    <w:name w:val="Source Code"/>
+    <w:basedOn w:val="Normal"/>
+    <w:link w:val="VerbatimChar"/>
+    <w:pPr>
+      <w:wordWrap w:val="off"/>
+    </w:pPr>
+  </w:style>
+  <w:style w:customStyle="1" w:styleId="KeywordTok" w:type="character">
+    <w:name w:val="KeywordTok"/>
+    <w:basedOn w:val="VerbatimChar"/>
+    <w:rPr>
+      <w:b/>
+      <w:color w:val="007020"/>
+    </w:rPr>
+  </w:style>
+  <w:style w:customStyle="1" w:styleId="DataTypeTok" w:type="character">
+    <w:name w:val="DataTypeTok"/>
+    <w:basedOn w:val="VerbatimChar"/>
+    <w:rPr>
+      <w:color w:val="902000"/>
+    </w:rPr>
+  </w:style>
+  <w:style w:customStyle="1" w:styleId="DecValTok" w:type="character">
+    <w:name w:val="DecValTok"/>
+    <w:basedOn w:val="VerbatimChar"/>
+    <w:rPr>
+      <w:color w:val="40a070"/>
+    </w:rPr>
+  </w:style>
+  <w:style w:customStyle="1" w:styleId="BaseNTok" w:type="character">
+    <w:name w:val="BaseNTok"/>
+    <w:basedOn w:val="VerbatimChar"/>
+    <w:rPr>
+      <w:color w:val="40a070"/>
+    </w:rPr>
+  </w:style>
+  <w:style w:customStyle="1" w:styleId="FloatTok" w:type="character">
+    <w:name w:val="FloatTok"/>
+    <w:basedOn w:val="VerbatimChar"/>
+    <w:rPr>
+      <w:color w:val="40a070"/>
+    </w:rPr>
+  </w:style>
+  <w:style w:customStyle="1" w:styleId="ConstantTok" w:type="character">
+    <w:name w:val="ConstantTok"/>
+    <w:basedOn w:val="VerbatimChar"/>
+    <w:rPr>
+      <w:color w:val="880000"/>
+    </w:rPr>
+  </w:style>
+  <w:style w:customStyle="1" w:styleId="CharTok" w:type="character">
+    <w:name w:val="CharTok"/>
+    <w:basedOn w:val="VerbatimChar"/>
+    <w:rPr>
+      <w:color w:val="4070a0"/>
+    </w:rPr>
+  </w:style>
+  <w:style w:customStyle="1" w:styleId="SpecialCharTok" w:type="character">
+    <w:name w:val="SpecialCharTok"/>
+    <w:basedOn w:val="VerbatimChar"/>
+    <w:rPr>
+      <w:color w:val="4070a0"/>
+    </w:rPr>
+  </w:style>
+  <w:style w:customStyle="1" w:styleId="StringTok" w:type="character">
+    <w:name w:val="StringTok"/>
+    <w:basedOn w:val="VerbatimChar"/>
+    <w:rPr>
+      <w:color w:val="4070a0"/>
+    </w:rPr>
+  </w:style>
+  <w:style w:customStyle="1" w:styleId="VerbatimStringTok" w:type="character">
+    <w:name w:val="VerbatimStringTok"/>
+    <w:basedOn w:val="VerbatimChar"/>
+    <w:rPr>
+      <w:color w:val="4070a0"/>
+    </w:rPr>
+  </w:style>
+  <w:style w:customStyle="1" w:styleId="SpecialStringTok" w:type="character">
+    <w:name w:val="SpecialStringTok"/>
+    <w:basedOn w:val="VerbatimChar"/>
+    <w:rPr>
+      <w:color w:val="bb6688"/>
+    </w:rPr>
+  </w:style>
+  <w:style w:customStyle="1" w:styleId="ImportTok" w:type="character">
+    <w:name w:val="ImportTok"/>
+    <w:basedOn w:val="VerbatimChar"/>
+    <w:rPr>
+      <w:b/>
+      <w:color w:val="008000"/>
+    </w:rPr>
+  </w:style>
+  <w:style w:customStyle="1" w:styleId="CommentTok" w:type="character">
+    <w:name w:val="CommentTok"/>
+    <w:basedOn w:val="VerbatimChar"/>
+    <w:rPr>
+      <w:i/>
+      <w:color w:val="60a0b0"/>
+    </w:rPr>
+  </w:style>
+  <w:style w:customStyle="1" w:styleId="DocumentationTok" w:type="character">
+    <w:name w:val="DocumentationTok"/>
+    <w:basedOn w:val="VerbatimChar"/>
+    <w:rPr>
+      <w:i/>
+      <w:color w:val="ba2121"/>
+    </w:rPr>
+  </w:style>
+  <w:style w:customStyle="1" w:styleId="AnnotationTok" w:type="character">
+    <w:name w:val="AnnotationTok"/>
+    <w:basedOn w:val="VerbatimChar"/>
+    <w:rPr>
+      <w:b/>
+      <w:i/>
+      <w:color w:val="60a0b0"/>
+    </w:rPr>
+  </w:style>
+  <w:style w:customStyle="1" w:styleId="CommentVarTok" w:type="character">
+    <w:name w:val="CommentVarTok"/>
+    <w:basedOn w:val="VerbatimChar"/>
+    <w:rPr>
+      <w:b/>
+      <w:i/>
+      <w:color w:val="60a0b0"/>
+    </w:rPr>
+  </w:style>
+  <w:style w:customStyle="1" w:styleId="OtherTok" w:type="character">
+    <w:name w:val="OtherTok"/>
+    <w:basedOn w:val="VerbatimChar"/>
+    <w:rPr>
+      <w:color w:val="007020"/>
+    </w:rPr>
+  </w:style>
+  <w:style w:customStyle="1" w:styleId="FunctionTok" w:type="character">
+    <w:name w:val="FunctionTok"/>
+    <w:basedOn w:val="VerbatimChar"/>
+    <w:rPr>
+      <w:color w:val="06287e"/>
+    </w:rPr>
+  </w:style>
+  <w:style w:customStyle="1" w:styleId="VariableTok" w:type="character">
+    <w:name w:val="VariableTok"/>
+    <w:basedOn w:val="VerbatimChar"/>
+    <w:rPr>
+      <w:color w:val="19177c"/>
+    </w:rPr>
+  </w:style>
+  <w:style w:customStyle="1" w:styleId="ControlFlowTok" w:type="character">
+    <w:name w:val="ControlFlowTok"/>
+    <w:basedOn w:val="VerbatimChar"/>
+    <w:rPr>
+      <w:b/>
+      <w:color w:val="007020"/>
+    </w:rPr>
+  </w:style>
+  <w:style w:customStyle="1" w:styleId="OperatorTok" w:type="character">
+    <w:name w:val="OperatorTok"/>
+    <w:basedOn w:val="VerbatimChar"/>
+    <w:rPr>
+      <w:color w:val="666666"/>
+    </w:rPr>
+  </w:style>
+  <w:style w:customStyle="1" w:styleId="BuiltInTok" w:type="character">
+    <w:name w:val="BuiltInTok"/>
+    <w:basedOn w:val="VerbatimChar"/>
+    <w:rPr>
+      <w:color w:val="008000"/>
+    </w:rPr>
+  </w:style>
+  <w:style w:customStyle="1" w:styleId="ExtensionTok" w:type="character">
+    <w:name w:val="ExtensionTok"/>
+    <w:basedOn w:val="VerbatimChar"/>
+    <w:rPr/>
+  </w:style>
+  <w:style w:customStyle="1" w:styleId="PreprocessorTok" w:type="character">
+    <w:name w:val="PreprocessorTok"/>
+    <w:basedOn w:val="VerbatimChar"/>
+    <w:rPr>
+      <w:color w:val="bc7a00"/>
+    </w:rPr>
+  </w:style>
+  <w:style w:customStyle="1" w:styleId="AttributeTok" w:type="character">
+    <w:name w:val="AttributeTok"/>
+    <w:basedOn w:val="VerbatimChar"/>
+    <w:rPr>
+      <w:color w:val="7d9029"/>
+    </w:rPr>
+  </w:style>
+  <w:style w:customStyle="1" w:styleId="RegionMarkerTok" w:type="character">
+    <w:name w:val="RegionMarkerTok"/>
+    <w:basedOn w:val="VerbatimChar"/>
+    <w:rPr/>
+  </w:style>
+  <w:style w:customStyle="1" w:styleId="InformationTok" w:type="character">
+    <w:name w:val="InformationTok"/>
+    <w:basedOn w:val="VerbatimChar"/>
+    <w:rPr>
+      <w:b/>
+      <w:i/>
+      <w:color w:val="60a0b0"/>
+    </w:rPr>
+  </w:style>
+  <w:style w:customStyle="1" w:styleId="WarningTok" w:type="character">
+    <w:name w:val="WarningTok"/>
+    <w:basedOn w:val="VerbatimChar"/>
+    <w:rPr>
+      <w:b/>
+      <w:i/>
+      <w:color w:val="60a0b0"/>
+    </w:rPr>
+  </w:style>
+  <w:style w:customStyle="1" w:styleId="AlertTok" w:type="character">
+    <w:name w:val="AlertTok"/>
+    <w:basedOn w:val="VerbatimChar"/>
+    <w:rPr>
+      <w:b/>
+      <w:color w:val="ff0000"/>
+    </w:rPr>
+  </w:style>
+  <w:style w:customStyle="1" w:styleId="ErrorTok" w:type="character">
+    <w:name w:val="ErrorTok"/>
+    <w:basedOn w:val="VerbatimChar"/>
+    <w:rPr>
+      <w:b/>
+      <w:color w:val="ff0000"/>
+    </w:rPr>
+  </w:style>
+  <w:style w:customStyle="1" w:styleId="NormalTok" w:type="character">
+    <w:name w:val="NormalTok"/>
+    <w:basedOn w:val="VerbatimChar"/>
+    <w:rPr/>
   </w:style>
   <w:style w:type="paragraph" w:customStyle="1" w:styleId="SourceCode">
     <w:name w:val="Source Code"/>

--- a/docs/deliverables/SAMUEL KAOMA 2022016530 Final Report.docx
+++ b/docs/deliverables/SAMUEL KAOMA 2022016530 Final Report.docx
@@ -1432,7 +1432,7 @@
         <w:pStyle w:val="BodyText"/>
       </w:pPr>
       <w:r>
-        <w:t xml:space="preserve">Third, and equally important, the evaluation shows where the approach stops working. Early runs of this project scored perfect precision and recall everywhere, which was initially read as success. Closer inspection showed the synthetic anomalies were too cleanly separated and parts of the detector configuration mirrored the generator. Treating perfect scores as a warning rather than a result, and rebuilding the evaluation around held-out seeds, overlapping profiles and prevalence sweeps, produced lower numbers and a far more defensible claim. The residual misses concentrate in mild fabrication. My initial reading was that these interviews sit inside normal bounds on every individual feature and are therefore beyond the reach of any univariate method. The diagnostic pass reported in section 6.6 does not support that reading. Response time entropy separates the missed fabrications from genuine interviews with a clear margin and no overlap, and the detector fails to act on that separation because the rule reading entropy uses a fixed constant fitted to a different fabrication profile, and because the accompanying fence is estimated from data that already contains the anomalies it is meant to isolate. The shortfall is therefore a calibration and estimation problem within the univariate design, not proof that the design has reached its ceiling. That distinction matters for what should be done next: a corrected threshold is a smaller and better understood change than a move to multivariate modelling, and it should be attempted and evaluated first.</w:t>
+        <w:t xml:space="preserve">Third, and equally important, the evaluation shows where the approach stops working. Early runs of this project scored perfect precision and recall everywhere, which was initially read as success. Closer inspection showed the synthetic anomalies were too cleanly separated and parts of the detector configuration mirrored the generator. Treating perfect scores as a warning rather than a result, and rebuilding the evaluation around held-out seeds, overlapping profiles and prevalence sweeps, produced lower numbers and a far more defensible claim. The residual misses concentrate in mild fabrication. My initial reading was that these interviews sit inside normal bounds on every individual feature and are therefore beyond the reach of any univariate method. The diagnostic pass reported in section 6.6 does not support that reading. Response time entropy separates the missed fabrications from genuine interviews with a clear margin and no overlap, and the detector fails to act on that separation because the rule reading entropy uses a fixed constant fitted to a different fabrication profile, and because the accompanying fence is estimated from data that already contains the anomalies it is meant to isolate. The shortfall is therefore a calibration and estimation problem within the univariate design, not proof that the design has reached its ceiling. That distinction matters for what should be done next: a corrected threshold is a smaller and better understood change than a move to multivariate modelling, and it was therefore attempted first. The correction retains the absolute constant as a floor and adds a fence estimated from the uncontaminated upper half of the entropy distribution, a form chosen because every anomaly profile in scope lowers entropy and none raises it, and because it reduces to the existing Tukey fence for a symmetric distribution. It was developed on the development seeds, frozen, and evaluated once against the held-out data. Detection of fabricated interviews rose from 0.70 to 1.00, and the lowest precision across the round fell from 0.9570 to 0.8333. The gain concentrates in the stress condition and the cost concentrates at low prevalence, where recall was already complete and the additional flags fall entirely on genuine interviews. Since realistic fabrication rates are low, the change as it stands trades false accusations for no additional detection in the condition that most resembles deployment. It is therefore held on a separate branch and is not part of the evaluated system reported here. Whether to adopt it is a judgement about the relative cost of an undetected fabrication against a genuine enumerator sent for review, which is a deployment decision rather than a methodological one.</w:t>
       </w:r>
     </w:p>
     <w:p>
@@ -1500,7 +1500,7 @@
         <w:pStyle w:val="FirstParagraph"/>
       </w:pPr>
       <w:r>
-        <w:t xml:space="preserve">This project set out to make timing-based paradata usable for survey quality assurance at scale, and delivered a working system: format-aware parsers for the two dominant collection platforms, a documented forty-feature library spanning four levels of granularity, a transparent and configurable anomaly detector, a labelled synthetic benchmark generator, and an evaluation that meets its predefined success criteria under deliberately hostile conditions. Precision remained between 0.96 and 1.00 and recall between 0.84 and 1.00 on data the detector had never seen, including a stress condition constructed to blur the line between genuine and anomalous behaviour. The system detects speeding essentially perfectly, disengagement reliably, and blatant fabrication reliably. Mild fabrication is detected in roughly seven cases in ten, and the diagnostic reported here locates that shortfall in threshold calibration rather than in the univariate design itself, which makes it a tractable target rather than a boundary. All six objectives set at proposal stage are met. Future work should validate the system against real field data with verified outcomes, extend detection with an interpretable multivariate layer, and add parsers for further platforms, each of which the architecture was explicitly designed to accommodate.</w:t>
+        <w:t xml:space="preserve">This project set out to make timing-based paradata usable for survey quality assurance at scale, and delivered a working system: format-aware parsers for the two dominant collection platforms, a documented forty-feature library spanning three levels of granularity and a statistical characterisation layer, a transparent and configurable anomaly detector, a labelled synthetic benchmark generator, and an evaluation that meets its predefined success criteria under deliberately hostile conditions. Precision remained between 0.96 and 1.00 and recall between 0.84 and 1.00 on data the detector had never seen, including a stress condition constructed to blur the line between genuine and anomalous behaviour. The system detects speeding essentially perfectly, disengagement reliably, and blatant fabrication reliably. Mild fabrication is detected in roughly seven cases in ten, and the diagnostic reported here locates that shortfall in threshold calibration rather than in the univariate design itself, which makes it a tractable target rather than a boundary. All six objectives set at proposal stage are met. Future work should validate the system against real field data with verified outcomes, settle the entropy fence trade-off against operational evidence of relative error costs rather than synthetic prevalence alone, extend detection with an interpretable multivariate layer, and add parsers for further platforms, each of which the architecture was explicitly designed to accommodate.</w:t>
       </w:r>
     </w:p>
     <w:bookmarkEnd w:id="45"/>
@@ -2588,6 +2588,240 @@
       <w:sz w:val="20"/>
       <w:szCs w:val="20"/>
     </w:rPr>
+  </w:style>
+  <w:style w:customStyle="1" w:styleId="SourceCode" w:type="paragraph">
+    <w:name w:val="Source Code"/>
+    <w:basedOn w:val="Normal"/>
+    <w:link w:val="VerbatimChar"/>
+    <w:pPr>
+      <w:wordWrap w:val="off"/>
+    </w:pPr>
+  </w:style>
+  <w:style w:customStyle="1" w:styleId="KeywordTok" w:type="character">
+    <w:name w:val="KeywordTok"/>
+    <w:basedOn w:val="VerbatimChar"/>
+    <w:rPr>
+      <w:b/>
+      <w:color w:val="007020"/>
+    </w:rPr>
+  </w:style>
+  <w:style w:customStyle="1" w:styleId="DataTypeTok" w:type="character">
+    <w:name w:val="DataTypeTok"/>
+    <w:basedOn w:val="VerbatimChar"/>
+    <w:rPr>
+      <w:color w:val="902000"/>
+    </w:rPr>
+  </w:style>
+  <w:style w:customStyle="1" w:styleId="DecValTok" w:type="character">
+    <w:name w:val="DecValTok"/>
+    <w:basedOn w:val="VerbatimChar"/>
+    <w:rPr>
+      <w:color w:val="40a070"/>
+    </w:rPr>
+  </w:style>
+  <w:style w:customStyle="1" w:styleId="BaseNTok" w:type="character">
+    <w:name w:val="BaseNTok"/>
+    <w:basedOn w:val="VerbatimChar"/>
+    <w:rPr>
+      <w:color w:val="40a070"/>
+    </w:rPr>
+  </w:style>
+  <w:style w:customStyle="1" w:styleId="FloatTok" w:type="character">
+    <w:name w:val="FloatTok"/>
+    <w:basedOn w:val="VerbatimChar"/>
+    <w:rPr>
+      <w:color w:val="40a070"/>
+    </w:rPr>
+  </w:style>
+  <w:style w:customStyle="1" w:styleId="ConstantTok" w:type="character">
+    <w:name w:val="ConstantTok"/>
+    <w:basedOn w:val="VerbatimChar"/>
+    <w:rPr>
+      <w:color w:val="880000"/>
+    </w:rPr>
+  </w:style>
+  <w:style w:customStyle="1" w:styleId="CharTok" w:type="character">
+    <w:name w:val="CharTok"/>
+    <w:basedOn w:val="VerbatimChar"/>
+    <w:rPr>
+      <w:color w:val="4070a0"/>
+    </w:rPr>
+  </w:style>
+  <w:style w:customStyle="1" w:styleId="SpecialCharTok" w:type="character">
+    <w:name w:val="SpecialCharTok"/>
+    <w:basedOn w:val="VerbatimChar"/>
+    <w:rPr>
+      <w:color w:val="4070a0"/>
+    </w:rPr>
+  </w:style>
+  <w:style w:customStyle="1" w:styleId="StringTok" w:type="character">
+    <w:name w:val="StringTok"/>
+    <w:basedOn w:val="VerbatimChar"/>
+    <w:rPr>
+      <w:color w:val="4070a0"/>
+    </w:rPr>
+  </w:style>
+  <w:style w:customStyle="1" w:styleId="VerbatimStringTok" w:type="character">
+    <w:name w:val="VerbatimStringTok"/>
+    <w:basedOn w:val="VerbatimChar"/>
+    <w:rPr>
+      <w:color w:val="4070a0"/>
+    </w:rPr>
+  </w:style>
+  <w:style w:customStyle="1" w:styleId="SpecialStringTok" w:type="character">
+    <w:name w:val="SpecialStringTok"/>
+    <w:basedOn w:val="VerbatimChar"/>
+    <w:rPr>
+      <w:color w:val="bb6688"/>
+    </w:rPr>
+  </w:style>
+  <w:style w:customStyle="1" w:styleId="ImportTok" w:type="character">
+    <w:name w:val="ImportTok"/>
+    <w:basedOn w:val="VerbatimChar"/>
+    <w:rPr>
+      <w:b/>
+      <w:color w:val="008000"/>
+    </w:rPr>
+  </w:style>
+  <w:style w:customStyle="1" w:styleId="CommentTok" w:type="character">
+    <w:name w:val="CommentTok"/>
+    <w:basedOn w:val="VerbatimChar"/>
+    <w:rPr>
+      <w:i/>
+      <w:color w:val="60a0b0"/>
+    </w:rPr>
+  </w:style>
+  <w:style w:customStyle="1" w:styleId="DocumentationTok" w:type="character">
+    <w:name w:val="DocumentationTok"/>
+    <w:basedOn w:val="VerbatimChar"/>
+    <w:rPr>
+      <w:i/>
+      <w:color w:val="ba2121"/>
+    </w:rPr>
+  </w:style>
+  <w:style w:customStyle="1" w:styleId="AnnotationTok" w:type="character">
+    <w:name w:val="AnnotationTok"/>
+    <w:basedOn w:val="VerbatimChar"/>
+    <w:rPr>
+      <w:b/>
+      <w:i/>
+      <w:color w:val="60a0b0"/>
+    </w:rPr>
+  </w:style>
+  <w:style w:customStyle="1" w:styleId="CommentVarTok" w:type="character">
+    <w:name w:val="CommentVarTok"/>
+    <w:basedOn w:val="VerbatimChar"/>
+    <w:rPr>
+      <w:b/>
+      <w:i/>
+      <w:color w:val="60a0b0"/>
+    </w:rPr>
+  </w:style>
+  <w:style w:customStyle="1" w:styleId="OtherTok" w:type="character">
+    <w:name w:val="OtherTok"/>
+    <w:basedOn w:val="VerbatimChar"/>
+    <w:rPr>
+      <w:color w:val="007020"/>
+    </w:rPr>
+  </w:style>
+  <w:style w:customStyle="1" w:styleId="FunctionTok" w:type="character">
+    <w:name w:val="FunctionTok"/>
+    <w:basedOn w:val="VerbatimChar"/>
+    <w:rPr>
+      <w:color w:val="06287e"/>
+    </w:rPr>
+  </w:style>
+  <w:style w:customStyle="1" w:styleId="VariableTok" w:type="character">
+    <w:name w:val="VariableTok"/>
+    <w:basedOn w:val="VerbatimChar"/>
+    <w:rPr>
+      <w:color w:val="19177c"/>
+    </w:rPr>
+  </w:style>
+  <w:style w:customStyle="1" w:styleId="ControlFlowTok" w:type="character">
+    <w:name w:val="ControlFlowTok"/>
+    <w:basedOn w:val="VerbatimChar"/>
+    <w:rPr>
+      <w:b/>
+      <w:color w:val="007020"/>
+    </w:rPr>
+  </w:style>
+  <w:style w:customStyle="1" w:styleId="OperatorTok" w:type="character">
+    <w:name w:val="OperatorTok"/>
+    <w:basedOn w:val="VerbatimChar"/>
+    <w:rPr>
+      <w:color w:val="666666"/>
+    </w:rPr>
+  </w:style>
+  <w:style w:customStyle="1" w:styleId="BuiltInTok" w:type="character">
+    <w:name w:val="BuiltInTok"/>
+    <w:basedOn w:val="VerbatimChar"/>
+    <w:rPr>
+      <w:color w:val="008000"/>
+    </w:rPr>
+  </w:style>
+  <w:style w:customStyle="1" w:styleId="ExtensionTok" w:type="character">
+    <w:name w:val="ExtensionTok"/>
+    <w:basedOn w:val="VerbatimChar"/>
+    <w:rPr/>
+  </w:style>
+  <w:style w:customStyle="1" w:styleId="PreprocessorTok" w:type="character">
+    <w:name w:val="PreprocessorTok"/>
+    <w:basedOn w:val="VerbatimChar"/>
+    <w:rPr>
+      <w:color w:val="bc7a00"/>
+    </w:rPr>
+  </w:style>
+  <w:style w:customStyle="1" w:styleId="AttributeTok" w:type="character">
+    <w:name w:val="AttributeTok"/>
+    <w:basedOn w:val="VerbatimChar"/>
+    <w:rPr>
+      <w:color w:val="7d9029"/>
+    </w:rPr>
+  </w:style>
+  <w:style w:customStyle="1" w:styleId="RegionMarkerTok" w:type="character">
+    <w:name w:val="RegionMarkerTok"/>
+    <w:basedOn w:val="VerbatimChar"/>
+    <w:rPr/>
+  </w:style>
+  <w:style w:customStyle="1" w:styleId="InformationTok" w:type="character">
+    <w:name w:val="InformationTok"/>
+    <w:basedOn w:val="VerbatimChar"/>
+    <w:rPr>
+      <w:b/>
+      <w:i/>
+      <w:color w:val="60a0b0"/>
+    </w:rPr>
+  </w:style>
+  <w:style w:customStyle="1" w:styleId="WarningTok" w:type="character">
+    <w:name w:val="WarningTok"/>
+    <w:basedOn w:val="VerbatimChar"/>
+    <w:rPr>
+      <w:b/>
+      <w:i/>
+      <w:color w:val="60a0b0"/>
+    </w:rPr>
+  </w:style>
+  <w:style w:customStyle="1" w:styleId="AlertTok" w:type="character">
+    <w:name w:val="AlertTok"/>
+    <w:basedOn w:val="VerbatimChar"/>
+    <w:rPr>
+      <w:b/>
+      <w:color w:val="ff0000"/>
+    </w:rPr>
+  </w:style>
+  <w:style w:customStyle="1" w:styleId="ErrorTok" w:type="character">
+    <w:name w:val="ErrorTok"/>
+    <w:basedOn w:val="VerbatimChar"/>
+    <w:rPr>
+      <w:b/>
+      <w:color w:val="ff0000"/>
+    </w:rPr>
+  </w:style>
+  <w:style w:customStyle="1" w:styleId="NormalTok" w:type="character">
+    <w:name w:val="NormalTok"/>
+    <w:basedOn w:val="VerbatimChar"/>
+    <w:rPr/>
   </w:style>
   <w:style w:customStyle="1" w:styleId="SourceCode" w:type="paragraph">
     <w:name w:val="Source Code"/>

--- a/docs/deliverables/SAMUEL KAOMA 2022016530 Final Report.docx
+++ b/docs/deliverables/SAMUEL KAOMA 2022016530 Final Report.docx
@@ -2,7 +2,7 @@
 <file path=word/document.xml><?xml version="1.0" encoding="utf-8"?>
 <w:document xmlns:w="http://schemas.openxmlformats.org/wordprocessingml/2006/main" xmlns:m="http://schemas.openxmlformats.org/officeDocument/2006/math" xmlns:r="http://schemas.openxmlformats.org/officeDocument/2006/relationships" xmlns:o="urn:schemas-microsoft-com:office:office" xmlns:v="urn:schemas-microsoft-com:vml" xmlns:w10="urn:schemas-microsoft-com:office:word" xmlns:a="http://schemas.openxmlformats.org/drawingml/2006/main" xmlns:pic="http://schemas.openxmlformats.org/drawingml/2006/picture" xmlns:wp="http://schemas.openxmlformats.org/drawingml/2006/wordprocessingDrawing">
   <w:body>
-    <w:bookmarkStart w:id="47" w:name="X7bd9ec07edeb14c651b913d46402476d938bc99"/>
+    <w:bookmarkStart w:id="41" w:name="X7bd9ec07edeb14c651b913d46402476d938bc99"/>
     <w:p>
       <w:pPr>
         <w:pStyle w:val="Heading1"/>
@@ -16,10 +16,10 @@
         <w:pStyle w:val="FirstParagraph"/>
       </w:pPr>
       <w:r>
-        <w:t xml:space="preserve">Samuel Kaoma (2022016530) | CSC 4004 | Supervisor: Mr. Mofya Phiri | July 2026</w:t>
-      </w:r>
-    </w:p>
-    <w:bookmarkStart w:id="16" w:name="abstract"/>
+        <w:t xml:space="preserve">Samuel Kaoma (2022016530) | CSC 4004 | Supervisor: Mr. Mofya Phiri | September 2026</w:t>
+      </w:r>
+    </w:p>
+    <w:bookmarkStart w:id="9" w:name="abstract"/>
     <w:p>
       <w:pPr>
         <w:pStyle w:val="Heading2"/>
@@ -36,8 +36,8 @@
         <w:t xml:space="preserve">Digital data collection platforms such as SurveyCTO and ODK Collect record detailed process data, commonly called paradata, alongside every interview. These audit logs hold timestamps, navigation events and validation errors that describe how an interview was conducted rather than what was answered. Although survey methodology research has repeatedly shown that such timing data can expose fabrication, speeding and disengagement, paradata remains underused in practice because the raw logs differ across platforms and no standard tooling exists to turn them into analytical features. This study designed, implemented and evaluated an automated pipeline that parses SurveyCTO and ODK audit logs into a common intermediate representation, computes forty timing-based features across question, section and survey levels of granularity together with a statistical characterisation of each response time distribution, and flags anomalous interviews using interquartile range thresholds combined with transparent, configurable rules. The system was evaluated against synthetic benchmark datasets with labelled injected anomalies, including datasets generated from random seeds that were never used during development and a stress condition in which normal and anomalous behaviour deliberately overlap. Across a class imbalance sweep from five to thirty percent anomaly prevalence the detector achieved precision between 0.96 and 1.00 with full recall. On held-out stress datasets in both platform formats it achieved precision between 0.96 and 1.00 and recall between 0.84 and 0.89, exceeding the predefined success criteria of 0.80 precision and 0.75 recall. Across the stress runs speeding was detected in every case, disengagement in 89 percent of cases, and mild fabrication in 70 percent of cases. A diagnostic pass on those missed fabrications, run on development data only, found that response time entropy separates them from genuine interviews without overlap, so the shortfall is traced to threshold calibration rather than to any absence of signal in the features. The deliverables include a documented Python feature library, a paradata format guide, labelled validation datasets and this report.</w:t>
       </w:r>
     </w:p>
-    <w:bookmarkEnd w:id="16"/>
-    <w:bookmarkStart w:id="20" w:name="introduction"/>
+    <w:bookmarkEnd w:id="9"/>
+    <w:bookmarkStart w:id="14" w:name="introduction"/>
     <w:p>
       <w:pPr>
         <w:pStyle w:val="Heading2"/>
@@ -62,7 +62,7 @@
         <w:t xml:space="preserve">These behavioural traces carry diagnostic value that conventional quality checks cannot match. Unusually fast completion may indicate rushed or fabricated responses, extended pauses may signal confusion or interruption, and atypical navigation patterns may point to satisficing behaviour, in which respondents or enumerators invest only the minimum effort required to move forward (Krosnick, 1991; Yan and Tourangeau, 2008). Despite this potential, paradata is routinely underused. Audit logs from SurveyCTO and ODK differ in structure, field naming and timing granularity, and the statistical work needed to convert millions of raw event rows into defensible quality indicators is beyond the reach of most survey teams (Kreuter, 2013).</w:t>
       </w:r>
     </w:p>
-    <w:bookmarkStart w:id="17" w:name="problem-statement"/>
+    <w:bookmarkStart w:id="10" w:name="problem-statement"/>
     <w:p>
       <w:pPr>
         <w:pStyle w:val="Heading3"/>
@@ -79,8 +79,8 @@
         <w:t xml:space="preserve">Existing survey quality assurance practice relies largely on aggregate indicators, chiefly total interview duration, together with manual back-checking of a sample of interviews. These methods are poorly equipped to detect behavioural irregularities that occur during the interview, such as uniform pacing across questions of very different complexity, or the complete absence of the natural navigation errors that human interviewers make (Wenz, Kreuter and Janke, 2019). At the same time, the raw material needed to detect these patterns already exists in the audit logs that both major platforms produce by default. The barrier is the absence of automated, format-aware tools that transform heterogeneous logs into structured features and apply statistically sound detection methods that respect the non-normal distributions typical of response time data (Iglewicz and Hoaglin, 1993).</w:t>
       </w:r>
     </w:p>
-    <w:bookmarkEnd w:id="17"/>
-    <w:bookmarkStart w:id="18" w:name="aim"/>
+    <w:bookmarkEnd w:id="10"/>
+    <w:bookmarkStart w:id="11" w:name="aim"/>
     <w:p>
       <w:pPr>
         <w:pStyle w:val="Heading3"/>
@@ -97,8 +97,8 @@
         <w:t xml:space="preserve">The aim of this project was to design and implement an automated pipeline for extracting, cataloguing and analysing timing-based paradata features from SurveyCTO and ODK audit logs in order to support scalable survey data quality assessment.</w:t>
       </w:r>
     </w:p>
-    <w:bookmarkEnd w:id="18"/>
-    <w:bookmarkStart w:id="19" w:name="objectives"/>
+    <w:bookmarkEnd w:id="11"/>
+    <w:bookmarkStart w:id="12" w:name="objectives"/>
     <w:p>
       <w:pPr>
         <w:pStyle w:val="Heading3"/>
@@ -178,11 +178,15 @@
       <w:r>
         <w:t xml:space="preserve">To generate structured output datasets, feature documentation and a paradata format guide suitable for reuse by survey researchers.</w:t>
       </w:r>
-      <w:r>
-        <w:t xml:space="preserve"> </w:t>
-      </w:r>
-      <w:r>
-        <w:t xml:space="preserve">### 1.4 Scope</w:t>
+    </w:p>
+    <w:bookmarkEnd w:id="12"/>
+    <w:bookmarkStart w:id="13" w:name="scope"/>
+    <w:p>
+      <w:pPr>
+        <w:pStyle w:val="Heading3"/>
+      </w:pPr>
+      <w:r>
+        <w:t xml:space="preserve">1.4 Scope</w:t>
       </w:r>
     </w:p>
     <w:p>
@@ -193,9 +197,9 @@
         <w:t xml:space="preserve">The project processes audit logs from SurveyCTO and ODK, extracts forty timing-based and behavioural features, characterises response patterns statistically, applies interquartile range and rule-based anomaly detection, and validates the system empirically using synthetic datasets with labelled anomalies. Real-time monitoring, dashboard integration, machine learning deployment and primary data collection were excluded from scope at proposal stage and remain so.</w:t>
       </w:r>
     </w:p>
-    <w:bookmarkEnd w:id="19"/>
-    <w:bookmarkEnd w:id="20"/>
-    <w:bookmarkStart w:id="21" w:name="literature-review"/>
+    <w:bookmarkEnd w:id="13"/>
+    <w:bookmarkEnd w:id="14"/>
+    <w:bookmarkStart w:id="15" w:name="literature-review"/>
     <w:p>
       <w:pPr>
         <w:pStyle w:val="Heading2"/>
@@ -260,8 +264,8 @@
         <w:t xml:space="preserve">Finally, the evaluation strategy draws on the synthetic data literature. Where labelled real-world anomalies are unavailable, controlled injection of known anomaly types into generated data is an established way to benchmark detection systems (Chawla et al., 2002). Evaluation metrics computed on synthetic data are sensitive to class prevalence, so a fixed anomaly ratio can misrepresent operational performance; varying the ratio is the standard mitigation (Japkowicz and Stephen, 2002). Both practices are followed in this study.</w:t>
       </w:r>
     </w:p>
-    <w:bookmarkEnd w:id="21"/>
-    <w:bookmarkStart w:id="28" w:name="methodology"/>
+    <w:bookmarkEnd w:id="15"/>
+    <w:bookmarkStart w:id="22" w:name="methodology"/>
     <w:p>
       <w:pPr>
         <w:pStyle w:val="Heading2"/>
@@ -278,7 +282,7 @@
         <w:t xml:space="preserve">The system is a multi-stage pipeline that proceeds from raw log ingestion through parsing, feature extraction, statistical characterisation and anomaly detection to structured output generation. Development followed an iterative, test-driven approach in Python 3.10 and later versions, using Pandas and NumPy for data processing, SciPy for statistical functions, Matplotlib and Seaborn for visualisation, and Pytest for automated testing (McKinney, 2017).</w:t>
       </w:r>
     </w:p>
-    <w:bookmarkStart w:id="22" w:name="common-intermediate-representation"/>
+    <w:bookmarkStart w:id="16" w:name="common-intermediate-representation"/>
     <w:p>
       <w:pPr>
         <w:pStyle w:val="Heading3"/>
@@ -311,8 +315,8 @@
         <w:t xml:space="preserve">Timestamp handling deserves particular care because it is where real logs most often deviate from documentation. The SurveyCTO parser accepts epoch milliseconds as its canonical input but includes a guard for exports that record epoch seconds, detected from the magnitude of the median value and corrected by rescaling. The ODK parser converts ISO 8601 strings, including timezone offsets, into epoch milliseconds. Both parsers tolerate missing field names, unparseable timestamps and negative durations by marking the affected rows rather than silently accepting or discarding them, so that data problems surface in the quality flags rather than corrupting features. A controller above the parsers performs automatic format detection from column structure and timestamp shape, and can split hybrid files in which rows from both platforms have been concatenated into a single export, a situation that occurs in practice when field teams merge files before upload.</w:t>
       </w:r>
     </w:p>
-    <w:bookmarkEnd w:id="22"/>
-    <w:bookmarkStart w:id="23" w:name="feature-taxonomy"/>
+    <w:bookmarkEnd w:id="16"/>
+    <w:bookmarkStart w:id="17" w:name="feature-taxonomy"/>
     <w:p>
       <w:pPr>
         <w:pStyle w:val="Heading3"/>
@@ -536,14 +540,162 @@
         <w:t xml:space="preserve">Administrative events require care. Real audit logs open and close with form-level rows whose field identifier is blank. These rows contribute to total interview duration but are excluded from question-level and section-level statistics, because treating the gap between form start and form end as a pause would swamp every within-section measure. This exclusion was added after exactly that distortion was observed during validation.</w:t>
       </w:r>
     </w:p>
+    <w:bookmarkEnd w:id="17"/>
+    <w:bookmarkStart w:id="18" w:name="key-statistical-formulations"/>
+    <w:p>
+      <w:pPr>
+        <w:pStyle w:val="Heading3"/>
+      </w:pPr>
+      <w:r>
+        <w:t xml:space="preserve">3.3 Key statistical formulations</w:t>
+      </w:r>
+    </w:p>
+    <w:p>
+      <w:pPr>
+        <w:pStyle w:val="FirstParagraph"/>
+      </w:pPr>
+      <w:r>
+        <w:t xml:space="preserve">Three of the statistical features carry most of the detection weight and merit explicit definition. Shannon entropy of the response time distribution measures the unpredictability of an interview’s rhythm. Response times are binned into one-second intervals, the proportion of questions falling in each occupied bin is computed, and entropy is the negative sum of each proportion multiplied by its base-two logarithm. A fabricator who paces every question similarly concentrates the distribution in one or two bins and drives entropy towards zero, while a genuine interview spreads across many bins. The one-second bin width is fixed so that identical behaviour yields identical entropy in both platform formats regardless of timestamp precision.</w:t>
+      </w:r>
+    </w:p>
+    <w:p>
+      <w:pPr>
+        <w:pStyle w:val="BodyText"/>
+      </w:pPr>
+      <w:r>
+        <w:t xml:space="preserve">The coefficient of variation, the standard deviation of response times divided by their mean, provides a scale-free measure of pacing uniformity. Because it is normalised by the mean, it treats a uniformly slow fabricator and a uniformly fast one identically, catching mechanical pacing at any speed. Values below one tenth indicate pacing more uniform than human respondents produce across questions of varying complexity.</w:t>
+      </w:r>
+    </w:p>
+    <w:p>
+      <w:pPr>
+        <w:pStyle w:val="BodyText"/>
+      </w:pPr>
+      <w:r>
+        <w:t xml:space="preserve">Outlier fences follow Tukey’s construction. For a given feature the interquartile range is the distance between the first and third quartiles, and values falling more than one and a half times that distance outside either quartile are flagged. The construction uses only order statistics, so it makes no distributional assumption and is itself insensitive to the outliers it identifies, which is essential for right-skewed response time data where a z-score approach would let extreme values distort their own detection threshold (Iglewicz and Hoaglin, 1993).</w:t>
+      </w:r>
+    </w:p>
+    <w:bookmarkEnd w:id="18"/>
+    <w:bookmarkStart w:id="19" w:name="anomaly-detection"/>
+    <w:p>
+      <w:pPr>
+        <w:pStyle w:val="Heading3"/>
+      </w:pPr>
+      <w:r>
+        <w:t xml:space="preserve">3.4 Anomaly detection</w:t>
+      </w:r>
+    </w:p>
+    <w:p>
+      <w:pPr>
+        <w:pStyle w:val="FirstParagraph"/>
+      </w:pPr>
+      <w:r>
+        <w:t xml:space="preserve">An anomaly is defined at the interview level as statistically significant deviation from expected timing behaviour. Detection combines two complementary mechanisms. Statistical flagging applies Tukey fences to four features: total duration, mean response time, response time entropy and response time variance. For each, interviews below the first quartile minus 1.5 times the interquartile range, or above the third quartile plus the same margin, receive a flag. Rule-based flagging applies domain-derived thresholds covering implausibly short or long sessions, low mean response time relative to the sample median, low entropy, uniform pacing measured by the coefficient of variation, compressed interquartile range, low within-section variance, absent back-navigation in compressed-timing contexts, elevated back-navigation rates, and mean inter-question pauses well above the sample median. Wherever a threshold could depend on the instrument or population, it is expressed relative to the sample median rather than as an absolute number, and every threshold is a configuration parameter rather than a constant in code.</w:t>
+      </w:r>
+    </w:p>
+    <w:p>
+      <w:pPr>
+        <w:pStyle w:val="BodyText"/>
+      </w:pPr>
+      <w:r>
+        <w:t xml:space="preserve">Each interview receives an anomaly score equal to the number of active flags, with the four statistical flags contributing at most one point jointly so that a single extreme value cannot dominate the score. Interviews scoring at or above two are categorised as suspicious and at or above five as anomalous. A separate set of data quality flags, covering impossible values such as negative durations or a maximum below a minimum, routes technically corrupt records into their own category so that device faults are not misread as behavioural anomalies. The score is a transparent count: every flagged interview can be explained by listing its active flags, which is a requirement for use in field supervision.</w:t>
+      </w:r>
+    </w:p>
+    <w:bookmarkEnd w:id="19"/>
+    <w:bookmarkStart w:id="20" w:name="computational-considerations"/>
+    <w:p>
+      <w:pPr>
+        <w:pStyle w:val="Heading3"/>
+      </w:pPr>
+      <w:r>
+        <w:t xml:space="preserve">3.5 Computational considerations</w:t>
+      </w:r>
+    </w:p>
+    <w:p>
+      <w:pPr>
+        <w:pStyle w:val="FirstParagraph"/>
+      </w:pPr>
+      <w:r>
+        <w:t xml:space="preserve">The pipeline was designed for datasets ranging from pilot studies of a few dozen interviews to national surveys of tens of thousands. Feature extraction uses vectorised Pandas operations whose cost grows approximately linearly with the number of audit events per interview, and anomaly detection is dominated by quantile computation over interviews. Memory use is bounded by processing files independently and holding only interview-level summaries for the batch stage. Benchmarking during evaluation confirmed comfortable processing of ten-thousand-interview datasets on commodity hardware.</w:t>
+      </w:r>
+    </w:p>
+    <w:bookmarkEnd w:id="20"/>
+    <w:bookmarkStart w:id="21" w:name="ethical-considerations"/>
+    <w:p>
+      <w:pPr>
+        <w:pStyle w:val="Heading3"/>
+      </w:pPr>
+      <w:r>
+        <w:t xml:space="preserve">3.6 Ethical considerations</w:t>
+      </w:r>
+    </w:p>
+    <w:p>
+      <w:pPr>
+        <w:pStyle w:val="FirstParagraph"/>
+      </w:pPr>
+      <w:r>
+        <w:t xml:space="preserve">The system operates on paradata rather than on survey responses, which substantially reduces privacy risk. All evaluation data in this study is synthetic, so no respondent information of any kind was processed. The use of artificial intelligence tools during development is disclosed in a dedicated usage log appended to the project repository, in line with the supervision framework for the academic year.</w:t>
+      </w:r>
+    </w:p>
+    <w:bookmarkEnd w:id="21"/>
+    <w:bookmarkEnd w:id="22"/>
+    <w:bookmarkStart w:id="23" w:name="implementation"/>
+    <w:p>
+      <w:pPr>
+        <w:pStyle w:val="Heading2"/>
+      </w:pPr>
+      <w:r>
+        <w:t xml:space="preserve">4. Implementation</w:t>
+      </w:r>
+    </w:p>
+    <w:p>
+      <w:pPr>
+        <w:pStyle w:val="FirstParagraph"/>
+      </w:pPr>
+      <w:r>
+        <w:t xml:space="preserve">The pipeline is organised as five decoupled layers coordinated by a controller. The ingestion layer accepts one or more CSV files through a command line interface with an optional interactive mode. The parser layer produces the common intermediate representation described above. The extraction layer contains four extractor classes, one per feature group, each of which consumes the intermediate representation, or in the case of the statistical extractor the question-level output, and returns its features independently of the others. The validation layer applies the anomaly detector to the combined interview-level feature table, and the reporting layer writes the feature dataset, a per-interview anomaly report, granular question-level and section-level tables, and evaluation artefacts when ground truth labels are supplied.</w:t>
+      </w:r>
+    </w:p>
+    <w:p>
+      <w:pPr>
+        <w:pStyle w:val="BodyText"/>
+      </w:pPr>
+      <w:r>
+        <w:t xml:space="preserve">Features that require sample context are computed at batch level. Duration relative to the sample median, for example, cannot be known for a single interview in isolation, so the controller computes it once all interviews in a batch have been extracted. The evaluation path merges predictions with ground truth labels through a strict one-to-one join that fails loudly on duplicate or missing interview identifiers, and the detector never sees the labels; this separation prevents any leakage between detection and evaluation.</w:t>
+      </w:r>
+    </w:p>
+    <w:p>
+      <w:pPr>
+        <w:pStyle w:val="BodyText"/>
+      </w:pPr>
+      <w:r>
+        <w:t xml:space="preserve">Every detector threshold lives in a configuration object validated at load time, with defaults matching the values justified in the methodology. A configuration file can be supplied on the command line, and a recalibration script derives a configuration from a labelled dataset by sweeping the score threshold and selecting the value that best satisfies the precision and recall targets. Configurations record their provenance, including the datasets used and the generation timestamp, so that any reported result can be traced to the exact settings that produced it. Reproducibility extends to the data: every synthetic dataset records its random seed, size, anomaly ratio and difficulty in an accompanying summary file, and regenerating any benchmark is a single documented command.</w:t>
+      </w:r>
+    </w:p>
+    <w:p>
+      <w:pPr>
+        <w:pStyle w:val="BodyText"/>
+      </w:pPr>
+      <w:r>
+        <w:t xml:space="preserve">The automated test suite contains thirty-seven tests covering the parsers, each feature extractor, the detector, the configuration validation and the end-to-end pipeline, and the suite passes in full at the time of writing. During a line-by-line review of the codebase two defects were found and fixed: an upstream data integrity flag was being overwritten by the detector, and missing field names in ODK logs were being converted to the literal string nan instead of the intended placeholder. A third defect surfaced during evaluation, when newly added form-level events were found to be inflating section pause statistics, and was fixed by excluding administrative events from section aggregation. A final pre-submission audit in a clean environment surfaced two further defects: the conversion from ISO 8601 timestamps to epoch milliseconds assumed the nanosecond datetime resolution of earlier pandas versions and silently produced values a thousand times too small under pandas 3, and the question-level response time was computed as the first-to-last event span, duplicating a separate feature, rather than as the documented sum of event durations. Both were corrected, and all five fixes are covered by the test suite and recorded in version control.</w:t>
+      </w:r>
+    </w:p>
     <w:bookmarkEnd w:id="23"/>
-    <w:bookmarkStart w:id="24" w:name="key-statistical-formulations"/>
+    <w:bookmarkStart w:id="28" w:name="evaluation-methodology"/>
+    <w:p>
+      <w:pPr>
+        <w:pStyle w:val="Heading2"/>
+      </w:pPr>
+      <w:r>
+        <w:t xml:space="preserve">5. Evaluation Methodology</w:t>
+      </w:r>
+    </w:p>
+    <w:bookmarkStart w:id="24" w:name="synthetic-data-generation"/>
     <w:p>
       <w:pPr>
         <w:pStyle w:val="Heading3"/>
       </w:pPr>
       <w:r>
-        <w:t xml:space="preserve">3.3 Key statistical formulations</w:t>
+        <w:t xml:space="preserve">5.1 Synthetic data generation</w:t>
       </w:r>
     </w:p>
     <w:p>
@@ -551,7 +703,7 @@
         <w:pStyle w:val="FirstParagraph"/>
       </w:pPr>
       <w:r>
-        <w:t xml:space="preserve">Three of the statistical features carry most of the detection weight and merit explicit definition. Shannon entropy of the response time distribution measures the unpredictability of an interview’s rhythm. Response times are binned into one-second intervals, the proportion of questions falling in each occupied bin is computed, and entropy is the negative sum of each proportion multiplied by its base-two logarithm. A fabricator who paces every question similarly concentrates the distribution in one or two bins and drives entropy towards zero, while a genuine interview spreads across many bins. The one-second bin width is fixed so that identical behaviour yields identical entropy in both platform formats regardless of timestamp precision.</w:t>
+        <w:t xml:space="preserve">Evaluation uses synthetic audit logs with labelled injected anomalies, an established approach where labelled real-world data is unavailable (Chawla et al., 2002). The generator produces structurally realistic logs in both platform formats: interviews open with a form-start row and close with a form-end row carrying blank field identifiers, questions belong to five named sections of four questions each, genuine respondents occasionally trigger validation constraints, and navigation events appear at random positions. Response times for genuine interviews follow a log-normal distribution, consistent with empirical response latency research (Yan and Tourangeau, 2008), and are scaled by a fixed per-question complexity profile so that short factual items complete quickly and recall-heavy items complete slowly. Back-navigation counts follow a Poisson distribution.</w:t>
       </w:r>
     </w:p>
     <w:p>
@@ -559,25 +711,17 @@
         <w:pStyle w:val="BodyText"/>
       </w:pPr>
       <w:r>
-        <w:t xml:space="preserve">The coefficient of variation, the standard deviation of response times divided by their mean, provides a scale-free measure of pacing uniformity. Because it is normalised by the mean, it treats a uniformly slow fabricator and a uniformly fast one identically, catching mechanical pacing at any speed. Values below one tenth indicate pacing more uniform than human respondents produce across questions of varying complexity.</w:t>
-      </w:r>
-    </w:p>
-    <w:p>
-      <w:pPr>
-        <w:pStyle w:val="BodyText"/>
-      </w:pPr>
-      <w:r>
-        <w:t xml:space="preserve">Outlier fences follow Tukey’s construction. For a given feature the interquartile range is the distance between the first and third quartiles, and values falling more than one and a half times that distance outside either quartile are flagged. The construction uses only order statistics, so it makes no distributional assumption and is itself insensitive to the outliers it identifies, which is essential for right-skewed response time data where a z-score approach would let extreme values distort their own detection threshold (Iglewicz and Hoaglin, 1993).</w:t>
+        <w:t xml:space="preserve">Three anomaly profiles are injected according to the patterns documented in prior work. Fabricated interviews compress the response time distribution, ignore question complexity and suppress back-navigation (Wenz, Kreuter and Janke, 2019). Speeding interviews scale response times below plausible completion thresholds. Disengaged interviews combine slow uniform pacing with elevated pauses and erratic back-navigation (Conrad, Tourangeau and Couper, 2013). A fourth profile injects degenerate records, such as single rows with zero duration, to exercise the data quality path. The generator has a canonical difficulty, in which profiles are cleanly separated, and a stress difficulty, in which some genuine respondents are fast with little navigation and some fabricated interviews are only mildly compressed, so that the profiles overlap and detection is genuinely difficult.</w:t>
       </w:r>
     </w:p>
     <w:bookmarkEnd w:id="24"/>
-    <w:bookmarkStart w:id="25" w:name="anomaly-detection"/>
+    <w:bookmarkStart w:id="25" w:name="design-against-overfitting"/>
     <w:p>
       <w:pPr>
         <w:pStyle w:val="Heading3"/>
       </w:pPr>
       <w:r>
-        <w:t xml:space="preserve">3.4 Anomaly detection</w:t>
+        <w:t xml:space="preserve">5.2 Design against overfitting</w:t>
       </w:r>
     </w:p>
     <w:p>
@@ -585,25 +729,17 @@
         <w:pStyle w:val="FirstParagraph"/>
       </w:pPr>
       <w:r>
-        <w:t xml:space="preserve">An anomaly is defined at the interview level as statistically significant deviation from expected timing behaviour. Detection combines two complementary mechanisms. Statistical flagging applies Tukey fences to four features: total duration, mean response time, response time entropy and response time variance. For each, interviews below the first quartile minus 1.5 times the interquartile range, or above the third quartile plus the same margin, receive a flag. Rule-based flagging applies domain-derived thresholds covering implausibly short or long sessions, low mean response time relative to the sample median, low entropy, uniform pacing measured by the coefficient of variation, compressed interquartile range, low within-section variance, absent back-navigation in compressed-timing contexts, elevated back-navigation rates, and mean inter-question pauses well above the sample median. Wherever a threshold could depend on the instrument or population, it is expressed relative to the sample median rather than as an absolute number, and every threshold is a configuration parameter rather than a constant in code.</w:t>
-      </w:r>
-    </w:p>
-    <w:p>
-      <w:pPr>
-        <w:pStyle w:val="BodyText"/>
-      </w:pPr>
-      <w:r>
-        <w:t xml:space="preserve">Each interview receives an anomaly score equal to the number of active flags, with the four statistical flags contributing at most one point jointly so that a single extreme value cannot dominate the score. Interviews scoring at or above two are categorised as suspicious and at or above five as anomalous. A separate set of data quality flags, covering impossible values such as negative durations or a maximum below a minimum, routes technically corrupt records into their own category so that device faults are not misread as behavioural anomalies. The score is a transparent count: every flagged interview can be explained by listing its active flags, which is a requirement for use in field supervision.</w:t>
+        <w:t xml:space="preserve">A detector evaluated only on data resembling its calibration data will report flattering results. Three safeguards address this. First, detector settings that had been tuned to earlier generator behaviour were removed or generalised before the final evaluation round: a coupling between two flags that matched the old generator was deleted, fixed pause constants became configuration parameters, and the disengagement rule was reformulated relative to the sample median. Second, all reported evaluation runs use random seeds that were never used during development or calibration. Third, evaluation includes the stress difficulty and a class imbalance sweep in which anomaly prevalence varies from five to thirty percent, following the recommendation of Japkowicz and Stephen (2002).</w:t>
       </w:r>
     </w:p>
     <w:bookmarkEnd w:id="25"/>
-    <w:bookmarkStart w:id="26" w:name="computational-considerations"/>
+    <w:bookmarkStart w:id="26" w:name="datasets"/>
     <w:p>
       <w:pPr>
         <w:pStyle w:val="Heading3"/>
       </w:pPr>
       <w:r>
-        <w:t xml:space="preserve">3.5 Computational considerations</w:t>
+        <w:t xml:space="preserve">5.3 Datasets</w:t>
       </w:r>
     </w:p>
     <w:p>
@@ -611,17 +747,17 @@
         <w:pStyle w:val="FirstParagraph"/>
       </w:pPr>
       <w:r>
-        <w:t xml:space="preserve">The pipeline was designed for datasets ranging from pilot studies of a few dozen interviews to national surveys of tens of thousands. Feature extraction uses vectorised Pandas operations whose cost grows approximately linearly with the number of audit events per interview, and anomaly detection is dominated by quantile computation over interviews. Memory use is bounded by processing files independently and holding only interview-level summaries for the batch stage. Benchmarking during evaluation confirmed comfortable processing of ten-thousand-interview datasets on commodity hardware.</w:t>
+        <w:t xml:space="preserve">Four kinds of dataset were used. A canonical suite of twenty-four interviews, twelve per platform format, pairs each anomaly profile with known expected outcomes and serves as a fixed regression test. Benchmark datasets of one hundred and twenty to ten thousand interviews at twenty percent anomaly prevalence exercise scale in both formats. The imbalance sweep holds size at five hundred interviews and varies prevalence across five, ten, twenty and thirty percent. The stress datasets, five hundred interviews each from two held-out seeds and rendered in both formats, provide the overlapping-profile condition. Ground truth for every dataset records each interview’s profile and binary anomaly status, and the evaluation join verifies that predictions cover the ground truth exactly.</w:t>
       </w:r>
     </w:p>
     <w:bookmarkEnd w:id="26"/>
-    <w:bookmarkStart w:id="27" w:name="ethical-considerations"/>
+    <w:bookmarkStart w:id="27" w:name="metrics-and-baselines"/>
     <w:p>
       <w:pPr>
         <w:pStyle w:val="Heading3"/>
       </w:pPr>
       <w:r>
-        <w:t xml:space="preserve">3.6 Ethical considerations</w:t>
+        <w:t xml:space="preserve">5.4 Metrics and baselines</w:t>
       </w:r>
     </w:p>
     <w:p>
@@ -629,18 +765,27 @@
         <w:pStyle w:val="FirstParagraph"/>
       </w:pPr>
       <w:r>
-        <w:t xml:space="preserve">The system operates on paradata rather than on survey responses, which substantially reduces privacy risk. All evaluation data in this study is synthetic, so no respondent information of any kind was processed. The use of artificial intelligence tools during development is disclosed in a dedicated usage log appended to the project repository, in line with the supervision framework for the academic year.</w:t>
+        <w:t xml:space="preserve">Primary metrics are precision, the proportion of flagged interviews that are truly anomalous, and recall, the proportion of truly anomalous interviews that are flagged, with the F1 score as their harmonic mean. Success criteria were fixed at proposal stage: precision at or above 0.80 and recall at or above 0.75. Feature-level validity is assessed with Mann-Whitney U tests comparing each feature between normal and anomalous interviews, with effect sizes reported. The full detector is compared against two baselines representing current practice: a duration-only method that flags interviews solely on total duration outside the Tukey fences, and a single-rule method that flags only interviews with zero back-navigation.</w:t>
       </w:r>
     </w:p>
     <w:bookmarkEnd w:id="27"/>
     <w:bookmarkEnd w:id="28"/>
-    <w:bookmarkStart w:id="29" w:name="implementation"/>
+    <w:bookmarkStart w:id="36" w:name="results"/>
     <w:p>
       <w:pPr>
         <w:pStyle w:val="Heading2"/>
       </w:pPr>
       <w:r>
-        <w:t xml:space="preserve">4. Implementation</w:t>
+        <w:t xml:space="preserve">6. Results</w:t>
+      </w:r>
+    </w:p>
+    <w:bookmarkStart w:id="29" w:name="canonical-suite"/>
+    <w:p>
+      <w:pPr>
+        <w:pStyle w:val="Heading3"/>
+      </w:pPr>
+      <w:r>
+        <w:t xml:space="preserve">6.1 Canonical suite</w:t>
       </w:r>
     </w:p>
     <w:p>
@@ -648,7 +793,43 @@
         <w:pStyle w:val="FirstParagraph"/>
       </w:pPr>
       <w:r>
-        <w:t xml:space="preserve">The pipeline is organised as five decoupled layers coordinated by a controller. The ingestion layer accepts one or more CSV files through a command line interface with an optional interactive mode. The parser layer produces the common intermediate representation described above. The extraction layer contains four extractor classes, one per feature group, each of which consumes the intermediate representation, or in the case of the statistical extractor the question-level output, and returns its features independently of the others. The validation layer applies the anomaly detector to the combined interview-level feature table, and the reporting layer writes the feature dataset, a per-interview anomaly report, granular question-level and section-level tables, and evaluation artefacts when ground truth labels are supplied.</w:t>
+        <w:t xml:space="preserve">On the canonical suite every interview was assigned its expected category in both platform formats: genuine interviews scored at most one flag, fabricated interviews scored five or more, speeding and disengaged interviews landed at least in the suspicious band, and the degenerate records were routed to the data quality category rather than scored behaviourally. This confirms the intended mapping between profile and category before the harder conditions are considered.</w:t>
+      </w:r>
+    </w:p>
+    <w:bookmarkEnd w:id="29"/>
+    <w:bookmarkStart w:id="30" w:name="feature-validity"/>
+    <w:p>
+      <w:pPr>
+        <w:pStyle w:val="Heading3"/>
+      </w:pPr>
+      <w:r>
+        <w:t xml:space="preserve">6.2 Feature validity</w:t>
+      </w:r>
+    </w:p>
+    <w:p>
+      <w:pPr>
+        <w:pStyle w:val="FirstParagraph"/>
+      </w:pPr>
+      <w:r>
+        <w:t xml:space="preserve">Mann-Whitney U tests found that thirty of the forty features separate normal from anomalous interviews at conventional significance levels, with large effect sizes concentrated in the statistical group, particularly response time variance, interquartile range, entropy and coefficient of variation, and in total duration. Features that did not discriminate, such as start hour and day of week, are contextual rather than behavioural; they are retained in the output for analysts but carry no weight in detection.</w:t>
+      </w:r>
+    </w:p>
+    <w:bookmarkEnd w:id="30"/>
+    <w:bookmarkStart w:id="31" w:name="baseline-comparison"/>
+    <w:p>
+      <w:pPr>
+        <w:pStyle w:val="Heading3"/>
+      </w:pPr>
+      <w:r>
+        <w:t xml:space="preserve">6.3 Baseline comparison</w:t>
+      </w:r>
+    </w:p>
+    <w:p>
+      <w:pPr>
+        <w:pStyle w:val="FirstParagraph"/>
+      </w:pPr>
+      <w:r>
+        <w:t xml:space="preserve">On a five-hundred-interview benchmark in SurveyCTO format, the duration-only baseline achieved precision 0.96 but recall 0.66, missing every anomaly whose total duration lay inside the fences. The zero-back-navigation baseline achieved precision 0.46 and recall 0.66. The full detector achieved precision 1.00 and recall 1.00 on the same data. The comparison confirms the central premise of the project: aggregate duration alone misses a third of injected anomalies that multi-feature analysis captures.</w:t>
       </w:r>
     </w:p>
     <w:p>
@@ -656,180 +837,11 @@
         <w:pStyle w:val="BodyText"/>
       </w:pPr>
       <w:r>
-        <w:t xml:space="preserve">Features that require sample context are computed at batch level. Duration relative to the sample median, for example, cannot be known for a single interview in isolation, so the controller computes it once all interviews in a batch have been extracted. The evaluation path merges predictions with ground truth labels through a strict one-to-one join that fails loudly on duplicate or missing interview identifiers, and the detector never sees the labels; this separation prevents any leakage between detection and evaluation.</w:t>
-      </w:r>
-    </w:p>
-    <w:p>
-      <w:pPr>
-        <w:pStyle w:val="BodyText"/>
-      </w:pPr>
-      <w:r>
-        <w:t xml:space="preserve">Every detector threshold lives in a configuration object validated at load time, with defaults matching the values justified in the methodology. A configuration file can be supplied on the command line, and a recalibration script derives a configuration from a labelled dataset by sweeping the score threshold and selecting the value that best satisfies the precision and recall targets. Configurations record their provenance, including the datasets used and the generation timestamp, so that any reported result can be traced to the exact settings that produced it. Reproducibility extends to the data: every synthetic dataset records its random seed, size, anomaly ratio and difficulty in an accompanying summary file, and regenerating any benchmark is a single documented command.</w:t>
-      </w:r>
-    </w:p>
-    <w:p>
-      <w:pPr>
-        <w:pStyle w:val="BodyText"/>
-      </w:pPr>
-      <w:r>
-        <w:t xml:space="preserve">The automated test suite contains thirty-three tests covering the parsers, each feature extractor, the detector, the configuration validation and the end-to-end pipeline, and the suite passes in full at the time of writing. During a line-by-line review of the codebase two defects were found and fixed: an upstream data integrity flag was being overwritten by the detector, and missing field names in ODK logs were being converted to the literal string nan instead of the intended placeholder. A third defect surfaced during evaluation, when newly added form-level events were found to be inflating section pause statistics, and was fixed by excluding administrative events from section aggregation. A final pre-submission audit in a clean environment surfaced two further defects: the conversion from ISO 8601 timestamps to epoch milliseconds assumed the nanosecond datetime resolution of earlier pandas versions and silently produced values a thousand times too small under pandas 3, and the question-level response time was computed as the first-to-last event span, duplicating a separate feature, rather than as the documented sum of event durations. Both were corrected, and all five fixes are covered by the test suite and recorded in version control.</w:t>
-      </w:r>
-    </w:p>
-    <w:bookmarkEnd w:id="29"/>
-    <w:bookmarkStart w:id="34" w:name="evaluation-methodology"/>
-    <w:p>
-      <w:pPr>
-        <w:pStyle w:val="Heading2"/>
-      </w:pPr>
-      <w:r>
-        <w:t xml:space="preserve">5. Evaluation Methodology</w:t>
-      </w:r>
-    </w:p>
-    <w:bookmarkStart w:id="30" w:name="synthetic-data-generation"/>
-    <w:p>
-      <w:pPr>
-        <w:pStyle w:val="Heading3"/>
-      </w:pPr>
-      <w:r>
-        <w:t xml:space="preserve">5.1 Synthetic data generation</w:t>
-      </w:r>
-    </w:p>
-    <w:p>
-      <w:pPr>
-        <w:pStyle w:val="FirstParagraph"/>
-      </w:pPr>
-      <w:r>
-        <w:t xml:space="preserve">Evaluation uses synthetic audit logs with labelled injected anomalies, an established approach where labelled real-world data is unavailable (Chawla et al., 2002). The generator produces structurally realistic logs in both platform formats: interviews open with a form-start row and close with a form-end row carrying blank field identifiers, questions belong to five named sections of four questions each, genuine respondents occasionally trigger validation constraints, and navigation events appear at random positions. Response times for genuine interviews follow a log-normal distribution, consistent with empirical response latency research (Yan and Tourangeau, 2008), and are scaled by a fixed per-question complexity profile so that short factual items complete quickly and recall-heavy items complete slowly. Back-navigation counts follow a Poisson distribution.</w:t>
-      </w:r>
-    </w:p>
-    <w:p>
-      <w:pPr>
-        <w:pStyle w:val="BodyText"/>
-      </w:pPr>
-      <w:r>
-        <w:t xml:space="preserve">Three anomaly profiles are injected according to the patterns documented in prior work. Fabricated interviews compress the response time distribution, ignore question complexity and suppress back-navigation (Wenz, Kreuter and Janke, 2019). Speeding interviews scale response times below plausible completion thresholds. Disengaged interviews combine slow uniform pacing with elevated pauses and erratic back-navigation (Conrad, Tourangeau and Couper, 2013). A fourth profile injects degenerate records, such as single rows with zero duration, to exercise the data quality path. The generator has a canonical difficulty, in which profiles are cleanly separated, and a stress difficulty, in which some genuine respondents are fast with little navigation and some fabricated interviews are only mildly compressed, so that the profiles overlap and detection is genuinely difficult.</w:t>
-      </w:r>
-    </w:p>
-    <w:bookmarkEnd w:id="30"/>
-    <w:bookmarkStart w:id="31" w:name="design-against-overfitting"/>
-    <w:p>
-      <w:pPr>
-        <w:pStyle w:val="Heading3"/>
-      </w:pPr>
-      <w:r>
-        <w:t xml:space="preserve">5.2 Design against overfitting</w:t>
-      </w:r>
-    </w:p>
-    <w:p>
-      <w:pPr>
-        <w:pStyle w:val="FirstParagraph"/>
-      </w:pPr>
-      <w:r>
-        <w:t xml:space="preserve">A detector evaluated only on data resembling its calibration data will report flattering results. Three safeguards address this. First, detector settings that had been tuned to earlier generator behaviour were removed or generalised before the final evaluation round: a coupling between two flags that matched the old generator was deleted, fixed pause constants became configuration parameters, and the disengagement rule was reformulated relative to the sample median. Second, all reported evaluation runs use random seeds that were never used during development or calibration. Third, evaluation includes the stress difficulty and a class imbalance sweep in which anomaly prevalence varies from five to thirty percent, following the recommendation of Japkowicz and Stephen (2002).</w:t>
+        <w:t xml:space="preserve">Within the full detector itself, the rule layer carries almost all of the detection weight. Evaluated in isolation across the robustness round, rules alone achieved precision 0.9988 and recall 0.9319, while the IQR fences alone achieved precision 0.6628 and recall 0.6162. Combining the two yields nine additional true positives and six additional false positives over rules alone. The IQR component holds full recall at prevalence levels from five to twenty percent and drops to 0.6667 at thirty percent, where a larger share of anomalies in the sample pulls the fences past themselves, the same masking effect discussed in section 6.6. The practical consequence is that the rules, grounded directly in the behavioural signatures documented in the literature, do the heavy lifting, while the IQR component contributes marginal gains in conditions where class separation is wide.</w:t>
       </w:r>
     </w:p>
     <w:bookmarkEnd w:id="31"/>
-    <w:bookmarkStart w:id="32" w:name="datasets"/>
-    <w:p>
-      <w:pPr>
-        <w:pStyle w:val="Heading3"/>
-      </w:pPr>
-      <w:r>
-        <w:t xml:space="preserve">5.3 Datasets</w:t>
-      </w:r>
-    </w:p>
-    <w:p>
-      <w:pPr>
-        <w:pStyle w:val="FirstParagraph"/>
-      </w:pPr>
-      <w:r>
-        <w:t xml:space="preserve">Four kinds of dataset were used. A canonical suite of twenty-four interviews, twelve per platform format, pairs each anomaly profile with known expected outcomes and serves as a fixed regression test. Benchmark datasets of one hundred and twenty to ten thousand interviews at twenty percent anomaly prevalence exercise scale in both formats. The imbalance sweep holds size at five hundred interviews and varies prevalence across five, ten, twenty and thirty percent. The stress datasets, five hundred interviews each from two held-out seeds and rendered in both formats, provide the overlapping-profile condition. Ground truth for every dataset records each interview’s profile and binary anomaly status, and the evaluation join verifies that predictions cover the ground truth exactly.</w:t>
-      </w:r>
-    </w:p>
-    <w:bookmarkEnd w:id="32"/>
-    <w:bookmarkStart w:id="33" w:name="metrics-and-baselines"/>
-    <w:p>
-      <w:pPr>
-        <w:pStyle w:val="Heading3"/>
-      </w:pPr>
-      <w:r>
-        <w:t xml:space="preserve">5.4 Metrics and baselines</w:t>
-      </w:r>
-    </w:p>
-    <w:p>
-      <w:pPr>
-        <w:pStyle w:val="FirstParagraph"/>
-      </w:pPr>
-      <w:r>
-        <w:t xml:space="preserve">Primary metrics are precision, the proportion of flagged interviews that are truly anomalous, and recall, the proportion of truly anomalous interviews that are flagged, with the F1 score as their harmonic mean. Success criteria were fixed at proposal stage: precision at or above 0.80 and recall at or above 0.75. Feature-level validity is assessed with Mann-Whitney U tests comparing each feature between normal and anomalous interviews, with effect sizes reported. The full detector is compared against two baselines representing current practice: a duration-only method that flags interviews solely on total duration outside the Tukey fences, and a single-rule method that flags only interviews with zero back-navigation.</w:t>
-      </w:r>
-    </w:p>
-    <w:bookmarkEnd w:id="33"/>
-    <w:bookmarkEnd w:id="34"/>
-    <w:bookmarkStart w:id="42" w:name="results"/>
-    <w:p>
-      <w:pPr>
-        <w:pStyle w:val="Heading2"/>
-      </w:pPr>
-      <w:r>
-        <w:t xml:space="preserve">6. Results</w:t>
-      </w:r>
-    </w:p>
-    <w:bookmarkStart w:id="35" w:name="canonical-suite"/>
-    <w:p>
-      <w:pPr>
-        <w:pStyle w:val="Heading3"/>
-      </w:pPr>
-      <w:r>
-        <w:t xml:space="preserve">6.1 Canonical suite</w:t>
-      </w:r>
-    </w:p>
-    <w:p>
-      <w:pPr>
-        <w:pStyle w:val="FirstParagraph"/>
-      </w:pPr>
-      <w:r>
-        <w:t xml:space="preserve">On the canonical suite every interview was assigned its expected category in both platform formats: genuine interviews scored at most one flag, fabricated interviews scored five or more, speeding and disengaged interviews landed at least in the suspicious band, and the degenerate records were routed to the data quality category rather than scored behaviourally. This confirms the intended mapping between profile and category before the harder conditions are considered.</w:t>
-      </w:r>
-    </w:p>
-    <w:bookmarkEnd w:id="35"/>
-    <w:bookmarkStart w:id="36" w:name="feature-validity"/>
-    <w:p>
-      <w:pPr>
-        <w:pStyle w:val="Heading3"/>
-      </w:pPr>
-      <w:r>
-        <w:t xml:space="preserve">6.2 Feature validity</w:t>
-      </w:r>
-    </w:p>
-    <w:p>
-      <w:pPr>
-        <w:pStyle w:val="FirstParagraph"/>
-      </w:pPr>
-      <w:r>
-        <w:t xml:space="preserve">Mann-Whitney U tests found that thirty of the forty features separate normal from anomalous interviews at conventional significance levels, with large effect sizes concentrated in the statistical group, particularly response time variance, interquartile range, entropy and coefficient of variation, and in total duration. Features that did not discriminate, such as start hour and day of week, are contextual rather than behavioural; they are retained in the output for analysts but carry no weight in detection.</w:t>
-      </w:r>
-    </w:p>
-    <w:bookmarkEnd w:id="36"/>
-    <w:bookmarkStart w:id="37" w:name="baseline-comparison"/>
-    <w:p>
-      <w:pPr>
-        <w:pStyle w:val="Heading3"/>
-      </w:pPr>
-      <w:r>
-        <w:t xml:space="preserve">6.3 Baseline comparison</w:t>
-      </w:r>
-    </w:p>
-    <w:p>
-      <w:pPr>
-        <w:pStyle w:val="FirstParagraph"/>
-      </w:pPr>
-      <w:r>
-        <w:t xml:space="preserve">On a five-hundred-interview benchmark in SurveyCTO format, the duration-only baseline achieved precision 0.96 but recall 0.66, missing every anomaly whose total duration lay inside the fences. The zero-back-navigation baseline achieved precision 0.46 and recall 0.66. The full detector achieved precision 1.00 and recall 1.00 on the same data. The comparison confirms the central premise of the project: aggregate duration alone misses a third of injected anomalies that multi-feature analysis captures.</w:t>
-      </w:r>
-    </w:p>
-    <w:bookmarkEnd w:id="37"/>
-    <w:bookmarkStart w:id="38" w:name="class-imbalance-sweep"/>
+    <w:bookmarkStart w:id="32" w:name="class-imbalance-sweep"/>
     <w:p>
       <w:pPr>
         <w:pStyle w:val="Heading3"/>
@@ -1100,8 +1112,8 @@
         <w:t xml:space="preserve">At five percent prevalence a single genuine interview was falsely flagged, costing almost four points of precision. This sensitivity of precision to prevalence is a property of the metric rather than of the detector, and it matters operationally because real fabrication rates are usually low; the result quantifies the review burden a deployment should expect.</w:t>
       </w:r>
     </w:p>
-    <w:bookmarkEnd w:id="38"/>
-    <w:bookmarkStart w:id="39" w:name="held-out-stress-evaluation"/>
+    <w:bookmarkEnd w:id="32"/>
+    <w:bookmarkStart w:id="33" w:name="held-out-stress-evaluation"/>
     <w:p>
       <w:pPr>
         <w:pStyle w:val="Heading3"/>
@@ -1372,139 +1384,171 @@
         <w:t xml:space="preserve">All four runs exceed both success criteria. Performance is consistent across the two platform formats, which validates the common intermediate representation: the same detector, without modification, performs equivalently on structurally different inputs.</w:t>
       </w:r>
     </w:p>
+    <w:bookmarkEnd w:id="33"/>
+    <w:bookmarkStart w:id="34" w:name="detection-by-anomaly-type"/>
+    <w:p>
+      <w:pPr>
+        <w:pStyle w:val="Heading3"/>
+      </w:pPr>
+      <w:r>
+        <w:t xml:space="preserve">6.6 Detection by anomaly type</w:t>
+      </w:r>
+    </w:p>
+    <w:p>
+      <w:pPr>
+        <w:pStyle w:val="FirstParagraph"/>
+      </w:pPr>
+      <w:r>
+        <w:t xml:space="preserve">Per-class recall on the held-out stress data shows a clear gradient of difficulty. Each figure below is the recall for that injected class, that is the proportion of interviews of that type which the combined detector flagged, aggregated across the four stress runs. These are diagnostic breakdowns of a single detector rather than separate detectors, and the proposal’s success criteria of precision 0.80 and recall 0.75 are defined for the combined detector, which exceeds both on every run. Aggregated across the four stress runs, speeding was detected in all 132 instances. Disengagement was detected in 121 of 136 instances, or 89 percent, driven by the median-relative pause rule combined with elevated back-navigation. Fabrication was detected in 93 of 132 instances, a per-class recall of 0.70, with per-run rates between 0.61 and 0.76.</w:t>
+      </w:r>
+    </w:p>
+    <w:p>
+      <w:pPr>
+        <w:pStyle w:val="BodyText"/>
+      </w:pPr>
+      <w:r>
+        <w:t xml:space="preserve">The undetected fabricated interviews all came from the mildly compressed variant. The stress generator emits two fabricated profiles, and the tightly compressed one was detected without exception, so the aggregate figure combines one profile at perfect recall with another at approximately half. A bounded diagnostic pass on the false negatives, conducted on development seeds and reported in full in the accompanying validation documentation, established that these interviews are not in fact indistinguishable from genuine ones. Response time entropy separates the two populations completely on those datasets, the highest fabricated value being 1.983 against a lowest genuine value of 2.039. The misses arise from how the detector reads that feature rather than from an absence of signal in it: the behavioural entropy rule applies an absolute constant calibrated to the tightly compressed profile, and the corresponding interquartile fence is estimated from a sample that already contains twenty percent injected anomalies, which depresses the lower quartile and the fence with it. This second effect is the masking phenomenon long recognised in unsupervised outlier detection (Chandola, Banerjee and Kumar, 2009).</w:t>
+      </w:r>
+    </w:p>
+    <w:p>
+      <w:pPr>
+        <w:pStyle w:val="BodyText"/>
+      </w:pPr>
+      <w:r>
+        <w:t xml:space="preserve">A related structural limitation applies to the right-skewed non-negative features: for quantities such as response time variance the Tukey lower fence falls below zero and is therefore unreachable, so no low-side outlier can be detected on them at all. These are calibration and fence-construction limitations rather than evidence that univariate analysis is insufficient for this profile, and they are recorded here as the honest account of where the method’s recall is lost.</w:t>
+      </w:r>
+    </w:p>
+    <w:bookmarkEnd w:id="34"/>
+    <w:bookmarkStart w:id="35" w:name="scalability-and-regression-checks"/>
+    <w:p>
+      <w:pPr>
+        <w:pStyle w:val="Heading3"/>
+      </w:pPr>
+      <w:r>
+        <w:t xml:space="preserve">6.7 Scalability and regression checks</w:t>
+      </w:r>
+    </w:p>
+    <w:p>
+      <w:pPr>
+        <w:pStyle w:val="FirstParagraph"/>
+      </w:pPr>
+      <w:r>
+        <w:t xml:space="preserve">Feature extraction uses vectorised operations with time complexity approximately linear in the number of audit events, and the detection step is dominated by sorting over interviews. The pipeline processed benchmark datasets of ten thousand interviews without memory or runtime difficulty on commodity hardware. After all changes made during the robustness round, the canonical benchmark suite continued to score precision 1.00 and recall 1.00 in both formats, confirming that hardening the evaluation did not degrade performance on the original success cases, and the automated test suite passed in full.</w:t>
+      </w:r>
+    </w:p>
+    <w:bookmarkEnd w:id="35"/>
+    <w:bookmarkEnd w:id="36"/>
+    <w:bookmarkStart w:id="37" w:name="discussion"/>
+    <w:p>
+      <w:pPr>
+        <w:pStyle w:val="Heading2"/>
+      </w:pPr>
+      <w:r>
+        <w:t xml:space="preserve">7. Discussion</w:t>
+      </w:r>
+    </w:p>
+    <w:p>
+      <w:pPr>
+        <w:pStyle w:val="FirstParagraph"/>
+      </w:pPr>
+      <w:r>
+        <w:t xml:space="preserve">The results support three substantive conclusions. First, the common intermediate representation works as designed. A single detector operating on normalised features performed equivalently on SurveyCTO and ODK inputs across every experiment, and adding a platform requires only a parser. Second, multi-feature timing analysis clearly outperforms the aggregate-duration checking that represents current practice, raising recall from 0.66 to between 0.84 and 1.00 depending on condition while holding precision at or near 1.00. The features doing the heaviest work are exactly those the literature predicted: distributional shape measures for fabrication (Wenz, Kreuter and Janke, 2019) and pause and navigation measures for disengagement (Conrad, Tourangeau and Couper, 2013).</w:t>
+      </w:r>
+    </w:p>
+    <w:p>
+      <w:pPr>
+        <w:pStyle w:val="BodyText"/>
+      </w:pPr>
+      <w:r>
+        <w:t xml:space="preserve">Third, and equally important, the evaluation shows where the approach stops working. Early runs of this project scored perfect precision and recall everywhere, which was initially read as success. Closer inspection showed the synthetic anomalies were too cleanly separated and parts of the detector configuration mirrored the generator. Treating perfect scores as a warning rather than a result, and rebuilding the evaluation around held-out seeds, overlapping profiles and prevalence sweeps, produced lower numbers and more defensible results.</w:t>
+      </w:r>
+    </w:p>
+    <w:p>
+      <w:pPr>
+        <w:pStyle w:val="BodyText"/>
+      </w:pPr>
+      <w:r>
+        <w:t xml:space="preserve">The residual misses concentrate in mild fabrication. My initial reading was that these interviews sit inside normal bounds on every individual feature and are therefore beyond the reach of any univariate method. The diagnostic pass reported in section 6.6 does not support that reading. Response time entropy separates the missed fabrications from genuine interviews with a clear margin and no overlap, and the detector fails to act on that separation because the rule reading entropy uses a fixed constant fitted to a different fabrication profile, and because the accompanying fence is estimated from data that already contains the anomalies it is meant to isolate. The shortfall is therefore a calibration and estimation problem within the univariate design, not proof that the design has reached its ceiling.</w:t>
+      </w:r>
+    </w:p>
+    <w:p>
+      <w:pPr>
+        <w:pStyle w:val="BodyText"/>
+      </w:pPr>
+      <w:r>
+        <w:t xml:space="preserve">That distinction matters for what should be done next: a corrected threshold is a smaller and better understood change than a move to multivariate modelling, and it was therefore attempted first. The correction retains the absolute constant as a floor and adds a fence estimated from the uncontaminated upper half of the entropy distribution, a form chosen because every anomaly profile in scope lowers entropy and none raises it, and because it reduces to the existing Tukey fence for a symmetric distribution. It was developed on the development seeds, frozen, and evaluated once against the held-out data. Detection of fabricated interviews rose from 0.70 to 1.00, and the lowest precision across the round fell from 0.9570 to 0.8333. The gain concentrates in the stress condition and the cost concentrates at low prevalence, where recall was already complete and the additional flags fall entirely on genuine interviews. Since realistic fabrication rates are low, the change as it stands trades false accusations for no additional detection in the condition that most resembles deployment. It is therefore held on a separate branch and is not part of the evaluated system reported here. Whether to adopt it is a judgement about the relative cost of an undetected fabrication against a genuine enumerator sent for review, which is a deployment decision rather than a methodological one.</w:t>
+      </w:r>
+    </w:p>
+    <w:p>
+      <w:pPr>
+        <w:pStyle w:val="BodyText"/>
+      </w:pPr>
+      <w:r>
+        <w:t xml:space="preserve">The severity categories, suspicious at a score of two and anomalous at five, translate the score into workflow terms: suspicious interviews warrant a supervisor review while anomalous interviews warrant investigation before the data is used. Because the score is a count of named flags, a supervisor can see exactly why an interview was flagged, a property that separates this design from opaque model-based alternatives and that survey organisations weight heavily in practice (Kreuter, 2013).</w:t>
+      </w:r>
+    </w:p>
+    <w:p>
+      <w:pPr>
+        <w:pStyle w:val="BodyText"/>
+      </w:pPr>
+      <w:r>
+        <w:t xml:space="preserve">A practical deployment would run the pipeline against each day’s uploaded audit logs, review the anomaly report each morning, and route suspicious interviews to back-checking while quarantining anomalous ones. The imbalance sweep results inform staffing for that workflow: at realistic low prevalence the detector produces roughly one false alarm per five hundred interviews, so review effort scales with genuine problems rather than with noise. The per-flag reporting also supports feedback to enumerators, since a pattern of speeding flags concentrated in one team is actionable in a way that a bare quality score is not.</w:t>
+      </w:r>
+    </w:p>
+    <w:bookmarkEnd w:id="37"/>
+    <w:bookmarkStart w:id="38" w:name="limitations"/>
+    <w:p>
+      <w:pPr>
+        <w:pStyle w:val="Heading2"/>
+      </w:pPr>
+      <w:r>
+        <w:t xml:space="preserve">8. Limitations</w:t>
+      </w:r>
+    </w:p>
+    <w:p>
+      <w:pPr>
+        <w:pStyle w:val="FirstParagraph"/>
+      </w:pPr>
+      <w:r>
+        <w:t xml:space="preserve">Evaluation is synthetic throughout. The generator was built to mimic documented properties of real audit logs, including structural events, complexity-correlated timing and realistic navigation, but no synthetic process reproduces the full variability of field data, and results here estimate an upper bound on operational performance (Chawla et al., 2002). Validation against real interviews with independently verified outcomes remains the most important extension.</w:t>
+      </w:r>
+    </w:p>
+    <w:p>
+      <w:pPr>
+        <w:pStyle w:val="BodyText"/>
+      </w:pPr>
+      <w:r>
+        <w:t xml:space="preserve">Detection is univariate, and anomalies expressed only in joint feature patterns will evade fence-based flags. The fabrication results are not themselves an instance of that limit, since the diagnostic found a single feature that separates the missed cases cleanly, but the limit remains real for adversaries whose individual features all fall within normal ranges. The thresholds shipped as defaults were chosen from the literature and from calibration data, and although every threshold is configurable and most are median-relative, deployments on instruments very unlike the twenty-question household pattern of the benchmarks should recalibrate.</w:t>
+      </w:r>
+    </w:p>
+    <w:p>
+      <w:pPr>
+        <w:pStyle w:val="BodyText"/>
+      </w:pPr>
+      <w:r>
+        <w:t xml:space="preserve">Finally, the pipeline depends on the integrity of device clocks and on each platform continuing to emit its current audit schema. Clock drift or schema changes would degrade timestamps or parsing respectively; the parsers detect and mark such records rather than repair them.</w:t>
+      </w:r>
+    </w:p>
+    <w:bookmarkEnd w:id="38"/>
+    <w:bookmarkStart w:id="39" w:name="conclusion"/>
+    <w:p>
+      <w:pPr>
+        <w:pStyle w:val="Heading2"/>
+      </w:pPr>
+      <w:r>
+        <w:t xml:space="preserve">9. Conclusion</w:t>
+      </w:r>
+    </w:p>
+    <w:p>
+      <w:pPr>
+        <w:pStyle w:val="FirstParagraph"/>
+      </w:pPr>
+      <w:r>
+        <w:t xml:space="preserve">This project set out to make timing-based paradata usable for survey quality assurance at scale, and delivered a working system: format-aware parsers for the two dominant collection platforms, a documented forty-feature library spanning three levels of granularity and a statistical characterisation layer, a transparent and configurable anomaly detector, a labelled synthetic benchmark generator, and an evaluation that meets its predefined success criteria under deliberately hostile conditions. Precision remained between 0.96 and 1.00 and recall between 0.84 and 1.00 on data the detector had never seen, including a stress condition constructed to blur the line between genuine and anomalous behaviour. The system detects speeding essentially perfectly, disengagement reliably, and blatant fabrication reliably. Mild fabrication is detected in roughly seven cases in ten, and the diagnostic reported here locates that shortfall in threshold calibration rather than in the univariate design itself, which makes it a tractable target rather than a boundary. All six objectives set at proposal stage are met. Future work should validate the system against real field data with verified outcomes, settle the entropy fence trade-off against operational evidence of relative error costs rather than synthetic prevalence alone, extend detection with an interpretable multivariate layer, and add parsers for further platforms, each of which the architecture was explicitly designed to accommodate.</w:t>
+      </w:r>
+    </w:p>
     <w:bookmarkEnd w:id="39"/>
-    <w:bookmarkStart w:id="40" w:name="detection-by-anomaly-type"/>
-    <w:p>
-      <w:pPr>
-        <w:pStyle w:val="Heading3"/>
-      </w:pPr>
-      <w:r>
-        <w:t xml:space="preserve">6.6 Detection by anomaly type</w:t>
-      </w:r>
-    </w:p>
-    <w:p>
-      <w:pPr>
-        <w:pStyle w:val="FirstParagraph"/>
-      </w:pPr>
-      <w:r>
-        <w:t xml:space="preserve">Per-class recall on the held-out stress data shows a clear gradient of difficulty. Each figure below is the recall for that injected class, that is the proportion of interviews of that type which the combined detector flagged, aggregated across the four stress runs. These are diagnostic breakdowns of a single detector rather than separate detectors, and the proposal’s success criteria of precision 0.80 and recall 0.75 are defined for the combined detector, which exceeds both on every run. Aggregated across the four stress runs, speeding was detected in all 132 instances. Disengagement was detected in 121 of 136 instances, or 89 percent, driven by the median-relative pause rule combined with elevated back-navigation. Fabrication was detected in 93 of 132 instances, a per-class recall of 0.70, with per-run rates between 0.61 and 0.76. The undetected fabricated interviews all came from the mildly compressed variant. The stress generator emits two fabricated profiles, and the tightly compressed one was detected without exception, so the aggregate figure combines one profile at perfect recall with another at approximately half. A bounded diagnostic pass on the false negatives, conducted on development seeds and reported in full in the accompanying validation documentation, established that these interviews are not in fact indistinguishable from genuine ones. Response time entropy separates the two populations completely on those datasets, the highest fabricated value being 1.983 against a lowest genuine value of 2.039. The misses arise from how the detector reads that feature rather than from an absence of signal in it: the behavioural entropy rule applies an absolute constant calibrated to the tightly compressed profile, and the corresponding interquartile fence is estimated from a sample that already contains twenty percent injected anomalies, which depresses the lower quartile and the fence with it. This second effect is the masking phenomenon long recognised in unsupervised outlier detection (Chandola, Banerjee and Kumar, 2009). A related structural limitation applies to the right-skewed non-negative features: for quantities such as response time variance the Tukey lower fence falls below zero and is therefore unreachable, so no low-side outlier can be detected on them at all. These are calibration and fence-construction limitations rather than evidence that univariate analysis is insufficient for this profile, and they are recorded here as the honest account of where the method’s recall is lost.</w:t>
-      </w:r>
-    </w:p>
-    <w:bookmarkEnd w:id="40"/>
-    <w:bookmarkStart w:id="41" w:name="scalability-and-regression-checks"/>
-    <w:p>
-      <w:pPr>
-        <w:pStyle w:val="Heading3"/>
-      </w:pPr>
-      <w:r>
-        <w:t xml:space="preserve">6.7 Scalability and regression checks</w:t>
-      </w:r>
-    </w:p>
-    <w:p>
-      <w:pPr>
-        <w:pStyle w:val="FirstParagraph"/>
-      </w:pPr>
-      <w:r>
-        <w:t xml:space="preserve">Feature extraction uses vectorised operations with time complexity approximately linear in the number of audit events, and the detection step is dominated by sorting over interviews. The pipeline processed benchmark datasets of ten thousand interviews without memory or runtime difficulty on commodity hardware. After all changes made during the robustness round, the canonical benchmark suite continued to score precision 1.00 and recall 1.00 in both formats, confirming that hardening the evaluation did not degrade performance on the original success cases, and the automated test suite passed in full.</w:t>
-      </w:r>
-    </w:p>
-    <w:bookmarkEnd w:id="41"/>
-    <w:bookmarkEnd w:id="42"/>
-    <w:bookmarkStart w:id="43" w:name="discussion"/>
-    <w:p>
-      <w:pPr>
-        <w:pStyle w:val="Heading2"/>
-      </w:pPr>
-      <w:r>
-        <w:t xml:space="preserve">7. Discussion</w:t>
-      </w:r>
-    </w:p>
-    <w:p>
-      <w:pPr>
-        <w:pStyle w:val="FirstParagraph"/>
-      </w:pPr>
-      <w:r>
-        <w:t xml:space="preserve">The results support three substantive conclusions. First, the common intermediate representation works as designed. A single detector operating on normalised features performed equivalently on SurveyCTO and ODK inputs across every experiment, and adding a platform requires only a parser. Second, multi-feature timing analysis materially outperforms the aggregate-duration checking that represents current practice, raising recall from 0.66 to between 0.84 and 1.00 depending on condition while holding precision at or near 1.00. The features doing the heaviest work are exactly those the literature predicted: distributional shape measures for fabrication (Wenz, Kreuter and Janke, 2019) and pause and navigation measures for disengagement (Conrad, Tourangeau and Couper, 2013).</w:t>
-      </w:r>
-    </w:p>
-    <w:p>
-      <w:pPr>
-        <w:pStyle w:val="BodyText"/>
-      </w:pPr>
-      <w:r>
-        <w:t xml:space="preserve">Third, and equally important, the evaluation shows where the approach stops working. Early runs of this project scored perfect precision and recall everywhere, which was initially read as success. Closer inspection showed the synthetic anomalies were too cleanly separated and parts of the detector configuration mirrored the generator. Treating perfect scores as a warning rather than a result, and rebuilding the evaluation around held-out seeds, overlapping profiles and prevalence sweeps, produced lower numbers and a far more defensible claim. The residual misses concentrate in mild fabrication. My initial reading was that these interviews sit inside normal bounds on every individual feature and are therefore beyond the reach of any univariate method. The diagnostic pass reported in section 6.6 does not support that reading. Response time entropy separates the missed fabrications from genuine interviews with a clear margin and no overlap, and the detector fails to act on that separation because the rule reading entropy uses a fixed constant fitted to a different fabrication profile, and because the accompanying fence is estimated from data that already contains the anomalies it is meant to isolate. The shortfall is therefore a calibration and estimation problem within the univariate design, not proof that the design has reached its ceiling. That distinction matters for what should be done next: a corrected threshold is a smaller and better understood change than a move to multivariate modelling, and it was therefore attempted first. The correction retains the absolute constant as a floor and adds a fence estimated from the uncontaminated upper half of the entropy distribution, a form chosen because every anomaly profile in scope lowers entropy and none raises it, and because it reduces to the existing Tukey fence for a symmetric distribution. It was developed on the development seeds, frozen, and evaluated once against the held-out data. Detection of fabricated interviews rose from 0.70 to 1.00, and the lowest precision across the round fell from 0.9570 to 0.8333. The gain concentrates in the stress condition and the cost concentrates at low prevalence, where recall was already complete and the additional flags fall entirely on genuine interviews. Since realistic fabrication rates are low, the change as it stands trades false accusations for no additional detection in the condition that most resembles deployment. It is therefore held on a separate branch and is not part of the evaluated system reported here. Whether to adopt it is a judgement about the relative cost of an undetected fabrication against a genuine enumerator sent for review, which is a deployment decision rather than a methodological one.</w:t>
-      </w:r>
-    </w:p>
-    <w:p>
-      <w:pPr>
-        <w:pStyle w:val="BodyText"/>
-      </w:pPr>
-      <w:r>
-        <w:t xml:space="preserve">The severity categories, suspicious at a score of two and anomalous at five, translate the score into workflow terms: suspicious interviews warrant a supervisor review while anomalous interviews warrant investigation before the data is used. Because the score is a count of named flags, a supervisor can see exactly why an interview was flagged, a property that separates this design from opaque model-based alternatives and that survey organisations weight heavily in practice (Kreuter, 2013).</w:t>
-      </w:r>
-    </w:p>
-    <w:p>
-      <w:pPr>
-        <w:pStyle w:val="BodyText"/>
-      </w:pPr>
-      <w:r>
-        <w:t xml:space="preserve">A practical deployment would run the pipeline against each day’s uploaded audit logs, review the anomaly report each morning, and route suspicious interviews to back-checking while quarantining anomalous ones. The imbalance sweep results inform staffing for that workflow: at realistic low prevalence the detector produces roughly one false alarm per five hundred interviews, so review effort scales with genuine problems rather than with noise. The per-flag reporting also supports feedback to enumerators, since a pattern of speeding flags concentrated in one team is actionable in a way that a bare quality score is not.</w:t>
-      </w:r>
-    </w:p>
-    <w:bookmarkEnd w:id="43"/>
-    <w:bookmarkStart w:id="44" w:name="limitations"/>
-    <w:p>
-      <w:pPr>
-        <w:pStyle w:val="Heading2"/>
-      </w:pPr>
-      <w:r>
-        <w:t xml:space="preserve">8. Limitations</w:t>
-      </w:r>
-    </w:p>
-    <w:p>
-      <w:pPr>
-        <w:pStyle w:val="FirstParagraph"/>
-      </w:pPr>
-      <w:r>
-        <w:t xml:space="preserve">Evaluation is synthetic throughout. The generator was built to mimic documented properties of real audit logs, including structural events, complexity-correlated timing and realistic navigation, but no synthetic process reproduces the full variability of field data, and results here estimate an upper bound on operational performance (Chawla et al., 2002). Validation against real interviews with independently verified outcomes remains the most important extension.</w:t>
-      </w:r>
-    </w:p>
-    <w:p>
-      <w:pPr>
-        <w:pStyle w:val="BodyText"/>
-      </w:pPr>
-      <w:r>
-        <w:t xml:space="preserve">Detection is univariate, and anomalies expressed only in joint feature patterns will evade fence-based flags. The fabrication results are not themselves an instance of that limit, since the diagnostic found a single feature that separates the missed cases cleanly, but the limit remains real for adversaries whose individual features all fall within normal ranges. The thresholds shipped as defaults were chosen from the literature and from calibration data, and although every threshold is configurable and most are median-relative, deployments on instruments very unlike the twenty-question household pattern of the benchmarks should recalibrate.</w:t>
-      </w:r>
-    </w:p>
-    <w:p>
-      <w:pPr>
-        <w:pStyle w:val="BodyText"/>
-      </w:pPr>
-      <w:r>
-        <w:t xml:space="preserve">Finally, the pipeline depends on the integrity of device clocks and on each platform continuing to emit its current audit schema. Clock drift or schema changes would degrade timestamps or parsing respectively; the parsers detect and mark such records rather than repair them.</w:t>
-      </w:r>
-    </w:p>
-    <w:bookmarkEnd w:id="44"/>
-    <w:bookmarkStart w:id="45" w:name="conclusion"/>
-    <w:p>
-      <w:pPr>
-        <w:pStyle w:val="Heading2"/>
-      </w:pPr>
-      <w:r>
-        <w:t xml:space="preserve">9. Conclusion</w:t>
-      </w:r>
-    </w:p>
-    <w:p>
-      <w:pPr>
-        <w:pStyle w:val="FirstParagraph"/>
-      </w:pPr>
-      <w:r>
-        <w:t xml:space="preserve">This project set out to make timing-based paradata usable for survey quality assurance at scale, and delivered a working system: format-aware parsers for the two dominant collection platforms, a documented forty-feature library spanning three levels of granularity and a statistical characterisation layer, a transparent and configurable anomaly detector, a labelled synthetic benchmark generator, and an evaluation that meets its predefined success criteria under deliberately hostile conditions. Precision remained between 0.96 and 1.00 and recall between 0.84 and 1.00 on data the detector had never seen, including a stress condition constructed to blur the line between genuine and anomalous behaviour. The system detects speeding essentially perfectly, disengagement reliably, and blatant fabrication reliably. Mild fabrication is detected in roughly seven cases in ten, and the diagnostic reported here locates that shortfall in threshold calibration rather than in the univariate design itself, which makes it a tractable target rather than a boundary. All six objectives set at proposal stage are met. Future work should validate the system against real field data with verified outcomes, settle the entropy fence trade-off against operational evidence of relative error costs rather than synthetic prevalence alone, extend detection with an interpretable multivariate layer, and add parsers for further platforms, each of which the architecture was explicitly designed to accommodate.</w:t>
-      </w:r>
-    </w:p>
-    <w:bookmarkEnd w:id="45"/>
-    <w:bookmarkStart w:id="46" w:name="references"/>
+    <w:bookmarkStart w:id="40" w:name="references"/>
     <w:p>
       <w:pPr>
         <w:pStyle w:val="Heading2"/>
@@ -1930,14 +1974,12 @@
         <w:t xml:space="preserve">, 22(1), pp. 51-68.</w:t>
       </w:r>
     </w:p>
-    <w:bookmarkEnd w:id="46"/>
-    <w:bookmarkEnd w:id="47"/>
+    <w:bookmarkEnd w:id="40"/>
+    <w:bookmarkEnd w:id="41"/>
     <w:sectPr>
-      <w:footerReference r:id="rId7" w:type="default"/>
-      <w:pgSz w:h="16838" w:orient="portrait" w:w="11906"/>
-      <w:pgMar w:bottom="1440" w:footer="708" w:gutter="0" w:header="708" w:left="1440" w:right="1440" w:top="1440"/>
-      <w:pgNumType/>
-      <w:docGrid w:linePitch="360"/>
+      <w:footnotePr>
+        <w:numRestart w:val="eachSect"/>
+      </w:footnotePr>
     </w:sectPr>
   </w:body>
 </w:document>
@@ -1947,33 +1989,6 @@
 <w:comments xmlns:w="http://schemas.openxmlformats.org/wordprocessingml/2006/main" xmlns:m="http://schemas.openxmlformats.org/officeDocument/2006/math" xmlns:r="http://schemas.openxmlformats.org/officeDocument/2006/relationships" xmlns:o="urn:schemas-microsoft-com:office:office" xmlns:v="urn:schemas-microsoft-com:vml" xmlns:w10="urn:schemas-microsoft-com:office:word" xmlns:a="http://schemas.openxmlformats.org/drawingml/2006/main" xmlns:pic="http://schemas.openxmlformats.org/drawingml/2006/picture" xmlns:wp="http://schemas.openxmlformats.org/drawingml/2006/wordprocessingDrawing"/>
 </file>
 
-<file path=word/footer1.xml><?xml version="1.0" encoding="utf-8"?>
-<w:ftr xmlns:wpc="http://schemas.microsoft.com/office/word/2010/wordprocessingCanvas" xmlns:mc="http://schemas.openxmlformats.org/markup-compatibility/2006" xmlns:o="urn:schemas-microsoft-com:office:office" xmlns:r="http://schemas.openxmlformats.org/officeDocument/2006/relationships" xmlns:m="http://schemas.openxmlformats.org/officeDocument/2006/math" xmlns:v="urn:schemas-microsoft-com:vml" xmlns:wp14="http://schemas.microsoft.com/office/word/2010/wordprocessingDrawing" xmlns:wp="http://schemas.openxmlformats.org/drawingml/2006/wordprocessingDrawing" xmlns:w10="urn:schemas-microsoft-com:office:word" xmlns:w="http://schemas.openxmlformats.org/wordprocessingml/2006/main" xmlns:w14="http://schemas.microsoft.com/office/word/2010/wordml" xmlns:w15="http://schemas.microsoft.com/office/word/2012/wordml" xmlns:wpg="http://schemas.microsoft.com/office/word/2010/wordprocessingGroup" xmlns:wpi="http://schemas.microsoft.com/office/word/2010/wordprocessingInk" xmlns:wne="http://schemas.microsoft.com/office/word/2006/wordml" xmlns:wps="http://schemas.microsoft.com/office/word/2010/wordprocessingShape">
-  <w:p>
-    <w:pPr>
-      <w:jc w:val="center"/>
-    </w:pPr>
-    <w:r>
-      <w:rPr>
-        <w:color w:val="595959"/>
-        <w:sz w:val="18"/>
-        <w:szCs w:val="18"/>
-      </w:rPr>
-      <w:t xml:space="preserve">Page </w:t>
-      <w:fldChar w:fldCharType="begin"/>
-      <w:instrText xml:space="preserve">PAGE</w:instrText>
-      <w:fldChar w:fldCharType="separate"/>
-      <w:fldChar w:fldCharType="end"/>
-      <w:t xml:space="preserve"> of </w:t>
-      <w:fldChar w:fldCharType="begin"/>
-      <w:instrText xml:space="preserve">NUMPAGES</w:instrText>
-      <w:fldChar w:fldCharType="separate"/>
-      <w:fldChar w:fldCharType="end"/>
-    </w:r>
-  </w:p>
-</w:ftr>
-</file>
-
 <file path=word/footnotes.xml><?xml version="1.0" encoding="utf-8"?>
 <w:footnotes xmlns:w="http://schemas.openxmlformats.org/wordprocessingml/2006/main" xmlns:m="http://schemas.openxmlformats.org/officeDocument/2006/math" xmlns:r="http://schemas.openxmlformats.org/officeDocument/2006/relationships" xmlns:o="urn:schemas-microsoft-com:office:office" xmlns:v="urn:schemas-microsoft-com:vml" xmlns:w10="urn:schemas-microsoft-com:office:word" xmlns:a="http://schemas.openxmlformats.org/drawingml/2006/main" xmlns:pic="http://schemas.openxmlformats.org/drawingml/2006/picture" xmlns:wp="http://schemas.openxmlformats.org/drawingml/2006/wordprocessingDrawing">
   <w:footnote w:type="continuationSeparator" w:id="0">
@@ -1994,91 +2009,7 @@
 </file>
 
 <file path=word/numbering.xml><?xml version="1.0" encoding="utf-8"?>
-<w:numbering xmlns:m="http://schemas.openxmlformats.org/officeDocument/2006/math" xmlns:mc="http://schemas.openxmlformats.org/markup-compatibility/2006" xmlns:o="urn:schemas-microsoft-com:office:office" xmlns:r="http://schemas.openxmlformats.org/officeDocument/2006/relationships" xmlns:v="urn:schemas-microsoft-com:vml" xmlns:w="http://schemas.openxmlformats.org/wordprocessingml/2006/main" xmlns:w10="urn:schemas-microsoft-com:office:word" xmlns:w14="http://schemas.microsoft.com/office/word/2010/wordml" xmlns:w15="http://schemas.microsoft.com/office/word/2012/wordml" xmlns:wne="http://schemas.microsoft.com/office/word/2006/wordml" xmlns:wp="http://schemas.openxmlformats.org/drawingml/2006/wordprocessingDrawing" xmlns:wp14="http://schemas.microsoft.com/office/word/2010/wordprocessingDrawing" xmlns:wpc="http://schemas.microsoft.com/office/word/2010/wordprocessingCanvas" xmlns:wpg="http://schemas.microsoft.com/office/word/2010/wordprocessingGroup" xmlns:wpi="http://schemas.microsoft.com/office/word/2010/wordprocessingInk" xmlns:wps="http://schemas.microsoft.com/office/word/2010/wordprocessingShape" mc:Ignorable="w14 w15 wp14">
-  <w:abstractNum w15:restartNumberingAfterBreak="0" w:abstractNumId="1">
-    <w:multiLevelType w:val="hybridMultilevel"/>
-    <w:lvl w15:tentative="1" w:ilvl="0">
-      <w:start w:val="1"/>
-      <w:numFmt w:val="bullet"/>
-      <w:lvlText w:val="●"/>
-      <w:lvlJc w:val="left"/>
-      <w:pPr>
-        <w:ind w:hanging="360" w:left="720"/>
-      </w:pPr>
-    </w:lvl>
-    <w:lvl w15:tentative="1" w:ilvl="1">
-      <w:start w:val="1"/>
-      <w:numFmt w:val="bullet"/>
-      <w:lvlText w:val="○"/>
-      <w:lvlJc w:val="left"/>
-      <w:pPr>
-        <w:ind w:hanging="360" w:left="1440"/>
-      </w:pPr>
-    </w:lvl>
-    <w:lvl w15:tentative="1" w:ilvl="2">
-      <w:start w:val="1"/>
-      <w:numFmt w:val="bullet"/>
-      <w:lvlText w:val="■"/>
-      <w:lvlJc w:val="left"/>
-      <w:pPr>
-        <w:ind w:hanging="360" w:left="2160"/>
-      </w:pPr>
-    </w:lvl>
-    <w:lvl w15:tentative="1" w:ilvl="3">
-      <w:start w:val="1"/>
-      <w:numFmt w:val="bullet"/>
-      <w:lvlText w:val="●"/>
-      <w:lvlJc w:val="left"/>
-      <w:pPr>
-        <w:ind w:hanging="360" w:left="2880"/>
-      </w:pPr>
-    </w:lvl>
-    <w:lvl w15:tentative="1" w:ilvl="4">
-      <w:start w:val="1"/>
-      <w:numFmt w:val="bullet"/>
-      <w:lvlText w:val="○"/>
-      <w:lvlJc w:val="left"/>
-      <w:pPr>
-        <w:ind w:hanging="360" w:left="3600"/>
-      </w:pPr>
-    </w:lvl>
-    <w:lvl w15:tentative="1" w:ilvl="5">
-      <w:start w:val="1"/>
-      <w:numFmt w:val="bullet"/>
-      <w:lvlText w:val="■"/>
-      <w:lvlJc w:val="left"/>
-      <w:pPr>
-        <w:ind w:hanging="360" w:left="4320"/>
-      </w:pPr>
-    </w:lvl>
-    <w:lvl w15:tentative="1" w:ilvl="6">
-      <w:start w:val="1"/>
-      <w:numFmt w:val="bullet"/>
-      <w:lvlText w:val="●"/>
-      <w:lvlJc w:val="left"/>
-      <w:pPr>
-        <w:ind w:hanging="360" w:left="5040"/>
-      </w:pPr>
-    </w:lvl>
-    <w:lvl w15:tentative="1" w:ilvl="7">
-      <w:start w:val="1"/>
-      <w:numFmt w:val="bullet"/>
-      <w:lvlText w:val="●"/>
-      <w:lvlJc w:val="left"/>
-      <w:pPr>
-        <w:ind w:hanging="360" w:left="5760"/>
-      </w:pPr>
-    </w:lvl>
-    <w:lvl w15:tentative="1" w:ilvl="8">
-      <w:start w:val="1"/>
-      <w:numFmt w:val="bullet"/>
-      <w:lvlText w:val="●"/>
-      <w:lvlJc w:val="left"/>
-      <w:pPr>
-        <w:ind w:hanging="360" w:left="6480"/>
-      </w:pPr>
-    </w:lvl>
-  </w:abstractNum>
+<w:numbering xmlns:w="http://schemas.openxmlformats.org/wordprocessingml/2006/main">
   <w:abstractNum w:abstractNumId="990">
     <w:nsid w:val="0000A990"/>
     <w:multiLevelType w:val="multilevel"/>
@@ -2343,12 +2274,6 @@
       </w:rPr>
     </w:lvl>
   </w:abstractNum>
-  <w:num w:numId="1">
-    <w:abstractNumId w:val="1"/>
-    <w:lvlOverride w:ilvl="0">
-      <w:startOverride w:val="1"/>
-    </w:lvlOverride>
-  </w:num>
   <w:num w:numId="1000">
     <w:abstractNumId w:val="990"/>
   </w:num>
@@ -2389,673 +2314,660 @@
 </file>
 
 <file path=word/styles.xml><?xml version="1.0" encoding="utf-8"?>
-<w:styles xmlns:mc="http://schemas.openxmlformats.org/markup-compatibility/2006" xmlns:r="http://schemas.openxmlformats.org/officeDocument/2006/relationships" xmlns:w="http://schemas.openxmlformats.org/wordprocessingml/2006/main" xmlns:w14="http://schemas.microsoft.com/office/word/2010/wordml" xmlns:w15="http://schemas.microsoft.com/office/word/2012/wordml" mc:Ignorable="w14 w15">
+<w:styles xmlns:r="http://schemas.openxmlformats.org/officeDocument/2006/relationships" xmlns:w="http://schemas.openxmlformats.org/wordprocessingml/2006/main">
   <w:docDefaults>
     <w:rPrDefault>
       <w:rPr>
-        <w:rFonts w:ascii="Calibri" w:cs="Calibri" w:eastAsia="Calibri" w:hAnsi="Calibri"/>
-        <w:sz w:val="22"/>
-        <w:szCs w:val="22"/>
+        <w:rFonts w:asciiTheme="minorHAnsi" w:cstheme="minorBidi" w:eastAsiaTheme="minorEastAsia" w:hAnsiTheme="minorHAnsi"/>
+        <w:sz w:val="24"/>
+        <w:szCs w:val="24"/>
+        <w:lang w:bidi="ar-SA" w:eastAsia="zh-CN" w:val="en-US"/>
       </w:rPr>
     </w:rPrDefault>
-    <w:pPrDefault/>
+    <w:pPrDefault>
+      <w:pPr>
+        <w:spacing w:after="200"/>
+      </w:pPr>
+    </w:pPrDefault>
   </w:docDefaults>
+  <w:latentStyles w:count="276" w:defLockedState="0" w:defQFormat="0" w:defSemiHidden="0" w:defUIPriority="0" w:defUnhideWhenUsed="0"/>
+  <w:style w:default="1" w:styleId="Normal" w:type="paragraph">
+    <w:name w:val="Normal"/>
+    <w:qFormat/>
+  </w:style>
+  <w:style w:styleId="BodyText" w:type="paragraph">
+    <w:name w:val="Body Text"/>
+    <w:basedOn w:val="Normal"/>
+    <w:link w:val="BodyTextChar"/>
+    <w:qFormat/>
+    <w:pPr>
+      <w:spacing w:after="180" w:before="180"/>
+    </w:pPr>
+  </w:style>
+  <w:style w:customStyle="1" w:styleId="FirstParagraph" w:type="paragraph">
+    <w:name w:val="First Paragraph"/>
+    <w:basedOn w:val="BodyText"/>
+    <w:next w:val="BodyText"/>
+    <w:qFormat/>
+  </w:style>
+  <w:style w:customStyle="1" w:styleId="Compact" w:type="paragraph">
+    <w:name w:val="Compact"/>
+    <w:basedOn w:val="BodyText"/>
+    <w:qFormat/>
+    <w:pPr>
+      <w:spacing w:after="36" w:before="36"/>
+    </w:pPr>
+  </w:style>
   <w:style w:styleId="Title" w:type="paragraph">
     <w:name w:val="Title"/>
     <w:basedOn w:val="Normal"/>
-    <w:next w:val="Normal"/>
+    <w:next w:val="BodyText"/>
+    <w:link w:val="TitleChar"/>
+    <w:uiPriority w:val="10"/>
     <w:qFormat/>
-    <w:rPr>
+    <w:rsid w:val="00A10FD9"/>
+    <w:pPr>
+      <w:spacing w:after="80" w:line="240" w:lineRule="auto"/>
+      <w:contextualSpacing/>
+      <w:jc w:val="center"/>
+    </w:pPr>
+    <w:rPr>
+      <w:rFonts w:asciiTheme="majorHAnsi" w:cstheme="majorBidi" w:eastAsiaTheme="majorEastAsia" w:hAnsiTheme="majorHAnsi"/>
       <w:sz w:val="56"/>
       <w:szCs w:val="56"/>
     </w:rPr>
   </w:style>
-  <w:style w:styleId="Heading1" w:type="paragraph">
-    <w:name w:val="Heading 1"/>
-    <w:basedOn w:val="Normal"/>
-    <w:next w:val="Normal"/>
+  <w:style w:customStyle="1" w:styleId="TitleChar" w:type="character">
+    <w:name w:val="Title Char"/>
+    <w:basedOn w:val="DefaultParagraphFont"/>
+    <w:link w:val="Title"/>
+    <w:uiPriority w:val="10"/>
+    <w:rsid w:val="00A10FD9"/>
+    <w:rPr>
+      <w:rFonts w:asciiTheme="majorHAnsi" w:cstheme="majorBidi" w:eastAsiaTheme="majorEastAsia" w:hAnsiTheme="majorHAnsi"/>
+      <w:sz w:val="56"/>
+      <w:szCs w:val="56"/>
+    </w:rPr>
+  </w:style>
+  <w:style w:styleId="Subtitle" w:type="paragraph">
+    <w:name w:val="Subtitle"/>
+    <w:basedOn w:val="Title"/>
+    <w:next w:val="BodyText"/>
+    <w:link w:val="SubtitleChar"/>
+    <w:uiPriority w:val="11"/>
+    <w:qFormat/>
+    <w:rsid w:val="00A10FD9"/>
+    <w:pPr>
+      <w:numPr>
+        <w:ilvl w:val="1"/>
+      </w:numPr>
+    </w:pPr>
+    <w:rPr>
+      <w:rFonts w:cstheme="majorBidi" w:eastAsiaTheme="majorEastAsia"/>
+      <w:spacing w:val="15"/>
+      <w:sz w:val="28"/>
+      <w:szCs w:val="28"/>
+    </w:rPr>
+  </w:style>
+  <w:style w:customStyle="1" w:styleId="SubtitleChar" w:type="character">
+    <w:name w:val="Subtitle Char"/>
+    <w:basedOn w:val="DefaultParagraphFont"/>
+    <w:link w:val="Subtitle"/>
+    <w:uiPriority w:val="11"/>
+    <w:rsid w:val="00A10FD9"/>
+    <w:rPr>
+      <w:rFonts w:cstheme="majorBidi" w:eastAsiaTheme="majorEastAsia"/>
+      <w:color w:themeColor="text1" w:themeTint="A6" w:val="595959"/>
+      <w:spacing w:val="15"/>
+      <w:sz w:val="28"/>
+      <w:szCs w:val="28"/>
+    </w:rPr>
+  </w:style>
+  <w:style w:customStyle="1" w:styleId="Author" w:type="paragraph">
+    <w:name w:val="Author"/>
+    <w:basedOn w:val="Title"/>
+    <w:next w:val="BodyText"/>
     <w:qFormat/>
     <w:pPr>
-      <w:spacing w:after="160" w:before="280"/>
+      <w:keepNext/>
+      <w:keepLines/>
     </w:pPr>
     <w:rPr>
-      <w:rFonts w:ascii="Calibri Light" w:cs="Calibri Light" w:eastAsia="Calibri Light" w:hAnsi="Calibri Light"/>
+      <w:sz w:val="24"/>
+      <w:szCs w:val="24"/>
+    </w:rPr>
+  </w:style>
+  <w:style w:styleId="Date" w:type="paragraph">
+    <w:name w:val="Date"/>
+    <w:basedOn w:val="Title"/>
+    <w:next w:val="BodyText"/>
+    <w:qFormat/>
+    <w:pPr>
+      <w:keepNext/>
+      <w:keepLines/>
+    </w:pPr>
+    <w:rPr>
+      <w:sz w:val="24"/>
+      <w:szCs w:val="24"/>
+    </w:rPr>
+  </w:style>
+  <w:style w:customStyle="1" w:styleId="AbstractTitle" w:type="paragraph">
+    <w:name w:val="Abstract Title"/>
+    <w:basedOn w:val="Normal"/>
+    <w:next w:val="Abstract"/>
+    <w:qFormat/>
+    <w:pPr>
+      <w:keepNext/>
+      <w:keepLines/>
+      <w:spacing w:after="0" w:before="300"/>
+      <w:jc w:val="center"/>
+    </w:pPr>
+    <w:rPr>
       <w:b/>
-      <w:bCs/>
-      <w:color w:val="1F4E79"/>
+      <w:sz w:val="20"/>
+      <w:szCs w:val="20"/>
+    </w:rPr>
+  </w:style>
+  <w:style w:customStyle="1" w:styleId="Abstract" w:type="paragraph">
+    <w:name w:val="Abstract"/>
+    <w:basedOn w:val="Normal"/>
+    <w:next w:val="BodyText"/>
+    <w:qFormat/>
+    <w:pPr>
+      <w:keepNext/>
+      <w:keepLines/>
+      <w:spacing w:after="300" w:before="100"/>
+    </w:pPr>
+    <w:rPr>
+      <w:sz w:val="20"/>
+      <w:szCs w:val="20"/>
+    </w:rPr>
+  </w:style>
+  <w:style w:styleId="Bibliography" w:type="paragraph">
+    <w:name w:val="Bibliography"/>
+    <w:basedOn w:val="Normal"/>
+    <w:next w:val="Bibliography"/>
+    <w:qFormat/>
+    <w:pPr/>
+    <w:rPr/>
+  </w:style>
+  <w:style w:styleId="Heading1" w:type="paragraph">
+    <w:name w:val="heading 1"/>
+    <w:basedOn w:val="Normal"/>
+    <w:next w:val="BodyText"/>
+    <w:link w:val="Heading1Char"/>
+    <w:uiPriority w:val="9"/>
+    <w:qFormat/>
+    <w:rsid w:val="00A10FD9"/>
+    <w:pPr>
+      <w:keepNext/>
+      <w:keepLines/>
+      <w:spacing w:after="80" w:before="360"/>
+      <w:outlineLvl w:val="0"/>
+    </w:pPr>
+    <w:rPr>
+      <w:rFonts w:asciiTheme="majorHAnsi" w:cstheme="majorBidi" w:eastAsiaTheme="majorEastAsia" w:hAnsiTheme="majorHAnsi"/>
+      <w:color w:themeColor="accent1" w:themeShade="BF" w:val="0F4761"/>
+      <w:sz w:val="40"/>
+      <w:szCs w:val="40"/>
+    </w:rPr>
+  </w:style>
+  <w:style w:styleId="Heading2" w:type="paragraph">
+    <w:name w:val="heading 2"/>
+    <w:basedOn w:val="Normal"/>
+    <w:next w:val="BodyText"/>
+    <w:link w:val="Heading2Char"/>
+    <w:uiPriority w:val="9"/>
+    <w:semiHidden/>
+    <w:unhideWhenUsed/>
+    <w:qFormat/>
+    <w:rsid w:val="00A10FD9"/>
+    <w:pPr>
+      <w:keepNext/>
+      <w:keepLines/>
+      <w:spacing w:after="80" w:before="160"/>
+      <w:outlineLvl w:val="1"/>
+    </w:pPr>
+    <w:rPr>
+      <w:rFonts w:asciiTheme="majorHAnsi" w:cstheme="majorBidi" w:eastAsiaTheme="majorEastAsia" w:hAnsiTheme="majorHAnsi"/>
+      <w:color w:themeColor="accent1" w:themeShade="BF" w:val="0F4761"/>
       <w:sz w:val="32"/>
       <w:szCs w:val="32"/>
     </w:rPr>
   </w:style>
-  <w:style w:styleId="Heading2" w:type="paragraph">
-    <w:name w:val="Heading 2"/>
+  <w:style w:styleId="Heading3" w:type="paragraph">
+    <w:name w:val="heading 3"/>
     <w:basedOn w:val="Normal"/>
-    <w:next w:val="Normal"/>
+    <w:next w:val="BodyText"/>
+    <w:link w:val="Heading3Char"/>
+    <w:uiPriority w:val="9"/>
+    <w:semiHidden/>
+    <w:unhideWhenUsed/>
+    <w:qFormat/>
+    <w:rsid w:val="00A10FD9"/>
+    <w:pPr>
+      <w:keepNext/>
+      <w:keepLines/>
+      <w:spacing w:after="80" w:before="160"/>
+      <w:outlineLvl w:val="2"/>
+    </w:pPr>
+    <w:rPr>
+      <w:rFonts w:cstheme="majorBidi" w:eastAsiaTheme="majorEastAsia"/>
+      <w:color w:themeColor="accent1" w:themeShade="BF" w:val="0F4761"/>
+      <w:sz w:val="28"/>
+      <w:szCs w:val="28"/>
+    </w:rPr>
+  </w:style>
+  <w:style w:styleId="Heading4" w:type="paragraph">
+    <w:name w:val="heading 4"/>
+    <w:basedOn w:val="Normal"/>
+    <w:next w:val="BodyText"/>
+    <w:link w:val="Heading4Char"/>
+    <w:uiPriority w:val="9"/>
+    <w:semiHidden/>
+    <w:unhideWhenUsed/>
+    <w:qFormat/>
+    <w:rsid w:val="00A10FD9"/>
+    <w:pPr>
+      <w:keepNext/>
+      <w:keepLines/>
+      <w:spacing w:after="40" w:before="80"/>
+      <w:outlineLvl w:val="3"/>
+    </w:pPr>
+    <w:rPr>
+      <w:rFonts w:cstheme="majorBidi" w:eastAsiaTheme="majorEastAsia"/>
+      <w:i/>
+      <w:iCs/>
+      <w:color w:themeColor="accent1" w:themeShade="BF" w:val="0F4761"/>
+    </w:rPr>
+  </w:style>
+  <w:style w:styleId="Heading5" w:type="paragraph">
+    <w:name w:val="heading 5"/>
+    <w:basedOn w:val="Normal"/>
+    <w:next w:val="BodyText"/>
+    <w:link w:val="Heading5Char"/>
+    <w:uiPriority w:val="9"/>
+    <w:semiHidden/>
+    <w:unhideWhenUsed/>
+    <w:qFormat/>
+    <w:rsid w:val="00A10FD9"/>
+    <w:pPr>
+      <w:keepNext/>
+      <w:keepLines/>
+      <w:spacing w:after="40" w:before="80"/>
+      <w:outlineLvl w:val="4"/>
+    </w:pPr>
+    <w:rPr>
+      <w:rFonts w:cstheme="majorBidi" w:eastAsiaTheme="majorEastAsia"/>
+      <w:color w:themeColor="accent1" w:themeShade="BF" w:val="0F4761"/>
+    </w:rPr>
+  </w:style>
+  <w:style w:styleId="Heading6" w:type="paragraph">
+    <w:name w:val="heading 6"/>
+    <w:basedOn w:val="Normal"/>
+    <w:next w:val="BodyText"/>
+    <w:link w:val="Heading6Char"/>
+    <w:uiPriority w:val="9"/>
+    <w:semiHidden/>
+    <w:unhideWhenUsed/>
+    <w:qFormat/>
+    <w:rsid w:val="00A10FD9"/>
+    <w:pPr>
+      <w:keepNext/>
+      <w:keepLines/>
+      <w:spacing w:after="0" w:before="40"/>
+      <w:outlineLvl w:val="5"/>
+    </w:pPr>
+    <w:rPr>
+      <w:rFonts w:cstheme="majorBidi" w:eastAsiaTheme="majorEastAsia"/>
+      <w:i/>
+      <w:iCs/>
+      <w:color w:themeColor="text1" w:themeTint="A6" w:val="595959"/>
+    </w:rPr>
+  </w:style>
+  <w:style w:styleId="Heading7" w:type="paragraph">
+    <w:name w:val="heading 7"/>
+    <w:basedOn w:val="Normal"/>
+    <w:next w:val="BodyText"/>
+    <w:link w:val="Heading7Char"/>
+    <w:uiPriority w:val="9"/>
+    <w:semiHidden/>
+    <w:unhideWhenUsed/>
+    <w:qFormat/>
+    <w:rsid w:val="00A10FD9"/>
+    <w:pPr>
+      <w:keepNext/>
+      <w:keepLines/>
+      <w:spacing w:after="0" w:before="40"/>
+      <w:outlineLvl w:val="6"/>
+    </w:pPr>
+    <w:rPr>
+      <w:rFonts w:cstheme="majorBidi" w:eastAsiaTheme="majorEastAsia"/>
+      <w:color w:themeColor="text1" w:themeTint="A6" w:val="595959"/>
+    </w:rPr>
+  </w:style>
+  <w:style w:styleId="Heading8" w:type="paragraph">
+    <w:name w:val="heading 8"/>
+    <w:basedOn w:val="Normal"/>
+    <w:next w:val="BodyText"/>
+    <w:link w:val="Heading8Char"/>
+    <w:uiPriority w:val="9"/>
+    <w:semiHidden/>
+    <w:unhideWhenUsed/>
+    <w:qFormat/>
+    <w:rsid w:val="00A10FD9"/>
+    <w:pPr>
+      <w:keepNext/>
+      <w:keepLines/>
+      <w:spacing w:after="0"/>
+      <w:outlineLvl w:val="7"/>
+    </w:pPr>
+    <w:rPr>
+      <w:rFonts w:cstheme="majorBidi" w:eastAsiaTheme="majorEastAsia"/>
+      <w:i/>
+      <w:iCs/>
+      <w:color w:themeColor="text1" w:themeTint="D8" w:val="272727"/>
+    </w:rPr>
+  </w:style>
+  <w:style w:styleId="Heading9" w:type="paragraph">
+    <w:name w:val="heading 9"/>
+    <w:basedOn w:val="Normal"/>
+    <w:next w:val="BodyText"/>
+    <w:link w:val="Heading9Char"/>
+    <w:uiPriority w:val="9"/>
+    <w:semiHidden/>
+    <w:unhideWhenUsed/>
+    <w:qFormat/>
+    <w:rsid w:val="00A10FD9"/>
+    <w:pPr>
+      <w:keepNext/>
+      <w:keepLines/>
+      <w:spacing w:after="0"/>
+      <w:outlineLvl w:val="8"/>
+    </w:pPr>
+    <w:rPr>
+      <w:rFonts w:cstheme="majorBidi" w:eastAsiaTheme="majorEastAsia"/>
+      <w:color w:themeColor="text1" w:themeTint="D8" w:val="272727"/>
+    </w:rPr>
+  </w:style>
+  <w:style w:customStyle="1" w:styleId="Heading1Char" w:type="character">
+    <w:name w:val="Heading 1 Char"/>
+    <w:basedOn w:val="DefaultParagraphFont"/>
+    <w:link w:val="Heading1"/>
+    <w:uiPriority w:val="9"/>
+    <w:rsid w:val="00A10FD9"/>
+    <w:rPr>
+      <w:rFonts w:asciiTheme="majorHAnsi" w:cstheme="majorBidi" w:eastAsiaTheme="majorEastAsia" w:hAnsiTheme="majorHAnsi"/>
+      <w:color w:themeColor="accent1" w:themeShade="BF" w:val="0F4761"/>
+      <w:sz w:val="40"/>
+      <w:szCs w:val="40"/>
+    </w:rPr>
+  </w:style>
+  <w:style w:customStyle="1" w:styleId="Heading2Char" w:type="character">
+    <w:name w:val="Heading 2 Char"/>
+    <w:basedOn w:val="DefaultParagraphFont"/>
+    <w:link w:val="Heading2"/>
+    <w:uiPriority w:val="9"/>
+    <w:semiHidden/>
+    <w:rsid w:val="00A10FD9"/>
+    <w:rPr>
+      <w:rFonts w:asciiTheme="majorHAnsi" w:cstheme="majorBidi" w:eastAsiaTheme="majorEastAsia" w:hAnsiTheme="majorHAnsi"/>
+      <w:color w:themeColor="accent1" w:themeShade="BF" w:val="0F4761"/>
+      <w:sz w:val="32"/>
+      <w:szCs w:val="32"/>
+    </w:rPr>
+  </w:style>
+  <w:style w:customStyle="1" w:styleId="Heading3Char" w:type="character">
+    <w:name w:val="Heading 3 Char"/>
+    <w:basedOn w:val="DefaultParagraphFont"/>
+    <w:link w:val="Heading3"/>
+    <w:uiPriority w:val="9"/>
+    <w:semiHidden/>
+    <w:rsid w:val="00A10FD9"/>
+    <w:rPr>
+      <w:rFonts w:cstheme="majorBidi" w:eastAsiaTheme="majorEastAsia"/>
+      <w:color w:themeColor="accent1" w:themeShade="BF" w:val="0F4761"/>
+      <w:sz w:val="28"/>
+      <w:szCs w:val="28"/>
+    </w:rPr>
+  </w:style>
+  <w:style w:customStyle="1" w:styleId="Heading4Char" w:type="character">
+    <w:name w:val="Heading 4 Char"/>
+    <w:basedOn w:val="DefaultParagraphFont"/>
+    <w:link w:val="Heading4"/>
+    <w:uiPriority w:val="9"/>
+    <w:semiHidden/>
+    <w:rsid w:val="00A10FD9"/>
+    <w:rPr>
+      <w:rFonts w:cstheme="majorBidi" w:eastAsiaTheme="majorEastAsia"/>
+      <w:i/>
+      <w:iCs/>
+      <w:color w:themeColor="accent1" w:themeShade="BF" w:val="0F4761"/>
+    </w:rPr>
+  </w:style>
+  <w:style w:customStyle="1" w:styleId="Heading5Char" w:type="character">
+    <w:name w:val="Heading 5 Char"/>
+    <w:basedOn w:val="DefaultParagraphFont"/>
+    <w:link w:val="Heading5"/>
+    <w:uiPriority w:val="9"/>
+    <w:semiHidden/>
+    <w:rsid w:val="00A10FD9"/>
+    <w:rPr>
+      <w:rFonts w:cstheme="majorBidi" w:eastAsiaTheme="majorEastAsia"/>
+      <w:color w:themeColor="accent1" w:themeShade="BF" w:val="0F4761"/>
+    </w:rPr>
+  </w:style>
+  <w:style w:customStyle="1" w:styleId="Heading6Char" w:type="character">
+    <w:name w:val="Heading 6 Char"/>
+    <w:basedOn w:val="DefaultParagraphFont"/>
+    <w:link w:val="Heading6"/>
+    <w:uiPriority w:val="9"/>
+    <w:semiHidden/>
+    <w:rsid w:val="00A10FD9"/>
+    <w:rPr>
+      <w:rFonts w:cstheme="majorBidi" w:eastAsiaTheme="majorEastAsia"/>
+      <w:i/>
+      <w:iCs/>
+      <w:color w:themeColor="text1" w:themeTint="A6" w:val="595959"/>
+    </w:rPr>
+  </w:style>
+  <w:style w:customStyle="1" w:styleId="Heading7Char" w:type="character">
+    <w:name w:val="Heading 7 Char"/>
+    <w:basedOn w:val="DefaultParagraphFont"/>
+    <w:link w:val="Heading7"/>
+    <w:uiPriority w:val="9"/>
+    <w:semiHidden/>
+    <w:rsid w:val="00A10FD9"/>
+    <w:rPr>
+      <w:rFonts w:cstheme="majorBidi" w:eastAsiaTheme="majorEastAsia"/>
+      <w:color w:themeColor="text1" w:themeTint="A6" w:val="595959"/>
+    </w:rPr>
+  </w:style>
+  <w:style w:customStyle="1" w:styleId="Heading8Char" w:type="character">
+    <w:name w:val="Heading 8 Char"/>
+    <w:basedOn w:val="DefaultParagraphFont"/>
+    <w:link w:val="Heading8"/>
+    <w:uiPriority w:val="9"/>
+    <w:semiHidden/>
+    <w:rsid w:val="00A10FD9"/>
+    <w:rPr>
+      <w:rFonts w:cstheme="majorBidi" w:eastAsiaTheme="majorEastAsia"/>
+      <w:i/>
+      <w:iCs/>
+      <w:color w:themeColor="text1" w:themeTint="D8" w:val="272727"/>
+    </w:rPr>
+  </w:style>
+  <w:style w:customStyle="1" w:styleId="Heading9Char" w:type="character">
+    <w:name w:val="Heading 9 Char"/>
+    <w:basedOn w:val="DefaultParagraphFont"/>
+    <w:link w:val="Heading9"/>
+    <w:uiPriority w:val="9"/>
+    <w:semiHidden/>
+    <w:rsid w:val="00A10FD9"/>
+    <w:rPr>
+      <w:rFonts w:cstheme="majorBidi" w:eastAsiaTheme="majorEastAsia"/>
+      <w:color w:themeColor="text1" w:themeTint="D8" w:val="272727"/>
+    </w:rPr>
+  </w:style>
+  <w:style w:styleId="BlockText" w:type="paragraph">
+    <w:name w:val="Block Text"/>
+    <w:basedOn w:val="BodyText"/>
+    <w:next w:val="BodyText"/>
+    <w:uiPriority w:val="9"/>
+    <w:unhideWhenUsed/>
     <w:qFormat/>
     <w:pPr>
-      <w:spacing w:after="120" w:before="240"/>
+      <w:spacing w:after="100" w:before="100"/>
+      <w:ind w:firstLine="0" w:left="480" w:right="480"/>
     </w:pPr>
-    <w:rPr>
-      <w:rFonts w:ascii="Calibri Light" w:cs="Calibri Light" w:eastAsia="Calibri Light" w:hAnsi="Calibri Light"/>
-      <w:b/>
-      <w:bCs/>
-      <w:color w:val="2E74B5"/>
-      <w:sz w:val="26"/>
-      <w:szCs w:val="26"/>
-    </w:rPr>
-  </w:style>
-  <w:style w:styleId="Heading3" w:type="paragraph">
-    <w:name w:val="Heading 3"/>
+  </w:style>
+  <w:style w:styleId="FootnoteText" w:type="paragraph">
+    <w:name w:val="Footnote Text"/>
     <w:basedOn w:val="Normal"/>
-    <w:next w:val="Normal"/>
+    <w:next w:val="FootnoteText"/>
+    <w:uiPriority w:val="9"/>
+    <w:unhideWhenUsed/>
+    <w:qFormat/>
+  </w:style>
+  <w:style w:styleId="FootnoteBlockText" w:type="paragraph">
+    <w:name w:val="Footnote Block Text"/>
+    <w:basedOn w:val="FootnoteText"/>
+    <w:next w:val="FootnoteText"/>
+    <w:uiPriority w:val="9"/>
+    <w:unhideWhenUsed/>
     <w:qFormat/>
     <w:pPr>
-      <w:spacing w:after="100" w:before="200"/>
+      <w:spacing w:after="100" w:before="100"/>
+      <w:ind w:firstLine="0" w:left="480" w:right="480"/>
     </w:pPr>
-    <w:rPr>
-      <w:rFonts w:ascii="Calibri Light" w:cs="Calibri Light" w:eastAsia="Calibri Light" w:hAnsi="Calibri Light"/>
+  </w:style>
+  <w:style w:default="1" w:styleId="DefaultParagraphFont" w:type="character">
+    <w:name w:val="Default Paragraph Font"/>
+    <w:semiHidden/>
+    <w:unhideWhenUsed/>
+  </w:style>
+  <w:style w:default="1" w:styleId="Table" w:type="table">
+    <w:name w:val="Table"/>
+    <w:basedOn w:val="TableNormal"/>
+    <w:semiHidden/>
+    <w:unhideWhenUsed/>
+    <w:qFormat/>
+    <w:tblPr>
+      <w:tblInd w:type="dxa" w:w="0"/>
+      <w:tblCellMar>
+        <w:top w:type="dxa" w:w="0"/>
+        <w:left w:type="dxa" w:w="108"/>
+        <w:bottom w:type="dxa" w:w="0"/>
+        <w:right w:type="dxa" w:w="108"/>
+      </w:tblCellMar>
+    </w:tblPr>
+    <w:tblStylePr w:type="firstRow">
+      <w:tcPr>
+        <w:tcBorders>
+          <w:bottom w:val="single"/>
+        </w:tcBorders>
+        <w:vAlign w:val="bottom"/>
+      </w:tcPr>
+    </w:tblStylePr>
+  </w:style>
+  <w:style w:customStyle="1" w:styleId="DefinitionTerm" w:type="paragraph">
+    <w:name w:val="Definition Term"/>
+    <w:basedOn w:val="Normal"/>
+    <w:next w:val="Definition"/>
+    <w:pPr>
+      <w:keepNext/>
+      <w:keepLines/>
+      <w:spacing w:after="0"/>
+    </w:pPr>
+    <w:rPr>
       <w:b/>
-      <w:bCs/>
-      <w:color w:val="1F3864"/>
-      <w:sz w:val="24"/>
-      <w:szCs w:val="24"/>
-    </w:rPr>
-  </w:style>
-  <w:style w:styleId="Heading4" w:type="paragraph">
-    <w:name w:val="Heading 4"/>
+    </w:rPr>
+  </w:style>
+  <w:style w:customStyle="1" w:styleId="Definition" w:type="paragraph">
+    <w:name w:val="Definition"/>
     <w:basedOn w:val="Normal"/>
-    <w:next w:val="Normal"/>
-    <w:qFormat/>
+  </w:style>
+  <w:style w:styleId="Caption" w:type="paragraph">
+    <w:name w:val="Caption"/>
+    <w:basedOn w:val="Normal"/>
+    <w:link w:val="BodyTextChar"/>
+    <w:pPr>
+      <w:spacing w:after="120" w:before="0"/>
+    </w:pPr>
     <w:rPr>
       <w:i/>
-      <w:iCs/>
-      <w:color w:val="2E74B5"/>
-    </w:rPr>
-  </w:style>
-  <w:style w:styleId="Heading5" w:type="paragraph">
-    <w:name w:val="Heading 5"/>
+    </w:rPr>
+  </w:style>
+  <w:style w:customStyle="1" w:styleId="TableCaption" w:type="paragraph">
+    <w:name w:val="Table Caption"/>
+    <w:basedOn w:val="Caption"/>
+    <w:pPr>
+      <w:keepNext/>
+    </w:pPr>
+  </w:style>
+  <w:style w:customStyle="1" w:styleId="ImageCaption" w:type="paragraph">
+    <w:name w:val="Image Caption"/>
+    <w:basedOn w:val="Caption"/>
+  </w:style>
+  <w:style w:customStyle="1" w:styleId="Figure" w:type="paragraph">
+    <w:name w:val="Figure"/>
     <w:basedOn w:val="Normal"/>
-    <w:next w:val="Normal"/>
-    <w:qFormat/>
-    <w:rPr>
-      <w:color w:val="2E74B5"/>
-    </w:rPr>
-  </w:style>
-  <w:style w:styleId="Heading6" w:type="paragraph">
-    <w:name w:val="Heading 6"/>
-    <w:basedOn w:val="Normal"/>
-    <w:next w:val="Normal"/>
-    <w:qFormat/>
-    <w:rPr>
-      <w:color w:val="1F4D78"/>
-    </w:rPr>
-  </w:style>
-  <w:style w:styleId="Strong" w:type="paragraph">
-    <w:name w:val="Strong"/>
-    <w:basedOn w:val="Normal"/>
-    <w:next w:val="Normal"/>
-    <w:qFormat/>
-    <w:rPr>
-      <w:b/>
-      <w:bCs/>
-    </w:rPr>
-  </w:style>
-  <w:style w:styleId="ListParagraph" w:type="paragraph">
-    <w:name w:val="List Paragraph"/>
-    <w:basedOn w:val="Normal"/>
-    <w:qFormat/>
+  </w:style>
+  <w:style w:customStyle="1" w:styleId="CaptionedFigure" w:type="paragraph">
+    <w:name w:val="Captioned Figure"/>
+    <w:basedOn w:val="Figure"/>
+    <w:pPr>
+      <w:keepNext/>
+    </w:pPr>
+  </w:style>
+  <w:style w:customStyle="1" w:styleId="BodyTextChar" w:type="character">
+    <w:name w:val="Body Text Char"/>
+    <w:basedOn w:val="DefaultParagraphFont"/>
+    <w:link w:val="BodyText"/>
+  </w:style>
+  <w:style w:customStyle="1" w:styleId="VerbatimChar" w:type="character">
+    <w:name w:val="Verbatim Char"/>
+    <w:basedOn w:val="BodyTextChar"/>
+    <w:rPr>
+      <w:rFonts w:ascii="Consolas" w:hAnsi="Consolas"/>
+      <w:sz w:val="22"/>
+    </w:rPr>
+  </w:style>
+  <w:style w:customStyle="1" w:styleId="SectionNumber" w:type="character">
+    <w:name w:val="Section Number"/>
+    <w:basedOn w:val="BodyTextChar"/>
+  </w:style>
+  <w:style w:styleId="FootnoteReference" w:type="character">
+    <w:name w:val="Footnote Reference"/>
+    <w:basedOn w:val="BodyTextChar"/>
+    <w:rPr>
+      <w:vertAlign w:val="superscript"/>
+    </w:rPr>
   </w:style>
   <w:style w:styleId="Hyperlink" w:type="character">
     <w:name w:val="Hyperlink"/>
-    <w:basedOn w:val="DefaultParagraphFont"/>
-    <w:uiPriority w:val="99"/>
+    <w:basedOn w:val="BodyTextChar"/>
+    <w:rPr>
+      <w:color w:themeColor="accent1" w:val="4F81BD"/>
+    </w:rPr>
+  </w:style>
+  <w:style w:styleId="TOCHeading" w:type="paragraph">
+    <w:name w:val="TOC Heading"/>
+    <w:basedOn w:val="Heading1"/>
+    <w:next w:val="BodyText"/>
+    <w:uiPriority w:val="39"/>
     <w:unhideWhenUsed/>
-    <w:rPr>
-      <w:color w:val="0563C1"/>
-      <w:u w:val="single"/>
-    </w:rPr>
-  </w:style>
-  <w:style w:styleId="FootnoteReference" w:type="character">
-    <w:name w:val="footnote reference"/>
-    <w:basedOn w:val="DefaultParagraphFont"/>
-    <w:uiPriority w:val="99"/>
-    <w:semiHidden/>
-    <w:unhideWhenUsed/>
-    <w:rPr>
-      <w:vertAlign w:val="superscript"/>
-    </w:rPr>
-  </w:style>
-  <w:style w:styleId="FootnoteText" w:type="paragraph">
-    <w:name w:val="footnote text"/>
-    <w:basedOn w:val="Normal"/>
-    <w:link w:val="FootnoteTextChar"/>
-    <w:uiPriority w:val="99"/>
-    <w:semiHidden/>
-    <w:unhideWhenUsed/>
+    <w:qFormat/>
     <w:pPr>
-      <w:spacing w:after="0" w:line="240" w:lineRule="auto"/>
+      <w:spacing w:before="240" w:line="259" w:lineRule="auto"/>
+      <w:outlineLvl w:val="9"/>
     </w:pPr>
     <w:rPr>
-      <w:sz w:val="20"/>
-      <w:szCs w:val="20"/>
-    </w:rPr>
-  </w:style>
-  <w:style w:styleId="FootnoteTextChar" w:type="character">
-    <w:name w:val="Footnote Text Char"/>
-    <w:basedOn w:val="DefaultParagraphFont"/>
-    <w:link w:val="FootnoteText"/>
-    <w:uiPriority w:val="99"/>
-    <w:semiHidden/>
-    <w:unhideWhenUsed/>
-    <w:rPr>
-      <w:sz w:val="20"/>
-      <w:szCs w:val="20"/>
-    </w:rPr>
-  </w:style>
-  <w:style w:styleId="EndnoteReference" w:type="character">
-    <w:name w:val="endnote reference"/>
-    <w:basedOn w:val="DefaultParagraphFont"/>
-    <w:uiPriority w:val="99"/>
-    <w:semiHidden/>
-    <w:unhideWhenUsed/>
-    <w:rPr>
-      <w:vertAlign w:val="superscript"/>
-    </w:rPr>
-  </w:style>
-  <w:style w:styleId="EndnoteText" w:type="paragraph">
-    <w:name w:val="endnote text"/>
-    <w:basedOn w:val="Normal"/>
-    <w:link w:val="EndnoteTextChar"/>
-    <w:uiPriority w:val="99"/>
-    <w:semiHidden/>
-    <w:unhideWhenUsed/>
-    <w:pPr>
-      <w:spacing w:after="0" w:line="240" w:lineRule="auto"/>
-    </w:pPr>
-    <w:rPr>
-      <w:sz w:val="20"/>
-      <w:szCs w:val="20"/>
-    </w:rPr>
-  </w:style>
-  <w:style w:styleId="EndnoteTextChar" w:type="character">
-    <w:name w:val="Endnote Text Char"/>
-    <w:basedOn w:val="DefaultParagraphFont"/>
-    <w:link w:val="EndnoteText"/>
-    <w:uiPriority w:val="99"/>
-    <w:semiHidden/>
-    <w:unhideWhenUsed/>
-    <w:rPr>
-      <w:sz w:val="20"/>
-      <w:szCs w:val="20"/>
-    </w:rPr>
-  </w:style>
-  <w:style w:customStyle="1" w:styleId="SourceCode" w:type="paragraph">
-    <w:name w:val="Source Code"/>
-    <w:basedOn w:val="Normal"/>
-    <w:link w:val="VerbatimChar"/>
-    <w:pPr>
-      <w:wordWrap w:val="off"/>
-    </w:pPr>
-  </w:style>
-  <w:style w:customStyle="1" w:styleId="KeywordTok" w:type="character">
-    <w:name w:val="KeywordTok"/>
-    <w:basedOn w:val="VerbatimChar"/>
-    <w:rPr>
-      <w:b/>
-      <w:color w:val="007020"/>
-    </w:rPr>
-  </w:style>
-  <w:style w:customStyle="1" w:styleId="DataTypeTok" w:type="character">
-    <w:name w:val="DataTypeTok"/>
-    <w:basedOn w:val="VerbatimChar"/>
-    <w:rPr>
-      <w:color w:val="902000"/>
-    </w:rPr>
-  </w:style>
-  <w:style w:customStyle="1" w:styleId="DecValTok" w:type="character">
-    <w:name w:val="DecValTok"/>
-    <w:basedOn w:val="VerbatimChar"/>
-    <w:rPr>
-      <w:color w:val="40a070"/>
-    </w:rPr>
-  </w:style>
-  <w:style w:customStyle="1" w:styleId="BaseNTok" w:type="character">
-    <w:name w:val="BaseNTok"/>
-    <w:basedOn w:val="VerbatimChar"/>
-    <w:rPr>
-      <w:color w:val="40a070"/>
-    </w:rPr>
-  </w:style>
-  <w:style w:customStyle="1" w:styleId="FloatTok" w:type="character">
-    <w:name w:val="FloatTok"/>
-    <w:basedOn w:val="VerbatimChar"/>
-    <w:rPr>
-      <w:color w:val="40a070"/>
-    </w:rPr>
-  </w:style>
-  <w:style w:customStyle="1" w:styleId="ConstantTok" w:type="character">
-    <w:name w:val="ConstantTok"/>
-    <w:basedOn w:val="VerbatimChar"/>
-    <w:rPr>
-      <w:color w:val="880000"/>
-    </w:rPr>
-  </w:style>
-  <w:style w:customStyle="1" w:styleId="CharTok" w:type="character">
-    <w:name w:val="CharTok"/>
-    <w:basedOn w:val="VerbatimChar"/>
-    <w:rPr>
-      <w:color w:val="4070a0"/>
-    </w:rPr>
-  </w:style>
-  <w:style w:customStyle="1" w:styleId="SpecialCharTok" w:type="character">
-    <w:name w:val="SpecialCharTok"/>
-    <w:basedOn w:val="VerbatimChar"/>
-    <w:rPr>
-      <w:color w:val="4070a0"/>
-    </w:rPr>
-  </w:style>
-  <w:style w:customStyle="1" w:styleId="StringTok" w:type="character">
-    <w:name w:val="StringTok"/>
-    <w:basedOn w:val="VerbatimChar"/>
-    <w:rPr>
-      <w:color w:val="4070a0"/>
-    </w:rPr>
-  </w:style>
-  <w:style w:customStyle="1" w:styleId="VerbatimStringTok" w:type="character">
-    <w:name w:val="VerbatimStringTok"/>
-    <w:basedOn w:val="VerbatimChar"/>
-    <w:rPr>
-      <w:color w:val="4070a0"/>
-    </w:rPr>
-  </w:style>
-  <w:style w:customStyle="1" w:styleId="SpecialStringTok" w:type="character">
-    <w:name w:val="SpecialStringTok"/>
-    <w:basedOn w:val="VerbatimChar"/>
-    <w:rPr>
-      <w:color w:val="bb6688"/>
-    </w:rPr>
-  </w:style>
-  <w:style w:customStyle="1" w:styleId="ImportTok" w:type="character">
-    <w:name w:val="ImportTok"/>
-    <w:basedOn w:val="VerbatimChar"/>
-    <w:rPr>
-      <w:b/>
-      <w:color w:val="008000"/>
-    </w:rPr>
-  </w:style>
-  <w:style w:customStyle="1" w:styleId="CommentTok" w:type="character">
-    <w:name w:val="CommentTok"/>
-    <w:basedOn w:val="VerbatimChar"/>
-    <w:rPr>
-      <w:i/>
-      <w:color w:val="60a0b0"/>
-    </w:rPr>
-  </w:style>
-  <w:style w:customStyle="1" w:styleId="DocumentationTok" w:type="character">
-    <w:name w:val="DocumentationTok"/>
-    <w:basedOn w:val="VerbatimChar"/>
-    <w:rPr>
-      <w:i/>
-      <w:color w:val="ba2121"/>
-    </w:rPr>
-  </w:style>
-  <w:style w:customStyle="1" w:styleId="AnnotationTok" w:type="character">
-    <w:name w:val="AnnotationTok"/>
-    <w:basedOn w:val="VerbatimChar"/>
-    <w:rPr>
-      <w:b/>
-      <w:i/>
-      <w:color w:val="60a0b0"/>
-    </w:rPr>
-  </w:style>
-  <w:style w:customStyle="1" w:styleId="CommentVarTok" w:type="character">
-    <w:name w:val="CommentVarTok"/>
-    <w:basedOn w:val="VerbatimChar"/>
-    <w:rPr>
-      <w:b/>
-      <w:i/>
-      <w:color w:val="60a0b0"/>
-    </w:rPr>
-  </w:style>
-  <w:style w:customStyle="1" w:styleId="OtherTok" w:type="character">
-    <w:name w:val="OtherTok"/>
-    <w:basedOn w:val="VerbatimChar"/>
-    <w:rPr>
-      <w:color w:val="007020"/>
-    </w:rPr>
-  </w:style>
-  <w:style w:customStyle="1" w:styleId="FunctionTok" w:type="character">
-    <w:name w:val="FunctionTok"/>
-    <w:basedOn w:val="VerbatimChar"/>
-    <w:rPr>
-      <w:color w:val="06287e"/>
-    </w:rPr>
-  </w:style>
-  <w:style w:customStyle="1" w:styleId="VariableTok" w:type="character">
-    <w:name w:val="VariableTok"/>
-    <w:basedOn w:val="VerbatimChar"/>
-    <w:rPr>
-      <w:color w:val="19177c"/>
-    </w:rPr>
-  </w:style>
-  <w:style w:customStyle="1" w:styleId="ControlFlowTok" w:type="character">
-    <w:name w:val="ControlFlowTok"/>
-    <w:basedOn w:val="VerbatimChar"/>
-    <w:rPr>
-      <w:b/>
-      <w:color w:val="007020"/>
-    </w:rPr>
-  </w:style>
-  <w:style w:customStyle="1" w:styleId="OperatorTok" w:type="character">
-    <w:name w:val="OperatorTok"/>
-    <w:basedOn w:val="VerbatimChar"/>
-    <w:rPr>
-      <w:color w:val="666666"/>
-    </w:rPr>
-  </w:style>
-  <w:style w:customStyle="1" w:styleId="BuiltInTok" w:type="character">
-    <w:name w:val="BuiltInTok"/>
-    <w:basedOn w:val="VerbatimChar"/>
-    <w:rPr>
-      <w:color w:val="008000"/>
-    </w:rPr>
-  </w:style>
-  <w:style w:customStyle="1" w:styleId="ExtensionTok" w:type="character">
-    <w:name w:val="ExtensionTok"/>
-    <w:basedOn w:val="VerbatimChar"/>
-    <w:rPr/>
-  </w:style>
-  <w:style w:customStyle="1" w:styleId="PreprocessorTok" w:type="character">
-    <w:name w:val="PreprocessorTok"/>
-    <w:basedOn w:val="VerbatimChar"/>
-    <w:rPr>
-      <w:color w:val="bc7a00"/>
-    </w:rPr>
-  </w:style>
-  <w:style w:customStyle="1" w:styleId="AttributeTok" w:type="character">
-    <w:name w:val="AttributeTok"/>
-    <w:basedOn w:val="VerbatimChar"/>
-    <w:rPr>
-      <w:color w:val="7d9029"/>
-    </w:rPr>
-  </w:style>
-  <w:style w:customStyle="1" w:styleId="RegionMarkerTok" w:type="character">
-    <w:name w:val="RegionMarkerTok"/>
-    <w:basedOn w:val="VerbatimChar"/>
-    <w:rPr/>
-  </w:style>
-  <w:style w:customStyle="1" w:styleId="InformationTok" w:type="character">
-    <w:name w:val="InformationTok"/>
-    <w:basedOn w:val="VerbatimChar"/>
-    <w:rPr>
-      <w:b/>
-      <w:i/>
-      <w:color w:val="60a0b0"/>
-    </w:rPr>
-  </w:style>
-  <w:style w:customStyle="1" w:styleId="WarningTok" w:type="character">
-    <w:name w:val="WarningTok"/>
-    <w:basedOn w:val="VerbatimChar"/>
-    <w:rPr>
-      <w:b/>
-      <w:i/>
-      <w:color w:val="60a0b0"/>
-    </w:rPr>
-  </w:style>
-  <w:style w:customStyle="1" w:styleId="AlertTok" w:type="character">
-    <w:name w:val="AlertTok"/>
-    <w:basedOn w:val="VerbatimChar"/>
-    <w:rPr>
-      <w:b/>
-      <w:color w:val="ff0000"/>
-    </w:rPr>
-  </w:style>
-  <w:style w:customStyle="1" w:styleId="ErrorTok" w:type="character">
-    <w:name w:val="ErrorTok"/>
-    <w:basedOn w:val="VerbatimChar"/>
-    <w:rPr>
-      <w:b/>
-      <w:color w:val="ff0000"/>
-    </w:rPr>
-  </w:style>
-  <w:style w:customStyle="1" w:styleId="NormalTok" w:type="character">
-    <w:name w:val="NormalTok"/>
-    <w:basedOn w:val="VerbatimChar"/>
-    <w:rPr/>
-  </w:style>
-  <w:style w:customStyle="1" w:styleId="SourceCode" w:type="paragraph">
-    <w:name w:val="Source Code"/>
-    <w:basedOn w:val="Normal"/>
-    <w:link w:val="VerbatimChar"/>
-    <w:pPr>
-      <w:wordWrap w:val="off"/>
-    </w:pPr>
-  </w:style>
-  <w:style w:customStyle="1" w:styleId="KeywordTok" w:type="character">
-    <w:name w:val="KeywordTok"/>
-    <w:basedOn w:val="VerbatimChar"/>
-    <w:rPr>
-      <w:b/>
-      <w:color w:val="007020"/>
-    </w:rPr>
-  </w:style>
-  <w:style w:customStyle="1" w:styleId="DataTypeTok" w:type="character">
-    <w:name w:val="DataTypeTok"/>
-    <w:basedOn w:val="VerbatimChar"/>
-    <w:rPr>
-      <w:color w:val="902000"/>
-    </w:rPr>
-  </w:style>
-  <w:style w:customStyle="1" w:styleId="DecValTok" w:type="character">
-    <w:name w:val="DecValTok"/>
-    <w:basedOn w:val="VerbatimChar"/>
-    <w:rPr>
-      <w:color w:val="40a070"/>
-    </w:rPr>
-  </w:style>
-  <w:style w:customStyle="1" w:styleId="BaseNTok" w:type="character">
-    <w:name w:val="BaseNTok"/>
-    <w:basedOn w:val="VerbatimChar"/>
-    <w:rPr>
-      <w:color w:val="40a070"/>
-    </w:rPr>
-  </w:style>
-  <w:style w:customStyle="1" w:styleId="FloatTok" w:type="character">
-    <w:name w:val="FloatTok"/>
-    <w:basedOn w:val="VerbatimChar"/>
-    <w:rPr>
-      <w:color w:val="40a070"/>
-    </w:rPr>
-  </w:style>
-  <w:style w:customStyle="1" w:styleId="ConstantTok" w:type="character">
-    <w:name w:val="ConstantTok"/>
-    <w:basedOn w:val="VerbatimChar"/>
-    <w:rPr>
-      <w:color w:val="880000"/>
-    </w:rPr>
-  </w:style>
-  <w:style w:customStyle="1" w:styleId="CharTok" w:type="character">
-    <w:name w:val="CharTok"/>
-    <w:basedOn w:val="VerbatimChar"/>
-    <w:rPr>
-      <w:color w:val="4070a0"/>
-    </w:rPr>
-  </w:style>
-  <w:style w:customStyle="1" w:styleId="SpecialCharTok" w:type="character">
-    <w:name w:val="SpecialCharTok"/>
-    <w:basedOn w:val="VerbatimChar"/>
-    <w:rPr>
-      <w:color w:val="4070a0"/>
-    </w:rPr>
-  </w:style>
-  <w:style w:customStyle="1" w:styleId="StringTok" w:type="character">
-    <w:name w:val="StringTok"/>
-    <w:basedOn w:val="VerbatimChar"/>
-    <w:rPr>
-      <w:color w:val="4070a0"/>
-    </w:rPr>
-  </w:style>
-  <w:style w:customStyle="1" w:styleId="VerbatimStringTok" w:type="character">
-    <w:name w:val="VerbatimStringTok"/>
-    <w:basedOn w:val="VerbatimChar"/>
-    <w:rPr>
-      <w:color w:val="4070a0"/>
-    </w:rPr>
-  </w:style>
-  <w:style w:customStyle="1" w:styleId="SpecialStringTok" w:type="character">
-    <w:name w:val="SpecialStringTok"/>
-    <w:basedOn w:val="VerbatimChar"/>
-    <w:rPr>
-      <w:color w:val="bb6688"/>
-    </w:rPr>
-  </w:style>
-  <w:style w:customStyle="1" w:styleId="ImportTok" w:type="character">
-    <w:name w:val="ImportTok"/>
-    <w:basedOn w:val="VerbatimChar"/>
-    <w:rPr>
-      <w:b/>
-      <w:color w:val="008000"/>
-    </w:rPr>
-  </w:style>
-  <w:style w:customStyle="1" w:styleId="CommentTok" w:type="character">
-    <w:name w:val="CommentTok"/>
-    <w:basedOn w:val="VerbatimChar"/>
-    <w:rPr>
-      <w:i/>
-      <w:color w:val="60a0b0"/>
-    </w:rPr>
-  </w:style>
-  <w:style w:customStyle="1" w:styleId="DocumentationTok" w:type="character">
-    <w:name w:val="DocumentationTok"/>
-    <w:basedOn w:val="VerbatimChar"/>
-    <w:rPr>
-      <w:i/>
-      <w:color w:val="ba2121"/>
-    </w:rPr>
-  </w:style>
-  <w:style w:customStyle="1" w:styleId="AnnotationTok" w:type="character">
-    <w:name w:val="AnnotationTok"/>
-    <w:basedOn w:val="VerbatimChar"/>
-    <w:rPr>
-      <w:b/>
-      <w:i/>
-      <w:color w:val="60a0b0"/>
-    </w:rPr>
-  </w:style>
-  <w:style w:customStyle="1" w:styleId="CommentVarTok" w:type="character">
-    <w:name w:val="CommentVarTok"/>
-    <w:basedOn w:val="VerbatimChar"/>
-    <w:rPr>
-      <w:b/>
-      <w:i/>
-      <w:color w:val="60a0b0"/>
-    </w:rPr>
-  </w:style>
-  <w:style w:customStyle="1" w:styleId="OtherTok" w:type="character">
-    <w:name w:val="OtherTok"/>
-    <w:basedOn w:val="VerbatimChar"/>
-    <w:rPr>
-      <w:color w:val="007020"/>
-    </w:rPr>
-  </w:style>
-  <w:style w:customStyle="1" w:styleId="FunctionTok" w:type="character">
-    <w:name w:val="FunctionTok"/>
-    <w:basedOn w:val="VerbatimChar"/>
-    <w:rPr>
-      <w:color w:val="06287e"/>
-    </w:rPr>
-  </w:style>
-  <w:style w:customStyle="1" w:styleId="VariableTok" w:type="character">
-    <w:name w:val="VariableTok"/>
-    <w:basedOn w:val="VerbatimChar"/>
-    <w:rPr>
-      <w:color w:val="19177c"/>
-    </w:rPr>
-  </w:style>
-  <w:style w:customStyle="1" w:styleId="ControlFlowTok" w:type="character">
-    <w:name w:val="ControlFlowTok"/>
-    <w:basedOn w:val="VerbatimChar"/>
-    <w:rPr>
-      <w:b/>
-      <w:color w:val="007020"/>
-    </w:rPr>
-  </w:style>
-  <w:style w:customStyle="1" w:styleId="OperatorTok" w:type="character">
-    <w:name w:val="OperatorTok"/>
-    <w:basedOn w:val="VerbatimChar"/>
-    <w:rPr>
-      <w:color w:val="666666"/>
-    </w:rPr>
-  </w:style>
-  <w:style w:customStyle="1" w:styleId="BuiltInTok" w:type="character">
-    <w:name w:val="BuiltInTok"/>
-    <w:basedOn w:val="VerbatimChar"/>
-    <w:rPr>
-      <w:color w:val="008000"/>
-    </w:rPr>
-  </w:style>
-  <w:style w:customStyle="1" w:styleId="ExtensionTok" w:type="character">
-    <w:name w:val="ExtensionTok"/>
-    <w:basedOn w:val="VerbatimChar"/>
-    <w:rPr/>
-  </w:style>
-  <w:style w:customStyle="1" w:styleId="PreprocessorTok" w:type="character">
-    <w:name w:val="PreprocessorTok"/>
-    <w:basedOn w:val="VerbatimChar"/>
-    <w:rPr>
-      <w:color w:val="bc7a00"/>
-    </w:rPr>
-  </w:style>
-  <w:style w:customStyle="1" w:styleId="AttributeTok" w:type="character">
-    <w:name w:val="AttributeTok"/>
-    <w:basedOn w:val="VerbatimChar"/>
-    <w:rPr>
-      <w:color w:val="7d9029"/>
-    </w:rPr>
-  </w:style>
-  <w:style w:customStyle="1" w:styleId="RegionMarkerTok" w:type="character">
-    <w:name w:val="RegionMarkerTok"/>
-    <w:basedOn w:val="VerbatimChar"/>
-    <w:rPr/>
-  </w:style>
-  <w:style w:customStyle="1" w:styleId="InformationTok" w:type="character">
-    <w:name w:val="InformationTok"/>
-    <w:basedOn w:val="VerbatimChar"/>
-    <w:rPr>
-      <w:b/>
-      <w:i/>
-      <w:color w:val="60a0b0"/>
-    </w:rPr>
-  </w:style>
-  <w:style w:customStyle="1" w:styleId="WarningTok" w:type="character">
-    <w:name w:val="WarningTok"/>
-    <w:basedOn w:val="VerbatimChar"/>
-    <w:rPr>
-      <w:b/>
-      <w:i/>
-      <w:color w:val="60a0b0"/>
-    </w:rPr>
-  </w:style>
-  <w:style w:customStyle="1" w:styleId="AlertTok" w:type="character">
-    <w:name w:val="AlertTok"/>
-    <w:basedOn w:val="VerbatimChar"/>
-    <w:rPr>
-      <w:b/>
-      <w:color w:val="ff0000"/>
-    </w:rPr>
-  </w:style>
-  <w:style w:customStyle="1" w:styleId="ErrorTok" w:type="character">
-    <w:name w:val="ErrorTok"/>
-    <w:basedOn w:val="VerbatimChar"/>
-    <w:rPr>
-      <w:b/>
-      <w:color w:val="ff0000"/>
-    </w:rPr>
-  </w:style>
-  <w:style w:customStyle="1" w:styleId="NormalTok" w:type="character">
-    <w:name w:val="NormalTok"/>
-    <w:basedOn w:val="VerbatimChar"/>
-    <w:rPr/>
+      <w:rFonts w:asciiTheme="majorHAnsi" w:cstheme="majorBidi" w:eastAsiaTheme="majorEastAsia" w:hAnsiTheme="majorHAnsi"/>
+      <w:b w:val="0"/>
+      <w:bCs w:val="0"/>
+      <w:color w:themeColor="accent1" w:themeShade="BF" w:val="365F91"/>
+    </w:rPr>
   </w:style>
   <w:style w:type="paragraph" w:customStyle="1" w:styleId="SourceCode">
     <w:name w:val="Source Code"/>

--- a/docs/deliverables/SAMUEL KAOMA 2022016530 Final Report.docx
+++ b/docs/deliverables/SAMUEL KAOMA 2022016530 Final Report.docx
@@ -391,7 +391,7 @@
       </w:pPr>
     </w:p>
     <w:p xmlns:w14="http://schemas.microsoft.com/office/word/2010/wordml"/>
-    <w:bookmarkStart w:id="1861" w:name="declaration"/>
+    <w:bookmarkStart w:id="1957" w:name="declaration"/>
     <w:p>
       <w:pPr>
         <w:pStyle w:val="Heading1"/>
@@ -510,8 +510,8 @@
         </w:pict>
       </w:r>
     </w:p>
-    <w:bookmarkEnd w:id="1861"/>
-    <w:bookmarkStart w:id="1862" w:name="conventions-used-in-this-report"/>
+    <w:bookmarkEnd w:id="1957"/>
+    <w:bookmarkStart w:id="1958" w:name="conventions-used-in-this-report"/>
     <w:p>
       <w:pPr>
         <w:pStyle w:val="Heading1"/>
@@ -628,8 +628,8 @@
         </w:pict>
       </w:r>
     </w:p>
-    <w:bookmarkEnd w:id="1862"/>
-    <w:bookmarkStart w:id="1863" w:name="table-of-contents"/>
+    <w:bookmarkEnd w:id="1958"/>
+    <w:bookmarkStart w:id="1959" w:name="table-of-contents"/>
     <w:p>
       <w:pPr>
         <w:pStyle w:val="Heading1"/>
@@ -2901,8 +2901,8 @@
         </w:tc>
       </w:tr>
     </w:tbl>
-    <w:bookmarkEnd w:id="1863"/>
-    <w:bookmarkStart w:id="1864" w:name="list-of-tables"/>
+    <w:bookmarkEnd w:id="1959"/>
+    <w:bookmarkStart w:id="1960" w:name="list-of-tables"/>
     <w:p>
       <w:pPr>
         <w:pStyle w:val="Heading1"/>
@@ -4145,8 +4145,8 @@
         </w:tc>
       </w:tr>
     </w:tbl>
-    <w:bookmarkEnd w:id="1864"/>
-    <w:bookmarkStart w:id="1865" w:name="list-of-figures"/>
+    <w:bookmarkEnd w:id="1960"/>
+    <w:bookmarkStart w:id="1961" w:name="list-of-figures"/>
     <w:p>
       <w:pPr>
         <w:pStyle w:val="Heading1"/>
@@ -4352,8 +4352,8 @@
         </w:pict>
       </w:r>
     </w:p>
-    <w:bookmarkEnd w:id="1865"/>
-    <w:bookmarkStart w:id="1866" w:name="abstract"/>
+    <w:bookmarkEnd w:id="1961"/>
+    <w:bookmarkStart w:id="1962" w:name="abstract"/>
     <w:p>
       <w:pPr>
         <w:pStyle w:val="Heading1"/>
@@ -4370,8 +4370,8 @@
         <w:t xml:space="preserve">Digital data collection platforms such as SurveyCTO and ODK Collect record detailed process data, commonly called paradata, alongside every interview. These audit logs hold timestamps, navigation events and validation errors that describe how an interview was conducted rather than what was answered. Survey methodology research has shown that such timing data can expose falsified interviews and speeding, yet paradata remains underused in practice. The platforms' own quality tools act field by field or interview by interview, and the raw logs differ across platforms, so turning them into a comparable set of interview-level indicators is left to each survey team. This study designed, implemented and evaluated an automated pipeline that parses SurveyCTO and ODK audit logs into a common intermediate representation, computes forty timing-based features across question, section and survey levels of granularity together with a statistical characterisation of each response time distribution, and flags anomalous interviews using interquartile range thresholds combined with transparent, configurable rules. The system was evaluated against synthetic benchmark datasets with labelled injected anomalies, including datasets generated from random seeds that were never used during development and a stress condition in which normal and anomalous behaviour deliberately overlap. Across a class imbalance sweep from five to thirty percent anomaly prevalence the detector achieved precision between 0.96 and 1.00 with full recall. On held-out stress datasets in both platform formats it achieved precision between 0.96 and 1.00 and recall between 0.84 and 0.89, exceeding the predefined success criteria of 0.80 precision and 0.75 recall. The duration-only check that represents current practice recovered 66 of 100 anomalies on the canonical benchmark and none of the 400 in the held-out stress runs, where a single navigation rule recovered between 35 and 51 percent at precision below 0.22. When the same generated interviews were written in both formats, all forty features and every detector decision were identical, so the differences between the two formats' runs reflect different sampled interviews rather than the parsers. Across the stress runs speeding was detected in all 132 cases, disengagement in 121 of 136, and mild fabrication in 93 of 132. A diagnostic pass on those missed fabrications, run on development data only, found that response time entropy separates them from genuine interviews without overlap, so the shortfall is traced to threshold calibration rather than to any absence of signal in the features. The deliverables include a documented Python feature library, a paradata format guide, labelled validation datasets and this report.</w:t>
       </w:r>
     </w:p>
-    <w:bookmarkEnd w:id="1866"/>
-    <w:bookmarkStart w:id="1873" w:name="Xe3d0fc0bea9a42ce7605565d0964033d7f6ee47"/>
+    <w:bookmarkEnd w:id="1962"/>
+    <w:bookmarkStart w:id="1969" w:name="Xe3d0fc0bea9a42ce7605565d0964033d7f6ee47"/>
     <w:p>
       <w:pPr>
         <w:pStyle w:val="Heading1"/>
@@ -4396,7 +4396,7 @@
         <w:t xml:space="preserve">These behavioural traces carry diagnostic value that conventional quality checks cannot match. Unusually fast completion may indicate rushed or fabricated responses, extended pauses may signal confusion or interruption, and atypical navigation patterns may point to satisficing behaviour, in which respondents or enumerators invest only the minimum effort required to move forward (Krosnick, 1991; Yan and Tourangeau, 2008). Despite this potential, paradata is routinely underused. Audit logs from SurveyCTO and ODK differ in structure, field naming and timing granularity, and the statistical work needed to convert millions of raw event rows into defensible quality indicators is beyond the reach of most survey teams (Kreuter, 2013).</w:t>
       </w:r>
     </w:p>
-    <w:bookmarkStart w:id="1867" w:name="X8ed7113c30baefd0a0d5373f9e8fb0f217861be"/>
+    <w:bookmarkStart w:id="1963" w:name="X8ed7113c30baefd0a0d5373f9e8fb0f217861be"/>
     <w:p>
       <w:pPr>
         <w:pStyle w:val="Heading2"/>
@@ -4413,8 +4413,8 @@
         <w:t xml:space="preserve">Existing survey quality assurance practice relies largely on aggregate indicators, chiefly total interview duration, together with manual back-checking of a sample of interviews. These methods are poorly equipped to detect behavioural irregularities that occur during the interview, such as uniform pacing across questions of very different complexity, or timing that is compressed and unusually consistent across an interview (Bushery et al., 1999; Bredl et al., 2012; Schwanhäuser et al., 2022). The raw material needed to detect these patterns is already collected. ODK Collect can attach an audit log of timestamped question views, jumps and form events to every submission (ODK, n.d.), and SurveyCTO records per-field timing in its text audits (SurveyCTO, n.d.-a). SurveyCTO also offers quality tools of its own, including a minimum time per field with a count of speed violations, and automated checks that warn about quality concerns in incoming data (SurveyCTO, n.d.-b). What neither platform provides is a common set of timing features computed the same way for both, combined into an interview-level score that names the signals that fired and uses thresholds suited to the skewed, non-normal distributions typical of response times (Iglewicz and Hoaglin, 1993). That gap, rather than an absence of data or of any tooling, is what this project addresses.</w:t>
       </w:r>
     </w:p>
-    <w:bookmarkEnd w:id="1867"/>
-    <w:bookmarkStart w:id="1868" w:name="X11914782bf4ddd361c09301a1599eaa2860f3c5"/>
+    <w:bookmarkEnd w:id="1963"/>
+    <w:bookmarkStart w:id="1964" w:name="X11914782bf4ddd361c09301a1599eaa2860f3c5"/>
     <w:p>
       <w:pPr>
         <w:pStyle w:val="Heading2"/>
@@ -4431,8 +4431,8 @@
         <w:t xml:space="preserve">The aim of this project was to design and implement an automated pipeline for extracting, cataloguing and analysing timing-based paradata features from SurveyCTO and ODK audit logs in order to support scalable survey data quality assessment.</w:t>
       </w:r>
     </w:p>
-    <w:bookmarkEnd w:id="1868"/>
-    <w:bookmarkStart w:id="1869" w:name="X20170cc6f1120ca210884b45e182ac79340b39a"/>
+    <w:bookmarkEnd w:id="1964"/>
+    <w:bookmarkStart w:id="1965" w:name="X20170cc6f1120ca210884b45e182ac79340b39a"/>
     <w:p>
       <w:pPr>
         <w:pStyle w:val="Heading2"/>
@@ -4513,8 +4513,8 @@
         <w:t xml:space="preserve">To generate structured output datasets, feature documentation and a paradata format guide suitable for reuse by survey researchers.</w:t>
       </w:r>
     </w:p>
-    <w:bookmarkEnd w:id="1869"/>
-    <w:bookmarkStart w:id="1870" w:name="X1f4012e9c4b62781074de2916856df2f3df4c87"/>
+    <w:bookmarkEnd w:id="1965"/>
+    <w:bookmarkStart w:id="1966" w:name="X1f4012e9c4b62781074de2916856df2f3df4c87"/>
     <w:p>
       <w:pPr>
         <w:pStyle w:val="Heading2"/>
@@ -4531,8 +4531,8 @@
         <w:t xml:space="preserve">The project processes audit logs from SurveyCTO and ODK, extracts forty timing-based and behavioural features, characterises response patterns statistically, applies interquartile range and rule-based anomaly detection, and validates the system empirically using synthetic datasets with labelled anomalies. Real-time monitoring, dashboard integration, machine learning deployment and primary data collection were excluded from scope at proposal stage and remain so.</w:t>
       </w:r>
     </w:p>
-    <w:bookmarkEnd w:id="1870"/>
-    <w:bookmarkStart w:id="1871" w:name="Xa906394427374498867f33f455f91a79a7371f9"/>
+    <w:bookmarkEnd w:id="1966"/>
+    <w:bookmarkStart w:id="1967" w:name="Xa906394427374498867f33f455f91a79a7371f9"/>
     <w:p>
       <w:pPr>
         <w:pStyle w:val="Heading2"/>
@@ -4549,8 +4549,8 @@
         <w:t xml:space="preserve">This work makes four contributions. The first is a format-agnostic intermediate representation for survey paradata, a six-column normalisation of SurveyCTO and ODK audit logs that decouples every downstream component from platform specifics, so that supporting an additional platform requires a new parser and no change to the feature library, the detector or the reporting layer. The second is a documented and tested feature library of forty timing-based indicators with stable identifiers spanning question, section and survey granularity together with a statistical characterisation of each interview's response time distribution, released with a coverage table that states for every feature where it is implemented, whether the pipeline exported it, and how it is tested. The third is a like-for-like baseline comparison, in which the full detector and two methods representing current practice are computed from the same raw files, the same features and the same ground truth inside a single audited script, so that the improvement over aggregate-duration checking is measured rather than asserted. The fourth is an evaluation designed to fail: held-out seeds, a stress difficulty in which normal and anomalous profiles overlap by construction, a class prevalence sweep, and a component breakdown that isolates and reports the weaker half of the author's own detector.</w:t>
       </w:r>
     </w:p>
-    <w:bookmarkEnd w:id="1871"/>
-    <w:bookmarkStart w:id="1872" w:name="X5a51de1b548662e04eb65c9b9903b1e3a39efe3"/>
+    <w:bookmarkEnd w:id="1967"/>
+    <w:bookmarkStart w:id="1968" w:name="X5a51de1b548662e04eb65c9b9903b1e3a39efe3"/>
     <w:p>
       <w:pPr>
         <w:pStyle w:val="Heading2"/>
@@ -4567,9 +4567,9 @@
         <w:t xml:space="preserve">Section 2 reviews the literature in five themes: paradata and total survey error, response time and satisficing, falsification detection, paradata in low-resource field collection, and outlier detection on skewed data. Section 3 sets out the methodology, including the common intermediate representation, the forty-feature taxonomy and the detector with its default thresholds. Section 4 describes the implementation and the defects found and fixed during development. Section 5 describes the synthetic data generator, the safeguards against overfitting, the datasets and the baselines, and section 6 reports the results. Section 7 discusses what the results support and what they do not, section 8 states the limitations, and section 9 concludes with a reflection on the project. The appendices give the disclosure of artificial intelligence use (A), per-run confusion counts (B), the full feature validity results (C), the reproduction commands (D), the record of reference verification (E) and the map from each feature to its source (F).</w:t>
       </w:r>
     </w:p>
-    <w:bookmarkEnd w:id="1872"/>
-    <w:bookmarkEnd w:id="1873"/>
-    <w:bookmarkStart w:id="1880" w:name="Xe6f33f15488280d70f3858ac5d64bf720282e0a"/>
+    <w:bookmarkEnd w:id="1968"/>
+    <w:bookmarkEnd w:id="1969"/>
+    <w:bookmarkStart w:id="1976" w:name="Xe6f33f15488280d70f3858ac5d64bf720282e0a"/>
     <w:p>
       <w:pPr>
         <w:pStyle w:val="Heading1"/>
@@ -4586,7 +4586,7 @@
         <w:t xml:space="preserve">This chapter reviews the work the project builds on, in five themes: paradata within the total survey error framework, response time as a measure of effort, the detection of interviewer falsification, paradata in field and low-resource collection, and outlier detection on skewed data. A sixth and shorter theme covers evaluation on synthetic and imbalanced data. Appendix E records the verification of every source cited here, including those whose pagination or supporting passage still has to be confirmed against a library copy.</w:t>
       </w:r>
     </w:p>
-    <w:bookmarkStart w:id="1874" w:name="Xe79f73605f8f50f9c1f29e234b06c33d383a963"/>
+    <w:bookmarkStart w:id="1970" w:name="Xe79f73605f8f50f9c1f29e234b06c33d383a963"/>
     <w:p>
       <w:pPr>
         <w:pStyle w:val="Heading2"/>
@@ -4619,8 +4619,8 @@
         <w:t xml:space="preserve">Two properties of that description shape this project. The first is that the record is a byproduct. It is produced whether or not anyone analyses it, so using it adds nothing to the cost of fieldwork, which is what makes it attractive where budgets and supervisory capacity are thin. The second is that it records process at the level of individual actions, which means the analyst must decide what to aggregate and how. Those decisions are the feature library described in section 3.2, and they are where most of the methodological choices in this project are made. Kreuter's (2013) edited volume collects the analytic uses that follow once those decisions are taken, across a range of large survey programmes, and its organising distinction, between paradata used to manage collection while it is running and paradata used to analyse quality afterwards, runs through the rest of this chapter. This project sits on the management side: it is designed to flag interviews while the survey is still in the field and something can still be done about them.</w:t>
       </w:r>
     </w:p>
-    <w:bookmarkEnd w:id="1874"/>
-    <w:bookmarkStart w:id="1875" w:name="X64dc8f2e0df703b41ba29c142fc67737e3061d6"/>
+    <w:bookmarkEnd w:id="1970"/>
+    <w:bookmarkStart w:id="1971" w:name="X64dc8f2e0df703b41ba29c142fc67737e3061d6"/>
     <w:p>
       <w:pPr>
         <w:pStyle w:val="Heading2"/>
@@ -4653,8 +4653,8 @@
         <w:t xml:space="preserve">The alternative is a relative definition, in which an interview counts as fast because it is fast compared with the rest of the sample. This project uses both kinds of threshold, and Table 1a says which is which: absolute floors catch physically implausible speed, and median-relative thresholds catch interviews that are out of step with the instrument and population they belong to. Two limits of this literature should be stated. It studies respondents completing web surveys themselves, not enumerators administering interviews in the field, and its thresholds are set per question in a known instrument, whereas an audit log arrives without the questionnaire that produced it. Neither difference removes the underlying argument that unusually fast answers indicate unspent effort, but both mean the constants cannot simply be transplanted.</w:t>
       </w:r>
     </w:p>
-    <w:bookmarkEnd w:id="1875"/>
-    <w:bookmarkStart w:id="1876" w:name="Xe863f4a8a6445523f3a450ecd078397d76cc4da"/>
+    <w:bookmarkEnd w:id="1971"/>
+    <w:bookmarkStart w:id="1972" w:name="Xe863f4a8a6445523f3a450ecd078397d76cc4da"/>
     <w:p>
       <w:pPr>
         <w:pStyle w:val="Heading2"/>
@@ -4695,8 +4695,8 @@
         <w:t xml:space="preserve">Three things follow for this project. The timing signature of fabrication is consistent across this literature: faster, more compressed, less variable. The consensus method is to combine many indicators rather than to trust one. And the strongest results come from supervised classification, which requires labelled fabrication to train on. This project departs on the last point, using transparent univariate rules that need no labels, and section 6.3 reports what that costs.</w:t>
       </w:r>
     </w:p>
-    <w:bookmarkEnd w:id="1876"/>
-    <w:bookmarkStart w:id="1877" w:name="Xf8c0894da6d5fd88199cfba14465555eec9fcf9"/>
+    <w:bookmarkEnd w:id="1972"/>
+    <w:bookmarkStart w:id="1973" w:name="Xf8c0894da6d5fd88199cfba14465555eec9fcf9"/>
     <w:p>
       <w:pPr>
         <w:pStyle w:val="Heading2"/>
@@ -4737,8 +4737,8 @@
         <w:t xml:space="preserve">Three implications follow for the design here, and each is honoured in the implementation. Detection must be explainable to a field supervisor, because a flagged interview leads to a conversation with a named enumerator rather than to a modelling decision, which is why the anomaly score is a count of named flags rather than a model output. Thresholds must be expressible relative to the sample rather than as absolute constants wherever the instrument and the population determine what is normal, which is why the thresholds most likely to depend on context are median-relative and every threshold is configurable (Table 1a). And review capacity is scarce, which is why the precision behaviour at low anomaly prevalence reported in section 6.4 is treated as an operational result rather than as an artefact of the metric.</w:t>
       </w:r>
     </w:p>
-    <w:bookmarkEnd w:id="1877"/>
-    <w:bookmarkStart w:id="1878" w:name="Xc5c63894fe1fcc7bafdf34f7262a65cdb8f2e5d"/>
+    <w:bookmarkEnd w:id="1973"/>
+    <w:bookmarkStart w:id="1974" w:name="Xc5c63894fe1fcc7bafdf34f7262a65cdb8f2e5d"/>
     <w:p>
       <w:pPr>
         <w:pStyle w:val="Heading2"/>
@@ -4779,8 +4779,8 @@
         <w:t xml:space="preserve">The broader anomaly detection literature supplies the vocabulary for what the detector does and does not attempt. Chandola et al. (2009) distinguish data instances described by a single attribute, the univariate case, from those described by several, the multivariate case (§2.1), and note that unsupervised techniques, which require no training data and are therefore the most widely applicable, "make the implicit assumption that normal instances are far more frequent than anomalies in the test data. If this assumption is not true then such techniques suffer from high false alarm rate" (§3). This project violates that assumption deliberately in the prevalence sweep, and the consequence observed in sections 6.3 and 6.6 runs in the opposite direction to the one they describe: because the fences are estimated from the contaminated sample, rising contamination moves the quartiles outwards and costs recall rather than precision. Hodge and Austin (2004) survey the same field from the statistical side and confirm that many classical outlier methods are single-dimensional, and that boxplots are among the tools used on univariate data. Univariate methods of this kind are transparent and interpretable, properties valued in survey quality workflows where a flagged interview must be explainable to a field supervisor, but they cannot detect anomalies visible only in combinations of features. That trade-off is accepted explicitly in the present design and revisited in the results.</w:t>
       </w:r>
     </w:p>
-    <w:bookmarkEnd w:id="1878"/>
-    <w:bookmarkStart w:id="1879" w:name="X49f5bc322e944d00833935fabed4d075fa0c0fd"/>
+    <w:bookmarkEnd w:id="1974"/>
+    <w:bookmarkStart w:id="1975" w:name="X49f5bc322e944d00833935fabed4d075fa0c0fd"/>
     <w:p>
       <w:pPr>
         <w:pStyle w:val="Heading2"/>
@@ -4805,9 +4805,9 @@
         <w:t xml:space="preserve">The nearest precedent in the falsification literature runs the other way, and is instructive about the cost. Birnbaum et al. (2013) obtained labelled fabrication experimentally, by having interviewers conduct real interviews and also fabricate them under controlled conditions, so their labels describe human behaviour rather than a generator's assumptions. That is the stronger design, and the limitation it exposes in this one is stated in section 8: a synthetic evaluation measures a detector against a documented threat model, not against the full range of behaviour a real enumerator might produce.</w:t>
       </w:r>
     </w:p>
-    <w:bookmarkEnd w:id="1879"/>
-    <w:bookmarkEnd w:id="1880"/>
-    <w:bookmarkStart w:id="1887" w:name="Xeaf7af16e3e46fe44e45519dfa10bf831051975"/>
+    <w:bookmarkEnd w:id="1975"/>
+    <w:bookmarkEnd w:id="1976"/>
+    <w:bookmarkStart w:id="1983" w:name="Xeaf7af16e3e46fe44e45519dfa10bf831051975"/>
     <w:p>
       <w:pPr>
         <w:pStyle w:val="Heading1"/>
@@ -4824,7 +4824,7 @@
         <w:t xml:space="preserve">The system is a multi-stage pipeline that proceeds from raw log ingestion through parsing, feature extraction, statistical characterisation and anomaly detection to structured output generation. Development followed an iterative, test-driven approach in Python 3.10 and later versions, using Pandas and NumPy for data processing, SciPy for statistical functions, Matplotlib and Seaborn for visualisation, and Pytest for automated testing (McKinney, 2017).</w:t>
       </w:r>
     </w:p>
-    <w:bookmarkStart w:id="1881" w:name="X1a6881c336449a19663f3eabd2f9d386ab8b4e8"/>
+    <w:bookmarkStart w:id="1977" w:name="X1a6881c336449a19663f3eabd2f9d386ab8b4e8"/>
     <w:p>
       <w:pPr>
         <w:pStyle w:val="Heading2"/>
@@ -4873,8 +4873,8 @@
         <w:t xml:space="preserve">Timestamp handling deserves particular care because it is where real logs most often deviate from documentation. The SurveyCTO parser accepts epoch milliseconds as its canonical input but includes a guard for exports that record epoch seconds, detected from the magnitude of the median value and corrected by rescaling. The ODK parser converts ISO 8601 strings, including timezone offsets, into epoch milliseconds. Both parsers tolerate missing field names, unparseable timestamps and negative durations by marking the affected rows rather than silently accepting or discarding them, so that data problems surface in the quality flags rather than corrupting features. A controller above the parsers performs automatic format detection from column structure and timestamp shape, and can split hybrid files in which rows from both platforms have been concatenated into a single export, a situation that occurs in practice when field teams merge files before upload.</w:t>
       </w:r>
     </w:p>
-    <w:bookmarkEnd w:id="1881"/>
-    <w:bookmarkStart w:id="1882" w:name="X7078ec3f74f83a5c7c92d93b54fe1bdb3e14fbf"/>
+    <w:bookmarkEnd w:id="1977"/>
+    <w:bookmarkStart w:id="1978" w:name="X7078ec3f74f83a5c7c92d93b54fe1bdb3e14fbf"/>
     <w:p>
       <w:pPr>
         <w:pStyle w:val="Heading2"/>
@@ -5165,8 +5165,8 @@
         <w:t xml:space="preserve">Administrative events require care. Real audit logs open and close with form-level rows whose field identifier is blank. These rows contribute to total interview duration but are excluded from question-level and section-level statistics, because treating the gap between form start and form end as a pause would swamp every within-section measure. This exclusion was added after exactly that distortion was observed during validation.</w:t>
       </w:r>
     </w:p>
-    <w:bookmarkEnd w:id="1882"/>
-    <w:bookmarkStart w:id="1883" w:name="Xd7d402944db2221b1d569565a7a9d8862a80537"/>
+    <w:bookmarkEnd w:id="1978"/>
+    <w:bookmarkStart w:id="1979" w:name="Xd7d402944db2221b1d569565a7a9d8862a80537"/>
     <w:p>
       <w:pPr>
         <w:pStyle w:val="Heading2"/>
@@ -5199,8 +5199,8 @@
         <w:t xml:space="preserve">Outlier fences follow Tukey's construction. For a given feature the interquartile range is the distance between the first and third quartiles, and values falling more than one and a half times that distance outside either quartile are flagged. The construction uses only order statistics, so it makes no distributional assumption and is itself insensitive to the outliers it identifies, which is essential for right-skewed response time data where a z-score approach would let extreme values distort their own detection threshold (Iglewicz and Hoaglin, 1993).</w:t>
       </w:r>
     </w:p>
-    <w:bookmarkEnd w:id="1883"/>
-    <w:bookmarkStart w:id="1884" w:name="X205cfb61f9cb3d70cd95ef2fa0e91992ab3ea43"/>
+    <w:bookmarkEnd w:id="1979"/>
+    <w:bookmarkStart w:id="1980" w:name="X205cfb61f9cb3d70cd95ef2fa0e91992ab3ea43"/>
     <w:p>
       <w:pPr>
         <w:pStyle w:val="Heading2"/>
@@ -6376,8 +6376,8 @@
         <w:t xml:space="preserve">is provided, not estimates of an optimal threshold. A separate set of data quality flags, covering impossible values such as negative durations or a maximum below a minimum, routes technically corrupt records into their own category so that device faults are not misread as behavioural anomalies. The score is a transparent count: every flagged interview can be explained by listing its active flags, which is a requirement for use in field supervision.</w:t>
       </w:r>
     </w:p>
-    <w:bookmarkEnd w:id="1884"/>
-    <w:bookmarkStart w:id="1885" w:name="X421e64b334c4d0b0a8ef42727ff9bdff5d3fc24"/>
+    <w:bookmarkEnd w:id="1980"/>
+    <w:bookmarkStart w:id="1981" w:name="X421e64b334c4d0b0a8ef42727ff9bdff5d3fc24"/>
     <w:p>
       <w:pPr>
         <w:pStyle w:val="Heading2"/>
@@ -6394,8 +6394,8 @@
         <w:t xml:space="preserve">The pipeline was designed for datasets ranging from pilot studies of a few dozen interviews to national surveys of tens of thousands. Feature extraction uses vectorised Pandas operations whose cost grows approximately linearly with the number of audit events per interview, and anomaly detection is dominated by quantile computation over interviews. Files are processed one at a time, but the batch path keeps the question-level and section-level tables for every interview until they are written out, so memory grows linearly with the number of interviews; section 6.7 reports the measured peak.</w:t>
       </w:r>
     </w:p>
-    <w:bookmarkEnd w:id="1885"/>
-    <w:bookmarkStart w:id="1886" w:name="X101ea5584931976fea3eeef061f35847bc68122"/>
+    <w:bookmarkEnd w:id="1981"/>
+    <w:bookmarkStart w:id="1982" w:name="X101ea5584931976fea3eeef061f35847bc68122"/>
     <w:p>
       <w:pPr>
         <w:pStyle w:val="Heading2"/>
@@ -6453,9 +6453,9 @@
         <w:t xml:space="preserve">.</w:t>
       </w:r>
     </w:p>
-    <w:bookmarkEnd w:id="1886"/>
-    <w:bookmarkEnd w:id="1887"/>
-    <w:bookmarkStart w:id="1891" w:name="X61180d00ca5ad1a465e60a25e0f8019543cae99"/>
+    <w:bookmarkEnd w:id="1982"/>
+    <w:bookmarkEnd w:id="1983"/>
+    <w:bookmarkStart w:id="1987" w:name="X61180d00ca5ad1a465e60a25e0f8019543cae99"/>
     <w:p>
       <w:pPr>
         <w:pStyle w:val="Heading1"/>
@@ -6481,18 +6481,18 @@
           <wp:inline>
             <wp:extent cx="5943600" cy="4738816"/>
             <wp:effectExtent b="0" l="0" r="0" t="0"/>
-            <wp:docPr descr="Five-layer pipeline architecture" title="" id="1889" name="Picture"/>
+            <wp:docPr descr="Five-layer pipeline architecture" title="" id="1985" name="Picture"/>
             <a:graphic>
               <a:graphicData uri="http://schemas.openxmlformats.org/drawingml/2006/picture">
                 <pic:pic>
                   <pic:nvPicPr>
-                    <pic:cNvPr descr="figures/figure1_architecture.png" id="1890" name="Picture"/>
+                    <pic:cNvPr descr="figures/figure1_architecture.png" id="1986" name="Picture"/>
                     <pic:cNvPicPr>
                       <a:picLocks noChangeArrowheads="1" noChangeAspect="1"/>
                     </pic:cNvPicPr>
                   </pic:nvPicPr>
                   <pic:blipFill>
-                    <a:blip r:embed="rId1888"/>
+                    <a:blip r:embed="rId1984"/>
                     <a:stretch>
                       <a:fillRect/>
                     </a:stretch>
@@ -6625,8 +6625,8 @@
         <w:t xml:space="preserve">). The first three were added during revision. In the version first submitted, the ODK placeholder and administrative-event fixes had no test, and the statement that all five fixes were covered was wrong. Three further tests were added at the same time: one confirming that the fence multiplier is configurable, one confirming that a single generated history parses identically from both formats (section 6.5), and one confirming that a log in ODK's documented native layout is detected and its form-level events excluded from the section statistics (section 3.1).</w:t>
       </w:r>
     </w:p>
-    <w:bookmarkEnd w:id="1891"/>
-    <w:bookmarkStart w:id="1896" w:name="Xa467df6a0675b11971eb708fc8af2b16a422a62"/>
+    <w:bookmarkEnd w:id="1987"/>
+    <w:bookmarkStart w:id="1992" w:name="Xa467df6a0675b11971eb708fc8af2b16a422a62"/>
     <w:p>
       <w:pPr>
         <w:pStyle w:val="Heading1"/>
@@ -6635,7 +6635,7 @@
         <w:t xml:space="preserve">5. Evaluation Methodology</w:t>
       </w:r>
     </w:p>
-    <w:bookmarkStart w:id="1892" w:name="X95e8a362243b2b637a1c1398686c766abe4ae05"/>
+    <w:bookmarkStart w:id="1988" w:name="X95e8a362243b2b637a1c1398686c766abe4ae05"/>
     <w:p>
       <w:pPr>
         <w:pStyle w:val="Heading2"/>
@@ -7445,8 +7445,8 @@
         <w:t xml:space="preserve">Genuine interviews also receive Poisson(0.6) constraint errors lasting U[800, 4,000) ms. Each interview opens with a form-start row lasting U[400, 2,500) ms and closes with a form-end row lasting U[200, 1,500) ms, each jump row lasts 300 ms, and benchmark interviews start ten minutes apart. Anomalous interviews are split equally between fabricated and speeding, with the remainder disengaged, so 100 anomalies become 33, 33 and 34.</w:t>
       </w:r>
     </w:p>
-    <w:bookmarkEnd w:id="1892"/>
-    <w:bookmarkStart w:id="1893" w:name="X7a5f514c6929509fe504fc0972649723333ba84"/>
+    <w:bookmarkEnd w:id="1988"/>
+    <w:bookmarkStart w:id="1989" w:name="X7a5f514c6929509fe504fc0972649723333ba84"/>
     <w:p>
       <w:pPr>
         <w:pStyle w:val="Heading2"/>
@@ -7471,8 +7471,8 @@
         <w:t xml:space="preserve">One risk these safeguards cannot remove is that the generator and the detector share an author. The anomaly profiles in Table 1b encode my reading of what fabrication, speeding and disengagement look like, and the rules in Table 1a encode the same reading, so a high score measures agreement between two expressions of one set of assumptions as much as it measures the detector's ability to find anomalies in field data. Held-out seeds guard against fitting to particular random draws, not against this shared construct, and the stress condition narrows the gap only by making the profiles overlap. The results should therefore be read as evidence that the detector recognises the threat model the generator documents. Section 8 returns to what this implies.</w:t>
       </w:r>
     </w:p>
-    <w:bookmarkEnd w:id="1893"/>
-    <w:bookmarkStart w:id="1894" w:name="X78454523fe4718ec508b1ebc3db8610d19d4586"/>
+    <w:bookmarkEnd w:id="1989"/>
+    <w:bookmarkStart w:id="1990" w:name="X78454523fe4718ec508b1ebc3db8610d19d4586"/>
     <w:p>
       <w:pPr>
         <w:pStyle w:val="Heading2"/>
@@ -7489,8 +7489,8 @@
         <w:t xml:space="preserve">Four kinds of dataset were used. A canonical suite of twenty-four interviews, twelve per platform format, pairs each anomaly profile with known expected outcomes and serves as a fixed regression test. Benchmark datasets of one hundred and twenty to ten thousand interviews at twenty percent anomaly prevalence exercise scale in both formats. The imbalance sweep holds size at five hundred interviews and varies prevalence across five, ten, twenty and thirty percent. The stress datasets, five hundred interviews each from two held-out seeds and rendered in both formats, provide the overlapping-profile condition. For the platform comparison in section 6.5, the canonical n500 benchmark and both stress datasets were also regenerated with a single history written into both formats. Ground truth for every dataset records each interview's profile and binary anomaly status, and the evaluation join verifies that predictions cover the ground truth exactly.</w:t>
       </w:r>
     </w:p>
-    <w:bookmarkEnd w:id="1894"/>
-    <w:bookmarkStart w:id="1895" w:name="X1a00132c716f917778617e30a0d3d84720dcc98"/>
+    <w:bookmarkEnd w:id="1990"/>
+    <w:bookmarkStart w:id="1991" w:name="X1a00132c716f917778617e30a0d3d84720dcc98"/>
     <w:p>
       <w:pPr>
         <w:pStyle w:val="Heading2"/>
@@ -7507,9 +7507,9 @@
         <w:t xml:space="preserve">Primary metrics are precision, the proportion of flagged interviews that are truly anomalous, and recall, the proportion of truly anomalous interviews that are flagged, with the F1 score as their harmonic mean. Success criteria were fixed at proposal stage: precision at or above 0.80 and recall at or above 0.75. Feature-level validity is assessed with Mann-Whitney U tests comparing each feature between normal and anomalous interviews, with effect sizes reported. The full detector is compared against two baselines representing current practice: a duration-only method that flags interviews solely on total duration outside the Tukey fences, and a single-rule method, V-10, that flags every interview whose log contains a run of twenty or more consecutive events with no back or jump event. The first submission described this baseline as flagging interviews with zero back-navigation. That was wrong: an interview with one early jump followed by twenty uninterrupted events is also flagged, and zero back-navigation is a different feature, V-06 = 0.</w:t>
       </w:r>
     </w:p>
-    <w:bookmarkEnd w:id="1895"/>
-    <w:bookmarkEnd w:id="1896"/>
-    <w:bookmarkStart w:id="1907" w:name="Xb84024f831f54dd6cf41fa7512b2dfdd301b0cb"/>
+    <w:bookmarkEnd w:id="1991"/>
+    <w:bookmarkEnd w:id="1992"/>
+    <w:bookmarkStart w:id="2003" w:name="Xb84024f831f54dd6cf41fa7512b2dfdd301b0cb"/>
     <w:p>
       <w:pPr>
         <w:pStyle w:val="Heading1"/>
@@ -7518,7 +7518,7 @@
         <w:t xml:space="preserve">6. Results</w:t>
       </w:r>
     </w:p>
-    <w:bookmarkStart w:id="1897" w:name="Xc60dd8635c4341530214a6cf66ebcf4b2565b4b"/>
+    <w:bookmarkStart w:id="1993" w:name="Xc60dd8635c4341530214a6cf66ebcf4b2565b4b"/>
     <w:p>
       <w:pPr>
         <w:pStyle w:val="Heading2"/>
@@ -7535,8 +7535,8 @@
         <w:t xml:space="preserve">On the canonical suite of twenty-four interviews, twenty were assigned their expected category. Genuine interviews scored one flag each and were categorised normal, fabricated interviews scored five or six and were categorised anomalous, disengaged interviews scored two or three and were categorised suspicious as expected, and the six degenerate records were routed to the data quality category rather than scored behaviourally. The four speeding interviews, two per format, did not reach their expected category: the generator labels speeding as anomalous, but they scored three or four and were categorised suspicious. They were still flagged, so binary precision and recall on the suite are both 1.0000, but the severity band understates speeding in this suite. The first submission's statement that every interview was assigned its expected category was wrong.</w:t>
       </w:r>
     </w:p>
-    <w:bookmarkEnd w:id="1897"/>
-    <w:bookmarkStart w:id="1898" w:name="Xb4e27ebbc2b79a48764b21a9ecc308da8d54b06"/>
+    <w:bookmarkEnd w:id="1993"/>
+    <w:bookmarkStart w:id="1994" w:name="Xb4e27ebbc2b79a48764b21a9ecc308da8d54b06"/>
     <w:p>
       <w:pPr>
         <w:pStyle w:val="Heading2"/>
@@ -8276,8 +8276,8 @@
         <w:t xml:space="preserve">.</w:t>
       </w:r>
     </w:p>
-    <w:bookmarkEnd w:id="1898"/>
-    <w:bookmarkStart w:id="1899" w:name="X5cd39e557e89a9d2d2c686de2b622b3c1b8ee2c"/>
+    <w:bookmarkEnd w:id="1994"/>
+    <w:bookmarkStart w:id="1995" w:name="X5cd39e557e89a9d2d2c686de2b622b3c1b8ee2c"/>
     <w:p>
       <w:pPr>
         <w:pStyle w:val="Heading2"/>
@@ -9031,8 +9031,8 @@
         <w:t xml:space="preserve">The practical reading is that the rules, grounded directly in the behavioural signatures documented in the literature, do the heavy lifting, while the statistical component contributes marginal gains in conditions where class separation is already wide. Full per-run values, including confusion counts for each component, are regenerated by the command in Appendix D.4.</w:t>
       </w:r>
     </w:p>
-    <w:bookmarkEnd w:id="1899"/>
-    <w:bookmarkStart w:id="1903" w:name="X5a499f93a88a5b6c771a2b9ca133fa68f3df142"/>
+    <w:bookmarkEnd w:id="1995"/>
+    <w:bookmarkStart w:id="1999" w:name="X5a499f93a88a5b6c771a2b9ca133fa68f3df142"/>
     <w:p>
       <w:pPr>
         <w:pStyle w:val="Heading2"/>
@@ -9379,18 +9379,18 @@
           <wp:inline>
             <wp:extent cx="5943600" cy="3460252"/>
             <wp:effectExtent b="0" l="0" r="0" t="0"/>
-            <wp:docPr descr="Precision and recall against anomaly prevalence" title="" id="1901" name="Picture"/>
+            <wp:docPr descr="Precision and recall against anomaly prevalence" title="" id="1997" name="Picture"/>
             <a:graphic>
               <a:graphicData uri="http://schemas.openxmlformats.org/drawingml/2006/picture">
                 <pic:pic>
                   <pic:nvPicPr>
-                    <pic:cNvPr descr="figures/figure2_prevalence.png" id="1902" name="Picture"/>
+                    <pic:cNvPr descr="figures/figure2_prevalence.png" id="1998" name="Picture"/>
                     <pic:cNvPicPr>
                       <a:picLocks noChangeArrowheads="1" noChangeAspect="1"/>
                     </pic:cNvPicPr>
                   </pic:nvPicPr>
                   <pic:blipFill>
-                    <a:blip r:embed="rId1900"/>
+                    <a:blip r:embed="rId1996"/>
                     <a:stretch>
                       <a:fillRect/>
                     </a:stretch>
@@ -9446,8 +9446,8 @@
         <w:t xml:space="preserve">At five percent prevalence a single genuine interview was falsely flagged, costing almost four points of precision. This sensitivity of precision to prevalence is a property of the metric rather than of the detector, and it matters operationally because real fabrication rates are usually low. On this sweep the detector raised one false alarm in 500 interviews at five percent prevalence. That is a single observation on generated data, not an estimate of field review burden, and section 7 treats it as a hypothesis for a field pilot to test.</w:t>
       </w:r>
     </w:p>
-    <w:bookmarkEnd w:id="1903"/>
-    <w:bookmarkStart w:id="1904" w:name="X79f15269978cc056a5dc22d6babb1771a27c953"/>
+    <w:bookmarkEnd w:id="1999"/>
+    <w:bookmarkStart w:id="2000" w:name="X79f15269978cc056a5dc22d6babb1771a27c953"/>
     <w:p>
       <w:pPr>
         <w:pStyle w:val="Heading2"/>
@@ -10570,8 +10570,8 @@
         <w:t xml:space="preserve">On matched histories the two parsers produce identical features, scores and categories for all 1,500 interviews, and therefore identical confusion counts. This is the evidence for the common intermediate representation, and it is stronger than the original claim, because it shows equivalence interview by interview rather than similarity in aggregate. It also accounts for the differences between the SurveyCTO and ODK rows of Table 6 and Appendix B.2: they are differences between the sampled interviews, not between the parsers. The equivalence holds for the two synthetic formats; section 3.1 explains why it does not yet extend to native exports.</w:t>
       </w:r>
     </w:p>
-    <w:bookmarkEnd w:id="1904"/>
-    <w:bookmarkStart w:id="1905" w:name="X6bb093455b84248a911faa32a04547a0cb342ce"/>
+    <w:bookmarkEnd w:id="2000"/>
+    <w:bookmarkStart w:id="2001" w:name="X6bb093455b84248a911faa32a04547a0cb342ce"/>
     <w:p>
       <w:pPr>
         <w:pStyle w:val="Heading2"/>
@@ -11040,8 +11040,8 @@
         <w:t xml:space="preserve">beside it. The absolute entropy rule does not fire, at 1.236 bits against 0.5, nor does uniform timing, at a coefficient of variation of 0.14 against 0.1, and the interview contains one jump, so the navigation rule is silent. Each of the three flags that did fire cleared its threshold by less than five percent, which is what a per-class recall of 0.70 looks like at the level of a single interview. The two false positives in the same run, INT-00287 and INT-00341, each scored exactly two, from moderate back-navigation and the variance fence, which is a flag pair a supervisor reading the listed flags could weigh quickly.</w:t>
       </w:r>
     </w:p>
-    <w:bookmarkEnd w:id="1905"/>
-    <w:bookmarkStart w:id="1906" w:name="X87018f94b260bafc12e37c04ea7f6327e072c62"/>
+    <w:bookmarkEnd w:id="2001"/>
+    <w:bookmarkStart w:id="2002" w:name="X87018f94b260bafc12e37c04ea7f6327e072c62"/>
     <w:p>
       <w:pPr>
         <w:pStyle w:val="Heading2"/>
@@ -12003,9 +12003,9 @@
         <w:t xml:space="preserve">After all changes made during the robustness round, the canonical benchmark suite continued to score precision 1.0000 and recall 1.0000 in both platform formats, confirming that hardening the evaluation did not degrade performance on the original success cases, and the automated test suite, now forty-three tests, passed in full.</w:t>
       </w:r>
     </w:p>
-    <w:bookmarkEnd w:id="1906"/>
-    <w:bookmarkEnd w:id="1907"/>
-    <w:bookmarkStart w:id="1908" w:name="Xaa41b10cc6ea992ae291d3c205d2ba26cb494fd"/>
+    <w:bookmarkEnd w:id="2002"/>
+    <w:bookmarkEnd w:id="2003"/>
+    <w:bookmarkStart w:id="2004" w:name="Xaa41b10cc6ea992ae291d3c205d2ba26cb494fd"/>
     <w:p>
       <w:pPr>
         <w:pStyle w:val="Heading1"/>
@@ -12086,8 +12086,8 @@
         <w:t xml:space="preserve">Because a flag concerns a named enumerator's work, a deployment would also need a documented process for adjudicating and challenging flags. A flag should open a review, never conclude one. The supervisor sees the listed flags and their values against the thresholds, as in the worked example in section 6.6, and checks them against independent evidence such as a back-check visit or, where available, GPS or audio audit. The enumerator should be told which signals fired and given the chance to explain them, since long pauses, fast but valid respondents and an absence of navigation all have innocent causes. The outcome should be recorded, so that rules which repeatedly fire on interviews later found to be genuine can be recalibrated, and no decision about an enumerator's employment should rest on the score alone. The per-flag reporting also supports feedback to enumerators, since a pattern of speeding flags concentrated in one team is actionable in a way that a bare quality score is not.</w:t>
       </w:r>
     </w:p>
-    <w:bookmarkEnd w:id="1908"/>
-    <w:bookmarkStart w:id="1909" w:name="Xff68836fd6338b1e475ce903f71a94c825ab87e"/>
+    <w:bookmarkEnd w:id="2004"/>
+    <w:bookmarkStart w:id="2005" w:name="Xff68836fd6338b1e475ce903f71a94c825ab87e"/>
     <w:p>
       <w:pPr>
         <w:pStyle w:val="Heading1"/>
@@ -12222,8 +12222,8 @@
         <w:t xml:space="preserve">The pipeline depends on the integrity of device clocks and on each platform continuing to emit its current audit schema. Clock drift or schema changes would degrade timestamps or parsing respectively; the parsers detect and mark such records rather than repair them, so the failure is visible in the quality flags rather than silent in the features.</w:t>
       </w:r>
     </w:p>
-    <w:bookmarkEnd w:id="1909"/>
-    <w:bookmarkStart w:id="1911" w:name="Xf084a3aad2ba019113a3f84a3b857d0628c92ce"/>
+    <w:bookmarkEnd w:id="2005"/>
+    <w:bookmarkStart w:id="2007" w:name="Xf084a3aad2ba019113a3f84a3b857d0628c92ce"/>
     <w:p>
       <w:pPr>
         <w:pStyle w:val="Heading1"/>
@@ -12240,7 +12240,7 @@
         <w:t xml:space="preserve">This project set out to make timing-based paradata usable for survey quality assurance at scale, and delivered a working system: format-aware parsers for the two dominant collection platforms, a documented forty-feature library spanning three levels of granularity and a statistical characterisation layer, a transparent and configurable anomaly detector, a labelled synthetic benchmark generator, and an evaluation that meets its predefined success criteria under deliberately hostile conditions. Precision remained between 0.96 and 1.00 and recall between 0.84 and 1.00 on data the detector had never seen, including a stress condition constructed to blur the line between genuine and anomalous behaviour. The system detects speeding essentially perfectly, disengagement reliably, and blatant fabrication reliably. Mild fabrication is detected in roughly seven cases in ten, and the diagnostic reported here locates that shortfall in threshold calibration rather than in the univariate design itself, which makes it a tractable target rather than a boundary. Five of the six objectives set at proposal stage are met in full. The second, format-aware parsers for SurveyCTO and ODK, is met for the two synthetic formats evaluated here and only in part for the platforms' native exports (section 3.1). Future work should validate the parsers on native exports and the system against real field data with verified outcomes, settle the entropy fence trade-off against operational evidence of relative error costs rather than synthetic prevalence alone, extend detection with an interpretable multivariate layer, and add parsers for further platforms, each of which the architecture was explicitly designed to accommodate.</w:t>
       </w:r>
     </w:p>
-    <w:bookmarkStart w:id="1910" w:name="Xc6172d26bdd853bf5a184bec07518863c919061"/>
+    <w:bookmarkStart w:id="2006" w:name="Xc6172d26bdd853bf5a184bec07518863c919061"/>
     <w:p>
       <w:pPr>
         <w:pStyle w:val="Heading2"/>
@@ -12281,9 +12281,9 @@
         <w:t xml:space="preserve">The third is about sources, and it is not comfortable. Two of the references in my first submission could not be located, and they carried some of the claims I leaned on most heavily. Losing them cost me the fabrication signature, the disengagement signature and seventeen of the forty feature justifications, and it taught me that a citation is a claim about a document that either exists and says what I attribute to it, or does not. I now check every reference against its primary source, record the check with a date, and treat a source I have not read myself as unusable. With the time again I would keep that record from the first week rather than reconstructing it at the end, and I would log every use of an AI tool as it happened, for the same reason: a record made afterwards is weaker evidence than one made at the time.</w:t>
       </w:r>
     </w:p>
-    <w:bookmarkEnd w:id="1910"/>
-    <w:bookmarkEnd w:id="1911"/>
-    <w:bookmarkStart w:id="1917" w:name="references"/>
+    <w:bookmarkEnd w:id="2006"/>
+    <w:bookmarkEnd w:id="2007"/>
+    <w:bookmarkStart w:id="2013" w:name="references"/>
     <w:p>
       <w:pPr>
         <w:pStyle w:val="Heading1"/>
@@ -12390,7 +12390,7 @@
       <w:r>
         <w:t xml:space="preserve"> </w:t>
       </w:r>
-      <w:hyperlink r:id="rId1912">
+      <w:hyperlink r:id="rId2008">
         <w:r>
           <w:rPr>
             <w:rStyle w:val="Hyperlink"/>
@@ -12497,7 +12497,7 @@
       <w:r>
         <w:t xml:space="preserve"> </w:t>
       </w:r>
-      <w:hyperlink r:id="rId1913">
+      <w:hyperlink r:id="rId2009">
         <w:r>
           <w:rPr>
             <w:rStyle w:val="Hyperlink"/>
@@ -12868,7 +12868,7 @@
       <w:r>
         <w:t xml:space="preserve"> </w:t>
       </w:r>
-      <w:hyperlink r:id="rId1914">
+      <w:hyperlink r:id="rId2010">
         <w:r>
           <w:rPr>
             <w:rStyle w:val="Hyperlink"/>
@@ -12933,7 +12933,7 @@
       <w:r>
         <w:t xml:space="preserve"> </w:t>
       </w:r>
-      <w:hyperlink r:id="rId1915">
+      <w:hyperlink r:id="rId2011">
         <w:r>
           <w:rPr>
             <w:rStyle w:val="Hyperlink"/>
@@ -12974,7 +12974,7 @@
       <w:r>
         <w:t xml:space="preserve"> </w:t>
       </w:r>
-      <w:hyperlink r:id="rId1916">
+      <w:hyperlink r:id="rId2012">
         <w:r>
           <w:rPr>
             <w:rStyle w:val="Hyperlink"/>
@@ -13068,8 +13068,8 @@
         </w:pict>
       </w:r>
     </w:p>
-    <w:bookmarkEnd w:id="1917"/>
-    <w:bookmarkStart w:id="1925" w:name="X037053293eb9ad08c241ce36f243ee7ade64cd4"/>
+    <w:bookmarkEnd w:id="2013"/>
+    <w:bookmarkStart w:id="2021" w:name="X037053293eb9ad08c241ce36f243ee7ade64cd4"/>
     <w:p>
       <w:pPr>
         <w:pStyle w:val="Heading1"/>
@@ -13078,7 +13078,7 @@
         <w:t xml:space="preserve">Appendix A. Artificial intelligence usage disclosure</w:t>
       </w:r>
     </w:p>
-    <w:bookmarkStart w:id="1918" w:name="a1-purpose-and-scope"/>
+    <w:bookmarkStart w:id="2014" w:name="a1-purpose-and-scope"/>
     <w:p>
       <w:pPr>
         <w:pStyle w:val="Heading2"/>
@@ -13130,8 +13130,8 @@
         <w:t xml:space="preserve">, the synthetic generator and its anomaly profiles, the success criteria, the interpretation of every result, and the decision to report weaker per-class results transparently are mine.</w:t>
       </w:r>
     </w:p>
-    <w:bookmarkEnd w:id="1918"/>
-    <w:bookmarkStart w:id="1919" w:name="Xefcbccbece08c31672fc51a6545a71ea5270a53"/>
+    <w:bookmarkEnd w:id="2014"/>
+    <w:bookmarkStart w:id="2015" w:name="Xefcbccbece08c31672fc51a6545a71ea5270a53"/>
     <w:p>
       <w:pPr>
         <w:pStyle w:val="Heading2"/>
@@ -13460,8 +13460,8 @@
         </w:tc>
       </w:tr>
     </w:tbl>
-    <w:bookmarkEnd w:id="1919"/>
-    <w:bookmarkStart w:id="1920" w:name="a3-tools-and-versions"/>
+    <w:bookmarkEnd w:id="2015"/>
+    <w:bookmarkStart w:id="2016" w:name="a3-tools-and-versions"/>
     <w:p>
       <w:pPr>
         <w:pStyle w:val="Heading2"/>
@@ -13914,8 +13914,8 @@
         <w:t xml:space="preserve">The last three rows are not AI tools and are listed because the reproducibility of every figure in this report depends on them, and because two of the five defects recorded in section 4 were caused by a pandas version change rather than by a logic error.</w:t>
       </w:r>
     </w:p>
-    <w:bookmarkEnd w:id="1920"/>
-    <w:bookmarkStart w:id="1921" w:name="a4-log-of-use-by-episode"/>
+    <w:bookmarkEnd w:id="2016"/>
+    <w:bookmarkStart w:id="2017" w:name="a4-log-of-use-by-episode"/>
     <w:p>
       <w:pPr>
         <w:pStyle w:val="Heading2"/>
@@ -15426,8 +15426,8 @@
         </w:tc>
       </w:tr>
     </w:tbl>
-    <w:bookmarkEnd w:id="1921"/>
-    <w:bookmarkStart w:id="1922" w:name="a5-the-decisions-that-mattered"/>
+    <w:bookmarkEnd w:id="2017"/>
+    <w:bookmarkStart w:id="2018" w:name="a5-the-decisions-that-mattered"/>
     <w:p>
       <w:pPr>
         <w:pStyle w:val="Heading2"/>
@@ -15585,8 +15585,8 @@
         <w:t xml:space="preserve">, so it cannot be merged by fast forward and is preserved as a separate line of development. Its code comment claimed that the correction reduces to Tukey's fence for a symmetric distribution; that is wrong, for the reason given in section 7, and the comment has been corrected. The correction is a lower-side analogue of the semi-interquartile fence documented by Hubert and Vandervieren (2008, §1), which is discussed in section 2.5.</w:t>
       </w:r>
     </w:p>
-    <w:bookmarkEnd w:id="1922"/>
-    <w:bookmarkStart w:id="1923" w:name="a6-tests-attached-to-significant-outputs"/>
+    <w:bookmarkEnd w:id="2018"/>
+    <w:bookmarkStart w:id="2019" w:name="a6-tests-attached-to-significant-outputs"/>
     <w:p>
       <w:pPr>
         <w:pStyle w:val="Heading2"/>
@@ -15630,8 +15630,8 @@
         <w:t xml:space="preserve">rather than maintained by hand, so it cannot drift from the code. The component breakdown in section 6.3 is recomputed from recorded predictions rather than from a fresh run, so it describes exactly the runs reported elsewhere in this report.</w:t>
       </w:r>
     </w:p>
-    <w:bookmarkEnd w:id="1923"/>
-    <w:bookmarkStart w:id="1924" w:name="a7-limitations-of-this-disclosure"/>
+    <w:bookmarkEnd w:id="2019"/>
+    <w:bookmarkStart w:id="2020" w:name="a7-limitations-of-this-disclosure"/>
     <w:p>
       <w:pPr>
         <w:pStyle w:val="Heading2"/>
@@ -15655,9 +15655,9 @@
         </w:pict>
       </w:r>
     </w:p>
-    <w:bookmarkEnd w:id="1924"/>
-    <w:bookmarkEnd w:id="1925"/>
-    <w:bookmarkStart w:id="1928" w:name="appendix-b-per-run-confusion-counts"/>
+    <w:bookmarkEnd w:id="2020"/>
+    <w:bookmarkEnd w:id="2021"/>
+    <w:bookmarkStart w:id="2024" w:name="appendix-b-per-run-confusion-counts"/>
     <w:p>
       <w:pPr>
         <w:pStyle w:val="Heading1"/>
@@ -15674,7 +15674,7 @@
         <w:t xml:space="preserve">These are the raw counts behind every precision and recall figure in section 6. They cover the ten runs of the robustness round: two canonical benchmarks, four held-out stress runs, and four prevalence sweep runs.</w:t>
       </w:r>
     </w:p>
-    <w:bookmarkStart w:id="1926" w:name="b1-per-run"/>
+    <w:bookmarkStart w:id="2022" w:name="b1-per-run"/>
     <w:p>
       <w:pPr>
         <w:pStyle w:val="Heading2"/>
@@ -17442,8 +17442,8 @@
         <w:t xml:space="preserve">The lowest single precision anywhere in the round is 0.9570, on seed 7 in ODK format at stress difficulty. The lowest single recall is 0.8400, on seed 99 in ODK format. Both clear the proposal criteria of 0.80 and 0.75.</w:t>
       </w:r>
     </w:p>
-    <w:bookmarkEnd w:id="1926"/>
-    <w:bookmarkStart w:id="1927" w:name="b2-aggregated-by-platform-format"/>
+    <w:bookmarkEnd w:id="2022"/>
+    <w:bookmarkStart w:id="2023" w:name="b2-aggregated-by-platform-format"/>
     <w:p>
       <w:pPr>
         <w:pStyle w:val="Heading2"/>
@@ -17833,9 +17833,9 @@
         </w:pict>
       </w:r>
     </w:p>
-    <w:bookmarkEnd w:id="1927"/>
-    <w:bookmarkEnd w:id="1928"/>
-    <w:bookmarkStart w:id="1929" w:name="appendix-c-full-feature-validity-results"/>
+    <w:bookmarkEnd w:id="2023"/>
+    <w:bookmarkEnd w:id="2024"/>
+    <w:bookmarkStart w:id="2025" w:name="appendix-c-full-feature-validity-results"/>
     <w:p>
       <w:pPr>
         <w:pStyle w:val="Heading1"/>
@@ -21006,8 +21006,8 @@
         </w:pict>
       </w:r>
     </w:p>
-    <w:bookmarkEnd w:id="1929"/>
-    <w:bookmarkStart w:id="1944" w:name="appendix-d-reproduction-commands"/>
+    <w:bookmarkEnd w:id="2025"/>
+    <w:bookmarkStart w:id="2040" w:name="appendix-d-reproduction-commands"/>
     <w:p>
       <w:pPr>
         <w:pStyle w:val="Heading1"/>
@@ -21105,10 +21105,22 @@
         <w:t xml:space="preserve">requirements-validated.txt</w:t>
       </w:r>
       <w:r>
-        <w:t xml:space="preserve">). Every step passed except the full workflow, which failed because the n10000 pack did not yet exist; the order above corrects that. Every recorded confusion count reproduced exactly, as did the component, baseline and parity tables, and the feature validity values agreed to within 6 × 10⁻¹⁶. D.11 was not run, because it requires Microsoft Word. [[TO DO: repeat the run from the final release tag and record it here.]]</w:t>
-      </w:r>
-    </w:p>
-    <w:bookmarkStart w:id="1930" w:name="d1-environment"/>
+        <w:t xml:space="preserve">). Every step passed except the full workflow, which failed because the n10000 pack did not yet exist; the order above corrects that. Every recorded confusion count reproduced exactly, as did the component, baseline and parity tables, and the feature validity values agreed to within 6 × 10⁻¹⁶. D.11 was not run there, because it requires Microsoft Word. The sequence was then run again on 16 September 2026 from a clean clone of the tagged tree, at commit</w:t>
+      </w:r>
+      <w:r>
+        <w:t xml:space="preserve"> </w:t>
+      </w:r>
+      <w:r>
+        <w:rPr>
+          <w:rStyle w:val="VerbatimChar"/>
+        </w:rPr>
+        <w:t xml:space="preserve">a432441</w:t>
+      </w:r>
+      <w:r>
+        <w:t xml:space="preserve">, which differs from the tag only in the rebuilt Word and PDF deliverables and in the page numbers measured into the contents lists. All fourteen steps passed, in one hour and fifty-three minutes, and every recorded number reproduced with no mismatches: the confusion counts of all ten runs of the robustness round, the component breakdown, the baseline table, the parity metrics and summary, and precision and recall of 1.0000 on the canonical suite. The feature validity values agreed to within 6 x 10^-16, the residual difference being the pandas version. D.11 was run on the submission machine and produced the Word and PDF deliverables that accompany this report.</w:t>
+      </w:r>
+    </w:p>
+    <w:bookmarkStart w:id="2026" w:name="d1-environment"/>
     <w:p>
       <w:pPr>
         <w:pStyle w:val="Heading2"/>
@@ -21190,8 +21202,8 @@
         <w:t xml:space="preserve">, so the same file installs on Linux and macOS.</w:t>
       </w:r>
     </w:p>
-    <w:bookmarkEnd w:id="1930"/>
-    <w:bookmarkStart w:id="1931" w:name="d2-test-suite"/>
+    <w:bookmarkEnd w:id="2026"/>
+    <w:bookmarkStart w:id="2027" w:name="d2-test-suite"/>
     <w:p>
       <w:pPr>
         <w:pStyle w:val="Heading2"/>
@@ -21243,8 +21255,8 @@
         <w:t xml:space="preserve">Expected: 43 passed.</w:t>
       </w:r>
     </w:p>
-    <w:bookmarkEnd w:id="1931"/>
-    <w:bookmarkStart w:id="1932" w:name="d3-the-authoritative-robustness-round"/>
+    <w:bookmarkEnd w:id="2027"/>
+    <w:bookmarkStart w:id="2028" w:name="d3-the-authoritative-robustness-round"/>
     <w:p>
       <w:pPr>
         <w:pStyle w:val="Heading2"/>
@@ -21278,8 +21290,8 @@
         <w:t xml:space="preserve"> scripts/run_robustness_validation.py</w:t>
       </w:r>
     </w:p>
-    <w:bookmarkEnd w:id="1932"/>
-    <w:bookmarkStart w:id="1933" w:name="d4-component-breakdown"/>
+    <w:bookmarkEnd w:id="2028"/>
+    <w:bookmarkStart w:id="2029" w:name="d4-component-breakdown"/>
     <w:p>
       <w:pPr>
         <w:pStyle w:val="Heading2"/>
@@ -21313,8 +21325,8 @@
         <w:t xml:space="preserve"> scripts/component_breakdown.py</w:t>
       </w:r>
     </w:p>
-    <w:bookmarkEnd w:id="1933"/>
-    <w:bookmarkStart w:id="1934" w:name="d5-feature-validity-and-effect-sizes"/>
+    <w:bookmarkEnd w:id="2029"/>
+    <w:bookmarkStart w:id="2030" w:name="d5-feature-validity-and-effect-sizes"/>
     <w:p>
       <w:pPr>
         <w:pStyle w:val="Heading2"/>
@@ -21407,8 +21419,8 @@
         <w:t xml:space="preserve">. Under a different pandas version the regenerated values agree with the recorded ones to within floating-point rounding rather than byte for byte.</w:t>
       </w:r>
     </w:p>
-    <w:bookmarkEnd w:id="1934"/>
-    <w:bookmarkStart w:id="1935" w:name="d6-full-workflow"/>
+    <w:bookmarkEnd w:id="2030"/>
+    <w:bookmarkStart w:id="2031" w:name="d6-full-workflow"/>
     <w:p>
       <w:pPr>
         <w:pStyle w:val="Heading2"/>
@@ -21522,8 +21534,8 @@
         <w:t xml:space="preserve"> scripts/run_complete_workflow.py</w:t>
       </w:r>
     </w:p>
-    <w:bookmarkEnd w:id="1935"/>
-    <w:bookmarkStart w:id="1936" w:name="d7-scale-check"/>
+    <w:bookmarkEnd w:id="2031"/>
+    <w:bookmarkStart w:id="2032" w:name="d7-scale-check"/>
     <w:p>
       <w:pPr>
         <w:pStyle w:val="Heading2"/>
@@ -21593,8 +21605,8 @@
         <w:t xml:space="preserve"> output</w:t>
       </w:r>
     </w:p>
-    <w:bookmarkEnd w:id="1936"/>
-    <w:bookmarkStart w:id="1937" w:name="d8-strict-examiner-audit"/>
+    <w:bookmarkEnd w:id="2032"/>
+    <w:bookmarkStart w:id="2033" w:name="d8-strict-examiner-audit"/>
     <w:p>
       <w:pPr>
         <w:pStyle w:val="Heading2"/>
@@ -21628,8 +21640,8 @@
         <w:t xml:space="preserve"> scripts/strict_examiner_audit.py</w:t>
       </w:r>
     </w:p>
-    <w:bookmarkEnd w:id="1937"/>
-    <w:bookmarkStart w:id="1938" w:name="d9-report-figures"/>
+    <w:bookmarkEnd w:id="2033"/>
+    <w:bookmarkStart w:id="2034" w:name="d9-report-figures"/>
     <w:p>
       <w:pPr>
         <w:pStyle w:val="Heading2"/>
@@ -21663,8 +21675,8 @@
         <w:t xml:space="preserve"> scripts/build_report_figures.py</w:t>
       </w:r>
     </w:p>
-    <w:bookmarkEnd w:id="1938"/>
-    <w:bookmarkStart w:id="1939" w:name="d10-canonical-validation-set"/>
+    <w:bookmarkEnd w:id="2034"/>
+    <w:bookmarkStart w:id="2035" w:name="d10-canonical-validation-set"/>
     <w:p>
       <w:pPr>
         <w:pStyle w:val="Heading2"/>
@@ -21766,8 +21778,8 @@
         <w:t xml:space="preserve">Expected: precision 1.0000, recall 1.0000, F1 1.0000, with the four speeding interviews categorised suspicious rather than anomalous (section 6.1).</w:t>
       </w:r>
     </w:p>
-    <w:bookmarkEnd w:id="1939"/>
-    <w:bookmarkStart w:id="1940" w:name="Xb9631fa5fcc68a5e7d40e781c05acbfc9d5cbc6"/>
+    <w:bookmarkEnd w:id="2035"/>
+    <w:bookmarkStart w:id="2036" w:name="Xb9631fa5fcc68a5e7d40e781c05acbfc9d5cbc6"/>
     <w:p>
       <w:pPr>
         <w:pStyle w:val="Heading2"/>
@@ -21861,8 +21873,8 @@
         <w:t xml:space="preserve"> scripts/paginate_report.py</w:t>
       </w:r>
     </w:p>
-    <w:bookmarkEnd w:id="1940"/>
-    <w:bookmarkStart w:id="1941" w:name="X36cd4b068f4a92a24b93ce0646bf8da4dbd399c"/>
+    <w:bookmarkEnd w:id="2036"/>
+    <w:bookmarkStart w:id="2037" w:name="X36cd4b068f4a92a24b93ce0646bf8da4dbd399c"/>
     <w:p>
       <w:pPr>
         <w:pStyle w:val="Heading2"/>
@@ -21911,8 +21923,8 @@
         <w:t xml:space="preserve"> scripts/baseline_breakdown.py</w:t>
       </w:r>
     </w:p>
-    <w:bookmarkEnd w:id="1941"/>
-    <w:bookmarkStart w:id="1942" w:name="d13-platform-parity-on-matched-histories"/>
+    <w:bookmarkEnd w:id="2037"/>
+    <w:bookmarkStart w:id="2038" w:name="d13-platform-parity-on-matched-histories"/>
     <w:p>
       <w:pPr>
         <w:pStyle w:val="Heading2"/>
@@ -21946,8 +21958,8 @@
         <w:t xml:space="preserve"> scripts/run_platform_parity.py</w:t>
       </w:r>
     </w:p>
-    <w:bookmarkEnd w:id="1942"/>
-    <w:bookmarkStart w:id="1943" w:name="d14-peak-memory"/>
+    <w:bookmarkEnd w:id="2038"/>
+    <w:bookmarkStart w:id="2039" w:name="d14-peak-memory"/>
     <w:p>
       <w:pPr>
         <w:pStyle w:val="Heading2"/>
@@ -22024,9 +22036,9 @@
         </w:pict>
       </w:r>
     </w:p>
-    <w:bookmarkEnd w:id="1943"/>
-    <w:bookmarkEnd w:id="1944"/>
-    <w:bookmarkStart w:id="1972" w:name="appendix-e-reference-verification-record"/>
+    <w:bookmarkEnd w:id="2039"/>
+    <w:bookmarkEnd w:id="2040"/>
+    <w:bookmarkStart w:id="2068" w:name="appendix-e-reference-verification-record"/>
     <w:p>
       <w:pPr>
         <w:pStyle w:val="Heading1"/>
@@ -22224,7 +22236,7 @@
               <w:pStyle w:val="Compact"/>
               <w:jc w:val="left"/>
             </w:pPr>
-            <w:hyperlink r:id="rId1945">
+            <w:hyperlink r:id="rId2041">
               <w:r>
                 <w:rPr>
                   <w:rStyle w:val="Hyperlink"/>
@@ -22417,7 +22429,7 @@
               <w:pStyle w:val="Compact"/>
               <w:jc w:val="left"/>
             </w:pPr>
-            <w:hyperlink r:id="rId1946">
+            <w:hyperlink r:id="rId2042">
               <w:r>
                 <w:rPr>
                   <w:rStyle w:val="Hyperlink"/>
@@ -22506,7 +22518,7 @@
               <w:pStyle w:val="Compact"/>
               <w:jc w:val="left"/>
             </w:pPr>
-            <w:hyperlink r:id="rId1947">
+            <w:hyperlink r:id="rId2043">
               <w:r>
                 <w:rPr>
                   <w:rStyle w:val="Hyperlink"/>
@@ -22582,7 +22594,7 @@
               <w:pStyle w:val="Compact"/>
               <w:jc w:val="left"/>
             </w:pPr>
-            <w:hyperlink r:id="rId1948">
+            <w:hyperlink r:id="rId2044">
               <w:r>
                 <w:rPr>
                   <w:rStyle w:val="Hyperlink"/>
@@ -22661,7 +22673,7 @@
               <w:pStyle w:val="Compact"/>
               <w:jc w:val="left"/>
             </w:pPr>
-            <w:hyperlink r:id="rId1949">
+            <w:hyperlink r:id="rId2045">
               <w:r>
                 <w:rPr>
                   <w:rStyle w:val="Hyperlink"/>
@@ -22724,7 +22736,7 @@
               <w:pStyle w:val="Compact"/>
               <w:jc w:val="left"/>
             </w:pPr>
-            <w:hyperlink r:id="rId1912">
+            <w:hyperlink r:id="rId2008">
               <w:r>
                 <w:rPr>
                   <w:rStyle w:val="Hyperlink"/>
@@ -22803,7 +22815,7 @@
               <w:pStyle w:val="Compact"/>
               <w:jc w:val="left"/>
             </w:pPr>
-            <w:hyperlink r:id="rId1950">
+            <w:hyperlink r:id="rId2046">
               <w:r>
                 <w:rPr>
                   <w:rStyle w:val="Hyperlink"/>
@@ -22879,7 +22891,7 @@
               <w:pStyle w:val="Compact"/>
               <w:jc w:val="left"/>
             </w:pPr>
-            <w:hyperlink r:id="rId1951">
+            <w:hyperlink r:id="rId2047">
               <w:r>
                 <w:rPr>
                   <w:rStyle w:val="Hyperlink"/>
@@ -22958,7 +22970,7 @@
               <w:pStyle w:val="Compact"/>
               <w:jc w:val="left"/>
             </w:pPr>
-            <w:hyperlink r:id="rId1952">
+            <w:hyperlink r:id="rId2048">
               <w:r>
                 <w:rPr>
                   <w:rStyle w:val="Hyperlink"/>
@@ -23021,7 +23033,7 @@
               <w:pStyle w:val="Compact"/>
               <w:jc w:val="left"/>
             </w:pPr>
-            <w:hyperlink r:id="rId1913">
+            <w:hyperlink r:id="rId2009">
               <w:r>
                 <w:rPr>
                   <w:rStyle w:val="Hyperlink"/>
@@ -23100,7 +23112,7 @@
               <w:pStyle w:val="Compact"/>
               <w:jc w:val="left"/>
             </w:pPr>
-            <w:hyperlink r:id="rId1953">
+            <w:hyperlink r:id="rId2049">
               <w:r>
                 <w:rPr>
                   <w:rStyle w:val="Hyperlink"/>
@@ -23163,7 +23175,7 @@
               <w:pStyle w:val="Compact"/>
               <w:jc w:val="left"/>
             </w:pPr>
-            <w:hyperlink r:id="rId1954">
+            <w:hyperlink r:id="rId2050">
               <w:r>
                 <w:rPr>
                   <w:rStyle w:val="Hyperlink"/>
@@ -23320,7 +23332,7 @@
               <w:pStyle w:val="Compact"/>
               <w:jc w:val="left"/>
             </w:pPr>
-            <w:hyperlink r:id="rId1955">
+            <w:hyperlink r:id="rId2051">
               <w:r>
                 <w:rPr>
                   <w:rStyle w:val="Hyperlink"/>
@@ -23393,7 +23405,7 @@
               <w:pStyle w:val="Compact"/>
               <w:jc w:val="left"/>
             </w:pPr>
-            <w:hyperlink r:id="rId1956">
+            <w:hyperlink r:id="rId2052">
               <w:r>
                 <w:rPr>
                   <w:rStyle w:val="Hyperlink"/>
@@ -23472,7 +23484,7 @@
               <w:pStyle w:val="Compact"/>
               <w:jc w:val="left"/>
             </w:pPr>
-            <w:hyperlink r:id="rId1957">
+            <w:hyperlink r:id="rId2053">
               <w:r>
                 <w:rPr>
                   <w:rStyle w:val="Hyperlink"/>
@@ -23545,7 +23557,7 @@
               <w:pStyle w:val="Compact"/>
               <w:jc w:val="left"/>
             </w:pPr>
-            <w:hyperlink r:id="rId1958">
+            <w:hyperlink r:id="rId2054">
               <w:r>
                 <w:rPr>
                   <w:rStyle w:val="Hyperlink"/>
@@ -23624,7 +23636,7 @@
               <w:pStyle w:val="Compact"/>
               <w:jc w:val="left"/>
             </w:pPr>
-            <w:hyperlink r:id="rId1959">
+            <w:hyperlink r:id="rId2055">
               <w:r>
                 <w:rPr>
                   <w:rStyle w:val="Hyperlink"/>
@@ -23771,7 +23783,7 @@
               <w:pStyle w:val="Compact"/>
               <w:jc w:val="left"/>
             </w:pPr>
-            <w:hyperlink r:id="rId1960">
+            <w:hyperlink r:id="rId2056">
               <w:r>
                 <w:rPr>
                   <w:rStyle w:val="Hyperlink"/>
@@ -23850,7 +23862,7 @@
               <w:pStyle w:val="Compact"/>
               <w:jc w:val="left"/>
             </w:pPr>
-            <w:hyperlink r:id="rId1961">
+            <w:hyperlink r:id="rId2057">
               <w:r>
                 <w:rPr>
                   <w:rStyle w:val="Hyperlink"/>
@@ -23923,7 +23935,7 @@
               <w:pStyle w:val="Compact"/>
               <w:jc w:val="left"/>
             </w:pPr>
-            <w:hyperlink r:id="rId1962">
+            <w:hyperlink r:id="rId2058">
               <w:r>
                 <w:rPr>
                   <w:rStyle w:val="Hyperlink"/>
@@ -24002,7 +24014,7 @@
               <w:pStyle w:val="Compact"/>
               <w:jc w:val="left"/>
             </w:pPr>
-            <w:hyperlink r:id="rId1963">
+            <w:hyperlink r:id="rId2059">
               <w:r>
                 <w:rPr>
                   <w:rStyle w:val="Hyperlink"/>
@@ -24146,7 +24158,7 @@
               <w:pStyle w:val="Compact"/>
               <w:jc w:val="left"/>
             </w:pPr>
-            <w:hyperlink r:id="rId1914">
+            <w:hyperlink r:id="rId2010">
               <w:r>
                 <w:rPr>
                   <w:rStyle w:val="Hyperlink"/>
@@ -24225,7 +24237,7 @@
               <w:pStyle w:val="Compact"/>
               <w:jc w:val="left"/>
             </w:pPr>
-            <w:hyperlink r:id="rId1964">
+            <w:hyperlink r:id="rId2060">
               <w:r>
                 <w:rPr>
                   <w:rStyle w:val="Hyperlink"/>
@@ -24298,7 +24310,7 @@
               <w:pStyle w:val="Compact"/>
               <w:jc w:val="left"/>
             </w:pPr>
-            <w:hyperlink r:id="rId1915">
+            <w:hyperlink r:id="rId2011">
               <w:r>
                 <w:rPr>
                   <w:rStyle w:val="Hyperlink"/>
@@ -24371,7 +24383,7 @@
               <w:pStyle w:val="Compact"/>
               <w:jc w:val="left"/>
             </w:pPr>
-            <w:hyperlink r:id="rId1916">
+            <w:hyperlink r:id="rId2012">
               <w:r>
                 <w:rPr>
                   <w:rStyle w:val="Hyperlink"/>
@@ -24518,7 +24530,7 @@
               <w:pStyle w:val="Compact"/>
               <w:jc w:val="left"/>
             </w:pPr>
-            <w:hyperlink r:id="rId1965">
+            <w:hyperlink r:id="rId2061">
               <w:r>
                 <w:rPr>
                   <w:rStyle w:val="Hyperlink"/>
@@ -24597,7 +24609,7 @@
               <w:pStyle w:val="Compact"/>
               <w:jc w:val="left"/>
             </w:pPr>
-            <w:hyperlink r:id="rId1966">
+            <w:hyperlink r:id="rId2062">
               <w:r>
                 <w:rPr>
                   <w:rStyle w:val="Hyperlink"/>
@@ -24771,7 +24783,7 @@
               <w:pStyle w:val="Compact"/>
               <w:jc w:val="left"/>
             </w:pPr>
-            <w:hyperlink r:id="rId1967">
+            <w:hyperlink r:id="rId2063">
               <w:r>
                 <w:rPr>
                   <w:rStyle w:val="Hyperlink"/>
@@ -24836,7 +24848,7 @@
               <w:pStyle w:val="Compact"/>
               <w:jc w:val="left"/>
             </w:pPr>
-            <w:hyperlink r:id="rId1968">
+            <w:hyperlink r:id="rId2064">
               <w:r>
                 <w:rPr>
                   <w:rStyle w:val="Hyperlink"/>
@@ -24901,7 +24913,7 @@
               <w:pStyle w:val="Compact"/>
               <w:jc w:val="left"/>
             </w:pPr>
-            <w:hyperlink r:id="rId1969">
+            <w:hyperlink r:id="rId2065">
               <w:r>
                 <w:rPr>
                   <w:rStyle w:val="Hyperlink"/>
@@ -24966,7 +24978,7 @@
               <w:pStyle w:val="Compact"/>
               <w:jc w:val="left"/>
             </w:pPr>
-            <w:hyperlink r:id="rId1970">
+            <w:hyperlink r:id="rId2066">
               <w:r>
                 <w:rPr>
                   <w:rStyle w:val="Hyperlink"/>
@@ -25031,7 +25043,7 @@
               <w:pStyle w:val="Compact"/>
               <w:jc w:val="left"/>
             </w:pPr>
-            <w:hyperlink r:id="rId1971">
+            <w:hyperlink r:id="rId2067">
               <w:r>
                 <w:rPr>
                   <w:rStyle w:val="Hyperlink"/>
@@ -25064,8 +25076,8 @@
         </w:pict>
       </w:r>
     </w:p>
-    <w:bookmarkEnd w:id="1972"/>
-    <w:bookmarkStart w:id="1973" w:name="appendix-f-feature-to-source-map"/>
+    <w:bookmarkEnd w:id="2068"/>
+    <w:bookmarkStart w:id="2069" w:name="appendix-f-feature-to-source-map"/>
     <w:p>
       <w:pPr>
         <w:pStyle w:val="Heading1"/>
@@ -27508,7 +27520,7 @@
         </w:tc>
       </w:tr>
     </w:tbl>
-    <w:bookmarkEnd w:id="1973"/>
+    <w:bookmarkEnd w:id="2069"/>
     <w:sectPr>
       <w:footerReference r:id="rId13" w:type="default"/>
       <w:footnotePr>

--- a/docs/deliverables/SAMUEL KAOMA 2022016530 Final Report.docx
+++ b/docs/deliverables/SAMUEL KAOMA 2022016530 Final Report.docx
@@ -391,7 +391,7 @@
       </w:pPr>
     </w:p>
     <w:p xmlns:w14="http://schemas.microsoft.com/office/word/2010/wordml"/>
-    <w:bookmarkStart w:id="1957" w:name="declaration"/>
+    <w:bookmarkStart w:id="2149" w:name="declaration"/>
     <w:p>
       <w:pPr>
         <w:pStyle w:val="Heading1"/>
@@ -510,8 +510,8 @@
         </w:pict>
       </w:r>
     </w:p>
-    <w:bookmarkEnd w:id="1957"/>
-    <w:bookmarkStart w:id="1958" w:name="conventions-used-in-this-report"/>
+    <w:bookmarkEnd w:id="2149"/>
+    <w:bookmarkStart w:id="2150" w:name="conventions-used-in-this-report"/>
     <w:p>
       <w:pPr>
         <w:pStyle w:val="Heading1"/>
@@ -628,8 +628,8 @@
         </w:pict>
       </w:r>
     </w:p>
-    <w:bookmarkEnd w:id="1958"/>
-    <w:bookmarkStart w:id="1959" w:name="table-of-contents"/>
+    <w:bookmarkEnd w:id="2150"/>
+    <w:bookmarkStart w:id="2151" w:name="table-of-contents"/>
     <w:p>
       <w:pPr>
         <w:pStyle w:val="Heading1"/>
@@ -1350,7 +1350,7 @@
               <w:jc w:val="left"/>
             </w:pPr>
             <w:r>
-              <w:t xml:space="preserve">13</w:t>
+              <w:t xml:space="preserve">14</w:t>
             </w:r>
           </w:p>
         </w:tc>
@@ -1438,7 +1438,7 @@
               <w:jc w:val="left"/>
             </w:pPr>
             <w:r>
-              <w:t xml:space="preserve">16</w:t>
+              <w:t xml:space="preserve">17</w:t>
             </w:r>
           </w:p>
         </w:tc>
@@ -1530,7 +1530,7 @@
               <w:jc w:val="left"/>
             </w:pPr>
             <w:r>
-              <w:t xml:space="preserve">17</w:t>
+              <w:t xml:space="preserve">18</w:t>
             </w:r>
           </w:p>
         </w:tc>
@@ -1618,7 +1618,7 @@
               <w:jc w:val="left"/>
             </w:pPr>
             <w:r>
-              <w:t xml:space="preserve">20</w:t>
+              <w:t xml:space="preserve">21</w:t>
             </w:r>
           </w:p>
         </w:tc>
@@ -1662,7 +1662,7 @@
               <w:jc w:val="left"/>
             </w:pPr>
             <w:r>
-              <w:t xml:space="preserve">21</w:t>
+              <w:t xml:space="preserve">22</w:t>
             </w:r>
           </w:p>
         </w:tc>
@@ -1846,7 +1846,7 @@
               <w:jc w:val="left"/>
             </w:pPr>
             <w:r>
-              <w:t xml:space="preserve">27</w:t>
+              <w:t xml:space="preserve">28</w:t>
             </w:r>
           </w:p>
         </w:tc>
@@ -1890,7 +1890,7 @@
               <w:jc w:val="left"/>
             </w:pPr>
             <w:r>
-              <w:t xml:space="preserve">27</w:t>
+              <w:t xml:space="preserve">28</w:t>
             </w:r>
           </w:p>
         </w:tc>
@@ -1934,7 +1934,7 @@
               <w:jc w:val="left"/>
             </w:pPr>
             <w:r>
-              <w:t xml:space="preserve">30</w:t>
+              <w:t xml:space="preserve">31</w:t>
             </w:r>
           </w:p>
         </w:tc>
@@ -2022,7 +2022,7 @@
               <w:jc w:val="left"/>
             </w:pPr>
             <w:r>
-              <w:t xml:space="preserve">31</w:t>
+              <w:t xml:space="preserve">32</w:t>
             </w:r>
           </w:p>
         </w:tc>
@@ -2070,7 +2070,7 @@
               <w:jc w:val="left"/>
             </w:pPr>
             <w:r>
-              <w:t xml:space="preserve">31</w:t>
+              <w:t xml:space="preserve">32</w:t>
             </w:r>
           </w:p>
         </w:tc>
@@ -2114,7 +2114,7 @@
               <w:jc w:val="left"/>
             </w:pPr>
             <w:r>
-              <w:t xml:space="preserve">31</w:t>
+              <w:t xml:space="preserve">32</w:t>
             </w:r>
           </w:p>
         </w:tc>
@@ -2158,7 +2158,7 @@
               <w:jc w:val="left"/>
             </w:pPr>
             <w:r>
-              <w:t xml:space="preserve">32</w:t>
+              <w:t xml:space="preserve">33</w:t>
             </w:r>
           </w:p>
         </w:tc>
@@ -2202,7 +2202,7 @@
               <w:jc w:val="left"/>
             </w:pPr>
             <w:r>
-              <w:t xml:space="preserve">34</w:t>
+              <w:t xml:space="preserve">35</w:t>
             </w:r>
           </w:p>
         </w:tc>
@@ -2246,7 +2246,7 @@
               <w:jc w:val="left"/>
             </w:pPr>
             <w:r>
-              <w:t xml:space="preserve">36</w:t>
+              <w:t xml:space="preserve">37</w:t>
             </w:r>
           </w:p>
         </w:tc>
@@ -2290,7 +2290,7 @@
               <w:jc w:val="left"/>
             </w:pPr>
             <w:r>
-              <w:t xml:space="preserve">37</w:t>
+              <w:t xml:space="preserve">38</w:t>
             </w:r>
           </w:p>
         </w:tc>
@@ -2334,7 +2334,7 @@
               <w:jc w:val="left"/>
             </w:pPr>
             <w:r>
-              <w:t xml:space="preserve">39</w:t>
+              <w:t xml:space="preserve">40</w:t>
             </w:r>
           </w:p>
         </w:tc>
@@ -2378,7 +2378,7 @@
               <w:jc w:val="left"/>
             </w:pPr>
             <w:r>
-              <w:t xml:space="preserve">41</w:t>
+              <w:t xml:space="preserve">42</w:t>
             </w:r>
           </w:p>
         </w:tc>
@@ -2426,7 +2426,7 @@
               <w:jc w:val="left"/>
             </w:pPr>
             <w:r>
-              <w:t xml:space="preserve">43</w:t>
+              <w:t xml:space="preserve">44</w:t>
             </w:r>
           </w:p>
         </w:tc>
@@ -2474,7 +2474,7 @@
               <w:jc w:val="left"/>
             </w:pPr>
             <w:r>
-              <w:t xml:space="preserve">47</w:t>
+              <w:t xml:space="preserve">48</w:t>
             </w:r>
           </w:p>
         </w:tc>
@@ -2522,7 +2522,7 @@
               <w:jc w:val="left"/>
             </w:pPr>
             <w:r>
-              <w:t xml:space="preserve">49</w:t>
+              <w:t xml:space="preserve">50</w:t>
             </w:r>
           </w:p>
         </w:tc>
@@ -2566,7 +2566,7 @@
               <w:jc w:val="left"/>
             </w:pPr>
             <w:r>
-              <w:t xml:space="preserve">49</w:t>
+              <w:t xml:space="preserve">50</w:t>
             </w:r>
           </w:p>
         </w:tc>
@@ -2607,7 +2607,7 @@
               <w:jc w:val="left"/>
             </w:pPr>
             <w:r>
-              <w:t xml:space="preserve">50</w:t>
+              <w:t xml:space="preserve">51</w:t>
             </w:r>
           </w:p>
         </w:tc>
@@ -2655,7 +2655,7 @@
               <w:jc w:val="left"/>
             </w:pPr>
             <w:r>
-              <w:t xml:space="preserve">53</w:t>
+              <w:t xml:space="preserve">55</w:t>
             </w:r>
           </w:p>
         </w:tc>
@@ -2703,7 +2703,7 @@
               <w:jc w:val="left"/>
             </w:pPr>
             <w:r>
-              <w:t xml:space="preserve">61</w:t>
+              <w:t xml:space="preserve">63</w:t>
             </w:r>
           </w:p>
         </w:tc>
@@ -2751,7 +2751,7 @@
               <w:jc w:val="left"/>
             </w:pPr>
             <w:r>
-              <w:t xml:space="preserve">63</w:t>
+              <w:t xml:space="preserve">64</w:t>
             </w:r>
           </w:p>
         </w:tc>
@@ -2799,7 +2799,7 @@
               <w:jc w:val="left"/>
             </w:pPr>
             <w:r>
-              <w:t xml:space="preserve">65</w:t>
+              <w:t xml:space="preserve">67</w:t>
             </w:r>
           </w:p>
         </w:tc>
@@ -2847,7 +2847,7 @@
               <w:jc w:val="left"/>
             </w:pPr>
             <w:r>
-              <w:t xml:space="preserve">69</w:t>
+              <w:t xml:space="preserve">70</w:t>
             </w:r>
           </w:p>
         </w:tc>
@@ -2895,14 +2895,14 @@
               <w:jc w:val="left"/>
             </w:pPr>
             <w:r>
-              <w:t xml:space="preserve">83</w:t>
+              <w:t xml:space="preserve">86</w:t>
             </w:r>
           </w:p>
         </w:tc>
       </w:tr>
     </w:tbl>
-    <w:bookmarkEnd w:id="1959"/>
-    <w:bookmarkStart w:id="1960" w:name="list-of-tables"/>
+    <w:bookmarkEnd w:id="2151"/>
+    <w:bookmarkStart w:id="2152" w:name="list-of-tables"/>
     <w:p>
       <w:pPr>
         <w:pStyle w:val="Heading1"/>
@@ -3153,7 +3153,7 @@
               <w:jc w:val="left"/>
             </w:pPr>
             <w:r>
-              <w:t xml:space="preserve">28</w:t>
+              <w:t xml:space="preserve">29</w:t>
             </w:r>
           </w:p>
         </w:tc>
@@ -3211,7 +3211,7 @@
               <w:jc w:val="left"/>
             </w:pPr>
             <w:r>
-              <w:t xml:space="preserve">32</w:t>
+              <w:t xml:space="preserve">33</w:t>
             </w:r>
           </w:p>
         </w:tc>
@@ -3269,7 +3269,7 @@
               <w:jc w:val="left"/>
             </w:pPr>
             <w:r>
-              <w:t xml:space="preserve">34</w:t>
+              <w:t xml:space="preserve">35</w:t>
             </w:r>
           </w:p>
         </w:tc>
@@ -3385,7 +3385,7 @@
               <w:jc w:val="left"/>
             </w:pPr>
             <w:r>
-              <w:t xml:space="preserve">36</w:t>
+              <w:t xml:space="preserve">37</w:t>
             </w:r>
           </w:p>
         </w:tc>
@@ -3443,7 +3443,7 @@
               <w:jc w:val="left"/>
             </w:pPr>
             <w:r>
-              <w:t xml:space="preserve">37</w:t>
+              <w:t xml:space="preserve">38</w:t>
             </w:r>
           </w:p>
         </w:tc>
@@ -3501,7 +3501,7 @@
               <w:jc w:val="left"/>
             </w:pPr>
             <w:r>
-              <w:t xml:space="preserve">38</w:t>
+              <w:t xml:space="preserve">39</w:t>
             </w:r>
           </w:p>
         </w:tc>
@@ -3559,7 +3559,7 @@
               <w:jc w:val="left"/>
             </w:pPr>
             <w:r>
-              <w:t xml:space="preserve">38</w:t>
+              <w:t xml:space="preserve">39</w:t>
             </w:r>
           </w:p>
         </w:tc>
@@ -3617,7 +3617,7 @@
               <w:jc w:val="left"/>
             </w:pPr>
             <w:r>
-              <w:t xml:space="preserve">39</w:t>
+              <w:t xml:space="preserve">40</w:t>
             </w:r>
           </w:p>
         </w:tc>
@@ -3675,7 +3675,7 @@
               <w:jc w:val="left"/>
             </w:pPr>
             <w:r>
-              <w:t xml:space="preserve">42</w:t>
+              <w:t xml:space="preserve">43</w:t>
             </w:r>
           </w:p>
         </w:tc>
@@ -3733,7 +3733,7 @@
               <w:jc w:val="left"/>
             </w:pPr>
             <w:r>
-              <w:t xml:space="preserve">42</w:t>
+              <w:t xml:space="preserve">43</w:t>
             </w:r>
           </w:p>
         </w:tc>
@@ -3791,7 +3791,7 @@
               <w:jc w:val="left"/>
             </w:pPr>
             <w:r>
-              <w:t xml:space="preserve">56</w:t>
+              <w:t xml:space="preserve">57</w:t>
             </w:r>
           </w:p>
         </w:tc>
@@ -3849,7 +3849,7 @@
               <w:jc w:val="left"/>
             </w:pPr>
             <w:r>
-              <w:t xml:space="preserve">62</w:t>
+              <w:t xml:space="preserve">63</w:t>
             </w:r>
           </w:p>
         </w:tc>
@@ -3907,7 +3907,7 @@
               <w:jc w:val="left"/>
             </w:pPr>
             <w:r>
-              <w:t xml:space="preserve">62</w:t>
+              <w:t xml:space="preserve">63</w:t>
             </w:r>
           </w:p>
         </w:tc>
@@ -3965,7 +3965,7 @@
               <w:jc w:val="left"/>
             </w:pPr>
             <w:r>
-              <w:t xml:space="preserve">63</w:t>
+              <w:t xml:space="preserve">64</w:t>
             </w:r>
           </w:p>
         </w:tc>
@@ -4023,7 +4023,7 @@
               <w:jc w:val="left"/>
             </w:pPr>
             <w:r>
-              <w:t xml:space="preserve">69</w:t>
+              <w:t xml:space="preserve">71</w:t>
             </w:r>
           </w:p>
         </w:tc>
@@ -4081,7 +4081,7 @@
               <w:jc w:val="left"/>
             </w:pPr>
             <w:r>
-              <w:t xml:space="preserve">82</w:t>
+              <w:t xml:space="preserve">85</w:t>
             </w:r>
           </w:p>
         </w:tc>
@@ -4139,14 +4139,14 @@
               <w:jc w:val="left"/>
             </w:pPr>
             <w:r>
-              <w:t xml:space="preserve">83</w:t>
+              <w:t xml:space="preserve">87</w:t>
             </w:r>
           </w:p>
         </w:tc>
       </w:tr>
     </w:tbl>
-    <w:bookmarkEnd w:id="1960"/>
-    <w:bookmarkStart w:id="1961" w:name="list-of-figures"/>
+    <w:bookmarkEnd w:id="2152"/>
+    <w:bookmarkStart w:id="2153" w:name="list-of-figures"/>
     <w:p>
       <w:pPr>
         <w:pStyle w:val="Heading1"/>
@@ -4281,7 +4281,7 @@
               <w:jc w:val="left"/>
             </w:pPr>
             <w:r>
-              <w:t xml:space="preserve">25</w:t>
+              <w:t xml:space="preserve">26</w:t>
             </w:r>
           </w:p>
         </w:tc>
@@ -4339,7 +4339,7 @@
               <w:jc w:val="left"/>
             </w:pPr>
             <w:r>
-              <w:t xml:space="preserve">37</w:t>
+              <w:t xml:space="preserve">38</w:t>
             </w:r>
           </w:p>
         </w:tc>
@@ -4352,8 +4352,8 @@
         </w:pict>
       </w:r>
     </w:p>
-    <w:bookmarkEnd w:id="1961"/>
-    <w:bookmarkStart w:id="1962" w:name="abstract"/>
+    <w:bookmarkEnd w:id="2153"/>
+    <w:bookmarkStart w:id="2154" w:name="abstract"/>
     <w:p>
       <w:pPr>
         <w:pStyle w:val="Heading1"/>
@@ -4370,8 +4370,8 @@
         <w:t xml:space="preserve">Digital data collection platforms such as SurveyCTO and ODK Collect record detailed process data, commonly called paradata, alongside every interview. These audit logs hold timestamps, navigation events and validation errors that describe how an interview was conducted rather than what was answered. Survey methodology research has shown that such timing data can expose falsified interviews and speeding, yet paradata remains underused in practice. The platforms' own quality tools act field by field or interview by interview, and the raw logs differ across platforms, so turning them into a comparable set of interview-level indicators is left to each survey team. This study designed, implemented and evaluated an automated pipeline that parses SurveyCTO and ODK audit logs into a common intermediate representation, computes forty timing-based features across question, section and survey levels of granularity together with a statistical characterisation of each response time distribution, and flags anomalous interviews using interquartile range thresholds combined with transparent, configurable rules. The system was evaluated against synthetic benchmark datasets with labelled injected anomalies, including datasets generated from random seeds that were never used during development and a stress condition in which normal and anomalous behaviour deliberately overlap. Across a class imbalance sweep from five to thirty percent anomaly prevalence the detector achieved precision between 0.96 and 1.00 with full recall. On held-out stress datasets in both platform formats it achieved precision between 0.96 and 1.00 and recall between 0.84 and 0.89, exceeding the predefined success criteria of 0.80 precision and 0.75 recall. The duration-only check that represents current practice recovered 66 of 100 anomalies on the canonical benchmark and none of the 400 in the held-out stress runs, where a single navigation rule recovered between 35 and 51 percent at precision below 0.22. When the same generated interviews were written in both formats, all forty features and every detector decision were identical, so the differences between the two formats' runs reflect different sampled interviews rather than the parsers. Across the stress runs speeding was detected in all 132 cases, disengagement in 121 of 136, and mild fabrication in 93 of 132. A diagnostic pass on those missed fabrications, run on development data only, found that response time entropy separates them from genuine interviews without overlap, so the shortfall is traced to threshold calibration rather than to any absence of signal in the features. The deliverables include a documented Python feature library, a paradata format guide, labelled validation datasets and this report.</w:t>
       </w:r>
     </w:p>
-    <w:bookmarkEnd w:id="1962"/>
-    <w:bookmarkStart w:id="1969" w:name="Xe3d0fc0bea9a42ce7605565d0964033d7f6ee47"/>
+    <w:bookmarkEnd w:id="2154"/>
+    <w:bookmarkStart w:id="2161" w:name="Xe3d0fc0bea9a42ce7605565d0964033d7f6ee47"/>
     <w:p>
       <w:pPr>
         <w:pStyle w:val="Heading1"/>
@@ -4396,7 +4396,7 @@
         <w:t xml:space="preserve">These behavioural traces carry diagnostic value that conventional quality checks cannot match. Unusually fast completion may indicate rushed or fabricated responses, extended pauses may signal confusion or interruption, and atypical navigation patterns may point to satisficing behaviour, in which respondents or enumerators invest only the minimum effort required to move forward (Krosnick, 1991; Yan and Tourangeau, 2008). Despite this potential, paradata is routinely underused. Audit logs from SurveyCTO and ODK differ in structure, field naming and timing granularity, and the statistical work needed to convert millions of raw event rows into defensible quality indicators is beyond the reach of most survey teams (Kreuter, 2013).</w:t>
       </w:r>
     </w:p>
-    <w:bookmarkStart w:id="1963" w:name="X8ed7113c30baefd0a0d5373f9e8fb0f217861be"/>
+    <w:bookmarkStart w:id="2155" w:name="X8ed7113c30baefd0a0d5373f9e8fb0f217861be"/>
     <w:p>
       <w:pPr>
         <w:pStyle w:val="Heading2"/>
@@ -4413,8 +4413,8 @@
         <w:t xml:space="preserve">Existing survey quality assurance practice relies largely on aggregate indicators, chiefly total interview duration, together with manual back-checking of a sample of interviews. These methods are poorly equipped to detect behavioural irregularities that occur during the interview, such as uniform pacing across questions of very different complexity, or timing that is compressed and unusually consistent across an interview (Bushery et al., 1999; Bredl et al., 2012; Schwanhäuser et al., 2022). The raw material needed to detect these patterns is already collected. ODK Collect can attach an audit log of timestamped question views, jumps and form events to every submission (ODK, n.d.), and SurveyCTO records per-field timing in its text audits (SurveyCTO, n.d.-a). SurveyCTO also offers quality tools of its own, including a minimum time per field with a count of speed violations, and automated checks that warn about quality concerns in incoming data (SurveyCTO, n.d.-b). What neither platform provides is a common set of timing features computed the same way for both, combined into an interview-level score that names the signals that fired and uses thresholds suited to the skewed, non-normal distributions typical of response times (Iglewicz and Hoaglin, 1993). That gap, rather than an absence of data or of any tooling, is what this project addresses.</w:t>
       </w:r>
     </w:p>
-    <w:bookmarkEnd w:id="1963"/>
-    <w:bookmarkStart w:id="1964" w:name="X11914782bf4ddd361c09301a1599eaa2860f3c5"/>
+    <w:bookmarkEnd w:id="2155"/>
+    <w:bookmarkStart w:id="2156" w:name="X11914782bf4ddd361c09301a1599eaa2860f3c5"/>
     <w:p>
       <w:pPr>
         <w:pStyle w:val="Heading2"/>
@@ -4431,8 +4431,8 @@
         <w:t xml:space="preserve">The aim of this project was to design and implement an automated pipeline for extracting, cataloguing and analysing timing-based paradata features from SurveyCTO and ODK audit logs in order to support scalable survey data quality assessment.</w:t>
       </w:r>
     </w:p>
-    <w:bookmarkEnd w:id="1964"/>
-    <w:bookmarkStart w:id="1965" w:name="X20170cc6f1120ca210884b45e182ac79340b39a"/>
+    <w:bookmarkEnd w:id="2156"/>
+    <w:bookmarkStart w:id="2157" w:name="X20170cc6f1120ca210884b45e182ac79340b39a"/>
     <w:p>
       <w:pPr>
         <w:pStyle w:val="Heading2"/>
@@ -4513,8 +4513,8 @@
         <w:t xml:space="preserve">To generate structured output datasets, feature documentation and a paradata format guide suitable for reuse by survey researchers.</w:t>
       </w:r>
     </w:p>
-    <w:bookmarkEnd w:id="1965"/>
-    <w:bookmarkStart w:id="1966" w:name="X1f4012e9c4b62781074de2916856df2f3df4c87"/>
+    <w:bookmarkEnd w:id="2157"/>
+    <w:bookmarkStart w:id="2158" w:name="X1f4012e9c4b62781074de2916856df2f3df4c87"/>
     <w:p>
       <w:pPr>
         <w:pStyle w:val="Heading2"/>
@@ -4531,8 +4531,8 @@
         <w:t xml:space="preserve">The project processes audit logs from SurveyCTO and ODK, extracts forty timing-based and behavioural features, characterises response patterns statistically, applies interquartile range and rule-based anomaly detection, and validates the system empirically using synthetic datasets with labelled anomalies. Real-time monitoring, dashboard integration, machine learning deployment and primary data collection were excluded from scope at proposal stage and remain so.</w:t>
       </w:r>
     </w:p>
-    <w:bookmarkEnd w:id="1966"/>
-    <w:bookmarkStart w:id="1967" w:name="Xa906394427374498867f33f455f91a79a7371f9"/>
+    <w:bookmarkEnd w:id="2158"/>
+    <w:bookmarkStart w:id="2159" w:name="Xa906394427374498867f33f455f91a79a7371f9"/>
     <w:p>
       <w:pPr>
         <w:pStyle w:val="Heading2"/>
@@ -4549,8 +4549,8 @@
         <w:t xml:space="preserve">This work makes four contributions. The first is a format-agnostic intermediate representation for survey paradata, a six-column normalisation of SurveyCTO and ODK audit logs that decouples every downstream component from platform specifics, so that supporting an additional platform requires a new parser and no change to the feature library, the detector or the reporting layer. The second is a documented and tested feature library of forty timing-based indicators with stable identifiers spanning question, section and survey granularity together with a statistical characterisation of each interview's response time distribution, released with a coverage table that states for every feature where it is implemented, whether the pipeline exported it, and how it is tested. The third is a like-for-like baseline comparison, in which the full detector and two methods representing current practice are computed from the same raw files, the same features and the same ground truth inside a single audited script, so that the improvement over aggregate-duration checking is measured rather than asserted. The fourth is an evaluation designed to fail: held-out seeds, a stress difficulty in which normal and anomalous profiles overlap by construction, a class prevalence sweep, and a component breakdown that isolates and reports the weaker half of the author's own detector.</w:t>
       </w:r>
     </w:p>
-    <w:bookmarkEnd w:id="1967"/>
-    <w:bookmarkStart w:id="1968" w:name="X5a51de1b548662e04eb65c9b9903b1e3a39efe3"/>
+    <w:bookmarkEnd w:id="2159"/>
+    <w:bookmarkStart w:id="2160" w:name="X5a51de1b548662e04eb65c9b9903b1e3a39efe3"/>
     <w:p>
       <w:pPr>
         <w:pStyle w:val="Heading2"/>
@@ -4567,9 +4567,9 @@
         <w:t xml:space="preserve">Section 2 reviews the literature in five themes: paradata and total survey error, response time and satisficing, falsification detection, paradata in low-resource field collection, and outlier detection on skewed data. Section 3 sets out the methodology, including the common intermediate representation, the forty-feature taxonomy and the detector with its default thresholds. Section 4 describes the implementation and the defects found and fixed during development. Section 5 describes the synthetic data generator, the safeguards against overfitting, the datasets and the baselines, and section 6 reports the results. Section 7 discusses what the results support and what they do not, section 8 states the limitations, and section 9 concludes with a reflection on the project. The appendices give the disclosure of artificial intelligence use (A), per-run confusion counts (B), the full feature validity results (C), the reproduction commands (D), the record of reference verification (E) and the map from each feature to its source (F).</w:t>
       </w:r>
     </w:p>
-    <w:bookmarkEnd w:id="1968"/>
-    <w:bookmarkEnd w:id="1969"/>
-    <w:bookmarkStart w:id="1976" w:name="Xe6f33f15488280d70f3858ac5d64bf720282e0a"/>
+    <w:bookmarkEnd w:id="2160"/>
+    <w:bookmarkEnd w:id="2161"/>
+    <w:bookmarkStart w:id="2168" w:name="Xe6f33f15488280d70f3858ac5d64bf720282e0a"/>
     <w:p>
       <w:pPr>
         <w:pStyle w:val="Heading1"/>
@@ -4583,10 +4583,10 @@
         <w:pStyle w:val="FirstParagraph"/>
       </w:pPr>
       <w:r>
-        <w:t xml:space="preserve">This chapter reviews the work the project builds on, in five themes: paradata within the total survey error framework, response time as a measure of effort, the detection of interviewer falsification, paradata in field and low-resource collection, and outlier detection on skewed data. A sixth and shorter theme covers evaluation on synthetic and imbalanced data. Appendix E records the verification of every source cited here, including those whose pagination or supporting passage still has to be confirmed against a library copy.</w:t>
-      </w:r>
-    </w:p>
-    <w:bookmarkStart w:id="1970" w:name="Xe79f73605f8f50f9c1f29e234b06c33d383a963"/>
+        <w:t xml:space="preserve">This chapter reviews the work the project builds on, in five themes: paradata within the total survey error framework, response time as a measure of effort, the detection of interviewer falsification, paradata in field and low-resource collection, and outlier detection on skewed data. A sixth and shorter theme covers evaluation on synthetic and imbalanced data. Appendix E records the verification of every source cited here, including those cited only from an abstract or publisher record.</w:t>
+      </w:r>
+    </w:p>
+    <w:bookmarkStart w:id="2162" w:name="Xe79f73605f8f50f9c1f29e234b06c33d383a963"/>
     <w:p>
       <w:pPr>
         <w:pStyle w:val="Heading2"/>
@@ -4619,8 +4619,8 @@
         <w:t xml:space="preserve">Two properties of that description shape this project. The first is that the record is a byproduct. It is produced whether or not anyone analyses it, so using it adds nothing to the cost of fieldwork, which is what makes it attractive where budgets and supervisory capacity are thin. The second is that it records process at the level of individual actions, which means the analyst must decide what to aggregate and how. Those decisions are the feature library described in section 3.2, and they are where most of the methodological choices in this project are made. Kreuter's (2013) edited volume collects the analytic uses that follow once those decisions are taken, across a range of large survey programmes, and its organising distinction, between paradata used to manage collection while it is running and paradata used to analyse quality afterwards, runs through the rest of this chapter. This project sits on the management side: it is designed to flag interviews while the survey is still in the field and something can still be done about them.</w:t>
       </w:r>
     </w:p>
-    <w:bookmarkEnd w:id="1970"/>
-    <w:bookmarkStart w:id="1971" w:name="X64dc8f2e0df703b41ba29c142fc67737e3061d6"/>
+    <w:bookmarkEnd w:id="2162"/>
+    <w:bookmarkStart w:id="2163" w:name="X64dc8f2e0df703b41ba29c142fc67737e3061d6"/>
     <w:p>
       <w:pPr>
         <w:pStyle w:val="Heading2"/>
@@ -4634,7 +4634,7 @@
         <w:pStyle w:val="FirstParagraph"/>
       </w:pPr>
       <w:r>
-        <w:t xml:space="preserve">The reason timing carries information about quality is cognitive. Answering a survey question properly requires comprehension, retrieval, judgement and response selection, and Krosnick (1991) argues that respondents for whom this is effortful may satisfice: rather than optimising, they settle for an answer that is merely satisfactory, skipping or truncating the middle stages. Effort that is not spent does not appear in the answer, but it does appear in the clock. Yan and Tourangeau (2008) examine that relationship directly, modelling web survey response latency as a function of respondent characteristics and question complexity, and finding that both matter: harder questions take longer, and answers given unusually quickly relative to the demands of the question are associated with lower quality.</w:t>
+        <w:t xml:space="preserve">The reason timing carries information about quality is cognitive. Answering a survey question properly requires comprehension, retrieval, judgement and response selection, and Krosnick (1991) argues that respondents for whom this is effortful may satisfice rather than optimise. Summarising the account later, he describes such respondents as people who "shortcut the cognitive processes they execute when answering questions" (Krosnick, 1999, p. 39), and ties the behaviour to respondents who "lack the skills and motivation to answer thoughtfully" and to questions that demand difficult cognitive tasks (p. 41). Effort that is not spent does not appear in the answer, but it can appear in the clock. Yan and Tourangeau (2008) supply the other half of that argument, what determines how long an answer takes. Modelling web survey response times at the level of both question and respondent, they find that response times depend on the length and structure of the question, which largely reflects reading time, on the number and type of answer categories, on the position of the question within the questionnaire, and on respondent characteristics including age, education and experience with web surveys (Yan and Tourangeau, 2008, p. 51). They are explicit about what their study does not address: its emphasis "is not on the relation between response time and data quality per se" (p. 56). They are cited here for what drives response time, not for any claim that fast answers are poor ones; that link is what the next two studies test.</w:t>
       </w:r>
     </w:p>
     <w:p>
@@ -4653,8 +4653,8 @@
         <w:t xml:space="preserve">The alternative is a relative definition, in which an interview counts as fast because it is fast compared with the rest of the sample. This project uses both kinds of threshold, and Table 1a says which is which: absolute floors catch physically implausible speed, and median-relative thresholds catch interviews that are out of step with the instrument and population they belong to. Two limits of this literature should be stated. It studies respondents completing web surveys themselves, not enumerators administering interviews in the field, and its thresholds are set per question in a known instrument, whereas an audit log arrives without the questionnaire that produced it. Neither difference removes the underlying argument that unusually fast answers indicate unspent effort, but both mean the constants cannot simply be transplanted.</w:t>
       </w:r>
     </w:p>
-    <w:bookmarkEnd w:id="1971"/>
-    <w:bookmarkStart w:id="1972" w:name="Xe863f4a8a6445523f3a450ecd078397d76cc4da"/>
+    <w:bookmarkEnd w:id="2163"/>
+    <w:bookmarkStart w:id="2164" w:name="Xe863f4a8a6445523f3a450ecd078397d76cc4da"/>
     <w:p>
       <w:pPr>
         <w:pStyle w:val="Heading2"/>
@@ -4695,8 +4695,8 @@
         <w:t xml:space="preserve">Three things follow for this project. The timing signature of fabrication is consistent across this literature: faster, more compressed, less variable. The consensus method is to combine many indicators rather than to trust one. And the strongest results come from supervised classification, which requires labelled fabrication to train on. This project departs on the last point, using transparent univariate rules that need no labels, and section 6.3 reports what that costs.</w:t>
       </w:r>
     </w:p>
-    <w:bookmarkEnd w:id="1972"/>
-    <w:bookmarkStart w:id="1973" w:name="Xf8c0894da6d5fd88199cfba14465555eec9fcf9"/>
+    <w:bookmarkEnd w:id="2164"/>
+    <w:bookmarkStart w:id="2165" w:name="Xf8c0894da6d5fd88199cfba14465555eec9fcf9"/>
     <w:p>
       <w:pPr>
         <w:pStyle w:val="Heading2"/>
@@ -4718,7 +4718,7 @@
         <w:pStyle w:val="BodyText"/>
       </w:pPr>
       <w:r>
-        <w:t xml:space="preserve">What is scarce in these settings is not the data but the capacity to act on it. Hoogeveen and Pape (2020) collect World Bank experience of collecting data in fragile and low-capacity states, with the explicit aim of shifting the question from "there are no data" to "how do we go about collecting data here?" (Hoogeveen and Pape, 2020, foreword). Supervisory capacity is thin, back-checking a meaningful share of interviews is often impractical, and collection runs on the same mobile platforms this project targets. Finn and Ranchhod (2017) supply the counterfactual that makes the problem concrete: fabrication in South Africa's National Income Dynamics Study was detected during fieldwork and the affected interviews were re-conducted, and while the fabrication would not have substantially affected their univariate estimates, it did affect some key covariates once panel estimators were used. Fabrication in field surveys is therefore real, occurs at measurable rates, and is detectable while collection is still in progress, which is the window a paradata pipeline operates in; and its consequences are uneven enough that detecting it is a better strategy than reasoning about whether a particular analysis would survive it.</w:t>
+        <w:t xml:space="preserve">What is scarce in these settings is not the data but the capacity to act on it. Hoogeveen and Pape (2020) collect World Bank experience of collecting data in fragile and low-capacity states, with the explicit aim of shifting the question from "there are no data" to "how do we go about collecting data here?" (Hoogeveen and Pape, 2020, foreword). Supervisory capacity is thin, back-checking a meaningful share of interviews is often impractical, and collection runs on the same mobile platforms this project targets. Finn and Ranchhod (2017) supply the counterfactual that makes the problem concrete: fabrication in South Africa's National Income Dynamics Study, affecting about 7 percent of the sample, was detected while fieldwork was still under way and the affected interviews were re-conducted, and they find that it would not have affected their univariate and cross-sectional estimates meaningfully, but would have led to substantially different conclusions once panel estimators were used (Finn and Ranchhod, 2017, p. 129). Fabrication in field surveys is therefore real, occurs at measurable rates, and is detectable while collection is still in progress, which is the window a paradata pipeline operates in; and its consequences are uneven enough that detecting it is a better strategy than reasoning about whether a particular analysis would survive it.</w:t>
       </w:r>
     </w:p>
     <w:p>
@@ -4737,8 +4737,8 @@
         <w:t xml:space="preserve">Three implications follow for the design here, and each is honoured in the implementation. Detection must be explainable to a field supervisor, because a flagged interview leads to a conversation with a named enumerator rather than to a modelling decision, which is why the anomaly score is a count of named flags rather than a model output. Thresholds must be expressible relative to the sample rather than as absolute constants wherever the instrument and the population determine what is normal, which is why the thresholds most likely to depend on context are median-relative and every threshold is configurable (Table 1a). And review capacity is scarce, which is why the precision behaviour at low anomaly prevalence reported in section 6.4 is treated as an operational result rather than as an artefact of the metric.</w:t>
       </w:r>
     </w:p>
-    <w:bookmarkEnd w:id="1973"/>
-    <w:bookmarkStart w:id="1974" w:name="Xc5c63894fe1fcc7bafdf34f7262a65cdb8f2e5d"/>
+    <w:bookmarkEnd w:id="2165"/>
+    <w:bookmarkStart w:id="2166" w:name="Xc5c63894fe1fcc7bafdf34f7262a65cdb8f2e5d"/>
     <w:p>
       <w:pPr>
         <w:pStyle w:val="Heading2"/>
@@ -4760,7 +4760,7 @@
         <w:pStyle w:val="BodyText"/>
       </w:pPr>
       <w:r>
-        <w:t xml:space="preserve">Its flagging rate, however, is not assumption-free, and Hubert and Vandervieren (2008) quantify the gap. For a normal distribution the expected proportion of observations outside the fence is only 0.7 percent, but for a chi-squared distribution with one degree of freedom 7.56 percent of regular observations can be expected to exceed the upper fence, and for a lognormal distribution 7.76 percent; in their worked example of intervals between coal mining disasters, 6.84 percent of observations fall beyond the upper whisker without being outliers in any meaningful sense. Their conclusion is blunt: because textbooks and software rarely distinguish potential outliers from real ones, "many practitioners nowadays incorrectly use the boxplot as a tool for outlier detection" (Hubert and Vandervieren, 2008, §1). Response time distributions are strongly right-skewed, which places this project squarely in the case they warn about, and it is why the statistical layer is read here alongside the rules rather than on its own.</w:t>
+        <w:t xml:space="preserve">Its flagging rate, however, is not assumption-free, and Hubert and Vandervieren (2008) quantify the gap. For a normal distribution the expected proportion of observations outside the fence is only 0.7 percent, but for a chi-squared distribution with one degree of freedom 7.56 percent of regular observations can be expected to exceed the upper fence, and for a lognormal distribution 7.76 percent; in their worked example of intervals between coal mining disasters, 6.84 percent of observations fall beyond the upper whisker without being outliers in any meaningful sense. Their conclusion is blunt: because textbooks and software rarely distinguish potential outliers from real ones, "many practitioners nowadays incorrectly use the boxplot as a tool for outlier detection" (Hubert and Vandervieren, 2008, §1). The distribution of response times is, in Yan and Tourangeau's words, "not normal, but asymmetrical and positively skewed" (2008, p. 52), which places this project squarely in the case Hubert and Vandervieren warn about, and it is why the statistical layer is read here alongside the rules rather than on its own.</w:t>
       </w:r>
     </w:p>
     <w:p>
@@ -4779,8 +4779,8 @@
         <w:t xml:space="preserve">The broader anomaly detection literature supplies the vocabulary for what the detector does and does not attempt. Chandola et al. (2009) distinguish data instances described by a single attribute, the univariate case, from those described by several, the multivariate case (§2.1), and note that unsupervised techniques, which require no training data and are therefore the most widely applicable, "make the implicit assumption that normal instances are far more frequent than anomalies in the test data. If this assumption is not true then such techniques suffer from high false alarm rate" (§3). This project violates that assumption deliberately in the prevalence sweep, and the consequence observed in sections 6.3 and 6.6 runs in the opposite direction to the one they describe: because the fences are estimated from the contaminated sample, rising contamination moves the quartiles outwards and costs recall rather than precision. Hodge and Austin (2004) survey the same field from the statistical side and confirm that many classical outlier methods are single-dimensional, and that boxplots are among the tools used on univariate data. Univariate methods of this kind are transparent and interpretable, properties valued in survey quality workflows where a flagged interview must be explainable to a field supervisor, but they cannot detect anomalies visible only in combinations of features. That trade-off is accepted explicitly in the present design and revisited in the results.</w:t>
       </w:r>
     </w:p>
-    <w:bookmarkEnd w:id="1974"/>
-    <w:bookmarkStart w:id="1975" w:name="X49f5bc322e944d00833935fabed4d075fa0c0fd"/>
+    <w:bookmarkEnd w:id="2166"/>
+    <w:bookmarkStart w:id="2167" w:name="X49f5bc322e944d00833935fabed4d075fa0c0fd"/>
     <w:p>
       <w:pPr>
         <w:pStyle w:val="Heading2"/>
@@ -4805,9 +4805,9 @@
         <w:t xml:space="preserve">The nearest precedent in the falsification literature runs the other way, and is instructive about the cost. Birnbaum et al. (2013) obtained labelled fabrication experimentally, by having interviewers conduct real interviews and also fabricate them under controlled conditions, so their labels describe human behaviour rather than a generator's assumptions. That is the stronger design, and the limitation it exposes in this one is stated in section 8: a synthetic evaluation measures a detector against a documented threat model, not against the full range of behaviour a real enumerator might produce.</w:t>
       </w:r>
     </w:p>
-    <w:bookmarkEnd w:id="1975"/>
-    <w:bookmarkEnd w:id="1976"/>
-    <w:bookmarkStart w:id="1983" w:name="Xeaf7af16e3e46fe44e45519dfa10bf831051975"/>
+    <w:bookmarkEnd w:id="2167"/>
+    <w:bookmarkEnd w:id="2168"/>
+    <w:bookmarkStart w:id="2175" w:name="Xeaf7af16e3e46fe44e45519dfa10bf831051975"/>
     <w:p>
       <w:pPr>
         <w:pStyle w:val="Heading1"/>
@@ -4824,7 +4824,7 @@
         <w:t xml:space="preserve">The system is a multi-stage pipeline that proceeds from raw log ingestion through parsing, feature extraction, statistical characterisation and anomaly detection to structured output generation. Development followed an iterative, test-driven approach in Python 3.10 and later versions, using Pandas and NumPy for data processing, SciPy for statistical functions, Matplotlib and Seaborn for visualisation, and Pytest for automated testing (McKinney, 2017).</w:t>
       </w:r>
     </w:p>
-    <w:bookmarkStart w:id="1977" w:name="X1a6881c336449a19663f3eabd2f9d386ab8b4e8"/>
+    <w:bookmarkStart w:id="2169" w:name="X1a6881c336449a19663f3eabd2f9d386ab8b4e8"/>
     <w:p>
       <w:pPr>
         <w:pStyle w:val="Heading2"/>
@@ -4873,8 +4873,8 @@
         <w:t xml:space="preserve">Timestamp handling deserves particular care because it is where real logs most often deviate from documentation. The SurveyCTO parser accepts epoch milliseconds as its canonical input but includes a guard for exports that record epoch seconds, detected from the magnitude of the median value and corrected by rescaling. The ODK parser converts ISO 8601 strings, including timezone offsets, into epoch milliseconds. Both parsers tolerate missing field names, unparseable timestamps and negative durations by marking the affected rows rather than silently accepting or discarding them, so that data problems surface in the quality flags rather than corrupting features. A controller above the parsers performs automatic format detection from column structure and timestamp shape, and can split hybrid files in which rows from both platforms have been concatenated into a single export, a situation that occurs in practice when field teams merge files before upload.</w:t>
       </w:r>
     </w:p>
-    <w:bookmarkEnd w:id="1977"/>
-    <w:bookmarkStart w:id="1978" w:name="X7078ec3f74f83a5c7c92d93b54fe1bdb3e14fbf"/>
+    <w:bookmarkEnd w:id="2169"/>
+    <w:bookmarkStart w:id="2170" w:name="X7078ec3f74f83a5c7c92d93b54fe1bdb3e14fbf"/>
     <w:p>
       <w:pPr>
         <w:pStyle w:val="Heading2"/>
@@ -5165,8 +5165,8 @@
         <w:t xml:space="preserve">Administrative events require care. Real audit logs open and close with form-level rows whose field identifier is blank. These rows contribute to total interview duration but are excluded from question-level and section-level statistics, because treating the gap between form start and form end as a pause would swamp every within-section measure. This exclusion was added after exactly that distortion was observed during validation.</w:t>
       </w:r>
     </w:p>
-    <w:bookmarkEnd w:id="1978"/>
-    <w:bookmarkStart w:id="1979" w:name="Xd7d402944db2221b1d569565a7a9d8862a80537"/>
+    <w:bookmarkEnd w:id="2170"/>
+    <w:bookmarkStart w:id="2171" w:name="Xd7d402944db2221b1d569565a7a9d8862a80537"/>
     <w:p>
       <w:pPr>
         <w:pStyle w:val="Heading2"/>
@@ -5199,8 +5199,8 @@
         <w:t xml:space="preserve">Outlier fences follow Tukey's construction. For a given feature the interquartile range is the distance between the first and third quartiles, and values falling more than one and a half times that distance outside either quartile are flagged. The construction uses only order statistics, so it makes no distributional assumption and is itself insensitive to the outliers it identifies, which is essential for right-skewed response time data where a z-score approach would let extreme values distort their own detection threshold (Iglewicz and Hoaglin, 1993).</w:t>
       </w:r>
     </w:p>
-    <w:bookmarkEnd w:id="1979"/>
-    <w:bookmarkStart w:id="1980" w:name="X205cfb61f9cb3d70cd95ef2fa0e91992ab3ea43"/>
+    <w:bookmarkEnd w:id="2171"/>
+    <w:bookmarkStart w:id="2172" w:name="X205cfb61f9cb3d70cd95ef2fa0e91992ab3ea43"/>
     <w:p>
       <w:pPr>
         <w:pStyle w:val="Heading2"/>
@@ -6376,8 +6376,8 @@
         <w:t xml:space="preserve">is provided, not estimates of an optimal threshold. A separate set of data quality flags, covering impossible values such as negative durations or a maximum below a minimum, routes technically corrupt records into their own category so that device faults are not misread as behavioural anomalies. The score is a transparent count: every flagged interview can be explained by listing its active flags, which is a requirement for use in field supervision.</w:t>
       </w:r>
     </w:p>
-    <w:bookmarkEnd w:id="1980"/>
-    <w:bookmarkStart w:id="1981" w:name="X421e64b334c4d0b0a8ef42727ff9bdff5d3fc24"/>
+    <w:bookmarkEnd w:id="2172"/>
+    <w:bookmarkStart w:id="2173" w:name="X421e64b334c4d0b0a8ef42727ff9bdff5d3fc24"/>
     <w:p>
       <w:pPr>
         <w:pStyle w:val="Heading2"/>
@@ -6394,8 +6394,8 @@
         <w:t xml:space="preserve">The pipeline was designed for datasets ranging from pilot studies of a few dozen interviews to national surveys of tens of thousands. Feature extraction uses vectorised Pandas operations whose cost grows approximately linearly with the number of audit events per interview, and anomaly detection is dominated by quantile computation over interviews. Files are processed one at a time, but the batch path keeps the question-level and section-level tables for every interview until they are written out, so memory grows linearly with the number of interviews; section 6.7 reports the measured peak.</w:t>
       </w:r>
     </w:p>
-    <w:bookmarkEnd w:id="1981"/>
-    <w:bookmarkStart w:id="1982" w:name="X101ea5584931976fea3eeef061f35847bc68122"/>
+    <w:bookmarkEnd w:id="2173"/>
+    <w:bookmarkStart w:id="2174" w:name="X101ea5584931976fea3eeef061f35847bc68122"/>
     <w:p>
       <w:pPr>
         <w:pStyle w:val="Heading2"/>
@@ -6453,9 +6453,9 @@
         <w:t xml:space="preserve">.</w:t>
       </w:r>
     </w:p>
-    <w:bookmarkEnd w:id="1982"/>
-    <w:bookmarkEnd w:id="1983"/>
-    <w:bookmarkStart w:id="1987" w:name="X61180d00ca5ad1a465e60a25e0f8019543cae99"/>
+    <w:bookmarkEnd w:id="2174"/>
+    <w:bookmarkEnd w:id="2175"/>
+    <w:bookmarkStart w:id="2179" w:name="X61180d00ca5ad1a465e60a25e0f8019543cae99"/>
     <w:p>
       <w:pPr>
         <w:pStyle w:val="Heading1"/>
@@ -6481,18 +6481,18 @@
           <wp:inline>
             <wp:extent cx="5943600" cy="4738816"/>
             <wp:effectExtent b="0" l="0" r="0" t="0"/>
-            <wp:docPr descr="Five-layer pipeline architecture" title="" id="1985" name="Picture"/>
+            <wp:docPr descr="Five-layer pipeline architecture" title="" id="2177" name="Picture"/>
             <a:graphic>
               <a:graphicData uri="http://schemas.openxmlformats.org/drawingml/2006/picture">
                 <pic:pic>
                   <pic:nvPicPr>
-                    <pic:cNvPr descr="figures/figure1_architecture.png" id="1986" name="Picture"/>
+                    <pic:cNvPr descr="figures/figure1_architecture.png" id="2178" name="Picture"/>
                     <pic:cNvPicPr>
                       <a:picLocks noChangeArrowheads="1" noChangeAspect="1"/>
                     </pic:cNvPicPr>
                   </pic:nvPicPr>
                   <pic:blipFill>
-                    <a:blip r:embed="rId1984"/>
+                    <a:blip r:embed="rId2176"/>
                     <a:stretch>
                       <a:fillRect/>
                     </a:stretch>
@@ -6625,8 +6625,8 @@
         <w:t xml:space="preserve">). The first three were added during revision. In the version first submitted, the ODK placeholder and administrative-event fixes had no test, and the statement that all five fixes were covered was wrong. Three further tests were added at the same time: one confirming that the fence multiplier is configurable, one confirming that a single generated history parses identically from both formats (section 6.5), and one confirming that a log in ODK's documented native layout is detected and its form-level events excluded from the section statistics (section 3.1).</w:t>
       </w:r>
     </w:p>
-    <w:bookmarkEnd w:id="1987"/>
-    <w:bookmarkStart w:id="1992" w:name="Xa467df6a0675b11971eb708fc8af2b16a422a62"/>
+    <w:bookmarkEnd w:id="2179"/>
+    <w:bookmarkStart w:id="2184" w:name="Xa467df6a0675b11971eb708fc8af2b16a422a62"/>
     <w:p>
       <w:pPr>
         <w:pStyle w:val="Heading1"/>
@@ -6635,7 +6635,7 @@
         <w:t xml:space="preserve">5. Evaluation Methodology</w:t>
       </w:r>
     </w:p>
-    <w:bookmarkStart w:id="1988" w:name="X95e8a362243b2b637a1c1398686c766abe4ae05"/>
+    <w:bookmarkStart w:id="2180" w:name="X95e8a362243b2b637a1c1398686c766abe4ae05"/>
     <w:p>
       <w:pPr>
         <w:pStyle w:val="Heading2"/>
@@ -7445,8 +7445,8 @@
         <w:t xml:space="preserve">Genuine interviews also receive Poisson(0.6) constraint errors lasting U[800, 4,000) ms. Each interview opens with a form-start row lasting U[400, 2,500) ms and closes with a form-end row lasting U[200, 1,500) ms, each jump row lasts 300 ms, and benchmark interviews start ten minutes apart. Anomalous interviews are split equally between fabricated and speeding, with the remainder disengaged, so 100 anomalies become 33, 33 and 34.</w:t>
       </w:r>
     </w:p>
-    <w:bookmarkEnd w:id="1988"/>
-    <w:bookmarkStart w:id="1989" w:name="X7a5f514c6929509fe504fc0972649723333ba84"/>
+    <w:bookmarkEnd w:id="2180"/>
+    <w:bookmarkStart w:id="2181" w:name="X7a5f514c6929509fe504fc0972649723333ba84"/>
     <w:p>
       <w:pPr>
         <w:pStyle w:val="Heading2"/>
@@ -7471,8 +7471,8 @@
         <w:t xml:space="preserve">One risk these safeguards cannot remove is that the generator and the detector share an author. The anomaly profiles in Table 1b encode my reading of what fabrication, speeding and disengagement look like, and the rules in Table 1a encode the same reading, so a high score measures agreement between two expressions of one set of assumptions as much as it measures the detector's ability to find anomalies in field data. Held-out seeds guard against fitting to particular random draws, not against this shared construct, and the stress condition narrows the gap only by making the profiles overlap. The results should therefore be read as evidence that the detector recognises the threat model the generator documents. Section 8 returns to what this implies.</w:t>
       </w:r>
     </w:p>
-    <w:bookmarkEnd w:id="1989"/>
-    <w:bookmarkStart w:id="1990" w:name="X78454523fe4718ec508b1ebc3db8610d19d4586"/>
+    <w:bookmarkEnd w:id="2181"/>
+    <w:bookmarkStart w:id="2182" w:name="X78454523fe4718ec508b1ebc3db8610d19d4586"/>
     <w:p>
       <w:pPr>
         <w:pStyle w:val="Heading2"/>
@@ -7489,8 +7489,8 @@
         <w:t xml:space="preserve">Four kinds of dataset were used. A canonical suite of twenty-four interviews, twelve per platform format, pairs each anomaly profile with known expected outcomes and serves as a fixed regression test. Benchmark datasets of one hundred and twenty to ten thousand interviews at twenty percent anomaly prevalence exercise scale in both formats. The imbalance sweep holds size at five hundred interviews and varies prevalence across five, ten, twenty and thirty percent. The stress datasets, five hundred interviews each from two held-out seeds and rendered in both formats, provide the overlapping-profile condition. For the platform comparison in section 6.5, the canonical n500 benchmark and both stress datasets were also regenerated with a single history written into both formats. Ground truth for every dataset records each interview's profile and binary anomaly status, and the evaluation join verifies that predictions cover the ground truth exactly.</w:t>
       </w:r>
     </w:p>
-    <w:bookmarkEnd w:id="1990"/>
-    <w:bookmarkStart w:id="1991" w:name="X1a00132c716f917778617e30a0d3d84720dcc98"/>
+    <w:bookmarkEnd w:id="2182"/>
+    <w:bookmarkStart w:id="2183" w:name="X1a00132c716f917778617e30a0d3d84720dcc98"/>
     <w:p>
       <w:pPr>
         <w:pStyle w:val="Heading2"/>
@@ -7507,9 +7507,9 @@
         <w:t xml:space="preserve">Primary metrics are precision, the proportion of flagged interviews that are truly anomalous, and recall, the proportion of truly anomalous interviews that are flagged, with the F1 score as their harmonic mean. Success criteria were fixed at proposal stage: precision at or above 0.80 and recall at or above 0.75. Feature-level validity is assessed with Mann-Whitney U tests comparing each feature between normal and anomalous interviews, with effect sizes reported. The full detector is compared against two baselines representing current practice: a duration-only method that flags interviews solely on total duration outside the Tukey fences, and a single-rule method, V-10, that flags every interview whose log contains a run of twenty or more consecutive events with no back or jump event. The first submission described this baseline as flagging interviews with zero back-navigation. That was wrong: an interview with one early jump followed by twenty uninterrupted events is also flagged, and zero back-navigation is a different feature, V-06 = 0.</w:t>
       </w:r>
     </w:p>
-    <w:bookmarkEnd w:id="1991"/>
-    <w:bookmarkEnd w:id="1992"/>
-    <w:bookmarkStart w:id="2003" w:name="Xb84024f831f54dd6cf41fa7512b2dfdd301b0cb"/>
+    <w:bookmarkEnd w:id="2183"/>
+    <w:bookmarkEnd w:id="2184"/>
+    <w:bookmarkStart w:id="2195" w:name="Xb84024f831f54dd6cf41fa7512b2dfdd301b0cb"/>
     <w:p>
       <w:pPr>
         <w:pStyle w:val="Heading1"/>
@@ -7518,7 +7518,7 @@
         <w:t xml:space="preserve">6. Results</w:t>
       </w:r>
     </w:p>
-    <w:bookmarkStart w:id="1993" w:name="Xc60dd8635c4341530214a6cf66ebcf4b2565b4b"/>
+    <w:bookmarkStart w:id="2185" w:name="Xc60dd8635c4341530214a6cf66ebcf4b2565b4b"/>
     <w:p>
       <w:pPr>
         <w:pStyle w:val="Heading2"/>
@@ -7535,8 +7535,8 @@
         <w:t xml:space="preserve">On the canonical suite of twenty-four interviews, twenty were assigned their expected category. Genuine interviews scored one flag each and were categorised normal, fabricated interviews scored five or six and were categorised anomalous, disengaged interviews scored two or three and were categorised suspicious as expected, and the six degenerate records were routed to the data quality category rather than scored behaviourally. The four speeding interviews, two per format, did not reach their expected category: the generator labels speeding as anomalous, but they scored three or four and were categorised suspicious. They were still flagged, so binary precision and recall on the suite are both 1.0000, but the severity band understates speeding in this suite. The first submission's statement that every interview was assigned its expected category was wrong.</w:t>
       </w:r>
     </w:p>
-    <w:bookmarkEnd w:id="1993"/>
-    <w:bookmarkStart w:id="1994" w:name="Xb4e27ebbc2b79a48764b21a9ecc308da8d54b06"/>
+    <w:bookmarkEnd w:id="2185"/>
+    <w:bookmarkStart w:id="2186" w:name="Xb4e27ebbc2b79a48764b21a9ecc308da8d54b06"/>
     <w:p>
       <w:pPr>
         <w:pStyle w:val="Heading2"/>
@@ -8276,8 +8276,8 @@
         <w:t xml:space="preserve">.</w:t>
       </w:r>
     </w:p>
-    <w:bookmarkEnd w:id="1994"/>
-    <w:bookmarkStart w:id="1995" w:name="X5cd39e557e89a9d2d2c686de2b622b3c1b8ee2c"/>
+    <w:bookmarkEnd w:id="2186"/>
+    <w:bookmarkStart w:id="2187" w:name="X5cd39e557e89a9d2d2c686de2b622b3c1b8ee2c"/>
     <w:p>
       <w:pPr>
         <w:pStyle w:val="Heading2"/>
@@ -9031,8 +9031,8 @@
         <w:t xml:space="preserve">The practical reading is that the rules, grounded directly in the behavioural signatures documented in the literature, do the heavy lifting, while the statistical component contributes marginal gains in conditions where class separation is already wide. Full per-run values, including confusion counts for each component, are regenerated by the command in Appendix D.4.</w:t>
       </w:r>
     </w:p>
-    <w:bookmarkEnd w:id="1995"/>
-    <w:bookmarkStart w:id="1999" w:name="X5a499f93a88a5b6c771a2b9ca133fa68f3df142"/>
+    <w:bookmarkEnd w:id="2187"/>
+    <w:bookmarkStart w:id="2191" w:name="X5a499f93a88a5b6c771a2b9ca133fa68f3df142"/>
     <w:p>
       <w:pPr>
         <w:pStyle w:val="Heading2"/>
@@ -9379,18 +9379,18 @@
           <wp:inline>
             <wp:extent cx="5943600" cy="3460252"/>
             <wp:effectExtent b="0" l="0" r="0" t="0"/>
-            <wp:docPr descr="Precision and recall against anomaly prevalence" title="" id="1997" name="Picture"/>
+            <wp:docPr descr="Precision and recall against anomaly prevalence" title="" id="2189" name="Picture"/>
             <a:graphic>
               <a:graphicData uri="http://schemas.openxmlformats.org/drawingml/2006/picture">
                 <pic:pic>
                   <pic:nvPicPr>
-                    <pic:cNvPr descr="figures/figure2_prevalence.png" id="1998" name="Picture"/>
+                    <pic:cNvPr descr="figures/figure2_prevalence.png" id="2190" name="Picture"/>
                     <pic:cNvPicPr>
                       <a:picLocks noChangeArrowheads="1" noChangeAspect="1"/>
                     </pic:cNvPicPr>
                   </pic:nvPicPr>
                   <pic:blipFill>
-                    <a:blip r:embed="rId1996"/>
+                    <a:blip r:embed="rId2188"/>
                     <a:stretch>
                       <a:fillRect/>
                     </a:stretch>
@@ -9446,8 +9446,8 @@
         <w:t xml:space="preserve">At five percent prevalence a single genuine interview was falsely flagged, costing almost four points of precision. This sensitivity of precision to prevalence is a property of the metric rather than of the detector, and it matters operationally because real fabrication rates are usually low. On this sweep the detector raised one false alarm in 500 interviews at five percent prevalence. That is a single observation on generated data, not an estimate of field review burden, and section 7 treats it as a hypothesis for a field pilot to test.</w:t>
       </w:r>
     </w:p>
-    <w:bookmarkEnd w:id="1999"/>
-    <w:bookmarkStart w:id="2000" w:name="X79f15269978cc056a5dc22d6babb1771a27c953"/>
+    <w:bookmarkEnd w:id="2191"/>
+    <w:bookmarkStart w:id="2192" w:name="X79f15269978cc056a5dc22d6babb1771a27c953"/>
     <w:p>
       <w:pPr>
         <w:pStyle w:val="Heading2"/>
@@ -10570,8 +10570,8 @@
         <w:t xml:space="preserve">On matched histories the two parsers produce identical features, scores and categories for all 1,500 interviews, and therefore identical confusion counts. This is the evidence for the common intermediate representation, and it is stronger than the original claim, because it shows equivalence interview by interview rather than similarity in aggregate. It also accounts for the differences between the SurveyCTO and ODK rows of Table 6 and Appendix B.2: they are differences between the sampled interviews, not between the parsers. The equivalence holds for the two synthetic formats; section 3.1 explains why it does not yet extend to native exports.</w:t>
       </w:r>
     </w:p>
-    <w:bookmarkEnd w:id="2000"/>
-    <w:bookmarkStart w:id="2001" w:name="X6bb093455b84248a911faa32a04547a0cb342ce"/>
+    <w:bookmarkEnd w:id="2192"/>
+    <w:bookmarkStart w:id="2193" w:name="X6bb093455b84248a911faa32a04547a0cb342ce"/>
     <w:p>
       <w:pPr>
         <w:pStyle w:val="Heading2"/>
@@ -11040,8 +11040,8 @@
         <w:t xml:space="preserve">beside it. The absolute entropy rule does not fire, at 1.236 bits against 0.5, nor does uniform timing, at a coefficient of variation of 0.14 against 0.1, and the interview contains one jump, so the navigation rule is silent. Each of the three flags that did fire cleared its threshold by less than five percent, which is what a per-class recall of 0.70 looks like at the level of a single interview. The two false positives in the same run, INT-00287 and INT-00341, each scored exactly two, from moderate back-navigation and the variance fence, which is a flag pair a supervisor reading the listed flags could weigh quickly.</w:t>
       </w:r>
     </w:p>
-    <w:bookmarkEnd w:id="2001"/>
-    <w:bookmarkStart w:id="2002" w:name="X87018f94b260bafc12e37c04ea7f6327e072c62"/>
+    <w:bookmarkEnd w:id="2193"/>
+    <w:bookmarkStart w:id="2194" w:name="X87018f94b260bafc12e37c04ea7f6327e072c62"/>
     <w:p>
       <w:pPr>
         <w:pStyle w:val="Heading2"/>
@@ -12003,9 +12003,9 @@
         <w:t xml:space="preserve">After all changes made during the robustness round, the canonical benchmark suite continued to score precision 1.0000 and recall 1.0000 in both platform formats, confirming that hardening the evaluation did not degrade performance on the original success cases, and the automated test suite, now forty-three tests, passed in full.</w:t>
       </w:r>
     </w:p>
-    <w:bookmarkEnd w:id="2002"/>
-    <w:bookmarkEnd w:id="2003"/>
-    <w:bookmarkStart w:id="2004" w:name="Xaa41b10cc6ea992ae291d3c205d2ba26cb494fd"/>
+    <w:bookmarkEnd w:id="2194"/>
+    <w:bookmarkEnd w:id="2195"/>
+    <w:bookmarkStart w:id="2196" w:name="Xaa41b10cc6ea992ae291d3c205d2ba26cb494fd"/>
     <w:p>
       <w:pPr>
         <w:pStyle w:val="Heading1"/>
@@ -12086,8 +12086,8 @@
         <w:t xml:space="preserve">Because a flag concerns a named enumerator's work, a deployment would also need a documented process for adjudicating and challenging flags. A flag should open a review, never conclude one. The supervisor sees the listed flags and their values against the thresholds, as in the worked example in section 6.6, and checks them against independent evidence such as a back-check visit or, where available, GPS or audio audit. The enumerator should be told which signals fired and given the chance to explain them, since long pauses, fast but valid respondents and an absence of navigation all have innocent causes. The outcome should be recorded, so that rules which repeatedly fire on interviews later found to be genuine can be recalibrated, and no decision about an enumerator's employment should rest on the score alone. The per-flag reporting also supports feedback to enumerators, since a pattern of speeding flags concentrated in one team is actionable in a way that a bare quality score is not.</w:t>
       </w:r>
     </w:p>
-    <w:bookmarkEnd w:id="2004"/>
-    <w:bookmarkStart w:id="2005" w:name="Xff68836fd6338b1e475ce903f71a94c825ab87e"/>
+    <w:bookmarkEnd w:id="2196"/>
+    <w:bookmarkStart w:id="2197" w:name="Xff68836fd6338b1e475ce903f71a94c825ab87e"/>
     <w:p>
       <w:pPr>
         <w:pStyle w:val="Heading1"/>
@@ -12222,8 +12222,8 @@
         <w:t xml:space="preserve">The pipeline depends on the integrity of device clocks and on each platform continuing to emit its current audit schema. Clock drift or schema changes would degrade timestamps or parsing respectively; the parsers detect and mark such records rather than repair them, so the failure is visible in the quality flags rather than silent in the features.</w:t>
       </w:r>
     </w:p>
-    <w:bookmarkEnd w:id="2005"/>
-    <w:bookmarkStart w:id="2007" w:name="Xf084a3aad2ba019113a3f84a3b857d0628c92ce"/>
+    <w:bookmarkEnd w:id="2197"/>
+    <w:bookmarkStart w:id="2199" w:name="Xf084a3aad2ba019113a3f84a3b857d0628c92ce"/>
     <w:p>
       <w:pPr>
         <w:pStyle w:val="Heading1"/>
@@ -12240,7 +12240,7 @@
         <w:t xml:space="preserve">This project set out to make timing-based paradata usable for survey quality assurance at scale, and delivered a working system: format-aware parsers for the two dominant collection platforms, a documented forty-feature library spanning three levels of granularity and a statistical characterisation layer, a transparent and configurable anomaly detector, a labelled synthetic benchmark generator, and an evaluation that meets its predefined success criteria under deliberately hostile conditions. Precision remained between 0.96 and 1.00 and recall between 0.84 and 1.00 on data the detector had never seen, including a stress condition constructed to blur the line between genuine and anomalous behaviour. The system detects speeding essentially perfectly, disengagement reliably, and blatant fabrication reliably. Mild fabrication is detected in roughly seven cases in ten, and the diagnostic reported here locates that shortfall in threshold calibration rather than in the univariate design itself, which makes it a tractable target rather than a boundary. Five of the six objectives set at proposal stage are met in full. The second, format-aware parsers for SurveyCTO and ODK, is met for the two synthetic formats evaluated here and only in part for the platforms' native exports (section 3.1). Future work should validate the parsers on native exports and the system against real field data with verified outcomes, settle the entropy fence trade-off against operational evidence of relative error costs rather than synthetic prevalence alone, extend detection with an interpretable multivariate layer, and add parsers for further platforms, each of which the architecture was explicitly designed to accommodate.</w:t>
       </w:r>
     </w:p>
-    <w:bookmarkStart w:id="2006" w:name="Xc6172d26bdd853bf5a184bec07518863c919061"/>
+    <w:bookmarkStart w:id="2198" w:name="Xc6172d26bdd853bf5a184bec07518863c919061"/>
     <w:p>
       <w:pPr>
         <w:pStyle w:val="Heading2"/>
@@ -12281,9 +12281,9 @@
         <w:t xml:space="preserve">The third is about sources, and it is not comfortable. Two of the references in my first submission could not be located, and they carried some of the claims I leaned on most heavily. Losing them cost me the fabrication signature, the disengagement signature and seventeen of the forty feature justifications, and it taught me that a citation is a claim about a document that either exists and says what I attribute to it, or does not. I now check every reference against its primary source, record the check with a date, and treat a source I have not read myself as unusable. With the time again I would keep that record from the first week rather than reconstructing it at the end, and I would log every use of an AI tool as it happened, for the same reason: a record made afterwards is weaker evidence than one made at the time.</w:t>
       </w:r>
     </w:p>
-    <w:bookmarkEnd w:id="2006"/>
-    <w:bookmarkEnd w:id="2007"/>
-    <w:bookmarkStart w:id="2013" w:name="references"/>
+    <w:bookmarkEnd w:id="2198"/>
+    <w:bookmarkEnd w:id="2199"/>
+    <w:bookmarkStart w:id="2205" w:name="references"/>
     <w:p>
       <w:pPr>
         <w:pStyle w:val="Heading1"/>
@@ -12390,7 +12390,7 @@
       <w:r>
         <w:t xml:space="preserve"> </w:t>
       </w:r>
-      <w:hyperlink r:id="rId2008">
+      <w:hyperlink r:id="rId2200">
         <w:r>
           <w:rPr>
             <w:rStyle w:val="Hyperlink"/>
@@ -12497,7 +12497,7 @@
       <w:r>
         <w:t xml:space="preserve"> </w:t>
       </w:r>
-      <w:hyperlink r:id="rId2009">
+      <w:hyperlink r:id="rId2201">
         <w:r>
           <w:rPr>
             <w:rStyle w:val="Hyperlink"/>
@@ -12599,7 +12599,7 @@
         <w:t xml:space="preserve">Proceedings of the 4th ACM/IEEE International Conference on Information and Communication Technologies and Development (ICTD '10)</w:t>
       </w:r>
       <w:r>
-        <w:t xml:space="preserve">. New York: ACM. doi:10.1145/2369220.2369236.</w:t>
+        <w:t xml:space="preserve">. New York: ACM, pp. 1-12. doi:10.1145/2369220.2369236.</w:t>
       </w:r>
     </w:p>
     <w:p>
@@ -12826,6 +12826,30 @@
         </w:numPr>
       </w:pPr>
       <w:r>
+        <w:t xml:space="preserve">Krosnick, J.A. (1999) 'Maximizing questionnaire quality', in Robinson, J.P., Shaver, P.R. and Wrightsman, L.S. (eds)</w:t>
+      </w:r>
+      <w:r>
+        <w:t xml:space="preserve"> </w:t>
+      </w:r>
+      <w:r>
+        <w:rPr>
+          <w:i/>
+          <w:iCs/>
+        </w:rPr>
+        <w:t xml:space="preserve">Measures of Political Attitudes</w:t>
+      </w:r>
+      <w:r>
+        <w:t xml:space="preserve">. San Diego, CA: Academic Press, pp. 37-57.</w:t>
+      </w:r>
+    </w:p>
+    <w:p>
+      <w:pPr>
+        <w:numPr>
+          <w:ilvl w:val="0"/>
+          <w:numId w:val="1002"/>
+        </w:numPr>
+      </w:pPr>
+      <w:r>
         <w:t xml:space="preserve">McKinney, W. (2017)</w:t>
       </w:r>
       <w:r>
@@ -12868,7 +12892,7 @@
       <w:r>
         <w:t xml:space="preserve"> </w:t>
       </w:r>
-      <w:hyperlink r:id="rId2010">
+      <w:hyperlink r:id="rId2202">
         <w:r>
           <w:rPr>
             <w:rStyle w:val="Hyperlink"/>
@@ -12933,7 +12957,7 @@
       <w:r>
         <w:t xml:space="preserve"> </w:t>
       </w:r>
-      <w:hyperlink r:id="rId2011">
+      <w:hyperlink r:id="rId2203">
         <w:r>
           <w:rPr>
             <w:rStyle w:val="Hyperlink"/>
@@ -12974,7 +12998,7 @@
       <w:r>
         <w:t xml:space="preserve"> </w:t>
       </w:r>
-      <w:hyperlink r:id="rId2012">
+      <w:hyperlink r:id="rId2204">
         <w:r>
           <w:rPr>
             <w:rStyle w:val="Hyperlink"/>
@@ -13068,8 +13092,8 @@
         </w:pict>
       </w:r>
     </w:p>
-    <w:bookmarkEnd w:id="2013"/>
-    <w:bookmarkStart w:id="2021" w:name="X037053293eb9ad08c241ce36f243ee7ade64cd4"/>
+    <w:bookmarkEnd w:id="2205"/>
+    <w:bookmarkStart w:id="2213" w:name="X037053293eb9ad08c241ce36f243ee7ade64cd4"/>
     <w:p>
       <w:pPr>
         <w:pStyle w:val="Heading1"/>
@@ -13078,7 +13102,7 @@
         <w:t xml:space="preserve">Appendix A. Artificial intelligence usage disclosure</w:t>
       </w:r>
     </w:p>
-    <w:bookmarkStart w:id="2014" w:name="a1-purpose-and-scope"/>
+    <w:bookmarkStart w:id="2206" w:name="a1-purpose-and-scope"/>
     <w:p>
       <w:pPr>
         <w:pStyle w:val="Heading2"/>
@@ -13130,8 +13154,8 @@
         <w:t xml:space="preserve">, the synthetic generator and its anomaly profiles, the success criteria, the interpretation of every result, and the decision to report weaker per-class results transparently are mine.</w:t>
       </w:r>
     </w:p>
-    <w:bookmarkEnd w:id="2014"/>
-    <w:bookmarkStart w:id="2015" w:name="Xefcbccbece08c31672fc51a6545a71ea5270a53"/>
+    <w:bookmarkEnd w:id="2206"/>
+    <w:bookmarkStart w:id="2207" w:name="Xefcbccbece08c31672fc51a6545a71ea5270a53"/>
     <w:p>
       <w:pPr>
         <w:pStyle w:val="Heading2"/>
@@ -13460,8 +13484,8 @@
         </w:tc>
       </w:tr>
     </w:tbl>
-    <w:bookmarkEnd w:id="2015"/>
-    <w:bookmarkStart w:id="2016" w:name="a3-tools-and-versions"/>
+    <w:bookmarkEnd w:id="2207"/>
+    <w:bookmarkStart w:id="2208" w:name="a3-tools-and-versions"/>
     <w:p>
       <w:pPr>
         <w:pStyle w:val="Heading2"/>
@@ -13914,8 +13938,8 @@
         <w:t xml:space="preserve">The last three rows are not AI tools and are listed because the reproducibility of every figure in this report depends on them, and because two of the five defects recorded in section 4 were caused by a pandas version change rather than by a logic error.</w:t>
       </w:r>
     </w:p>
-    <w:bookmarkEnd w:id="2016"/>
-    <w:bookmarkStart w:id="2017" w:name="a4-log-of-use-by-episode"/>
+    <w:bookmarkEnd w:id="2208"/>
+    <w:bookmarkStart w:id="2209" w:name="a4-log-of-use-by-episode"/>
     <w:p>
       <w:pPr>
         <w:pStyle w:val="Heading2"/>
@@ -15426,8 +15450,8 @@
         </w:tc>
       </w:tr>
     </w:tbl>
-    <w:bookmarkEnd w:id="2017"/>
-    <w:bookmarkStart w:id="2018" w:name="a5-the-decisions-that-mattered"/>
+    <w:bookmarkEnd w:id="2209"/>
+    <w:bookmarkStart w:id="2210" w:name="a5-the-decisions-that-mattered"/>
     <w:p>
       <w:pPr>
         <w:pStyle w:val="Heading2"/>
@@ -15585,8 +15609,8 @@
         <w:t xml:space="preserve">, so it cannot be merged by fast forward and is preserved as a separate line of development. Its code comment claimed that the correction reduces to Tukey's fence for a symmetric distribution; that is wrong, for the reason given in section 7, and the comment has been corrected. The correction is a lower-side analogue of the semi-interquartile fence documented by Hubert and Vandervieren (2008, §1), which is discussed in section 2.5.</w:t>
       </w:r>
     </w:p>
-    <w:bookmarkEnd w:id="2018"/>
-    <w:bookmarkStart w:id="2019" w:name="a6-tests-attached-to-significant-outputs"/>
+    <w:bookmarkEnd w:id="2210"/>
+    <w:bookmarkStart w:id="2211" w:name="a6-tests-attached-to-significant-outputs"/>
     <w:p>
       <w:pPr>
         <w:pStyle w:val="Heading2"/>
@@ -15630,8 +15654,8 @@
         <w:t xml:space="preserve">rather than maintained by hand, so it cannot drift from the code. The component breakdown in section 6.3 is recomputed from recorded predictions rather than from a fresh run, so it describes exactly the runs reported elsewhere in this report.</w:t>
       </w:r>
     </w:p>
-    <w:bookmarkEnd w:id="2019"/>
-    <w:bookmarkStart w:id="2020" w:name="a7-limitations-of-this-disclosure"/>
+    <w:bookmarkEnd w:id="2211"/>
+    <w:bookmarkStart w:id="2212" w:name="a7-limitations-of-this-disclosure"/>
     <w:p>
       <w:pPr>
         <w:pStyle w:val="Heading2"/>
@@ -15655,9 +15679,9 @@
         </w:pict>
       </w:r>
     </w:p>
-    <w:bookmarkEnd w:id="2020"/>
-    <w:bookmarkEnd w:id="2021"/>
-    <w:bookmarkStart w:id="2024" w:name="appendix-b-per-run-confusion-counts"/>
+    <w:bookmarkEnd w:id="2212"/>
+    <w:bookmarkEnd w:id="2213"/>
+    <w:bookmarkStart w:id="2216" w:name="appendix-b-per-run-confusion-counts"/>
     <w:p>
       <w:pPr>
         <w:pStyle w:val="Heading1"/>
@@ -15674,7 +15698,7 @@
         <w:t xml:space="preserve">These are the raw counts behind every precision and recall figure in section 6. They cover the ten runs of the robustness round: two canonical benchmarks, four held-out stress runs, and four prevalence sweep runs.</w:t>
       </w:r>
     </w:p>
-    <w:bookmarkStart w:id="2022" w:name="b1-per-run"/>
+    <w:bookmarkStart w:id="2214" w:name="b1-per-run"/>
     <w:p>
       <w:pPr>
         <w:pStyle w:val="Heading2"/>
@@ -17442,8 +17466,8 @@
         <w:t xml:space="preserve">The lowest single precision anywhere in the round is 0.9570, on seed 7 in ODK format at stress difficulty. The lowest single recall is 0.8400, on seed 99 in ODK format. Both clear the proposal criteria of 0.80 and 0.75.</w:t>
       </w:r>
     </w:p>
-    <w:bookmarkEnd w:id="2022"/>
-    <w:bookmarkStart w:id="2023" w:name="b2-aggregated-by-platform-format"/>
+    <w:bookmarkEnd w:id="2214"/>
+    <w:bookmarkStart w:id="2215" w:name="b2-aggregated-by-platform-format"/>
     <w:p>
       <w:pPr>
         <w:pStyle w:val="Heading2"/>
@@ -17833,9 +17857,9 @@
         </w:pict>
       </w:r>
     </w:p>
-    <w:bookmarkEnd w:id="2023"/>
-    <w:bookmarkEnd w:id="2024"/>
-    <w:bookmarkStart w:id="2025" w:name="appendix-c-full-feature-validity-results"/>
+    <w:bookmarkEnd w:id="2215"/>
+    <w:bookmarkEnd w:id="2216"/>
+    <w:bookmarkStart w:id="2217" w:name="appendix-c-full-feature-validity-results"/>
     <w:p>
       <w:pPr>
         <w:pStyle w:val="Heading1"/>
@@ -21006,8 +21030,8 @@
         </w:pict>
       </w:r>
     </w:p>
-    <w:bookmarkEnd w:id="2025"/>
-    <w:bookmarkStart w:id="2040" w:name="appendix-d-reproduction-commands"/>
+    <w:bookmarkEnd w:id="2217"/>
+    <w:bookmarkStart w:id="2232" w:name="appendix-d-reproduction-commands"/>
     <w:p>
       <w:pPr>
         <w:pStyle w:val="Heading1"/>
@@ -21120,7 +21144,7 @@
         <w:t xml:space="preserve">, which differs from the tag only in the rebuilt Word and PDF deliverables and in the page numbers measured into the contents lists. All fourteen steps passed, in one hour and fifty-three minutes, and every recorded number reproduced with no mismatches: the confusion counts of all ten runs of the robustness round, the component breakdown, the baseline table, the parity metrics and summary, and precision and recall of 1.0000 on the canonical suite. The feature validity values agreed to within 6 x 10^-16, the residual difference being the pandas version. D.11 was run on the submission machine and produced the Word and PDF deliverables that accompany this report.</w:t>
       </w:r>
     </w:p>
-    <w:bookmarkStart w:id="2026" w:name="d1-environment"/>
+    <w:bookmarkStart w:id="2218" w:name="d1-environment"/>
     <w:p>
       <w:pPr>
         <w:pStyle w:val="Heading2"/>
@@ -21202,8 +21226,8 @@
         <w:t xml:space="preserve">, so the same file installs on Linux and macOS.</w:t>
       </w:r>
     </w:p>
-    <w:bookmarkEnd w:id="2026"/>
-    <w:bookmarkStart w:id="2027" w:name="d2-test-suite"/>
+    <w:bookmarkEnd w:id="2218"/>
+    <w:bookmarkStart w:id="2219" w:name="d2-test-suite"/>
     <w:p>
       <w:pPr>
         <w:pStyle w:val="Heading2"/>
@@ -21255,8 +21279,8 @@
         <w:t xml:space="preserve">Expected: 43 passed.</w:t>
       </w:r>
     </w:p>
-    <w:bookmarkEnd w:id="2027"/>
-    <w:bookmarkStart w:id="2028" w:name="d3-the-authoritative-robustness-round"/>
+    <w:bookmarkEnd w:id="2219"/>
+    <w:bookmarkStart w:id="2220" w:name="d3-the-authoritative-robustness-round"/>
     <w:p>
       <w:pPr>
         <w:pStyle w:val="Heading2"/>
@@ -21290,8 +21314,8 @@
         <w:t xml:space="preserve"> scripts/run_robustness_validation.py</w:t>
       </w:r>
     </w:p>
-    <w:bookmarkEnd w:id="2028"/>
-    <w:bookmarkStart w:id="2029" w:name="d4-component-breakdown"/>
+    <w:bookmarkEnd w:id="2220"/>
+    <w:bookmarkStart w:id="2221" w:name="d4-component-breakdown"/>
     <w:p>
       <w:pPr>
         <w:pStyle w:val="Heading2"/>
@@ -21325,8 +21349,8 @@
         <w:t xml:space="preserve"> scripts/component_breakdown.py</w:t>
       </w:r>
     </w:p>
-    <w:bookmarkEnd w:id="2029"/>
-    <w:bookmarkStart w:id="2030" w:name="d5-feature-validity-and-effect-sizes"/>
+    <w:bookmarkEnd w:id="2221"/>
+    <w:bookmarkStart w:id="2222" w:name="d5-feature-validity-and-effect-sizes"/>
     <w:p>
       <w:pPr>
         <w:pStyle w:val="Heading2"/>
@@ -21419,8 +21443,8 @@
         <w:t xml:space="preserve">. Under a different pandas version the regenerated values agree with the recorded ones to within floating-point rounding rather than byte for byte.</w:t>
       </w:r>
     </w:p>
-    <w:bookmarkEnd w:id="2030"/>
-    <w:bookmarkStart w:id="2031" w:name="d6-full-workflow"/>
+    <w:bookmarkEnd w:id="2222"/>
+    <w:bookmarkStart w:id="2223" w:name="d6-full-workflow"/>
     <w:p>
       <w:pPr>
         <w:pStyle w:val="Heading2"/>
@@ -21534,8 +21558,8 @@
         <w:t xml:space="preserve"> scripts/run_complete_workflow.py</w:t>
       </w:r>
     </w:p>
-    <w:bookmarkEnd w:id="2031"/>
-    <w:bookmarkStart w:id="2032" w:name="d7-scale-check"/>
+    <w:bookmarkEnd w:id="2223"/>
+    <w:bookmarkStart w:id="2224" w:name="d7-scale-check"/>
     <w:p>
       <w:pPr>
         <w:pStyle w:val="Heading2"/>
@@ -21605,8 +21629,8 @@
         <w:t xml:space="preserve"> output</w:t>
       </w:r>
     </w:p>
-    <w:bookmarkEnd w:id="2032"/>
-    <w:bookmarkStart w:id="2033" w:name="d8-strict-examiner-audit"/>
+    <w:bookmarkEnd w:id="2224"/>
+    <w:bookmarkStart w:id="2225" w:name="d8-strict-examiner-audit"/>
     <w:p>
       <w:pPr>
         <w:pStyle w:val="Heading2"/>
@@ -21640,8 +21664,8 @@
         <w:t xml:space="preserve"> scripts/strict_examiner_audit.py</w:t>
       </w:r>
     </w:p>
-    <w:bookmarkEnd w:id="2033"/>
-    <w:bookmarkStart w:id="2034" w:name="d9-report-figures"/>
+    <w:bookmarkEnd w:id="2225"/>
+    <w:bookmarkStart w:id="2226" w:name="d9-report-figures"/>
     <w:p>
       <w:pPr>
         <w:pStyle w:val="Heading2"/>
@@ -21675,8 +21699,8 @@
         <w:t xml:space="preserve"> scripts/build_report_figures.py</w:t>
       </w:r>
     </w:p>
-    <w:bookmarkEnd w:id="2034"/>
-    <w:bookmarkStart w:id="2035" w:name="d10-canonical-validation-set"/>
+    <w:bookmarkEnd w:id="2226"/>
+    <w:bookmarkStart w:id="2227" w:name="d10-canonical-validation-set"/>
     <w:p>
       <w:pPr>
         <w:pStyle w:val="Heading2"/>
@@ -21778,8 +21802,8 @@
         <w:t xml:space="preserve">Expected: precision 1.0000, recall 1.0000, F1 1.0000, with the four speeding interviews categorised suspicious rather than anomalous (section 6.1).</w:t>
       </w:r>
     </w:p>
-    <w:bookmarkEnd w:id="2035"/>
-    <w:bookmarkStart w:id="2036" w:name="Xb9631fa5fcc68a5e7d40e781c05acbfc9d5cbc6"/>
+    <w:bookmarkEnd w:id="2227"/>
+    <w:bookmarkStart w:id="2228" w:name="Xb9631fa5fcc68a5e7d40e781c05acbfc9d5cbc6"/>
     <w:p>
       <w:pPr>
         <w:pStyle w:val="Heading2"/>
@@ -21873,8 +21897,8 @@
         <w:t xml:space="preserve"> scripts/paginate_report.py</w:t>
       </w:r>
     </w:p>
-    <w:bookmarkEnd w:id="2036"/>
-    <w:bookmarkStart w:id="2037" w:name="X36cd4b068f4a92a24b93ce0646bf8da4dbd399c"/>
+    <w:bookmarkEnd w:id="2228"/>
+    <w:bookmarkStart w:id="2229" w:name="X36cd4b068f4a92a24b93ce0646bf8da4dbd399c"/>
     <w:p>
       <w:pPr>
         <w:pStyle w:val="Heading2"/>
@@ -21923,8 +21947,8 @@
         <w:t xml:space="preserve"> scripts/baseline_breakdown.py</w:t>
       </w:r>
     </w:p>
-    <w:bookmarkEnd w:id="2037"/>
-    <w:bookmarkStart w:id="2038" w:name="d13-platform-parity-on-matched-histories"/>
+    <w:bookmarkEnd w:id="2229"/>
+    <w:bookmarkStart w:id="2230" w:name="d13-platform-parity-on-matched-histories"/>
     <w:p>
       <w:pPr>
         <w:pStyle w:val="Heading2"/>
@@ -21958,8 +21982,8 @@
         <w:t xml:space="preserve"> scripts/run_platform_parity.py</w:t>
       </w:r>
     </w:p>
-    <w:bookmarkEnd w:id="2038"/>
-    <w:bookmarkStart w:id="2039" w:name="d14-peak-memory"/>
+    <w:bookmarkEnd w:id="2230"/>
+    <w:bookmarkStart w:id="2231" w:name="d14-peak-memory"/>
     <w:p>
       <w:pPr>
         <w:pStyle w:val="Heading2"/>
@@ -22036,9 +22060,9 @@
         </w:pict>
       </w:r>
     </w:p>
-    <w:bookmarkEnd w:id="2039"/>
-    <w:bookmarkEnd w:id="2040"/>
-    <w:bookmarkStart w:id="2068" w:name="appendix-e-reference-verification-record"/>
+    <w:bookmarkEnd w:id="2231"/>
+    <w:bookmarkEnd w:id="2232"/>
+    <w:bookmarkStart w:id="2260" w:name="appendix-e-reference-verification-record"/>
     <w:p>
       <w:pPr>
         <w:pStyle w:val="Heading1"/>
@@ -22131,9 +22155,9 @@
       </w:tblPr>
       <w:tblGrid>
         <w:gridCol w:w="2080"/>
-        <w:gridCol w:w="1704"/>
-        <w:gridCol w:w="2512"/>
-        <w:gridCol w:w="3064"/>
+        <w:gridCol w:w="1560"/>
+        <w:gridCol w:w="2267"/>
+        <w:gridCol w:w="3453"/>
       </w:tblGrid>
       <w:tr>
         <w:trPr>
@@ -22155,7 +22179,7 @@
         </w:tc>
         <w:tc>
           <w:tcPr>
-            <w:tcW w:type="dxa" w:w="1704"/>
+            <w:tcW w:type="dxa" w:w="1560"/>
           </w:tcPr>
           <w:p>
             <w:pPr>
@@ -22169,7 +22193,7 @@
         </w:tc>
         <w:tc>
           <w:tcPr>
-            <w:tcW w:type="dxa" w:w="2512"/>
+            <w:tcW w:type="dxa" w:w="2267"/>
           </w:tcPr>
           <w:p>
             <w:pPr>
@@ -22183,7 +22207,7 @@
         </w:tc>
         <w:tc>
           <w:tcPr>
-            <w:tcW w:type="dxa" w:w="3064"/>
+            <w:tcW w:type="dxa" w:w="3453"/>
           </w:tcPr>
           <w:p>
             <w:pPr>
@@ -22229,14 +22253,14 @@
         </w:tc>
         <w:tc>
           <w:tcPr>
-            <w:tcW w:type="dxa" w:w="1704"/>
-          </w:tcPr>
-          <w:p>
-            <w:pPr>
-              <w:pStyle w:val="Compact"/>
-              <w:jc w:val="left"/>
-            </w:pPr>
-            <w:hyperlink r:id="rId2041">
+            <w:tcW w:type="dxa" w:w="1560"/>
+          </w:tcPr>
+          <w:p>
+            <w:pPr>
+              <w:pStyle w:val="Compact"/>
+              <w:jc w:val="left"/>
+            </w:pPr>
+            <w:hyperlink r:id="rId2233">
               <w:r>
                 <w:rPr>
                   <w:rStyle w:val="Hyperlink"/>
@@ -22248,7 +22272,7 @@
         </w:tc>
         <w:tc>
           <w:tcPr>
-            <w:tcW w:type="dxa" w:w="2512"/>
+            <w:tcW w:type="dxa" w:w="2267"/>
           </w:tcPr>
           <w:p>
             <w:pPr>
@@ -22282,7 +22306,7 @@
         </w:tc>
         <w:tc>
           <w:tcPr>
-            <w:tcW w:type="dxa" w:w="3064"/>
+            <w:tcW w:type="dxa" w:w="3453"/>
           </w:tcPr>
           <w:p>
             <w:pPr>
@@ -22328,7 +22352,7 @@
         </w:tc>
         <w:tc>
           <w:tcPr>
-            <w:tcW w:type="dxa" w:w="1704"/>
+            <w:tcW w:type="dxa" w:w="1560"/>
           </w:tcPr>
           <w:p>
             <w:pPr>
@@ -22342,7 +22366,7 @@
         </w:tc>
         <w:tc>
           <w:tcPr>
-            <w:tcW w:type="dxa" w:w="2512"/>
+            <w:tcW w:type="dxa" w:w="2267"/>
           </w:tcPr>
           <w:p>
             <w:pPr>
@@ -22376,7 +22400,7 @@
         </w:tc>
         <w:tc>
           <w:tcPr>
-            <w:tcW w:type="dxa" w:w="3064"/>
+            <w:tcW w:type="dxa" w:w="3453"/>
           </w:tcPr>
           <w:p>
             <w:pPr>
@@ -22422,14 +22446,14 @@
         </w:tc>
         <w:tc>
           <w:tcPr>
-            <w:tcW w:type="dxa" w:w="1704"/>
-          </w:tcPr>
-          <w:p>
-            <w:pPr>
-              <w:pStyle w:val="Compact"/>
-              <w:jc w:val="left"/>
-            </w:pPr>
-            <w:hyperlink r:id="rId2042">
+            <w:tcW w:type="dxa" w:w="1560"/>
+          </w:tcPr>
+          <w:p>
+            <w:pPr>
+              <w:pStyle w:val="Compact"/>
+              <w:jc w:val="left"/>
+            </w:pPr>
+            <w:hyperlink r:id="rId2234">
               <w:r>
                 <w:rPr>
                   <w:rStyle w:val="Hyperlink"/>
@@ -22441,7 +22465,7 @@
         </w:tc>
         <w:tc>
           <w:tcPr>
-            <w:tcW w:type="dxa" w:w="2512"/>
+            <w:tcW w:type="dxa" w:w="2267"/>
           </w:tcPr>
           <w:p>
             <w:pPr>
@@ -22465,7 +22489,7 @@
         </w:tc>
         <w:tc>
           <w:tcPr>
-            <w:tcW w:type="dxa" w:w="3064"/>
+            <w:tcW w:type="dxa" w:w="3453"/>
           </w:tcPr>
           <w:p>
             <w:pPr>
@@ -22511,14 +22535,14 @@
         </w:tc>
         <w:tc>
           <w:tcPr>
-            <w:tcW w:type="dxa" w:w="1704"/>
-          </w:tcPr>
-          <w:p>
-            <w:pPr>
-              <w:pStyle w:val="Compact"/>
-              <w:jc w:val="left"/>
-            </w:pPr>
-            <w:hyperlink r:id="rId2043">
+            <w:tcW w:type="dxa" w:w="1560"/>
+          </w:tcPr>
+          <w:p>
+            <w:pPr>
+              <w:pStyle w:val="Compact"/>
+              <w:jc w:val="left"/>
+            </w:pPr>
+            <w:hyperlink r:id="rId2235">
               <w:r>
                 <w:rPr>
                   <w:rStyle w:val="Hyperlink"/>
@@ -22530,7 +22554,7 @@
         </w:tc>
         <w:tc>
           <w:tcPr>
-            <w:tcW w:type="dxa" w:w="2512"/>
+            <w:tcW w:type="dxa" w:w="2267"/>
           </w:tcPr>
           <w:p>
             <w:pPr>
@@ -22544,7 +22568,7 @@
         </w:tc>
         <w:tc>
           <w:tcPr>
-            <w:tcW w:type="dxa" w:w="3064"/>
+            <w:tcW w:type="dxa" w:w="3453"/>
           </w:tcPr>
           <w:p>
             <w:pPr>
@@ -22587,14 +22611,14 @@
         </w:tc>
         <w:tc>
           <w:tcPr>
-            <w:tcW w:type="dxa" w:w="1704"/>
-          </w:tcPr>
-          <w:p>
-            <w:pPr>
-              <w:pStyle w:val="Compact"/>
-              <w:jc w:val="left"/>
-            </w:pPr>
-            <w:hyperlink r:id="rId2044">
+            <w:tcW w:type="dxa" w:w="1560"/>
+          </w:tcPr>
+          <w:p>
+            <w:pPr>
+              <w:pStyle w:val="Compact"/>
+              <w:jc w:val="left"/>
+            </w:pPr>
+            <w:hyperlink r:id="rId2236">
               <w:r>
                 <w:rPr>
                   <w:rStyle w:val="Hyperlink"/>
@@ -22606,7 +22630,7 @@
         </w:tc>
         <w:tc>
           <w:tcPr>
-            <w:tcW w:type="dxa" w:w="2512"/>
+            <w:tcW w:type="dxa" w:w="2267"/>
           </w:tcPr>
           <w:p>
             <w:pPr>
@@ -22620,7 +22644,7 @@
         </w:tc>
         <w:tc>
           <w:tcPr>
-            <w:tcW w:type="dxa" w:w="3064"/>
+            <w:tcW w:type="dxa" w:w="3453"/>
           </w:tcPr>
           <w:p>
             <w:pPr>
@@ -22666,14 +22690,14 @@
         </w:tc>
         <w:tc>
           <w:tcPr>
-            <w:tcW w:type="dxa" w:w="1704"/>
-          </w:tcPr>
-          <w:p>
-            <w:pPr>
-              <w:pStyle w:val="Compact"/>
-              <w:jc w:val="left"/>
-            </w:pPr>
-            <w:hyperlink r:id="rId2045">
+            <w:tcW w:type="dxa" w:w="1560"/>
+          </w:tcPr>
+          <w:p>
+            <w:pPr>
+              <w:pStyle w:val="Compact"/>
+              <w:jc w:val="left"/>
+            </w:pPr>
+            <w:hyperlink r:id="rId2237">
               <w:r>
                 <w:rPr>
                   <w:rStyle w:val="Hyperlink"/>
@@ -22685,7 +22709,7 @@
         </w:tc>
         <w:tc>
           <w:tcPr>
-            <w:tcW w:type="dxa" w:w="2512"/>
+            <w:tcW w:type="dxa" w:w="2267"/>
           </w:tcPr>
           <w:p>
             <w:pPr>
@@ -22699,7 +22723,7 @@
         </w:tc>
         <w:tc>
           <w:tcPr>
-            <w:tcW w:type="dxa" w:w="3064"/>
+            <w:tcW w:type="dxa" w:w="3453"/>
           </w:tcPr>
           <w:p>
             <w:pPr>
@@ -22729,14 +22753,14 @@
         </w:tc>
         <w:tc>
           <w:tcPr>
-            <w:tcW w:type="dxa" w:w="1704"/>
-          </w:tcPr>
-          <w:p>
-            <w:pPr>
-              <w:pStyle w:val="Compact"/>
-              <w:jc w:val="left"/>
-            </w:pPr>
-            <w:hyperlink r:id="rId2008">
+            <w:tcW w:type="dxa" w:w="1560"/>
+          </w:tcPr>
+          <w:p>
+            <w:pPr>
+              <w:pStyle w:val="Compact"/>
+              <w:jc w:val="left"/>
+            </w:pPr>
+            <w:hyperlink r:id="rId2200">
               <w:r>
                 <w:rPr>
                   <w:rStyle w:val="Hyperlink"/>
@@ -22748,7 +22772,7 @@
         </w:tc>
         <w:tc>
           <w:tcPr>
-            <w:tcW w:type="dxa" w:w="2512"/>
+            <w:tcW w:type="dxa" w:w="2267"/>
           </w:tcPr>
           <w:p>
             <w:pPr>
@@ -22762,7 +22786,7 @@
         </w:tc>
         <w:tc>
           <w:tcPr>
-            <w:tcW w:type="dxa" w:w="3064"/>
+            <w:tcW w:type="dxa" w:w="3453"/>
           </w:tcPr>
           <w:p>
             <w:pPr>
@@ -22808,14 +22832,14 @@
         </w:tc>
         <w:tc>
           <w:tcPr>
-            <w:tcW w:type="dxa" w:w="1704"/>
-          </w:tcPr>
-          <w:p>
-            <w:pPr>
-              <w:pStyle w:val="Compact"/>
-              <w:jc w:val="left"/>
-            </w:pPr>
-            <w:hyperlink r:id="rId2046">
+            <w:tcW w:type="dxa" w:w="1560"/>
+          </w:tcPr>
+          <w:p>
+            <w:pPr>
+              <w:pStyle w:val="Compact"/>
+              <w:jc w:val="left"/>
+            </w:pPr>
+            <w:hyperlink r:id="rId2238">
               <w:r>
                 <w:rPr>
                   <w:rStyle w:val="Hyperlink"/>
@@ -22827,7 +22851,7 @@
         </w:tc>
         <w:tc>
           <w:tcPr>
-            <w:tcW w:type="dxa" w:w="2512"/>
+            <w:tcW w:type="dxa" w:w="2267"/>
           </w:tcPr>
           <w:p>
             <w:pPr>
@@ -22841,7 +22865,7 @@
         </w:tc>
         <w:tc>
           <w:tcPr>
-            <w:tcW w:type="dxa" w:w="3064"/>
+            <w:tcW w:type="dxa" w:w="3453"/>
           </w:tcPr>
           <w:p>
             <w:pPr>
@@ -22884,14 +22908,14 @@
         </w:tc>
         <w:tc>
           <w:tcPr>
-            <w:tcW w:type="dxa" w:w="1704"/>
-          </w:tcPr>
-          <w:p>
-            <w:pPr>
-              <w:pStyle w:val="Compact"/>
-              <w:jc w:val="left"/>
-            </w:pPr>
-            <w:hyperlink r:id="rId2047">
+            <w:tcW w:type="dxa" w:w="1560"/>
+          </w:tcPr>
+          <w:p>
+            <w:pPr>
+              <w:pStyle w:val="Compact"/>
+              <w:jc w:val="left"/>
+            </w:pPr>
+            <w:hyperlink r:id="rId2239">
               <w:r>
                 <w:rPr>
                   <w:rStyle w:val="Hyperlink"/>
@@ -22903,21 +22927,21 @@
         </w:tc>
         <w:tc>
           <w:tcPr>
-            <w:tcW w:type="dxa" w:w="2512"/>
-          </w:tcPr>
-          <w:p>
-            <w:pPr>
-              <w:pStyle w:val="Compact"/>
-              <w:jc w:val="left"/>
-            </w:pPr>
-            <w:r>
-              <w:t xml:space="preserve">Correct</w:t>
-            </w:r>
-          </w:p>
-        </w:tc>
-        <w:tc>
-          <w:tcPr>
-            <w:tcW w:type="dxa" w:w="3064"/>
+            <w:tcW w:type="dxa" w:w="2267"/>
+          </w:tcPr>
+          <w:p>
+            <w:pPr>
+              <w:pStyle w:val="Compact"/>
+              <w:jc w:val="left"/>
+            </w:pPr>
+            <w:r>
+              <w:t xml:space="preserve">Correct. Confirmed in the Crossref registry; the DOI identifies Routledge's 2013 reissue of the same second edition</w:t>
+            </w:r>
+          </w:p>
+        </w:tc>
+        <w:tc>
+          <w:tcPr>
+            <w:tcW w:type="dxa" w:w="3453"/>
           </w:tcPr>
           <w:p>
             <w:pPr>
@@ -22963,14 +22987,14 @@
         </w:tc>
         <w:tc>
           <w:tcPr>
-            <w:tcW w:type="dxa" w:w="1704"/>
-          </w:tcPr>
-          <w:p>
-            <w:pPr>
-              <w:pStyle w:val="Compact"/>
-              <w:jc w:val="left"/>
-            </w:pPr>
-            <w:hyperlink r:id="rId2048">
+            <w:tcW w:type="dxa" w:w="1560"/>
+          </w:tcPr>
+          <w:p>
+            <w:pPr>
+              <w:pStyle w:val="Compact"/>
+              <w:jc w:val="left"/>
+            </w:pPr>
+            <w:hyperlink r:id="rId2240">
               <w:r>
                 <w:rPr>
                   <w:rStyle w:val="Hyperlink"/>
@@ -22982,7 +23006,7 @@
         </w:tc>
         <w:tc>
           <w:tcPr>
-            <w:tcW w:type="dxa" w:w="2512"/>
+            <w:tcW w:type="dxa" w:w="2267"/>
           </w:tcPr>
           <w:p>
             <w:pPr>
@@ -22996,7 +23020,7 @@
         </w:tc>
         <w:tc>
           <w:tcPr>
-            <w:tcW w:type="dxa" w:w="3064"/>
+            <w:tcW w:type="dxa" w:w="3453"/>
           </w:tcPr>
           <w:p>
             <w:pPr>
@@ -23026,14 +23050,14 @@
         </w:tc>
         <w:tc>
           <w:tcPr>
-            <w:tcW w:type="dxa" w:w="1704"/>
-          </w:tcPr>
-          <w:p>
-            <w:pPr>
-              <w:pStyle w:val="Compact"/>
-              <w:jc w:val="left"/>
-            </w:pPr>
-            <w:hyperlink r:id="rId2009">
+            <w:tcW w:type="dxa" w:w="1560"/>
+          </w:tcPr>
+          <w:p>
+            <w:pPr>
+              <w:pStyle w:val="Compact"/>
+              <w:jc w:val="left"/>
+            </w:pPr>
+            <w:hyperlink r:id="rId2201">
               <w:r>
                 <w:rPr>
                   <w:rStyle w:val="Hyperlink"/>
@@ -23045,7 +23069,7 @@
         </w:tc>
         <w:tc>
           <w:tcPr>
-            <w:tcW w:type="dxa" w:w="2512"/>
+            <w:tcW w:type="dxa" w:w="2267"/>
           </w:tcPr>
           <w:p>
             <w:pPr>
@@ -23059,7 +23083,7 @@
         </w:tc>
         <w:tc>
           <w:tcPr>
-            <w:tcW w:type="dxa" w:w="3064"/>
+            <w:tcW w:type="dxa" w:w="3453"/>
           </w:tcPr>
           <w:p>
             <w:pPr>
@@ -23105,14 +23129,14 @@
         </w:tc>
         <w:tc>
           <w:tcPr>
-            <w:tcW w:type="dxa" w:w="1704"/>
-          </w:tcPr>
-          <w:p>
-            <w:pPr>
-              <w:pStyle w:val="Compact"/>
-              <w:jc w:val="left"/>
-            </w:pPr>
-            <w:hyperlink r:id="rId2049">
+            <w:tcW w:type="dxa" w:w="1560"/>
+          </w:tcPr>
+          <w:p>
+            <w:pPr>
+              <w:pStyle w:val="Compact"/>
+              <w:jc w:val="left"/>
+            </w:pPr>
+            <w:hyperlink r:id="rId2241">
               <w:r>
                 <w:rPr>
                   <w:rStyle w:val="Hyperlink"/>
@@ -23124,29 +23148,29 @@
         </w:tc>
         <w:tc>
           <w:tcPr>
-            <w:tcW w:type="dxa" w:w="2512"/>
-          </w:tcPr>
-          <w:p>
-            <w:pPr>
-              <w:pStyle w:val="Compact"/>
-              <w:jc w:val="left"/>
-            </w:pPr>
-            <w:r>
-              <w:t xml:space="preserve">Correct</w:t>
-            </w:r>
-          </w:p>
-        </w:tc>
-        <w:tc>
-          <w:tcPr>
-            <w:tcW w:type="dxa" w:w="3064"/>
-          </w:tcPr>
-          <w:p>
-            <w:pPr>
-              <w:pStyle w:val="Compact"/>
-              <w:jc w:val="left"/>
-            </w:pPr>
-            <w:r>
-              <w:t xml:space="preserve">Abstract; the detection-during-fieldwork and panel-estimator claims must be confirmed against the full text</w:t>
+            <w:tcW w:type="dxa" w:w="2267"/>
+          </w:tcPr>
+          <w:p>
+            <w:pPr>
+              <w:pStyle w:val="Compact"/>
+              <w:jc w:val="left"/>
+            </w:pPr>
+            <w:r>
+              <w:t xml:space="preserve">Correct. Confirmed in the Crossref registry, which records online publication in 2015 ahead of the 2017 issue</w:t>
+            </w:r>
+          </w:p>
+        </w:tc>
+        <w:tc>
+          <w:tcPr>
+            <w:tcW w:type="dxa" w:w="3453"/>
+          </w:tcPr>
+          <w:p>
+            <w:pPr>
+              <w:pStyle w:val="Compact"/>
+              <w:jc w:val="left"/>
+            </w:pPr>
+            <w:r>
+              <w:t xml:space="preserve">Full text; prevalence, detection during fieldwork and the panel-estimator finding, p. 129. The first submission's wording, that the fabrication affected "some key covariates", was not the authors' and has been replaced with their own finding</w:t>
             </w:r>
           </w:p>
         </w:tc>
@@ -23168,14 +23192,14 @@
         </w:tc>
         <w:tc>
           <w:tcPr>
-            <w:tcW w:type="dxa" w:w="1704"/>
-          </w:tcPr>
-          <w:p>
-            <w:pPr>
-              <w:pStyle w:val="Compact"/>
-              <w:jc w:val="left"/>
-            </w:pPr>
-            <w:hyperlink r:id="rId2050">
+            <w:tcW w:type="dxa" w:w="1560"/>
+          </w:tcPr>
+          <w:p>
+            <w:pPr>
+              <w:pStyle w:val="Compact"/>
+              <w:jc w:val="left"/>
+            </w:pPr>
+            <w:hyperlink r:id="rId2242">
               <w:r>
                 <w:rPr>
                   <w:rStyle w:val="Hyperlink"/>
@@ -23187,7 +23211,7 @@
         </w:tc>
         <w:tc>
           <w:tcPr>
-            <w:tcW w:type="dxa" w:w="2512"/>
+            <w:tcW w:type="dxa" w:w="2267"/>
           </w:tcPr>
           <w:p>
             <w:pPr>
@@ -23201,7 +23225,7 @@
         </w:tc>
         <w:tc>
           <w:tcPr>
-            <w:tcW w:type="dxa" w:w="3064"/>
+            <w:tcW w:type="dxa" w:w="3453"/>
           </w:tcPr>
           <w:p>
             <w:pPr>
@@ -23257,7 +23281,7 @@
         </w:tc>
         <w:tc>
           <w:tcPr>
-            <w:tcW w:type="dxa" w:w="1704"/>
+            <w:tcW w:type="dxa" w:w="1560"/>
           </w:tcPr>
           <w:p>
             <w:pPr>
@@ -23271,7 +23295,7 @@
         </w:tc>
         <w:tc>
           <w:tcPr>
-            <w:tcW w:type="dxa" w:w="2512"/>
+            <w:tcW w:type="dxa" w:w="2267"/>
           </w:tcPr>
           <w:p>
             <w:pPr>
@@ -23285,7 +23309,7 @@
         </w:tc>
         <w:tc>
           <w:tcPr>
-            <w:tcW w:type="dxa" w:w="3064"/>
+            <w:tcW w:type="dxa" w:w="3453"/>
           </w:tcPr>
           <w:p>
             <w:pPr>
@@ -23321,18 +23345,21 @@
               </w:rPr>
               <w:t xml:space="preserve">ICTD '10</w:t>
             </w:r>
-          </w:p>
-        </w:tc>
-        <w:tc>
-          <w:tcPr>
-            <w:tcW w:type="dxa" w:w="1704"/>
-          </w:tcPr>
-          <w:p>
-            <w:pPr>
-              <w:pStyle w:val="Compact"/>
-              <w:jc w:val="left"/>
-            </w:pPr>
-            <w:hyperlink r:id="rId2051">
+            <w:r>
+              <w:t xml:space="preserve">, pp. 1-12</w:t>
+            </w:r>
+          </w:p>
+        </w:tc>
+        <w:tc>
+          <w:tcPr>
+            <w:tcW w:type="dxa" w:w="1560"/>
+          </w:tcPr>
+          <w:p>
+            <w:pPr>
+              <w:pStyle w:val="Compact"/>
+              <w:jc w:val="left"/>
+            </w:pPr>
+            <w:hyperlink r:id="rId2243">
               <w:r>
                 <w:rPr>
                   <w:rStyle w:val="Hyperlink"/>
@@ -23344,21 +23371,21 @@
         </w:tc>
         <w:tc>
           <w:tcPr>
-            <w:tcW w:type="dxa" w:w="2512"/>
-          </w:tcPr>
-          <w:p>
-            <w:pPr>
-              <w:pStyle w:val="Compact"/>
-              <w:jc w:val="left"/>
-            </w:pPr>
-            <w:r>
-              <w:t xml:space="preserve">Correct; page range still to be added</w:t>
-            </w:r>
-          </w:p>
-        </w:tc>
-        <w:tc>
-          <w:tcPr>
-            <w:tcW w:type="dxa" w:w="3064"/>
+            <w:tcW w:type="dxa" w:w="2267"/>
+          </w:tcPr>
+          <w:p>
+            <w:pPr>
+              <w:pStyle w:val="Compact"/>
+              <w:jc w:val="left"/>
+            </w:pPr>
+            <w:r>
+              <w:t xml:space="preserve">Correct; page range confirmed in the Crossref registry</w:t>
+            </w:r>
+          </w:p>
+        </w:tc>
+        <w:tc>
+          <w:tcPr>
+            <w:tcW w:type="dxa" w:w="3453"/>
           </w:tcPr>
           <w:p>
             <w:pPr>
@@ -23398,14 +23425,14 @@
         </w:tc>
         <w:tc>
           <w:tcPr>
-            <w:tcW w:type="dxa" w:w="1704"/>
-          </w:tcPr>
-          <w:p>
-            <w:pPr>
-              <w:pStyle w:val="Compact"/>
-              <w:jc w:val="left"/>
-            </w:pPr>
-            <w:hyperlink r:id="rId2052">
+            <w:tcW w:type="dxa" w:w="1560"/>
+          </w:tcPr>
+          <w:p>
+            <w:pPr>
+              <w:pStyle w:val="Compact"/>
+              <w:jc w:val="left"/>
+            </w:pPr>
+            <w:hyperlink r:id="rId2244">
               <w:r>
                 <w:rPr>
                   <w:rStyle w:val="Hyperlink"/>
@@ -23417,21 +23444,21 @@
         </w:tc>
         <w:tc>
           <w:tcPr>
-            <w:tcW w:type="dxa" w:w="2512"/>
-          </w:tcPr>
-          <w:p>
-            <w:pPr>
-              <w:pStyle w:val="Compact"/>
-              <w:jc w:val="left"/>
-            </w:pPr>
-            <w:r>
-              <w:t xml:space="preserve">Correct</w:t>
-            </w:r>
-          </w:p>
-        </w:tc>
-        <w:tc>
-          <w:tcPr>
-            <w:tcW w:type="dxa" w:w="3064"/>
+            <w:tcW w:type="dxa" w:w="2267"/>
+          </w:tcPr>
+          <w:p>
+            <w:pPr>
+              <w:pStyle w:val="Compact"/>
+              <w:jc w:val="left"/>
+            </w:pPr>
+            <w:r>
+              <w:t xml:space="preserve">Correct. Confirmed in the Crossref registry, which lists Springer's digitised edition of the 1980 Chapman and Hall book</w:t>
+            </w:r>
+          </w:p>
+        </w:tc>
+        <w:tc>
+          <w:tcPr>
+            <w:tcW w:type="dxa" w:w="3453"/>
           </w:tcPr>
           <w:p>
             <w:pPr>
@@ -23477,14 +23504,14 @@
         </w:tc>
         <w:tc>
           <w:tcPr>
-            <w:tcW w:type="dxa" w:w="1704"/>
-          </w:tcPr>
-          <w:p>
-            <w:pPr>
-              <w:pStyle w:val="Compact"/>
-              <w:jc w:val="left"/>
-            </w:pPr>
-            <w:hyperlink r:id="rId2053">
+            <w:tcW w:type="dxa" w:w="1560"/>
+          </w:tcPr>
+          <w:p>
+            <w:pPr>
+              <w:pStyle w:val="Compact"/>
+              <w:jc w:val="left"/>
+            </w:pPr>
+            <w:hyperlink r:id="rId2245">
               <w:r>
                 <w:rPr>
                   <w:rStyle w:val="Hyperlink"/>
@@ -23496,7 +23523,7 @@
         </w:tc>
         <w:tc>
           <w:tcPr>
-            <w:tcW w:type="dxa" w:w="2512"/>
+            <w:tcW w:type="dxa" w:w="2267"/>
           </w:tcPr>
           <w:p>
             <w:pPr>
@@ -23510,7 +23537,7 @@
         </w:tc>
         <w:tc>
           <w:tcPr>
-            <w:tcW w:type="dxa" w:w="3064"/>
+            <w:tcW w:type="dxa" w:w="3453"/>
           </w:tcPr>
           <w:p>
             <w:pPr>
@@ -23550,14 +23577,14 @@
         </w:tc>
         <w:tc>
           <w:tcPr>
-            <w:tcW w:type="dxa" w:w="1704"/>
-          </w:tcPr>
-          <w:p>
-            <w:pPr>
-              <w:pStyle w:val="Compact"/>
-              <w:jc w:val="left"/>
-            </w:pPr>
-            <w:hyperlink r:id="rId2054">
+            <w:tcW w:type="dxa" w:w="1560"/>
+          </w:tcPr>
+          <w:p>
+            <w:pPr>
+              <w:pStyle w:val="Compact"/>
+              <w:jc w:val="left"/>
+            </w:pPr>
+            <w:hyperlink r:id="rId2246">
               <w:r>
                 <w:rPr>
                   <w:rStyle w:val="Hyperlink"/>
@@ -23569,7 +23596,7 @@
         </w:tc>
         <w:tc>
           <w:tcPr>
-            <w:tcW w:type="dxa" w:w="2512"/>
+            <w:tcW w:type="dxa" w:w="2267"/>
           </w:tcPr>
           <w:p>
             <w:pPr>
@@ -23583,7 +23610,7 @@
         </w:tc>
         <w:tc>
           <w:tcPr>
-            <w:tcW w:type="dxa" w:w="3064"/>
+            <w:tcW w:type="dxa" w:w="3453"/>
           </w:tcPr>
           <w:p>
             <w:pPr>
@@ -23629,14 +23656,14 @@
         </w:tc>
         <w:tc>
           <w:tcPr>
-            <w:tcW w:type="dxa" w:w="1704"/>
-          </w:tcPr>
-          <w:p>
-            <w:pPr>
-              <w:pStyle w:val="Compact"/>
-              <w:jc w:val="left"/>
-            </w:pPr>
-            <w:hyperlink r:id="rId2055">
+            <w:tcW w:type="dxa" w:w="1560"/>
+          </w:tcPr>
+          <w:p>
+            <w:pPr>
+              <w:pStyle w:val="Compact"/>
+              <w:jc w:val="left"/>
+            </w:pPr>
+            <w:hyperlink r:id="rId2247">
               <w:r>
                 <w:rPr>
                   <w:rStyle w:val="Hyperlink"/>
@@ -23648,7 +23675,7 @@
         </w:tc>
         <w:tc>
           <w:tcPr>
-            <w:tcW w:type="dxa" w:w="2512"/>
+            <w:tcW w:type="dxa" w:w="2267"/>
           </w:tcPr>
           <w:p>
             <w:pPr>
@@ -23662,7 +23689,7 @@
         </w:tc>
         <w:tc>
           <w:tcPr>
-            <w:tcW w:type="dxa" w:w="3064"/>
+            <w:tcW w:type="dxa" w:w="3453"/>
           </w:tcPr>
           <w:p>
             <w:pPr>
@@ -23702,7 +23729,7 @@
         </w:tc>
         <w:tc>
           <w:tcPr>
-            <w:tcW w:type="dxa" w:w="1704"/>
+            <w:tcW w:type="dxa" w:w="1560"/>
           </w:tcPr>
           <w:p>
             <w:pPr>
@@ -23716,7 +23743,7 @@
         </w:tc>
         <w:tc>
           <w:tcPr>
-            <w:tcW w:type="dxa" w:w="2512"/>
+            <w:tcW w:type="dxa" w:w="2267"/>
           </w:tcPr>
           <w:p>
             <w:pPr>
@@ -23730,7 +23757,7 @@
         </w:tc>
         <w:tc>
           <w:tcPr>
-            <w:tcW w:type="dxa" w:w="3064"/>
+            <w:tcW w:type="dxa" w:w="3453"/>
           </w:tcPr>
           <w:p>
             <w:pPr>
@@ -23776,14 +23803,14 @@
         </w:tc>
         <w:tc>
           <w:tcPr>
-            <w:tcW w:type="dxa" w:w="1704"/>
-          </w:tcPr>
-          <w:p>
-            <w:pPr>
-              <w:pStyle w:val="Compact"/>
-              <w:jc w:val="left"/>
-            </w:pPr>
-            <w:hyperlink r:id="rId2056">
+            <w:tcW w:type="dxa" w:w="1560"/>
+          </w:tcPr>
+          <w:p>
+            <w:pPr>
+              <w:pStyle w:val="Compact"/>
+              <w:jc w:val="left"/>
+            </w:pPr>
+            <w:hyperlink r:id="rId2248">
               <w:r>
                 <w:rPr>
                   <w:rStyle w:val="Hyperlink"/>
@@ -23795,7 +23822,7 @@
         </w:tc>
         <w:tc>
           <w:tcPr>
-            <w:tcW w:type="dxa" w:w="2512"/>
+            <w:tcW w:type="dxa" w:w="2267"/>
           </w:tcPr>
           <w:p>
             <w:pPr>
@@ -23809,7 +23836,7 @@
         </w:tc>
         <w:tc>
           <w:tcPr>
-            <w:tcW w:type="dxa" w:w="3064"/>
+            <w:tcW w:type="dxa" w:w="3453"/>
           </w:tcPr>
           <w:p>
             <w:pPr>
@@ -23855,14 +23882,14 @@
         </w:tc>
         <w:tc>
           <w:tcPr>
-            <w:tcW w:type="dxa" w:w="1704"/>
-          </w:tcPr>
-          <w:p>
-            <w:pPr>
-              <w:pStyle w:val="Compact"/>
-              <w:jc w:val="left"/>
-            </w:pPr>
-            <w:hyperlink r:id="rId2057">
+            <w:tcW w:type="dxa" w:w="1560"/>
+          </w:tcPr>
+          <w:p>
+            <w:pPr>
+              <w:pStyle w:val="Compact"/>
+              <w:jc w:val="left"/>
+            </w:pPr>
+            <w:hyperlink r:id="rId2249">
               <w:r>
                 <w:rPr>
                   <w:rStyle w:val="Hyperlink"/>
@@ -23874,7 +23901,7 @@
         </w:tc>
         <w:tc>
           <w:tcPr>
-            <w:tcW w:type="dxa" w:w="2512"/>
+            <w:tcW w:type="dxa" w:w="2267"/>
           </w:tcPr>
           <w:p>
             <w:pPr>
@@ -23888,7 +23915,7 @@
         </w:tc>
         <w:tc>
           <w:tcPr>
-            <w:tcW w:type="dxa" w:w="3064"/>
+            <w:tcW w:type="dxa" w:w="3453"/>
           </w:tcPr>
           <w:p>
             <w:pPr>
@@ -23928,14 +23955,14 @@
         </w:tc>
         <w:tc>
           <w:tcPr>
-            <w:tcW w:type="dxa" w:w="1704"/>
-          </w:tcPr>
-          <w:p>
-            <w:pPr>
-              <w:pStyle w:val="Compact"/>
-              <w:jc w:val="left"/>
-            </w:pPr>
-            <w:hyperlink r:id="rId2058">
+            <w:tcW w:type="dxa" w:w="1560"/>
+          </w:tcPr>
+          <w:p>
+            <w:pPr>
+              <w:pStyle w:val="Compact"/>
+              <w:jc w:val="left"/>
+            </w:pPr>
+            <w:hyperlink r:id="rId2250">
               <w:r>
                 <w:rPr>
                   <w:rStyle w:val="Hyperlink"/>
@@ -23947,7 +23974,7 @@
         </w:tc>
         <w:tc>
           <w:tcPr>
-            <w:tcW w:type="dxa" w:w="2512"/>
+            <w:tcW w:type="dxa" w:w="2267"/>
           </w:tcPr>
           <w:p>
             <w:pPr>
@@ -23961,7 +23988,7 @@
         </w:tc>
         <w:tc>
           <w:tcPr>
-            <w:tcW w:type="dxa" w:w="3064"/>
+            <w:tcW w:type="dxa" w:w="3453"/>
           </w:tcPr>
           <w:p>
             <w:pPr>
@@ -24007,14 +24034,14 @@
         </w:tc>
         <w:tc>
           <w:tcPr>
-            <w:tcW w:type="dxa" w:w="1704"/>
-          </w:tcPr>
-          <w:p>
-            <w:pPr>
-              <w:pStyle w:val="Compact"/>
-              <w:jc w:val="left"/>
-            </w:pPr>
-            <w:hyperlink r:id="rId2059">
+            <w:tcW w:type="dxa" w:w="1560"/>
+          </w:tcPr>
+          <w:p>
+            <w:pPr>
+              <w:pStyle w:val="Compact"/>
+              <w:jc w:val="left"/>
+            </w:pPr>
+            <w:hyperlink r:id="rId2251">
               <w:r>
                 <w:rPr>
                   <w:rStyle w:val="Hyperlink"/>
@@ -24026,29 +24053,29 @@
         </w:tc>
         <w:tc>
           <w:tcPr>
-            <w:tcW w:type="dxa" w:w="2512"/>
-          </w:tcPr>
-          <w:p>
-            <w:pPr>
-              <w:pStyle w:val="Compact"/>
-              <w:jc w:val="left"/>
-            </w:pPr>
-            <w:r>
-              <w:t xml:space="preserve">Correct</w:t>
-            </w:r>
-          </w:p>
-        </w:tc>
-        <w:tc>
-          <w:tcPr>
-            <w:tcW w:type="dxa" w:w="3064"/>
-          </w:tcPr>
-          <w:p>
-            <w:pPr>
-              <w:pStyle w:val="Compact"/>
-              <w:jc w:val="left"/>
-            </w:pPr>
-            <w:r>
-              <w:t xml:space="preserve">Abstract, which states the satisficing account used here</w:t>
+            <w:tcW w:type="dxa" w:w="2267"/>
+          </w:tcPr>
+          <w:p>
+            <w:pPr>
+              <w:pStyle w:val="Compact"/>
+              <w:jc w:val="left"/>
+            </w:pPr>
+            <w:r>
+              <w:t xml:space="preserve">Correct; confirmed in the Crossref registry</w:t>
+            </w:r>
+          </w:p>
+        </w:tc>
+        <w:tc>
+          <w:tcPr>
+            <w:tcW w:type="dxa" w:w="3453"/>
+          </w:tcPr>
+          <w:p>
+            <w:pPr>
+              <w:pStyle w:val="Compact"/>
+              <w:jc w:val="left"/>
+            </w:pPr>
+            <w:r>
+              <w:t xml:space="preserve">Abstract. The satisficing account attributed to it is also stated, and attributed to this paper, in Krosnick (1999, pp. 39, 41), which was read at full text</w:t>
             </w:r>
           </w:p>
         </w:tc>
@@ -24064,7 +24091,7 @@
               <w:jc w:val="left"/>
             </w:pPr>
             <w:r>
-              <w:t xml:space="preserve">McKinney (2017),</w:t>
+              <w:t xml:space="preserve">Krosnick (1999), 'Maximizing questionnaire quality', in Robinson, Shaver and Wrightsman (eds),</w:t>
             </w:r>
             <w:r>
               <w:t xml:space="preserve"> </w:t>
@@ -24074,52 +24101,52 @@
                 <w:i/>
                 <w:iCs/>
               </w:rPr>
-              <w:t xml:space="preserve">Python for Data Analysis</w:t>
-            </w:r>
-            <w:r>
-              <w:t xml:space="preserve">, 2nd edn</w:t>
-            </w:r>
-          </w:p>
-        </w:tc>
-        <w:tc>
-          <w:tcPr>
-            <w:tcW w:type="dxa" w:w="1704"/>
-          </w:tcPr>
-          <w:p>
-            <w:pPr>
-              <w:pStyle w:val="Compact"/>
-              <w:jc w:val="left"/>
-            </w:pPr>
-            <w:r>
-              <w:t xml:space="preserve">ISBN 978-1-491-95766-0</w:t>
-            </w:r>
-          </w:p>
-        </w:tc>
-        <w:tc>
-          <w:tcPr>
-            <w:tcW w:type="dxa" w:w="2512"/>
-          </w:tcPr>
-          <w:p>
-            <w:pPr>
-              <w:pStyle w:val="Compact"/>
-              <w:jc w:val="left"/>
-            </w:pPr>
-            <w:r>
-              <w:t xml:space="preserve">Correct</w:t>
-            </w:r>
-          </w:p>
-        </w:tc>
-        <w:tc>
-          <w:tcPr>
-            <w:tcW w:type="dxa" w:w="3064"/>
-          </w:tcPr>
-          <w:p>
-            <w:pPr>
-              <w:pStyle w:val="Compact"/>
-              <w:jc w:val="left"/>
-            </w:pPr>
-            <w:r>
-              <w:t xml:space="preserve">Not consulted; cited as the reference for the software stack</w:t>
+              <w:t xml:space="preserve">Measures of Political Attitudes</w:t>
+            </w:r>
+            <w:r>
+              <w:t xml:space="preserve">, pp. 37-57</w:t>
+            </w:r>
+          </w:p>
+        </w:tc>
+        <w:tc>
+          <w:tcPr>
+            <w:tcW w:type="dxa" w:w="1560"/>
+          </w:tcPr>
+          <w:p>
+            <w:pPr>
+              <w:pStyle w:val="Compact"/>
+              <w:jc w:val="left"/>
+            </w:pPr>
+            <w:r>
+              <w:t xml:space="preserve">Academic Press chapter; no DOI</w:t>
+            </w:r>
+          </w:p>
+        </w:tc>
+        <w:tc>
+          <w:tcPr>
+            <w:tcW w:type="dxa" w:w="2267"/>
+          </w:tcPr>
+          <w:p>
+            <w:pPr>
+              <w:pStyle w:val="Compact"/>
+              <w:jc w:val="left"/>
+            </w:pPr>
+            <w:r>
+              <w:t xml:space="preserve">Correct; the chapter's title page gives the book, editors, publisher and first page</w:t>
+            </w:r>
+          </w:p>
+        </w:tc>
+        <w:tc>
+          <w:tcPr>
+            <w:tcW w:type="dxa" w:w="3453"/>
+          </w:tcPr>
+          <w:p>
+            <w:pPr>
+              <w:pStyle w:val="Compact"/>
+              <w:jc w:val="left"/>
+            </w:pPr>
+            <w:r>
+              <w:t xml:space="preserve">Full text; satisficing p. 39 and p. 41, fatigue p. 40</w:t>
             </w:r>
           </w:p>
         </w:tc>
@@ -24135,7 +24162,7 @@
               <w:jc w:val="left"/>
             </w:pPr>
             <w:r>
-              <w:t xml:space="preserve">ODK (n.d.),</w:t>
+              <w:t xml:space="preserve">McKinney (2017),</w:t>
             </w:r>
             <w:r>
               <w:t xml:space="preserve"> </w:t>
@@ -24145,20 +24172,91 @@
                 <w:i/>
                 <w:iCs/>
               </w:rPr>
+              <w:t xml:space="preserve">Python for Data Analysis</w:t>
+            </w:r>
+            <w:r>
+              <w:t xml:space="preserve">, 2nd edn</w:t>
+            </w:r>
+          </w:p>
+        </w:tc>
+        <w:tc>
+          <w:tcPr>
+            <w:tcW w:type="dxa" w:w="1560"/>
+          </w:tcPr>
+          <w:p>
+            <w:pPr>
+              <w:pStyle w:val="Compact"/>
+              <w:jc w:val="left"/>
+            </w:pPr>
+            <w:r>
+              <w:t xml:space="preserve">ISBN 978-1-491-95766-0</w:t>
+            </w:r>
+          </w:p>
+        </w:tc>
+        <w:tc>
+          <w:tcPr>
+            <w:tcW w:type="dxa" w:w="2267"/>
+          </w:tcPr>
+          <w:p>
+            <w:pPr>
+              <w:pStyle w:val="Compact"/>
+              <w:jc w:val="left"/>
+            </w:pPr>
+            <w:r>
+              <w:t xml:space="preserve">Correct</w:t>
+            </w:r>
+          </w:p>
+        </w:tc>
+        <w:tc>
+          <w:tcPr>
+            <w:tcW w:type="dxa" w:w="3453"/>
+          </w:tcPr>
+          <w:p>
+            <w:pPr>
+              <w:pStyle w:val="Compact"/>
+              <w:jc w:val="left"/>
+            </w:pPr>
+            <w:r>
+              <w:t xml:space="preserve">Not consulted; cited as the reference for the software stack</w:t>
+            </w:r>
+          </w:p>
+        </w:tc>
+      </w:tr>
+      <w:tr>
+        <w:tc>
+          <w:tcPr>
+            <w:tcW w:type="dxa" w:w="2080"/>
+          </w:tcPr>
+          <w:p>
+            <w:pPr>
+              <w:pStyle w:val="Compact"/>
+              <w:jc w:val="left"/>
+            </w:pPr>
+            <w:r>
+              <w:t xml:space="preserve">ODK (n.d.),</w:t>
+            </w:r>
+            <w:r>
+              <w:t xml:space="preserve"> </w:t>
+            </w:r>
+            <w:r>
+              <w:rPr>
+                <w:i/>
+                <w:iCs/>
+              </w:rPr>
               <w:t xml:space="preserve">Form audit log</w:t>
             </w:r>
           </w:p>
         </w:tc>
         <w:tc>
           <w:tcPr>
-            <w:tcW w:type="dxa" w:w="1704"/>
-          </w:tcPr>
-          <w:p>
-            <w:pPr>
-              <w:pStyle w:val="Compact"/>
-              <w:jc w:val="left"/>
-            </w:pPr>
-            <w:hyperlink r:id="rId2010">
+            <w:tcW w:type="dxa" w:w="1560"/>
+          </w:tcPr>
+          <w:p>
+            <w:pPr>
+              <w:pStyle w:val="Compact"/>
+              <w:jc w:val="left"/>
+            </w:pPr>
+            <w:hyperlink r:id="rId2202">
               <w:r>
                 <w:rPr>
                   <w:rStyle w:val="Hyperlink"/>
@@ -24170,7 +24268,7 @@
         </w:tc>
         <w:tc>
           <w:tcPr>
-            <w:tcW w:type="dxa" w:w="2512"/>
+            <w:tcW w:type="dxa" w:w="2267"/>
           </w:tcPr>
           <w:p>
             <w:pPr>
@@ -24184,7 +24282,7 @@
         </w:tc>
         <w:tc>
           <w:tcPr>
-            <w:tcW w:type="dxa" w:w="3064"/>
+            <w:tcW w:type="dxa" w:w="3453"/>
           </w:tcPr>
           <w:p>
             <w:pPr>
@@ -24230,14 +24328,14 @@
         </w:tc>
         <w:tc>
           <w:tcPr>
-            <w:tcW w:type="dxa" w:w="1704"/>
-          </w:tcPr>
-          <w:p>
-            <w:pPr>
-              <w:pStyle w:val="Compact"/>
-              <w:jc w:val="left"/>
-            </w:pPr>
-            <w:hyperlink r:id="rId2060">
+            <w:tcW w:type="dxa" w:w="1560"/>
+          </w:tcPr>
+          <w:p>
+            <w:pPr>
+              <w:pStyle w:val="Compact"/>
+              <w:jc w:val="left"/>
+            </w:pPr>
+            <w:hyperlink r:id="rId2252">
               <w:r>
                 <w:rPr>
                   <w:rStyle w:val="Hyperlink"/>
@@ -24249,7 +24347,7 @@
         </w:tc>
         <w:tc>
           <w:tcPr>
-            <w:tcW w:type="dxa" w:w="2512"/>
+            <w:tcW w:type="dxa" w:w="2267"/>
           </w:tcPr>
           <w:p>
             <w:pPr>
@@ -24263,7 +24361,7 @@
         </w:tc>
         <w:tc>
           <w:tcPr>
-            <w:tcW w:type="dxa" w:w="3064"/>
+            <w:tcW w:type="dxa" w:w="3453"/>
           </w:tcPr>
           <w:p>
             <w:pPr>
@@ -24303,14 +24401,14 @@
         </w:tc>
         <w:tc>
           <w:tcPr>
-            <w:tcW w:type="dxa" w:w="1704"/>
-          </w:tcPr>
-          <w:p>
-            <w:pPr>
-              <w:pStyle w:val="Compact"/>
-              <w:jc w:val="left"/>
-            </w:pPr>
-            <w:hyperlink r:id="rId2011">
+            <w:tcW w:type="dxa" w:w="1560"/>
+          </w:tcPr>
+          <w:p>
+            <w:pPr>
+              <w:pStyle w:val="Compact"/>
+              <w:jc w:val="left"/>
+            </w:pPr>
+            <w:hyperlink r:id="rId2203">
               <w:r>
                 <w:rPr>
                   <w:rStyle w:val="Hyperlink"/>
@@ -24322,7 +24420,7 @@
         </w:tc>
         <w:tc>
           <w:tcPr>
-            <w:tcW w:type="dxa" w:w="2512"/>
+            <w:tcW w:type="dxa" w:w="2267"/>
           </w:tcPr>
           <w:p>
             <w:pPr>
@@ -24336,7 +24434,7 @@
         </w:tc>
         <w:tc>
           <w:tcPr>
-            <w:tcW w:type="dxa" w:w="3064"/>
+            <w:tcW w:type="dxa" w:w="3453"/>
           </w:tcPr>
           <w:p>
             <w:pPr>
@@ -24376,14 +24474,14 @@
         </w:tc>
         <w:tc>
           <w:tcPr>
-            <w:tcW w:type="dxa" w:w="1704"/>
-          </w:tcPr>
-          <w:p>
-            <w:pPr>
-              <w:pStyle w:val="Compact"/>
-              <w:jc w:val="left"/>
-            </w:pPr>
-            <w:hyperlink r:id="rId2012">
+            <w:tcW w:type="dxa" w:w="1560"/>
+          </w:tcPr>
+          <w:p>
+            <w:pPr>
+              <w:pStyle w:val="Compact"/>
+              <w:jc w:val="left"/>
+            </w:pPr>
+            <w:hyperlink r:id="rId2204">
               <w:r>
                 <w:rPr>
                   <w:rStyle w:val="Hyperlink"/>
@@ -24395,7 +24493,7 @@
         </w:tc>
         <w:tc>
           <w:tcPr>
-            <w:tcW w:type="dxa" w:w="2512"/>
+            <w:tcW w:type="dxa" w:w="2267"/>
           </w:tcPr>
           <w:p>
             <w:pPr>
@@ -24409,7 +24507,7 @@
         </w:tc>
         <w:tc>
           <w:tcPr>
-            <w:tcW w:type="dxa" w:w="3064"/>
+            <w:tcW w:type="dxa" w:w="3453"/>
           </w:tcPr>
           <w:p>
             <w:pPr>
@@ -24449,7 +24547,7 @@
         </w:tc>
         <w:tc>
           <w:tcPr>
-            <w:tcW w:type="dxa" w:w="1704"/>
+            <w:tcW w:type="dxa" w:w="1560"/>
           </w:tcPr>
           <w:p>
             <w:pPr>
@@ -24463,7 +24561,7 @@
         </w:tc>
         <w:tc>
           <w:tcPr>
-            <w:tcW w:type="dxa" w:w="2512"/>
+            <w:tcW w:type="dxa" w:w="2267"/>
           </w:tcPr>
           <w:p>
             <w:pPr>
@@ -24477,7 +24575,7 @@
         </w:tc>
         <w:tc>
           <w:tcPr>
-            <w:tcW w:type="dxa" w:w="3064"/>
+            <w:tcW w:type="dxa" w:w="3453"/>
           </w:tcPr>
           <w:p>
             <w:pPr>
@@ -24523,14 +24621,14 @@
         </w:tc>
         <w:tc>
           <w:tcPr>
-            <w:tcW w:type="dxa" w:w="1704"/>
-          </w:tcPr>
-          <w:p>
-            <w:pPr>
-              <w:pStyle w:val="Compact"/>
-              <w:jc w:val="left"/>
-            </w:pPr>
-            <w:hyperlink r:id="rId2061">
+            <w:tcW w:type="dxa" w:w="1560"/>
+          </w:tcPr>
+          <w:p>
+            <w:pPr>
+              <w:pStyle w:val="Compact"/>
+              <w:jc w:val="left"/>
+            </w:pPr>
+            <w:hyperlink r:id="rId2253">
               <w:r>
                 <w:rPr>
                   <w:rStyle w:val="Hyperlink"/>
@@ -24542,29 +24640,29 @@
         </w:tc>
         <w:tc>
           <w:tcPr>
-            <w:tcW w:type="dxa" w:w="2512"/>
-          </w:tcPr>
-          <w:p>
-            <w:pPr>
-              <w:pStyle w:val="Compact"/>
-              <w:jc w:val="left"/>
-            </w:pPr>
-            <w:r>
-              <w:t xml:space="preserve">Correct</w:t>
-            </w:r>
-          </w:p>
-        </w:tc>
-        <w:tc>
-          <w:tcPr>
-            <w:tcW w:type="dxa" w:w="3064"/>
-          </w:tcPr>
-          <w:p>
-            <w:pPr>
-              <w:pStyle w:val="Compact"/>
-              <w:jc w:val="left"/>
-            </w:pPr>
-            <w:r>
-              <w:t xml:space="preserve">Abstract; the complexity and latency claims must be confirmed against the full text. The log-normal claim previously attributed to this paper has been withdrawn</w:t>
+            <w:tcW w:type="dxa" w:w="2267"/>
+          </w:tcPr>
+          <w:p>
+            <w:pPr>
+              <w:pStyle w:val="Compact"/>
+              <w:jc w:val="left"/>
+            </w:pPr>
+            <w:r>
+              <w:t xml:space="preserve">Correct; confirmed in the Crossref registry</w:t>
+            </w:r>
+          </w:p>
+        </w:tc>
+        <w:tc>
+          <w:tcPr>
+            <w:tcW w:type="dxa" w:w="3453"/>
+          </w:tcPr>
+          <w:p>
+            <w:pPr>
+              <w:pStyle w:val="Compact"/>
+              <w:jc w:val="left"/>
+            </w:pPr>
+            <w:r>
+              <w:t xml:space="preserve">Full text; determinants of response time p. 51, positive skew p. 52, the disclaimer about data quality p. 56. The draft's claim that the paper links fast answers to lower quality was not supported, since the authors say their emphasis is not on that relation, and has been corrected</w:t>
             </w:r>
           </w:p>
         </w:tc>
@@ -24602,14 +24700,14 @@
         </w:tc>
         <w:tc>
           <w:tcPr>
-            <w:tcW w:type="dxa" w:w="1704"/>
-          </w:tcPr>
-          <w:p>
-            <w:pPr>
-              <w:pStyle w:val="Compact"/>
-              <w:jc w:val="left"/>
-            </w:pPr>
-            <w:hyperlink r:id="rId2062">
+            <w:tcW w:type="dxa" w:w="1560"/>
+          </w:tcPr>
+          <w:p>
+            <w:pPr>
+              <w:pStyle w:val="Compact"/>
+              <w:jc w:val="left"/>
+            </w:pPr>
+            <w:hyperlink r:id="rId2254">
               <w:r>
                 <w:rPr>
                   <w:rStyle w:val="Hyperlink"/>
@@ -24621,7 +24719,7 @@
         </w:tc>
         <w:tc>
           <w:tcPr>
-            <w:tcW w:type="dxa" w:w="2512"/>
+            <w:tcW w:type="dxa" w:w="2267"/>
           </w:tcPr>
           <w:p>
             <w:pPr>
@@ -24635,7 +24733,7 @@
         </w:tc>
         <w:tc>
           <w:tcPr>
-            <w:tcW w:type="dxa" w:w="3064"/>
+            <w:tcW w:type="dxa" w:w="3453"/>
           </w:tcPr>
           <w:p>
             <w:pPr>
@@ -24664,7 +24762,7 @@
         <w:t xml:space="preserve"> </w:t>
       </w:r>
       <w:r>
-        <w:t xml:space="preserve">Six sources are cited from an abstract or not consulted at all: Benjamini and Hochberg (1995), Cohen (1988), Finn and Ranchhod (2017), Groves et al. (2009), Iglewicz and Hoaglin (1993), Japkowicz and Stephen (2002), Kerby (2014), Krosnick (1991), Kreuter (2013), McKinney (2017), Tukey (1977) and Yan and Tourangeau (2008). Each is cited only at the level its abstract or publisher record supports, and none carries a load-bearing result. Obtaining the full texts through the university library and completing the last column is the remaining work.</w:t>
+        <w:t xml:space="preserve">Every reference was confirmed to exist through the Crossref DOI registry, the Open Library ISBN record, or the publisher's own document. Ten are cited from their abstract or publisher record rather than their full text: Benjamini and Hochberg (1995), Cohen (1988), Groves et al. (2009), Hawkins (1980), Iglewicz and Hoaglin (1993), Japkowicz and Stephen (2002), Kerby (2014), Kreuter (2013), McKinney (2017) and Tukey (1977). Each is cited only for what its abstract or record supports, and none carries a load-bearing result. Krosnick (1991) is also at abstract level, but the claim attributed to it is independently supported by Krosnick (1999), read at full text.</w:t>
       </w:r>
     </w:p>
     <w:p>
@@ -24783,7 +24881,7 @@
               <w:pStyle w:val="Compact"/>
               <w:jc w:val="left"/>
             </w:pPr>
-            <w:hyperlink r:id="rId2063">
+            <w:hyperlink r:id="rId2255">
               <w:r>
                 <w:rPr>
                   <w:rStyle w:val="Hyperlink"/>
@@ -24848,7 +24946,7 @@
               <w:pStyle w:val="Compact"/>
               <w:jc w:val="left"/>
             </w:pPr>
-            <w:hyperlink r:id="rId2064">
+            <w:hyperlink r:id="rId2256">
               <w:r>
                 <w:rPr>
                   <w:rStyle w:val="Hyperlink"/>
@@ -24913,7 +25011,7 @@
               <w:pStyle w:val="Compact"/>
               <w:jc w:val="left"/>
             </w:pPr>
-            <w:hyperlink r:id="rId2065">
+            <w:hyperlink r:id="rId2257">
               <w:r>
                 <w:rPr>
                   <w:rStyle w:val="Hyperlink"/>
@@ -24978,7 +25076,7 @@
               <w:pStyle w:val="Compact"/>
               <w:jc w:val="left"/>
             </w:pPr>
-            <w:hyperlink r:id="rId2066">
+            <w:hyperlink r:id="rId2258">
               <w:r>
                 <w:rPr>
                   <w:rStyle w:val="Hyperlink"/>
@@ -25043,7 +25141,7 @@
               <w:pStyle w:val="Compact"/>
               <w:jc w:val="left"/>
             </w:pPr>
-            <w:hyperlink r:id="rId2067">
+            <w:hyperlink r:id="rId2259">
               <w:r>
                 <w:rPr>
                   <w:rStyle w:val="Hyperlink"/>
@@ -25076,8 +25174,8 @@
         </w:pict>
       </w:r>
     </w:p>
-    <w:bookmarkEnd w:id="2068"/>
-    <w:bookmarkStart w:id="2069" w:name="appendix-f-feature-to-source-map"/>
+    <w:bookmarkEnd w:id="2260"/>
+    <w:bookmarkStart w:id="2261" w:name="appendix-f-feature-to-source-map"/>
     <w:p>
       <w:pPr>
         <w:pStyle w:val="Heading1"/>
@@ -25111,7 +25209,7 @@
         <w:pStyle w:val="BodyText"/>
       </w:pPr>
       <w:r>
-        <w:t xml:space="preserve">Counting the entries below, 19 of the forty features are attributed to a named source and 21 are design choices. That is a fair summary of the position: the timing and variability features are grounded in the falsification and response time literature, while the navigation, pause, trajectory and completion features are this project's own constructions. Section 8 treats the second group as a limitation, and the evaluation in section 6.2 is silent on most of them in any case.</w:t>
+        <w:t xml:space="preserve">Counting the entries below, 23 of the forty features are attributed to a named source and 17 are design choices. That is a fair summary of the position: the timing, variability and pace-trajectory features are grounded in the falsification and response time literature, while the navigation, pause and completion features are this project's own constructions. Section 8 treats the second group as a limitation, and the evaluation in section 6.2 is silent on most of them in any case.</w:t>
       </w:r>
     </w:p>
     <w:p>
@@ -25252,7 +25350,7 @@
               <w:jc w:val="left"/>
             </w:pPr>
             <w:r>
-              <w:t xml:space="preserve">Response time as unspent effort (2.2): Krosnick (1991); Yan and Tourangeau (2008); Birnbaum et al. (2013, p. 2913), whose instance-level features aggregate per-question answer times</w:t>
+              <w:t xml:space="preserve">Satisficing as shortcut cognitive effort (2.2): Krosnick (1999, p. 39); determinants of response time: Yan and Tourangeau (2008, p. 51); Birnbaum et al. (2013, p. 2913), whose instance-level features aggregate per-question answer times</w:t>
             </w:r>
           </w:p>
         </w:tc>
@@ -26470,7 +26568,7 @@
               <w:jc w:val="left"/>
             </w:pPr>
             <w:r>
-              <w:t xml:space="preserve">Design choice. Nearest support is the satisficing account in Krosnick (1991), on effort declining through an instrument</w:t>
+              <w:t xml:space="preserve">Yan and Tourangeau (2008, p. 51), who find response time depends on a question's position within the questionnaire; Krosnick (1999, p. 40), on responses degrading after respondents "have become fatigued answering a lot of prior questions"</w:t>
             </w:r>
           </w:p>
         </w:tc>
@@ -26528,7 +26626,7 @@
               <w:jc w:val="left"/>
             </w:pPr>
             <w:r>
-              <w:t xml:space="preserve">Design choice, as V-02</w:t>
+              <w:t xml:space="preserve">As V-02</w:t>
             </w:r>
           </w:p>
         </w:tc>
@@ -26586,7 +26684,7 @@
               <w:jc w:val="left"/>
             </w:pPr>
             <w:r>
-              <w:t xml:space="preserve">Design choice, as V-02</w:t>
+              <w:t xml:space="preserve">As V-02</w:t>
             </w:r>
           </w:p>
         </w:tc>
@@ -27166,7 +27264,7 @@
               <w:jc w:val="left"/>
             </w:pPr>
             <w:r>
-              <w:t xml:space="preserve">Design choice. Response time distributions are right-skewed, which is the property the statistical layer must respect (2.5)</w:t>
+              <w:t xml:space="preserve">Yan and Tourangeau (2008, p. 52), who report that response time distributions are "asymmetrical and positively skewed"</w:t>
             </w:r>
           </w:p>
         </w:tc>
@@ -27520,7 +27618,7 @@
         </w:tc>
       </w:tr>
     </w:tbl>
-    <w:bookmarkEnd w:id="2069"/>
+    <w:bookmarkEnd w:id="2261"/>
     <w:sectPr>
       <w:footerReference r:id="rId13" w:type="default"/>
       <w:footnotePr>

--- a/docs/deliverables/SAMUEL KAOMA 2022016530 Final Report.docx
+++ b/docs/deliverables/SAMUEL KAOMA 2022016530 Final Report.docx
@@ -382,7 +382,7 @@
       </w:pPr>
     </w:p>
     <w:p xmlns:w14="http://schemas.microsoft.com/office/word/2010/wordml"/>
-    <w:bookmarkStart w:id="1378" w:name="declaration"/>
+    <w:bookmarkStart w:id="1983" w:name="declaration"/>
     <w:p>
       <w:pPr>
         <w:pStyle w:val="Heading1"/>
@@ -501,8 +501,8 @@
         </w:pict>
       </w:r>
     </w:p>
-    <w:bookmarkEnd w:id="1378"/>
-    <w:bookmarkStart w:id="1379" w:name="supervisor-approval"/>
+    <w:bookmarkEnd w:id="1983"/>
+    <w:bookmarkStart w:id="1984" w:name="supervisor-approval"/>
     <w:p>
       <w:pPr>
         <w:pStyle w:val="Heading1"/>
@@ -548,8 +548,8 @@
         </w:pict>
       </w:r>
     </w:p>
-    <w:bookmarkEnd w:id="1379"/>
-    <w:bookmarkStart w:id="1380" w:name="acknowledgements"/>
+    <w:bookmarkEnd w:id="1984"/>
+    <w:bookmarkStart w:id="1985" w:name="acknowledgements"/>
     <w:p>
       <w:pPr>
         <w:pStyle w:val="Heading1"/>
@@ -591,8 +591,8 @@
         </w:pict>
       </w:r>
     </w:p>
-    <w:bookmarkEnd w:id="1380"/>
-    <w:bookmarkStart w:id="1381" w:name="conventions-used-in-this-report"/>
+    <w:bookmarkEnd w:id="1985"/>
+    <w:bookmarkStart w:id="1986" w:name="conventions-used-in-this-report"/>
     <w:p>
       <w:pPr>
         <w:pStyle w:val="Heading1"/>
@@ -709,8 +709,8 @@
         </w:pict>
       </w:r>
     </w:p>
-    <w:bookmarkEnd w:id="1381"/>
-    <w:bookmarkStart w:id="1382" w:name="table-of-contents"/>
+    <w:bookmarkEnd w:id="1986"/>
+    <w:bookmarkStart w:id="1987" w:name="table-of-contents"/>
     <w:p>
       <w:pPr>
         <w:pStyle w:val="Heading1"/>
@@ -1598,7 +1598,7 @@
               <w:jc w:val="left"/>
             </w:pPr>
             <w:r>
-              <w:t xml:space="preserve">16</w:t>
+              <w:t xml:space="preserve">17</w:t>
             </w:r>
           </w:p>
         </w:tc>
@@ -1954,7 +1954,7 @@
               <w:jc w:val="left"/>
             </w:pPr>
             <w:r>
-              <w:t xml:space="preserve">27</w:t>
+              <w:t xml:space="preserve">28</w:t>
             </w:r>
           </w:p>
         </w:tc>
@@ -3193,8 +3193,8 @@
         </w:tc>
       </w:tr>
     </w:tbl>
-    <w:bookmarkEnd w:id="1382"/>
-    <w:bookmarkStart w:id="1383" w:name="list-of-tables"/>
+    <w:bookmarkEnd w:id="1987"/>
+    <w:bookmarkStart w:id="1988" w:name="list-of-tables"/>
     <w:p>
       <w:pPr>
         <w:pStyle w:val="Heading1"/>
@@ -4553,8 +4553,8 @@
         </w:tc>
       </w:tr>
     </w:tbl>
-    <w:bookmarkEnd w:id="1383"/>
-    <w:bookmarkStart w:id="1384" w:name="list-of-figures"/>
+    <w:bookmarkEnd w:id="1988"/>
+    <w:bookmarkStart w:id="1989" w:name="list-of-figures"/>
     <w:p>
       <w:pPr>
         <w:pStyle w:val="Heading1"/>
@@ -4811,8 +4811,8 @@
         </w:tc>
       </w:tr>
     </w:tbl>
-    <w:bookmarkEnd w:id="1384"/>
-    <w:bookmarkStart w:id="1385" w:name="list-of-abbreviations"/>
+    <w:bookmarkEnd w:id="1989"/>
+    <w:bookmarkStart w:id="1990" w:name="list-of-abbreviations"/>
     <w:p>
       <w:pPr>
         <w:pStyle w:val="Heading1"/>
@@ -5442,8 +5442,8 @@
         </w:pict>
       </w:r>
     </w:p>
-    <w:bookmarkEnd w:id="1385"/>
-    <w:bookmarkStart w:id="1386" w:name="abstract"/>
+    <w:bookmarkEnd w:id="1990"/>
+    <w:bookmarkStart w:id="1991" w:name="abstract"/>
     <w:p>
       <w:pPr>
         <w:pStyle w:val="Heading1"/>
@@ -5478,8 +5478,8 @@
         <w:t xml:space="preserve">paradata; survey data quality; audit logs; interviewer falsification; response time; anomaly detection; interquartile range; SurveyCTO; ODK</w:t>
       </w:r>
     </w:p>
-    <w:bookmarkEnd w:id="1386"/>
-    <w:bookmarkStart w:id="1394" w:name="Xe3d0fc0bea9a42ce7605565d0964033d7f6ee47"/>
+    <w:bookmarkEnd w:id="1991"/>
+    <w:bookmarkStart w:id="1999" w:name="Xe3d0fc0bea9a42ce7605565d0964033d7f6ee47"/>
     <w:p>
       <w:pPr>
         <w:pStyle w:val="Heading1"/>
@@ -5504,7 +5504,7 @@
         <w:t xml:space="preserve">These behavioural traces carry diagnostic value that conventional quality checks cannot match. Unusually fast completion may indicate speeding or fabricated interviews (Bushery et al., 1999, p. 317; Zhang and Conrad, 2014), longer than average response times signal extra processing in one or more stages of answering (Yan and Tourangeau, 2008, p. 56), and atypical navigation patterns may point to satisficing, in which respondents or enumerators invest only the minimum effort required to move forward (Krosnick, 1991). Despite this potential, paradata is routinely underused. Audit logs from SurveyCTO and ODK differ in structure, field naming and timing granularity, and turning millions of raw event rows into defensible quality indicators is left to each survey team.</w:t>
       </w:r>
     </w:p>
-    <w:bookmarkStart w:id="1387" w:name="X8ed7113c30baefd0a0d5373f9e8fb0f217861be"/>
+    <w:bookmarkStart w:id="1992" w:name="X8ed7113c30baefd0a0d5373f9e8fb0f217861be"/>
     <w:p>
       <w:pPr>
         <w:pStyle w:val="Heading2"/>
@@ -5521,8 +5521,8 @@
         <w:t xml:space="preserve">Existing survey quality assurance practice relies largely on aggregate indicators, chiefly total interview duration, together with manual back-checking of a sample of interviews. Interview duration is an established falsification indicator (Bushery et al., 1999; Bredl et al., 2012), but falsifiers score inconsistently on any single indicator, so combining many is the sounder strategy (Schwanhäuser et al., 2022). A total duration cannot see irregularities that occur within the interview, such as uniform pacing across questions of very different complexity, or timing that is compressed and unusually consistent across an interview; section 6.3 measures how much a duration check misses. The raw material needed to detect these patterns is already collected. ODK Collect can attach an audit log of timestamped question views, jumps and form events to every submission (ODK, n.d.), and SurveyCTO records per-field timing in its text audits (SurveyCTO, n.d.-a). SurveyCTO also offers quality tools of its own, including a minimum time per field with a count of speed violations, and automated checks that warn about quality concerns in incoming data (SurveyCTO, n.d.-b). What neither platform provides is a common set of timing features computed the same way for both, combined into an interview-level score that names the signals that fired and uses thresholds suited to the positively skewed distributions typical of response times (Yan and Tourangeau, 2008, p. 52). That gap, rather than an absence of data or of any tooling, is what this project addresses.</w:t>
       </w:r>
     </w:p>
-    <w:bookmarkEnd w:id="1387"/>
-    <w:bookmarkStart w:id="1388" w:name="X11914782bf4ddd361c09301a1599eaa2860f3c5"/>
+    <w:bookmarkEnd w:id="1992"/>
+    <w:bookmarkStart w:id="1993" w:name="X11914782bf4ddd361c09301a1599eaa2860f3c5"/>
     <w:p>
       <w:pPr>
         <w:pStyle w:val="Heading2"/>
@@ -5539,8 +5539,8 @@
         <w:t xml:space="preserve">The aim of this project was to design and implement an automated pipeline for extracting, cataloguing and analysing timing-based paradata features from SurveyCTO and ODK audit logs in order to support scalable survey data quality assessment.</w:t>
       </w:r>
     </w:p>
-    <w:bookmarkEnd w:id="1388"/>
-    <w:bookmarkStart w:id="1389" w:name="X20170cc6f1120ca210884b45e182ac79340b39a"/>
+    <w:bookmarkEnd w:id="1993"/>
+    <w:bookmarkStart w:id="1994" w:name="X20170cc6f1120ca210884b45e182ac79340b39a"/>
     <w:p>
       <w:pPr>
         <w:pStyle w:val="Heading2"/>
@@ -5621,8 +5621,8 @@
         <w:t xml:space="preserve">To generate structured output datasets, feature documentation and a paradata format guide suitable for reuse by survey researchers.</w:t>
       </w:r>
     </w:p>
-    <w:bookmarkEnd w:id="1389"/>
-    <w:bookmarkStart w:id="1390" w:name="X1f4012e9c4b62781074de2916856df2f3df4c87"/>
+    <w:bookmarkEnd w:id="1994"/>
+    <w:bookmarkStart w:id="1995" w:name="X1f4012e9c4b62781074de2916856df2f3df4c87"/>
     <w:p>
       <w:pPr>
         <w:pStyle w:val="Heading2"/>
@@ -5636,11 +5636,47 @@
         <w:pStyle w:val="FirstParagraph"/>
       </w:pPr>
       <w:r>
-        <w:t xml:space="preserve">The project processes audit logs from SurveyCTO and ODK, extracts forty timing-based and behavioural features, characterises response patterns statistically, applies interquartile range and rule-based anomaly detection, and validates the system empirically using synthetic datasets with labelled anomalies. Real-time monitoring, dashboard integration, machine learning deployment and primary data collection were excluded from scope at proposal stage and remain so.</w:t>
-      </w:r>
-    </w:p>
-    <w:bookmarkEnd w:id="1390"/>
-    <w:bookmarkStart w:id="1391" w:name="X920f744a1f2291879953c773d5aa85e389fb5d8"/>
+        <w:t xml:space="preserve">The project processes audit logs from SurveyCTO and ODK, extracts forty timing-based and behavioural features, characterises response patterns statistically, applies interquartile range and rule-based anomaly detection, and validates the system empirically using synthetic datasets with labelled anomalies. Real-time monitoring, dashboard integration, machine learning deployment and primary data collection were excluded from scope at proposal stage and remain so. A review dashboard that presents the pipeline's output, live at paradata.samuelkaoma.dev, was built afterwards, on 18 October 2026, as a demonstration of the operating procedure proposed in section 7. It sits outside the evaluated work: every result, count and command in this report describes the tag</w:t>
+      </w:r>
+      <w:r>
+        <w:t xml:space="preserve"> </w:t>
+      </w:r>
+      <w:r>
+        <w:rPr>
+          <w:rStyle w:val="VerbatimChar"/>
+        </w:rPr>
+        <w:t xml:space="preserve">v-final-release</w:t>
+      </w:r>
+      <w:r>
+        <w:t xml:space="preserve">, and the dashboard and the five tests added with it, in</w:t>
+      </w:r>
+      <w:r>
+        <w:t xml:space="preserve"> </w:t>
+      </w:r>
+      <w:r>
+        <w:rPr>
+          <w:rStyle w:val="VerbatimChar"/>
+        </w:rPr>
+        <w:t xml:space="preserve">tests/test_results_site.py</w:t>
+      </w:r>
+      <w:r>
+        <w:t xml:space="preserve">, are on later commits of</w:t>
+      </w:r>
+      <w:r>
+        <w:t xml:space="preserve"> </w:t>
+      </w:r>
+      <w:r>
+        <w:rPr>
+          <w:rStyle w:val="VerbatimChar"/>
+        </w:rPr>
+        <w:t xml:space="preserve">main</w:t>
+      </w:r>
+      <w:r>
+        <w:t xml:space="preserve">.</w:t>
+      </w:r>
+    </w:p>
+    <w:bookmarkEnd w:id="1995"/>
+    <w:bookmarkStart w:id="1996" w:name="X920f744a1f2291879953c773d5aa85e389fb5d8"/>
     <w:p>
       <w:pPr>
         <w:pStyle w:val="Heading2"/>
@@ -6072,8 +6108,8 @@
         <w:t xml:space="preserve">The system processes paradata only, never survey answers, and validation uses synthetic data (proposal section 3.5).</w:t>
       </w:r>
     </w:p>
-    <w:bookmarkEnd w:id="1391"/>
-    <w:bookmarkStart w:id="1392" w:name="X36b532e5ffa6cb39b9b348aa81a260b3a2e8de0"/>
+    <w:bookmarkEnd w:id="1996"/>
+    <w:bookmarkStart w:id="1997" w:name="X36b532e5ffa6cb39b9b348aa81a260b3a2e8de0"/>
     <w:p>
       <w:pPr>
         <w:pStyle w:val="Heading2"/>
@@ -6090,8 +6126,8 @@
         <w:t xml:space="preserve">This work makes four contributions. The first is a format-agnostic intermediate representation for survey paradata, a six-column normalisation of SurveyCTO and ODK audit logs that decouples every downstream component from platform specifics, so that supporting an additional platform requires a new parser and no change to the feature library, the detector or the reporting layer. The second is a documented and tested feature library of forty timing-based indicators with stable identifiers spanning question, section and survey granularity together with a statistical characterisation of each interview's response time distribution, released with a coverage table that states for every feature where it is implemented, whether the pipeline exported it, and how it is tested. The third is a like-for-like baseline comparison, in which the full detector and two methods representing current practice are computed from the same raw files, the same features and the same ground truth inside a single audited script, so that the improvement over aggregate-duration checking is measured rather than asserted. The fourth is an evaluation designed to fail: held-out seeds, a stress difficulty in which normal and anomalous profiles overlap by construction, a class prevalence sweep, and a component breakdown that isolates and reports the weaker half of the author's own detector.</w:t>
       </w:r>
     </w:p>
-    <w:bookmarkEnd w:id="1392"/>
-    <w:bookmarkStart w:id="1393" w:name="X45aa398e9f8f63912cbcf6b839c2ad688a6675c"/>
+    <w:bookmarkEnd w:id="1997"/>
+    <w:bookmarkStart w:id="1998" w:name="X45aa398e9f8f63912cbcf6b839c2ad688a6675c"/>
     <w:p>
       <w:pPr>
         <w:pStyle w:val="Heading2"/>
@@ -6108,9 +6144,9 @@
         <w:t xml:space="preserve">Section 2 reviews the literature in five themes: paradata and total survey error, response time and satisficing, falsification detection, paradata in low-resource field collection, and outlier detection on skewed data. Section 3 sets out the methodology, including the common intermediate representation, the forty-feature taxonomy and the detector with its default thresholds. Section 4 describes the implementation and the defects found and fixed during development. Section 5 describes the synthetic data generator, the safeguards against overfitting, the datasets and the baselines, and section 6 reports the results. Section 7 discusses what the results support and what they do not, section 8 states the limitations, and section 9 concludes with an evaluation against the six objectives and a reflection on the project. The appendices give the disclosure of artificial intelligence use (A), per-run confusion counts (B), the full feature validity results (C), the reproduction commands (D), the record of reference verification (E) and the map from each feature to its source (F).</w:t>
       </w:r>
     </w:p>
-    <w:bookmarkEnd w:id="1393"/>
-    <w:bookmarkEnd w:id="1394"/>
-    <w:bookmarkStart w:id="1401" w:name="Xe6f33f15488280d70f3858ac5d64bf720282e0a"/>
+    <w:bookmarkEnd w:id="1998"/>
+    <w:bookmarkEnd w:id="1999"/>
+    <w:bookmarkStart w:id="2006" w:name="Xe6f33f15488280d70f3858ac5d64bf720282e0a"/>
     <w:p>
       <w:pPr>
         <w:pStyle w:val="Heading1"/>
@@ -6127,7 +6163,7 @@
         <w:t xml:space="preserve">This chapter reviews the work the project builds on, in five themes: paradata within the total survey error framework, response time as a measure of effort, the detection of interviewer falsification, paradata in field and low-resource collection, and outlier detection on skewed data. A sixth and shorter theme covers evaluation on synthetic and imbalanced data. Appendix E records the verification of every source cited here, including those cited only from an abstract or publisher record.</w:t>
       </w:r>
     </w:p>
-    <w:bookmarkStart w:id="1395" w:name="Xe79f73605f8f50f9c1f29e234b06c33d383a963"/>
+    <w:bookmarkStart w:id="2000" w:name="Xe79f73605f8f50f9c1f29e234b06c33d383a963"/>
     <w:p>
       <w:pPr>
         <w:pStyle w:val="Heading2"/>
@@ -6160,8 +6196,8 @@
         <w:t xml:space="preserve">Two properties of that description shape this project. The first is that the record is a byproduct. It is produced whether or not anyone analyses it, so using it adds nothing to the cost of fieldwork, which is what makes it attractive where budgets and supervisory capacity are thin. The second is that it records process at the level of individual actions, which means the analyst must decide what to aggregate and how. Those decisions are the feature library described in section 3.2, and they are where most of the methodological choices in this project are made. Kreuter's (2013) edited volume collects the analytic uses that follow once those decisions are taken, across a range of large survey programmes, and its organising distinction, between paradata used to manage collection while it is running and paradata used to analyse quality afterwards, runs through the rest of this chapter. This project sits on the management side: it is designed to flag interviews while the survey is still in the field and something can still be done about them.</w:t>
       </w:r>
     </w:p>
-    <w:bookmarkEnd w:id="1395"/>
-    <w:bookmarkStart w:id="1396" w:name="X64dc8f2e0df703b41ba29c142fc67737e3061d6"/>
+    <w:bookmarkEnd w:id="2000"/>
+    <w:bookmarkStart w:id="2001" w:name="X64dc8f2e0df703b41ba29c142fc67737e3061d6"/>
     <w:p>
       <w:pPr>
         <w:pStyle w:val="Heading2"/>
@@ -6194,8 +6230,8 @@
         <w:t xml:space="preserve">The alternative is a relative definition, in which an interview counts as fast because it is fast compared with the rest of the sample. This project uses both kinds of threshold, and Table 1a says which is which: absolute floors catch physically implausible speed, and median-relative thresholds catch interviews that are out of step with the instrument and population they belong to. Two limits of this literature should be stated. It studies respondents completing web surveys themselves, not enumerators administering interviews in the field, and its thresholds are set per question in a known instrument, whereas an audit log arrives without the questionnaire that produced it. Neither difference removes the underlying argument that unusually fast answers indicate unspent effort, but both mean the constants cannot simply be transplanted.</w:t>
       </w:r>
     </w:p>
-    <w:bookmarkEnd w:id="1396"/>
-    <w:bookmarkStart w:id="1397" w:name="Xe863f4a8a6445523f3a450ecd078397d76cc4da"/>
+    <w:bookmarkEnd w:id="2001"/>
+    <w:bookmarkStart w:id="2002" w:name="Xe863f4a8a6445523f3a450ecd078397d76cc4da"/>
     <w:p>
       <w:pPr>
         <w:pStyle w:val="Heading2"/>
@@ -6236,8 +6272,8 @@
         <w:t xml:space="preserve">Three things follow for this project. The timing signature of fabrication is consistent across this literature: faster, more compressed, less variable. The consensus method is to combine many indicators rather than to trust one. And the strongest results come from supervised classification, which requires labelled fabrication to train on. This project departs on the last point, using transparent univariate rules that need no labels, and section 6.3 reports what that costs.</w:t>
       </w:r>
     </w:p>
-    <w:bookmarkEnd w:id="1397"/>
-    <w:bookmarkStart w:id="1398" w:name="Xf8c0894da6d5fd88199cfba14465555eec9fcf9"/>
+    <w:bookmarkEnd w:id="2002"/>
+    <w:bookmarkStart w:id="2003" w:name="Xf8c0894da6d5fd88199cfba14465555eec9fcf9"/>
     <w:p>
       <w:pPr>
         <w:pStyle w:val="Heading2"/>
@@ -6278,8 +6314,8 @@
         <w:t xml:space="preserve">Three implications follow for the design here, and each is honoured in the implementation. Detection must be explainable to a field supervisor, because a flagged interview leads to a conversation with a named enumerator rather than to a modelling decision, which is why the anomaly score is a count of named flags rather than a model output. Thresholds must be expressible relative to the sample rather than as absolute constants wherever the instrument and the population determine what is normal, which is why the thresholds most likely to depend on context are median-relative and every threshold is configurable (Table 1a). And review capacity is scarce, which is why the precision behaviour at low anomaly prevalence reported in section 6.4 is treated as an operational result rather than as an artefact of the metric.</w:t>
       </w:r>
     </w:p>
-    <w:bookmarkEnd w:id="1398"/>
-    <w:bookmarkStart w:id="1399" w:name="Xc5c63894fe1fcc7bafdf34f7262a65cdb8f2e5d"/>
+    <w:bookmarkEnd w:id="2003"/>
+    <w:bookmarkStart w:id="2004" w:name="Xc5c63894fe1fcc7bafdf34f7262a65cdb8f2e5d"/>
     <w:p>
       <w:pPr>
         <w:pStyle w:val="Heading2"/>
@@ -6320,8 +6356,8 @@
         <w:t xml:space="preserve">The broader anomaly detection literature supplies the vocabulary for what the detector does and does not attempt. Chandola et al. (2009) distinguish data instances described by a single attribute, the univariate case, from those described by several, the multivariate case (section 2.1), and note that unsupervised techniques, which require no training data and are therefore the most widely applicable, "make the implicit assumption that normal instances are far more frequent than anomalies in the test data. If this assumption is not true then such techniques suffer from high false alarm rate" (section 2.3.3). This project violates that assumption deliberately in the prevalence sweep. Up to thirty percent the consequence observed in sections 6.3 and 6.6 runs in the opposite direction to the one they describe: because the fences are estimated from the contaminated sample, rising contamination moves the quartiles outwards and costs recall rather than precision. Once anomalies are the majority both are lost, as their warning predicts, because genuine interviews become the outliers of the batch (section 6.4). Hodge and Austin (2004) survey the same field from the statistical side and confirm that many classical outlier methods are single-dimensional, and that boxplots are among the tools used on univariate data. Univariate methods of this kind are transparent and interpretable, properties valued in survey quality workflows where a flagged interview must be explainable to a field supervisor, but they cannot detect anomalies visible only in combinations of features. That trade-off is accepted explicitly in the present design and revisited in the results.</w:t>
       </w:r>
     </w:p>
-    <w:bookmarkEnd w:id="1399"/>
-    <w:bookmarkStart w:id="1400" w:name="X49f5bc322e944d00833935fabed4d075fa0c0fd"/>
+    <w:bookmarkEnd w:id="2004"/>
+    <w:bookmarkStart w:id="2005" w:name="X49f5bc322e944d00833935fabed4d075fa0c0fd"/>
     <w:p>
       <w:pPr>
         <w:pStyle w:val="Heading2"/>
@@ -6346,9 +6382,9 @@
         <w:t xml:space="preserve">The nearest precedent in the falsification literature runs the other way, and is instructive about the cost. Birnbaum et al. (2013) obtained labelled fabrication experimentally, by having interviewers conduct real interviews and also fabricate them under controlled conditions, so their labels describe human behaviour rather than a generator's assumptions. That is the stronger design, and the limitation it exposes in this one is stated in section 8: a synthetic evaluation measures a detector against a documented threat model, not against the full range of behaviour a real enumerator might produce.</w:t>
       </w:r>
     </w:p>
-    <w:bookmarkEnd w:id="1400"/>
-    <w:bookmarkEnd w:id="1401"/>
-    <w:bookmarkStart w:id="1408" w:name="Xeaf7af16e3e46fe44e45519dfa10bf831051975"/>
+    <w:bookmarkEnd w:id="2005"/>
+    <w:bookmarkEnd w:id="2006"/>
+    <w:bookmarkStart w:id="2013" w:name="Xeaf7af16e3e46fe44e45519dfa10bf831051975"/>
     <w:p>
       <w:pPr>
         <w:pStyle w:val="Heading1"/>
@@ -6373,7 +6409,7 @@
         <w:t xml:space="preserve">The work was organised around the Cross-Industry Standard Process for Data Mining, CRISP-DM, which divides a data mining project into six phases: business understanding, data understanding, data preparation, modelling, evaluation and deployment (Chapman et al., 2000, p. 10). The model was chosen because it describes the project as it actually ran rather than as it was planned. Its authors state that the sequence of the phases "is not rigid" and that the outcome of each phase decides which phase comes next (Chapman et al., 2000, p. 10), and Wirth and Hipp (2000, section 5), reporting its use in practice, advise planning for iterations explicitly because a phase is never completely finished before the next one starts. In this project business understanding corresponds to the problem statement and requirements in section 1, data understanding to the study of the two platforms' audit logs in section 3.1, data preparation to the parsers and the intermediate representation, and modelling to the feature library and the detector in sections 3.2 to 3.4. Evaluation, in sections 5 and 6, twice sent the work back to an earlier phase: once when perfect scores showed that the synthetic anomalies were too cleanly separated and the generator had to be rebuilt (section 7), and once when a clean-environment audit exposed the timestamp defect described in section 4. Deployment was out of scope (section 1.4), and is addressed only as the operating procedure proposed in section 7.</w:t>
       </w:r>
     </w:p>
-    <w:bookmarkStart w:id="1402" w:name="X1a6881c336449a19663f3eabd2f9d386ab8b4e8"/>
+    <w:bookmarkStart w:id="2007" w:name="X1a6881c336449a19663f3eabd2f9d386ab8b4e8"/>
     <w:p>
       <w:pPr>
         <w:pStyle w:val="Heading2"/>
@@ -6422,8 +6458,8 @@
         <w:t xml:space="preserve">Timestamp handling deserves particular care because it is where real logs most often deviate from documentation. The SurveyCTO parser accepts epoch milliseconds as its canonical input but includes a guard for exports that record epoch seconds, detected from the magnitude of the median value and corrected by rescaling. The ODK parser converts ISO 8601 strings, including timezone offsets, into epoch milliseconds. Both parsers tolerate missing field names, unparseable timestamps and negative durations by marking the affected rows rather than silently accepting or discarding them, so that data problems surface in the quality flags rather than corrupting features. A controller above the parsers performs automatic format detection from column structure and timestamp shape, and can split hybrid files in which rows from both platforms have been concatenated into a single export, a situation that occurs in practice when field teams merge files before upload.</w:t>
       </w:r>
     </w:p>
-    <w:bookmarkEnd w:id="1402"/>
-    <w:bookmarkStart w:id="1403" w:name="X7078ec3f74f83a5c7c92d93b54fe1bdb3e14fbf"/>
+    <w:bookmarkEnd w:id="2007"/>
+    <w:bookmarkStart w:id="2008" w:name="X7078ec3f74f83a5c7c92d93b54fe1bdb3e14fbf"/>
     <w:p>
       <w:pPr>
         <w:pStyle w:val="Heading2"/>
@@ -6714,8 +6750,8 @@
         <w:t xml:space="preserve">Administrative events require care. Real audit logs open and close with form-level rows whose field identifier is blank. These rows contribute to total interview duration but are excluded from question-level and section-level statistics, because treating the gap between form start and form end as a pause would swamp every within-section measure. This exclusion was added after exactly that distortion was observed during validation.</w:t>
       </w:r>
     </w:p>
-    <w:bookmarkEnd w:id="1403"/>
-    <w:bookmarkStart w:id="1404" w:name="Xd7d402944db2221b1d569565a7a9d8862a80537"/>
+    <w:bookmarkEnd w:id="2008"/>
+    <w:bookmarkStart w:id="2009" w:name="Xd7d402944db2221b1d569565a7a9d8862a80537"/>
     <w:p>
       <w:pPr>
         <w:pStyle w:val="Heading2"/>
@@ -6748,8 +6784,8 @@
         <w:t xml:space="preserve">Outlier fences follow Tukey's construction. For a given feature the interquartile range is the distance between the first and third quartiles, and values falling more than one and a half times that distance outside either quartile are flagged. The construction uses only order statistics, so it makes no distributional assumption and is itself insensitive to the outliers it identifies, which is essential for right-skewed response time data where a z-score approach would let extreme values distort their own detection threshold (Iglewicz and Hoaglin, 1993).</w:t>
       </w:r>
     </w:p>
-    <w:bookmarkEnd w:id="1404"/>
-    <w:bookmarkStart w:id="1405" w:name="X205cfb61f9cb3d70cd95ef2fa0e91992ab3ea43"/>
+    <w:bookmarkEnd w:id="2009"/>
+    <w:bookmarkStart w:id="2010" w:name="X205cfb61f9cb3d70cd95ef2fa0e91992ab3ea43"/>
     <w:p>
       <w:pPr>
         <w:pStyle w:val="Heading2"/>
@@ -7925,8 +7961,8 @@
         <w:t xml:space="preserve">is provided, not estimates of an optimal threshold. A separate set of data quality flags, covering impossible values such as negative durations or a maximum below a minimum, routes technically corrupt records into their own category so that device faults are not misread as behavioural anomalies. The score is a transparent count: every flagged interview can be explained by listing its active flags, which is a requirement for use in field supervision.</w:t>
       </w:r>
     </w:p>
-    <w:bookmarkEnd w:id="1405"/>
-    <w:bookmarkStart w:id="1406" w:name="X421e64b334c4d0b0a8ef42727ff9bdff5d3fc24"/>
+    <w:bookmarkEnd w:id="2010"/>
+    <w:bookmarkStart w:id="2011" w:name="X421e64b334c4d0b0a8ef42727ff9bdff5d3fc24"/>
     <w:p>
       <w:pPr>
         <w:pStyle w:val="Heading2"/>
@@ -7943,8 +7979,8 @@
         <w:t xml:space="preserve">The pipeline was designed for datasets ranging from pilot studies of a few dozen interviews to national surveys of tens of thousands. Feature extraction uses vectorised Pandas operations whose cost grows approximately linearly with the number of audit events per interview, and anomaly detection is dominated by quantile computation over interviews. Files are processed one at a time, but the batch path keeps the question-level and section-level tables for every interview until they are written out, so memory grows linearly with the number of interviews; section 6.7 reports the measured peak.</w:t>
       </w:r>
     </w:p>
-    <w:bookmarkEnd w:id="1406"/>
-    <w:bookmarkStart w:id="1407" w:name="X101ea5584931976fea3eeef061f35847bc68122"/>
+    <w:bookmarkEnd w:id="2011"/>
+    <w:bookmarkStart w:id="2012" w:name="X101ea5584931976fea3eeef061f35847bc68122"/>
     <w:p>
       <w:pPr>
         <w:pStyle w:val="Heading2"/>
@@ -8002,9 +8038,9 @@
         <w:t xml:space="preserve">.</w:t>
       </w:r>
     </w:p>
-    <w:bookmarkEnd w:id="1407"/>
-    <w:bookmarkEnd w:id="1408"/>
-    <w:bookmarkStart w:id="1412" w:name="X61180d00ca5ad1a465e60a25e0f8019543cae99"/>
+    <w:bookmarkEnd w:id="2012"/>
+    <w:bookmarkEnd w:id="2013"/>
+    <w:bookmarkStart w:id="2017" w:name="X61180d00ca5ad1a465e60a25e0f8019543cae99"/>
     <w:p>
       <w:pPr>
         <w:pStyle w:val="Heading1"/>
@@ -8030,18 +8066,18 @@
           <wp:inline>
             <wp:extent cx="5727700" cy="4566679"/>
             <wp:effectExtent b="0" l="0" r="0" t="0"/>
-            <wp:docPr descr="Five-layer pipeline architecture" title="" id="1410" name="Picture"/>
+            <wp:docPr descr="Five-layer pipeline architecture" title="" id="2015" name="Picture"/>
             <a:graphic>
               <a:graphicData uri="http://schemas.openxmlformats.org/drawingml/2006/picture">
                 <pic:pic>
                   <pic:nvPicPr>
-                    <pic:cNvPr descr="figures/figure1_architecture.png" id="1411" name="Picture"/>
+                    <pic:cNvPr descr="figures/figure1_architecture.png" id="2016" name="Picture"/>
                     <pic:cNvPicPr>
                       <a:picLocks noChangeArrowheads="1" noChangeAspect="1"/>
                     </pic:cNvPicPr>
                   </pic:nvPicPr>
                   <pic:blipFill>
-                    <a:blip r:embed="rId1409"/>
+                    <a:blip r:embed="rId2014"/>
                     <a:stretch>
                       <a:fillRect/>
                     </a:stretch>
@@ -8118,31 +8154,7 @@
         <w:pStyle w:val="BodyText"/>
       </w:pPr>
       <w:r>
-        <w:t xml:space="preserve">The automated test suite contains forty-nine tests. Forty-four cover the parsers, each feature extractor, the detector, the configuration validation and the end-to-end pipeline, and are the suite at</w:t>
-      </w:r>
-      <w:r>
-        <w:t xml:space="preserve"> </w:t>
-      </w:r>
-      <w:r>
-        <w:rPr>
-          <w:rStyle w:val="VerbatimChar"/>
-        </w:rPr>
-        <w:t xml:space="preserve">v-final-release</w:t>
-      </w:r>
-      <w:r>
-        <w:t xml:space="preserve">; the other five, in</w:t>
-      </w:r>
-      <w:r>
-        <w:t xml:space="preserve"> </w:t>
-      </w:r>
-      <w:r>
-        <w:rPr>
-          <w:rStyle w:val="VerbatimChar"/>
-        </w:rPr>
-        <w:t xml:space="preserve">tests/test_results_site.py</w:t>
-      </w:r>
-      <w:r>
-        <w:t xml:space="preserve">, were added in October 2026 and check that the review dashboard described in the repository README explains every detector flag and lists the forty features. The suite passes in full at the time of writing. During a line-by-line review of the codebase two defects were found and fixed: an upstream data integrity flag was being overwritten by the detector, and missing field names in ODK logs were being converted to the literal string nan instead of the intended placeholder. A third defect surfaced during evaluation, when newly added form-level events were found to be inflating section pause statistics, and was fixed by excluding administrative events from section aggregation. A final pre-submission audit in a clean environment surfaced two further defects: the conversion from ISO 8601 timestamps to epoch milliseconds assumed the nanosecond datetime resolution of earlier pandas versions and silently produced values a thousand times too small under pandas 3, and the question-level response time was computed as the first-to-last event span, duplicating a separate feature, rather than as the documented sum of event durations. Both were corrected.</w:t>
+        <w:t xml:space="preserve">The automated test suite contains forty-four tests covering the parsers, each feature extractor, the detector, the configuration validation and the end-to-end pipeline, and the suite passes in full at the time of writing. During a line-by-line review of the codebase two defects were found and fixed: an upstream data integrity flag was being overwritten by the detector, and missing field names in ODK logs were being converted to the literal string nan instead of the intended placeholder. A third defect surfaced during evaluation, when newly added form-level events were found to be inflating section pause statistics, and was fixed by excluding administrative events from section aggregation. A final pre-submission audit in a clean environment surfaced two further defects: the conversion from ISO 8601 timestamps to epoch milliseconds assumed the nanosecond datetime resolution of earlier pandas versions and silently produced values a thousand times too small under pandas 3, and the question-level response time was computed as the first-to-last event span, duplicating a separate feature, rather than as the documented sum of event durations. Both were corrected.</w:t>
       </w:r>
     </w:p>
     <w:p>
@@ -8198,8 +8210,8 @@
         <w:t xml:space="preserve">). The first three were added during revision. In the version first submitted, the ODK placeholder and administrative-event fixes had no test, and the statement that all five fixes were covered was wrong. Three further tests were added at the same time: one confirming that the fence multiplier is configurable, one confirming that a single generated history parses identically from both formats (section 6.5), and one confirming that a log in ODK's documented native layout is detected and its form-level events excluded from the section statistics (section 3.1).</w:t>
       </w:r>
     </w:p>
-    <w:bookmarkEnd w:id="1412"/>
-    <w:bookmarkStart w:id="1417" w:name="Xa467df6a0675b11971eb708fc8af2b16a422a62"/>
+    <w:bookmarkEnd w:id="2017"/>
+    <w:bookmarkStart w:id="2022" w:name="Xa467df6a0675b11971eb708fc8af2b16a422a62"/>
     <w:p>
       <w:pPr>
         <w:pStyle w:val="Heading1"/>
@@ -8208,7 +8220,7 @@
         <w:t xml:space="preserve">5. Evaluation Methodology</w:t>
       </w:r>
     </w:p>
-    <w:bookmarkStart w:id="1413" w:name="X95e8a362243b2b637a1c1398686c766abe4ae05"/>
+    <w:bookmarkStart w:id="2018" w:name="X95e8a362243b2b637a1c1398686c766abe4ae05"/>
     <w:p>
       <w:pPr>
         <w:pStyle w:val="Heading2"/>
@@ -9168,8 +9180,8 @@
         <w:t xml:space="preserve">Genuine interviews also receive Poisson(0.6) constraint errors lasting U[800, 4,000) ms. Each interview opens with a form-start row lasting U[400, 2,500) ms and closes with a form-end row lasting U[200, 1,500) ms, each jump row lasts 300 ms, and benchmark interviews start ten minutes apart. Anomalous interviews are split equally between fabricated and speeding, with the remainder disengaged, so 100 anomalies become 33, 33 and 34.</w:t>
       </w:r>
     </w:p>
-    <w:bookmarkEnd w:id="1413"/>
-    <w:bookmarkStart w:id="1414" w:name="X7a5f514c6929509fe504fc0972649723333ba84"/>
+    <w:bookmarkEnd w:id="2018"/>
+    <w:bookmarkStart w:id="2019" w:name="X7a5f514c6929509fe504fc0972649723333ba84"/>
     <w:p>
       <w:pPr>
         <w:pStyle w:val="Heading2"/>
@@ -9194,8 +9206,8 @@
         <w:t xml:space="preserve">One risk these safeguards cannot remove is that the generator and the detector share an author. The anomaly profiles in Table 1b encode my reading of what fabrication, speeding and disengagement look like, and the rules in Table 1a encode the same reading, so a high score measures agreement between two expressions of one set of assumptions as much as it measures the detector's ability to find anomalies in field data. Held-out seeds guard against fitting to particular random draws, not against this shared construct, and the stress condition narrows the gap only by making the profiles overlap. The results should therefore be read as evidence that the detector recognises the threat model the generator documents. Section 8 returns to what this implies.</w:t>
       </w:r>
     </w:p>
-    <w:bookmarkEnd w:id="1414"/>
-    <w:bookmarkStart w:id="1415" w:name="X78454523fe4718ec508b1ebc3db8610d19d4586"/>
+    <w:bookmarkEnd w:id="2019"/>
+    <w:bookmarkStart w:id="2020" w:name="X78454523fe4718ec508b1ebc3db8610d19d4586"/>
     <w:p>
       <w:pPr>
         <w:pStyle w:val="Heading2"/>
@@ -9212,8 +9224,8 @@
         <w:t xml:space="preserve">Four kinds of dataset were used. A canonical suite of twenty-four interviews, twelve per platform format, pairs each anomaly profile with known expected outcomes and serves as a fixed regression test. Benchmark datasets of one hundred and twenty to ten thousand interviews at twenty percent anomaly prevalence exercise scale in both formats. The imbalance sweep holds size at five hundred interviews and varies prevalence across five, ten, twenty and thirty percent. The stress datasets, five hundred interviews each from two held-out seeds and rendered in both formats, provide the overlapping-profile condition. For the platform comparison in section 6.5, the canonical n500 benchmark and both stress datasets were also regenerated with a single history written into both formats. Ground truth for every dataset records each interview's profile and binary anomaly status, and the evaluation join verifies that predictions cover the ground truth exactly.</w:t>
       </w:r>
     </w:p>
-    <w:bookmarkEnd w:id="1415"/>
-    <w:bookmarkStart w:id="1416" w:name="X1a00132c716f917778617e30a0d3d84720dcc98"/>
+    <w:bookmarkEnd w:id="2020"/>
+    <w:bookmarkStart w:id="2021" w:name="X1a00132c716f917778617e30a0d3d84720dcc98"/>
     <w:p>
       <w:pPr>
         <w:pStyle w:val="Heading2"/>
@@ -9230,9 +9242,9 @@
         <w:t xml:space="preserve">Primary metrics are precision, the proportion of flagged interviews that are truly anomalous, and recall, the proportion of truly anomalous interviews that are flagged, with the F1 score as their harmonic mean. Success criteria were fixed at proposal stage: precision at or above 0.80 and recall at or above 0.75. Feature-level validity is assessed with Mann-Whitney U tests comparing each feature between normal and anomalous interviews, with effect sizes reported. The full detector is compared against two baselines representing current practice: a duration-only method that flags interviews solely on total duration outside the Tukey fences, and a single-rule method, V-10, that flags every interview whose log contains a run of twenty or more consecutive events with no back or jump event. The first submission described this baseline as flagging interviews with zero back-navigation. That was wrong: an interview with one early jump followed by twenty uninterrupted events is also flagged, and zero back-navigation is a different feature, V-06 = 0.</w:t>
       </w:r>
     </w:p>
-    <w:bookmarkEnd w:id="1416"/>
-    <w:bookmarkEnd w:id="1417"/>
-    <w:bookmarkStart w:id="1431" w:name="Xb84024f831f54dd6cf41fa7512b2dfdd301b0cb"/>
+    <w:bookmarkEnd w:id="2021"/>
+    <w:bookmarkEnd w:id="2022"/>
+    <w:bookmarkStart w:id="2036" w:name="Xb84024f831f54dd6cf41fa7512b2dfdd301b0cb"/>
     <w:p>
       <w:pPr>
         <w:pStyle w:val="Heading1"/>
@@ -9241,7 +9253,7 @@
         <w:t xml:space="preserve">6. Results</w:t>
       </w:r>
     </w:p>
-    <w:bookmarkStart w:id="1418" w:name="Xc60dd8635c4341530214a6cf66ebcf4b2565b4b"/>
+    <w:bookmarkStart w:id="2023" w:name="Xc60dd8635c4341530214a6cf66ebcf4b2565b4b"/>
     <w:p>
       <w:pPr>
         <w:pStyle w:val="Heading2"/>
@@ -9258,8 +9270,8 @@
         <w:t xml:space="preserve">On the canonical suite of twenty-four interviews, twenty were assigned their expected category. Genuine interviews scored one flag each and were categorised normal, fabricated interviews scored five or six and were categorised anomalous, disengaged interviews scored two or three and were categorised suspicious as expected, and the six degenerate records were routed to the data quality category rather than scored behaviourally. The four speeding interviews, two per format, did not reach their expected category: the generator labels speeding as anomalous, but they scored three or four and were categorised suspicious. They were still flagged, so binary precision and recall on the suite are both 1.0000, but the severity band understates speeding in this suite. The first submission's statement that every interview was assigned its expected category was wrong.</w:t>
       </w:r>
     </w:p>
-    <w:bookmarkEnd w:id="1418"/>
-    <w:bookmarkStart w:id="1419" w:name="Xb4e27ebbc2b79a48764b21a9ecc308da8d54b06"/>
+    <w:bookmarkEnd w:id="2023"/>
+    <w:bookmarkStart w:id="2024" w:name="Xb4e27ebbc2b79a48764b21a9ecc308da8d54b06"/>
     <w:p>
       <w:pPr>
         <w:pStyle w:val="Heading2"/>
@@ -9999,8 +10011,8 @@
         <w:t xml:space="preserve">.</w:t>
       </w:r>
     </w:p>
-    <w:bookmarkEnd w:id="1419"/>
-    <w:bookmarkStart w:id="1420" w:name="X5cd39e557e89a9d2d2c686de2b622b3c1b8ee2c"/>
+    <w:bookmarkEnd w:id="2024"/>
+    <w:bookmarkStart w:id="2025" w:name="X5cd39e557e89a9d2d2c686de2b622b3c1b8ee2c"/>
     <w:p>
       <w:pPr>
         <w:pStyle w:val="Heading2"/>
@@ -10754,8 +10766,8 @@
         <w:t xml:space="preserve">The practical reading is that the rules, grounded directly in the behavioural signatures documented in the literature, do the heavy lifting, while the statistical component contributes marginal gains in conditions where class separation is already wide. Full per-run values, including confusion counts for each component, are regenerated by the command in Appendix D.4.</w:t>
       </w:r>
     </w:p>
-    <w:bookmarkEnd w:id="1420"/>
-    <w:bookmarkStart w:id="1427" w:name="X5a499f93a88a5b6c771a2b9ca133fa68f3df142"/>
+    <w:bookmarkEnd w:id="2025"/>
+    <w:bookmarkStart w:id="2032" w:name="X5a499f93a88a5b6c771a2b9ca133fa68f3df142"/>
     <w:p>
       <w:pPr>
         <w:pStyle w:val="Heading2"/>
@@ -11102,18 +11114,18 @@
           <wp:inline>
             <wp:extent cx="5727700" cy="3334559"/>
             <wp:effectExtent b="0" l="0" r="0" t="0"/>
-            <wp:docPr descr="Precision and recall against anomaly prevalence" title="" id="1422" name="Picture"/>
+            <wp:docPr descr="Precision and recall against anomaly prevalence" title="" id="2027" name="Picture"/>
             <a:graphic>
               <a:graphicData uri="http://schemas.openxmlformats.org/drawingml/2006/picture">
                 <pic:pic>
                   <pic:nvPicPr>
-                    <pic:cNvPr descr="figures/figure2_prevalence.png" id="1423" name="Picture"/>
+                    <pic:cNvPr descr="figures/figure2_prevalence.png" id="2028" name="Picture"/>
                     <pic:cNvPicPr>
                       <a:picLocks noChangeArrowheads="1" noChangeAspect="1"/>
                     </pic:cNvPicPr>
                   </pic:nvPicPr>
                   <pic:blipFill>
-                    <a:blip r:embed="rId1421"/>
+                    <a:blip r:embed="rId2026"/>
                     <a:stretch>
                       <a:fillRect/>
                     </a:stretch>
@@ -12032,18 +12044,18 @@
           <wp:inline>
             <wp:extent cx="5727700" cy="3091504"/>
             <wp:effectExtent b="0" l="0" r="0" t="0"/>
-            <wp:docPr descr="Detection against anomaly prevalence, extended to ninety percent" title="" id="1425" name="Picture"/>
+            <wp:docPr descr="Detection against anomaly prevalence, extended to ninety percent" title="" id="2030" name="Picture"/>
             <a:graphic>
               <a:graphicData uri="http://schemas.openxmlformats.org/drawingml/2006/picture">
                 <pic:pic>
                   <pic:nvPicPr>
-                    <pic:cNvPr descr="figures/figure3_prevalence_envelope.png" id="1426" name="Picture"/>
+                    <pic:cNvPr descr="figures/figure3_prevalence_envelope.png" id="2031" name="Picture"/>
                     <pic:cNvPicPr>
                       <a:picLocks noChangeArrowheads="1" noChangeAspect="1"/>
                     </pic:cNvPicPr>
                   </pic:nvPicPr>
                   <pic:blipFill>
-                    <a:blip r:embed="rId1424"/>
+                    <a:blip r:embed="rId2029"/>
                     <a:stretch>
                       <a:fillRect/>
                     </a:stretch>
@@ -12127,8 +12139,8 @@
         <w:t xml:space="preserve">An enumerator who fabricates an entire caseload produces a batch that is almost wholly anomalous, and if that caseload were analysed on its own the method would be close to blind to it. The detector must therefore be run on batches pooled across enumerators, so that any one enumerator's interviews remain a minority of what the thresholds are estimated from, and never on one enumerator's work in isolation. Section 8 records this as a limitation of the method rather than of the implementation.</w:t>
       </w:r>
     </w:p>
-    <w:bookmarkEnd w:id="1427"/>
-    <w:bookmarkStart w:id="1428" w:name="X79f15269978cc056a5dc22d6babb1771a27c953"/>
+    <w:bookmarkEnd w:id="2032"/>
+    <w:bookmarkStart w:id="2033" w:name="X79f15269978cc056a5dc22d6babb1771a27c953"/>
     <w:p>
       <w:pPr>
         <w:pStyle w:val="Heading2"/>
@@ -13251,8 +13263,8 @@
         <w:t xml:space="preserve">On matched histories the two parsers produce identical features, scores and categories for all 1,500 interviews, and therefore identical confusion counts. This is the evidence for the common intermediate representation, and it is stronger than the original claim, because it shows equivalence interview by interview rather than similarity in aggregate. It also accounts for the differences between the SurveyCTO and ODK rows of Table 6 and Appendix B.2: they are differences between the sampled interviews, not between the parsers. The equivalence holds for the two synthetic formats; section 3.1 explains why it does not yet extend to native exports.</w:t>
       </w:r>
     </w:p>
-    <w:bookmarkEnd w:id="1428"/>
-    <w:bookmarkStart w:id="1429" w:name="X6bb093455b84248a911faa32a04547a0cb342ce"/>
+    <w:bookmarkEnd w:id="2033"/>
+    <w:bookmarkStart w:id="2034" w:name="X6bb093455b84248a911faa32a04547a0cb342ce"/>
     <w:p>
       <w:pPr>
         <w:pStyle w:val="Heading2"/>
@@ -13721,8 +13733,8 @@
         <w:t xml:space="preserve">beside it. The absolute entropy rule does not fire, at 1.236 bits against 0.5, nor does uniform timing, at a coefficient of variation of 0.14 against 0.1, and the interview contains one jump, so the navigation rule is silent. Each of the three flags that did fire cleared its threshold by less than five percent, which is what a per-class recall of 0.70 looks like at the level of a single interview. The two false positives in the same run, INT-00287 and INT-00341, each scored exactly two, from moderate back-navigation and the variance fence, which is a flag pair a supervisor reading the listed flags could weigh quickly.</w:t>
       </w:r>
     </w:p>
-    <w:bookmarkEnd w:id="1429"/>
-    <w:bookmarkStart w:id="1430" w:name="X87018f94b260bafc12e37c04ea7f6327e072c62"/>
+    <w:bookmarkEnd w:id="2034"/>
+    <w:bookmarkStart w:id="2035" w:name="X87018f94b260bafc12e37c04ea7f6327e072c62"/>
     <w:p>
       <w:pPr>
         <w:pStyle w:val="Heading2"/>
@@ -14696,9 +14708,9 @@
         <w:t xml:space="preserve">, passed in full.</w:t>
       </w:r>
     </w:p>
-    <w:bookmarkEnd w:id="1430"/>
-    <w:bookmarkEnd w:id="1431"/>
-    <w:bookmarkStart w:id="1432" w:name="Xaa41b10cc6ea992ae291d3c205d2ba26cb494fd"/>
+    <w:bookmarkEnd w:id="2035"/>
+    <w:bookmarkEnd w:id="2036"/>
+    <w:bookmarkStart w:id="2037" w:name="Xaa41b10cc6ea992ae291d3c205d2ba26cb494fd"/>
     <w:p>
       <w:pPr>
         <w:pStyle w:val="Heading1"/>
@@ -14806,8 +14818,8 @@
         <w:t xml:space="preserve">Because a flag concerns a named enumerator's work, a deployment would also need a documented process for adjudicating and challenging flags. A flag should open a review, never conclude one. The supervisor sees the listed flags and their values against the thresholds, as in the worked example in section 6.6, and checks them against independent evidence such as a back-check visit or, where available, GPS or audio audit. The enumerator should be told which signals fired and given the chance to explain them, since long pauses, fast but valid respondents and an absence of navigation all have innocent causes. The outcome should be recorded, so that rules which repeatedly fire on interviews later found to be genuine can be recalibrated, and no decision about an enumerator's employment should rest on the score alone. The per-flag reporting also supports feedback to enumerators, since a pattern of speeding flags concentrated in one team is actionable in a way that a bare quality score is not.</w:t>
       </w:r>
     </w:p>
-    <w:bookmarkEnd w:id="1432"/>
-    <w:bookmarkStart w:id="1433" w:name="Xff68836fd6338b1e475ce903f71a94c825ab87e"/>
+    <w:bookmarkEnd w:id="2037"/>
+    <w:bookmarkStart w:id="2038" w:name="Xff68836fd6338b1e475ce903f71a94c825ab87e"/>
     <w:p>
       <w:pPr>
         <w:pStyle w:val="Heading1"/>
@@ -14960,8 +14972,8 @@
         <w:t xml:space="preserve">The pipeline depends on the integrity of device clocks and on each platform continuing to emit its current audit schema. Clock drift or schema changes would degrade timestamps or parsing respectively; the parsers detect and mark such records rather than repair them, so the failure is visible in the quality flags rather than silent in the features.</w:t>
       </w:r>
     </w:p>
-    <w:bookmarkEnd w:id="1433"/>
-    <w:bookmarkStart w:id="1436" w:name="Xf084a3aad2ba019113a3f84a3b857d0628c92ce"/>
+    <w:bookmarkEnd w:id="2038"/>
+    <w:bookmarkStart w:id="2041" w:name="Xf084a3aad2ba019113a3f84a3b857d0628c92ce"/>
     <w:p>
       <w:pPr>
         <w:pStyle w:val="Heading1"/>
@@ -14978,7 +14990,7 @@
         <w:t xml:space="preserve">This project set out to make timing-based paradata usable for survey quality assurance at scale, and delivered a working system: format-aware parsers for the two dominant collection platforms, a documented forty-feature library spanning three levels of granularity and a statistical characterisation layer, a transparent and configurable anomaly detector, a labelled synthetic benchmark generator, and an evaluation that meets its predefined success criteria under deliberately hostile conditions. Precision remained between 0.96 and 1.00 and recall between 0.84 and 1.00 on data the detector had never seen, including a stress condition constructed to blur the line between genuine and anomalous behaviour. That result holds inside a measured envelope: the method assumes anomalies are a minority of the batch, both criteria hold up to fifty percent prevalence, and beyond that detection collapses, so the pipeline must be run on batches pooled across enumerators. The system detects speeding essentially perfectly, disengagement reliably, and blatant fabrication reliably. Mild fabrication is detected in roughly seven cases in ten, and the diagnostic reported here locates that shortfall in threshold calibration rather than in the univariate design itself, which makes it a tractable target rather than a boundary. Five of the six objectives set at proposal stage are met in full. The second, format-aware parsers for SurveyCTO and ODK, is met for the two synthetic formats evaluated here and only in part for the platforms' native exports (section 3.1). Future work should validate the parsers on native exports and the system against real field data with verified outcomes, estimate thresholds from a verified reference set so that detection no longer depends on the batch being mostly genuine, settle the entropy fence trade-off against operational evidence of relative error costs rather than synthetic prevalence alone, extend detection with an interpretable multivariate layer, and add parsers for further platforms, each of which the architecture was explicitly designed to accommodate.</w:t>
       </w:r>
     </w:p>
-    <w:bookmarkStart w:id="1434" w:name="Xa2fd9d94879c9d0565137d23048832594354697"/>
+    <w:bookmarkStart w:id="2039" w:name="Xa2fd9d94879c9d0565137d23048832594354697"/>
     <w:p>
       <w:pPr>
         <w:pStyle w:val="Heading2"/>
@@ -15464,8 +15476,8 @@
         <w:t xml:space="preserve">Five objectives are met and one is partly met. The gap in the second is the same one section 8 records as a limitation: no native export from either platform has yet been processed.</w:t>
       </w:r>
     </w:p>
-    <w:bookmarkEnd w:id="1434"/>
-    <w:bookmarkStart w:id="1435" w:name="X090545c79c4ed2e4d3e0987ece07510d8104119"/>
+    <w:bookmarkEnd w:id="2039"/>
+    <w:bookmarkStart w:id="2040" w:name="X090545c79c4ed2e4d3e0987ece07510d8104119"/>
     <w:p>
       <w:pPr>
         <w:pStyle w:val="Heading2"/>
@@ -15506,9 +15518,9 @@
         <w:t xml:space="preserve">Finally, I learned to treat references as evidence that must be checked, not decoration around an argument. Two references in my first submission could not be found, and several claims had depended on them. Rechecking the literature forced me to revise the feature justifications and the account of fabrication and disengagement indicators. I now record source checks and use only claims supported by material I have examined. I should have maintained that record from the start, just as I should have logged AI assistance when it occurred rather than reconstructing it later. Both practices make it easier for another person to trace how the report's claims were produced.</w:t>
       </w:r>
     </w:p>
-    <w:bookmarkEnd w:id="1435"/>
-    <w:bookmarkEnd w:id="1436"/>
-    <w:bookmarkStart w:id="1442" w:name="references"/>
+    <w:bookmarkEnd w:id="2040"/>
+    <w:bookmarkEnd w:id="2041"/>
+    <w:bookmarkStart w:id="2047" w:name="references"/>
     <w:p>
       <w:pPr>
         <w:pStyle w:val="Heading1"/>
@@ -15615,7 +15627,7 @@
       <w:r>
         <w:t xml:space="preserve"> </w:t>
       </w:r>
-      <w:hyperlink r:id="rId1437">
+      <w:hyperlink r:id="rId2042">
         <w:r>
           <w:rPr>
             <w:rStyle w:val="Hyperlink"/>
@@ -15746,7 +15758,7 @@
       <w:r>
         <w:t xml:space="preserve"> </w:t>
       </w:r>
-      <w:hyperlink r:id="rId1438">
+      <w:hyperlink r:id="rId2043">
         <w:r>
           <w:rPr>
             <w:rStyle w:val="Hyperlink"/>
@@ -16117,7 +16129,7 @@
       <w:r>
         <w:t xml:space="preserve"> </w:t>
       </w:r>
-      <w:hyperlink r:id="rId1439">
+      <w:hyperlink r:id="rId2044">
         <w:r>
           <w:rPr>
             <w:rStyle w:val="Hyperlink"/>
@@ -16182,7 +16194,7 @@
       <w:r>
         <w:t xml:space="preserve"> </w:t>
       </w:r>
-      <w:hyperlink r:id="rId1440">
+      <w:hyperlink r:id="rId2045">
         <w:r>
           <w:rPr>
             <w:rStyle w:val="Hyperlink"/>
@@ -16223,7 +16235,7 @@
       <w:r>
         <w:t xml:space="preserve"> </w:t>
       </w:r>
-      <w:hyperlink r:id="rId1441">
+      <w:hyperlink r:id="rId2046">
         <w:r>
           <w:rPr>
             <w:rStyle w:val="Hyperlink"/>
@@ -16317,8 +16329,8 @@
         </w:pict>
       </w:r>
     </w:p>
-    <w:bookmarkEnd w:id="1442"/>
-    <w:bookmarkStart w:id="1450" w:name="X037053293eb9ad08c241ce36f243ee7ade64cd4"/>
+    <w:bookmarkEnd w:id="2047"/>
+    <w:bookmarkStart w:id="2055" w:name="X037053293eb9ad08c241ce36f243ee7ade64cd4"/>
     <w:p>
       <w:pPr>
         <w:pStyle w:val="Heading1"/>
@@ -16327,7 +16339,7 @@
         <w:t xml:space="preserve">Appendix A. Artificial intelligence usage disclosure</w:t>
       </w:r>
     </w:p>
-    <w:bookmarkStart w:id="1443" w:name="a1-purpose-and-scope"/>
+    <w:bookmarkStart w:id="2048" w:name="a1-purpose-and-scope"/>
     <w:p>
       <w:pPr>
         <w:pStyle w:val="Heading2"/>
@@ -16379,8 +16391,8 @@
         <w:t xml:space="preserve">, the synthetic generator and its anomaly profiles, the success criteria, the interpretation of every result, and the decision to report weaker per-class results transparently are mine.</w:t>
       </w:r>
     </w:p>
-    <w:bookmarkEnd w:id="1443"/>
-    <w:bookmarkStart w:id="1444" w:name="Xefcbccbece08c31672fc51a6545a71ea5270a53"/>
+    <w:bookmarkEnd w:id="2048"/>
+    <w:bookmarkStart w:id="2049" w:name="Xefcbccbece08c31672fc51a6545a71ea5270a53"/>
     <w:p>
       <w:pPr>
         <w:pStyle w:val="Heading2"/>
@@ -16709,8 +16721,8 @@
         </w:tc>
       </w:tr>
     </w:tbl>
-    <w:bookmarkEnd w:id="1444"/>
-    <w:bookmarkStart w:id="1445" w:name="a3-tools-and-versions"/>
+    <w:bookmarkEnd w:id="2049"/>
+    <w:bookmarkStart w:id="2050" w:name="a3-tools-and-versions"/>
     <w:p>
       <w:pPr>
         <w:pStyle w:val="Heading2"/>
@@ -17163,8 +17175,8 @@
         <w:t xml:space="preserve">The last three rows are not AI tools and are listed because the reproducibility of every figure in this report depends on them, and because two of the five defects recorded in section 4 were caused by a pandas version change rather than by a logic error.</w:t>
       </w:r>
     </w:p>
-    <w:bookmarkEnd w:id="1445"/>
-    <w:bookmarkStart w:id="1446" w:name="a4-log-of-use-by-episode"/>
+    <w:bookmarkEnd w:id="2050"/>
+    <w:bookmarkStart w:id="2051" w:name="a4-log-of-use-by-episode"/>
     <w:p>
       <w:pPr>
         <w:pStyle w:val="Heading2"/>
@@ -18953,14 +18965,14 @@
               <w:rPr>
                 <w:sz w:val="19"/>
               </w:rPr>
-              <w:t xml:space="preserve">The tool drafted section 1.5, section 9.1 with Table 9, the paragraph on CRISP-DM in section 3, the restated argument in section 2.4, the list of abbreviations, the shortened abstract and the title page lines, corrected the counts in sections 4, A.3, A.4 and A.6, and later added the five results-site tests named in section 4 and re-ran Appendix D at the final tag, recording that run in Appendix D. No pipeline code and no result changed. I reviewed and revised the prose and checked the factual statements against the report and its recorded outputs before endorsing it.</w:t>
+              <w:t xml:space="preserve">The tool drafted section 1.5, section 9.1 with Table 9, the paragraph on CRISP-DM in section 3, the restated argument in section 2.4, the list of abbreviations, the shortened abstract and the title page lines, corrected the counts in sections 4, A.3, A.4 and A.6, built the review dashboard described in section 1.4 and its five tests on 18 October, and on 21 October re-ran Appendix D at the final tag, recording that run in Appendix D. No pipeline code and no result changed. I reviewed and revised the prose and checked the factual statements against the report and its recorded outputs before endorsing it.</w:t>
             </w:r>
           </w:p>
         </w:tc>
       </w:tr>
     </w:tbl>
-    <w:bookmarkEnd w:id="1446"/>
-    <w:bookmarkStart w:id="1447" w:name="a5-the-decisions-that-mattered"/>
+    <w:bookmarkEnd w:id="2051"/>
+    <w:bookmarkStart w:id="2052" w:name="a5-the-decisions-that-mattered"/>
     <w:p>
       <w:pPr>
         <w:pStyle w:val="Heading2"/>
@@ -19104,7 +19116,7 @@
         <w:t xml:space="preserve"> </w:t>
       </w:r>
       <w:r>
-        <w:t xml:space="preserve">I have read and revised the AI-drafted prose in this report, including sections 1.5 and 9.1, and I endorse it as an accurate account of the work and evidence presented. The reflection in section 9.2 is in my own words. I have checked the factual claims against the report and its recorded outputs. The nine sources listed in Appendix E as unread remain outstanding and are not relied on for claims beyond the verification recorded there.</w:t>
+        <w:t xml:space="preserve">I have read and revised the AI-drafted prose in this report, including sections 2 and 7, Appendices E and F, and sections 1.5 and 9.1, and I endorse it as an accurate account of the work and evidence presented. The reflection in section 9.2 is in my own words. I have checked the factual claims against the report and its recorded outputs. The nine sources listed in Appendix E as unread remain outstanding and are not relied on for claims beyond the verification recorded there.</w:t>
       </w:r>
     </w:p>
     <w:p>
@@ -19203,8 +19215,8 @@
         <w:t xml:space="preserve">. Its code comment and design note claimed that the correction reduces to Tukey's fence for a symmetric distribution; that is wrong, for the reason given in section 7, and both have been corrected. The correction is a lower-side analogue of the semi-interquartile fence documented by Hubert and Vandervieren (2008, section 1), which is discussed in section 2.5.</w:t>
       </w:r>
     </w:p>
-    <w:bookmarkEnd w:id="1447"/>
-    <w:bookmarkStart w:id="1448" w:name="a6-tests-attached-to-significant-outputs"/>
+    <w:bookmarkEnd w:id="2052"/>
+    <w:bookmarkStart w:id="2053" w:name="a6-tests-attached-to-significant-outputs"/>
     <w:p>
       <w:pPr>
         <w:pStyle w:val="Heading2"/>
@@ -19218,7 +19230,7 @@
         <w:pStyle w:val="FirstParagraph"/>
       </w:pPr>
       <w:r>
-        <w:t xml:space="preserve">No code-level suggestion entered the submitted work without a test or a recorded output check behind it. The five defects described in section 4 are each covered by a test in the suite of forty-nine, which passes in full on Python 3.14.0. The first submission made that claim of a suite of thirty-seven, and it was wrong: two of the five fixes, the ODK placeholder and the exclusion of administrative events from section statistics, had no test at all, and a third covered the preserved integrity flag only indirectly. The three tests added in September, named in section 4, make the statement true. Every quantitative claim in this report resolves to a file under</w:t>
+        <w:t xml:space="preserve">No code-level suggestion entered the submitted work without a test or a recorded output check behind it. The five defects described in section 4 are each covered by a test in the suite of forty-four, which passes in full on Python 3.14.0. The first submission made that claim of a suite of thirty-seven, and it was wrong: two of the five fixes, the ODK placeholder and the exclusion of administrative events from section statistics, had no test at all, and a third covered the preserved integrity flag only indirectly. The three tests added in September, named in section 4, make the statement true. Every quantitative claim in this report resolves to a file under</w:t>
       </w:r>
       <w:r>
         <w:t xml:space="preserve"> </w:t>
@@ -19248,8 +19260,8 @@
         <w:t xml:space="preserve">rather than maintained by hand, so it cannot drift from the code. The component breakdown in section 6.3 is recomputed from recorded predictions rather than from a fresh run, so it describes exactly the runs reported elsewhere in this report.</w:t>
       </w:r>
     </w:p>
-    <w:bookmarkEnd w:id="1448"/>
-    <w:bookmarkStart w:id="1449" w:name="a7-limitations-of-this-disclosure"/>
+    <w:bookmarkEnd w:id="2053"/>
+    <w:bookmarkStart w:id="2054" w:name="a7-limitations-of-this-disclosure"/>
     <w:p>
       <w:pPr>
         <w:pStyle w:val="Heading2"/>
@@ -19273,9 +19285,9 @@
         </w:pict>
       </w:r>
     </w:p>
-    <w:bookmarkEnd w:id="1449"/>
-    <w:bookmarkEnd w:id="1450"/>
-    <w:bookmarkStart w:id="1453" w:name="appendix-b-per-run-confusion-counts"/>
+    <w:bookmarkEnd w:id="2054"/>
+    <w:bookmarkEnd w:id="2055"/>
+    <w:bookmarkStart w:id="2058" w:name="appendix-b-per-run-confusion-counts"/>
     <w:p>
       <w:pPr>
         <w:pStyle w:val="Heading1"/>
@@ -19292,7 +19304,7 @@
         <w:t xml:space="preserve">These are the raw counts behind every precision and recall figure in section 6. They cover the ten runs of the robustness round: two canonical benchmarks, four held-out stress runs, and four prevalence sweep runs.</w:t>
       </w:r>
     </w:p>
-    <w:bookmarkStart w:id="1451" w:name="b1-per-run"/>
+    <w:bookmarkStart w:id="2056" w:name="b1-per-run"/>
     <w:p>
       <w:pPr>
         <w:pStyle w:val="Heading2"/>
@@ -21060,8 +21072,8 @@
         <w:t xml:space="preserve">The lowest single precision anywhere in the round is 0.9570, on seed 7 in ODK format at stress difficulty. The lowest single recall is 0.8400, on seed 99 in ODK format. Both clear the proposal criteria of 0.80 and 0.75.</w:t>
       </w:r>
     </w:p>
-    <w:bookmarkEnd w:id="1451"/>
-    <w:bookmarkStart w:id="1452" w:name="b2-aggregated-by-platform-format"/>
+    <w:bookmarkEnd w:id="2056"/>
+    <w:bookmarkStart w:id="2057" w:name="b2-aggregated-by-platform-format"/>
     <w:p>
       <w:pPr>
         <w:pStyle w:val="Heading2"/>
@@ -21451,9 +21463,9 @@
         </w:pict>
       </w:r>
     </w:p>
-    <w:bookmarkEnd w:id="1452"/>
-    <w:bookmarkEnd w:id="1453"/>
-    <w:bookmarkStart w:id="1454" w:name="appendix-c-full-feature-validity-results"/>
+    <w:bookmarkEnd w:id="2057"/>
+    <w:bookmarkEnd w:id="2058"/>
+    <w:bookmarkStart w:id="2059" w:name="appendix-c-full-feature-validity-results"/>
     <w:p>
       <w:pPr>
         <w:pStyle w:val="Heading1"/>
@@ -24624,8 +24636,8 @@
         </w:pict>
       </w:r>
     </w:p>
-    <w:bookmarkEnd w:id="1454"/>
-    <w:bookmarkStart w:id="1470" w:name="appendix-d-reproduction-commands"/>
+    <w:bookmarkEnd w:id="2059"/>
+    <w:bookmarkStart w:id="2075" w:name="appendix-d-reproduction-commands"/>
     <w:p>
       <w:pPr>
         <w:pStyle w:val="Heading1"/>
@@ -24660,7 +24672,7 @@
         <w:rPr>
           <w:rStyle w:val="VerbatimChar"/>
         </w:rPr>
-        <w:t xml:space="preserve">39cdcc9</w:t>
+        <w:t xml:space="preserve">39cdcc9e2626ecee215fa6f65d9f7a69ea56e323</w:t>
       </w:r>
       <w:r>
         <w:t xml:space="preserve">, which contains every script this appendix names. The earlier tag</w:t>
@@ -24783,7 +24795,7 @@
         <w:rPr>
           <w:rStyle w:val="VerbatimChar"/>
         </w:rPr>
-        <w:t xml:space="preserve">39cdcc9</w:t>
+        <w:t xml:space="preserve">39cdcc9e2626ecee215fa6f65d9f7a69ea56e323</w:t>
       </w:r>
       <w:r>
         <w:t xml:space="preserve">), from a fresh clone of the public repository in a new environment built from</w:t>
@@ -24804,7 +24816,7 @@
         <w:t xml:space="preserve">(148 packages; Windows 11, Python 3.14.0). Every command from D.2 to D.15 completed, D.11 and D.15 included, in three hours and forty-seven minutes, and the suite passed 44 of 44 at the tag. Every metric, confusion count, baseline, parity result and prevalence envelope run reproduced exactly, the report figures were byte-identical, and the n10000 pack regenerated byte-identically from its seed. The only differences in the regenerated files were run times, peak memory, and skewness and kurtosis values that agree to within 6 × 10⁻¹³, which no detector rule reads.</w:t>
       </w:r>
     </w:p>
-    <w:bookmarkStart w:id="1455" w:name="d1-environment"/>
+    <w:bookmarkStart w:id="2060" w:name="d1-environment"/>
     <w:p>
       <w:pPr>
         <w:pStyle w:val="Heading2"/>
@@ -24982,8 +24994,8 @@
         <w:t xml:space="preserve">, so the same file installs on Linux and macOS.</w:t>
       </w:r>
     </w:p>
-    <w:bookmarkEnd w:id="1455"/>
-    <w:bookmarkStart w:id="1456" w:name="d2-test-suite"/>
+    <w:bookmarkEnd w:id="2060"/>
+    <w:bookmarkStart w:id="2061" w:name="d2-test-suite"/>
     <w:p>
       <w:pPr>
         <w:pStyle w:val="Heading2"/>
@@ -25032,7 +25044,7 @@
         <w:pStyle w:val="FirstParagraph"/>
       </w:pPr>
       <w:r>
-        <w:t xml:space="preserve">Expected: 49 passed. At the</w:t>
+        <w:t xml:space="preserve">Expected: 44 passed. Later commits of</w:t>
       </w:r>
       <w:r>
         <w:t xml:space="preserve"> </w:t>
@@ -25041,32 +25053,17 @@
         <w:rPr>
           <w:rStyle w:val="VerbatimChar"/>
         </w:rPr>
-        <w:t xml:space="preserve">v-final-release</w:t>
+        <w:t xml:space="preserve">main</w:t>
       </w:r>
       <w:r>
         <w:t xml:space="preserve"> </w:t>
       </w:r>
       <w:r>
-        <w:t xml:space="preserve">tag the suite has 44 tests; the five in</w:t>
-      </w:r>
-      <w:r>
-        <w:t xml:space="preserve"> </w:t>
-      </w:r>
-      <w:r>
-        <w:rPr>
-          <w:rStyle w:val="VerbatimChar"/>
-        </w:rPr>
-        <w:t xml:space="preserve">tests/test_results_site.py</w:t>
-      </w:r>
-      <w:r>
-        <w:t xml:space="preserve"> </w:t>
-      </w:r>
-      <w:r>
-        <w:t xml:space="preserve">were added after it.</w:t>
-      </w:r>
-    </w:p>
-    <w:bookmarkEnd w:id="1456"/>
-    <w:bookmarkStart w:id="1457" w:name="d3-the-authoritative-robustness-round"/>
+        <w:t xml:space="preserve">add the five dashboard tests described in section 1.4, so the same command there reports 49.</w:t>
+      </w:r>
+    </w:p>
+    <w:bookmarkEnd w:id="2061"/>
+    <w:bookmarkStart w:id="2062" w:name="d3-the-authoritative-robustness-round"/>
     <w:p>
       <w:pPr>
         <w:pStyle w:val="Heading2"/>
@@ -25100,8 +25097,8 @@
         <w:t xml:space="preserve"> scripts/run_robustness_validation.py</w:t>
       </w:r>
     </w:p>
-    <w:bookmarkEnd w:id="1457"/>
-    <w:bookmarkStart w:id="1458" w:name="d4-component-breakdown"/>
+    <w:bookmarkEnd w:id="2062"/>
+    <w:bookmarkStart w:id="2063" w:name="d4-component-breakdown"/>
     <w:p>
       <w:pPr>
         <w:pStyle w:val="Heading2"/>
@@ -25135,8 +25132,8 @@
         <w:t xml:space="preserve"> scripts/component_breakdown.py</w:t>
       </w:r>
     </w:p>
-    <w:bookmarkEnd w:id="1458"/>
-    <w:bookmarkStart w:id="1459" w:name="d5-feature-validity-and-effect-sizes"/>
+    <w:bookmarkEnd w:id="2063"/>
+    <w:bookmarkStart w:id="2064" w:name="d5-feature-validity-and-effect-sizes"/>
     <w:p>
       <w:pPr>
         <w:pStyle w:val="Heading2"/>
@@ -25229,8 +25226,8 @@
         <w:t xml:space="preserve">. Under a different pandas version the regenerated values agree with the recorded ones to within floating-point rounding rather than byte for byte.</w:t>
       </w:r>
     </w:p>
-    <w:bookmarkEnd w:id="1459"/>
-    <w:bookmarkStart w:id="1460" w:name="d6-full-workflow"/>
+    <w:bookmarkEnd w:id="2064"/>
+    <w:bookmarkStart w:id="2065" w:name="d6-full-workflow"/>
     <w:p>
       <w:pPr>
         <w:pStyle w:val="Heading2"/>
@@ -25344,8 +25341,8 @@
         <w:t xml:space="preserve"> scripts/run_complete_workflow.py</w:t>
       </w:r>
     </w:p>
-    <w:bookmarkEnd w:id="1460"/>
-    <w:bookmarkStart w:id="1461" w:name="d7-scale-check"/>
+    <w:bookmarkEnd w:id="2065"/>
+    <w:bookmarkStart w:id="2066" w:name="d7-scale-check"/>
     <w:p>
       <w:pPr>
         <w:pStyle w:val="Heading2"/>
@@ -25415,8 +25412,8 @@
         <w:t xml:space="preserve"> output</w:t>
       </w:r>
     </w:p>
-    <w:bookmarkEnd w:id="1461"/>
-    <w:bookmarkStart w:id="1462" w:name="d8-strict-examiner-audit"/>
+    <w:bookmarkEnd w:id="2066"/>
+    <w:bookmarkStart w:id="2067" w:name="d8-strict-examiner-audit"/>
     <w:p>
       <w:pPr>
         <w:pStyle w:val="Heading2"/>
@@ -25450,8 +25447,8 @@
         <w:t xml:space="preserve"> scripts/strict_examiner_audit.py</w:t>
       </w:r>
     </w:p>
-    <w:bookmarkEnd w:id="1462"/>
-    <w:bookmarkStart w:id="1463" w:name="d9-report-figures"/>
+    <w:bookmarkEnd w:id="2067"/>
+    <w:bookmarkStart w:id="2068" w:name="d9-report-figures"/>
     <w:p>
       <w:pPr>
         <w:pStyle w:val="Heading2"/>
@@ -25485,8 +25482,8 @@
         <w:t xml:space="preserve"> scripts/build_report_figures.py</w:t>
       </w:r>
     </w:p>
-    <w:bookmarkEnd w:id="1463"/>
-    <w:bookmarkStart w:id="1464" w:name="d10-canonical-validation-set"/>
+    <w:bookmarkEnd w:id="2068"/>
+    <w:bookmarkStart w:id="2069" w:name="d10-canonical-validation-set"/>
     <w:p>
       <w:pPr>
         <w:pStyle w:val="Heading2"/>
@@ -25588,8 +25585,8 @@
         <w:t xml:space="preserve">Expected: precision 1.0000, recall 1.0000, F1 1.0000, with the four speeding interviews categorised suspicious rather than anomalous (section 6.1).</w:t>
       </w:r>
     </w:p>
-    <w:bookmarkEnd w:id="1464"/>
-    <w:bookmarkStart w:id="1465" w:name="Xb9631fa5fcc68a5e7d40e781c05acbfc9d5cbc6"/>
+    <w:bookmarkEnd w:id="2069"/>
+    <w:bookmarkStart w:id="2070" w:name="Xb9631fa5fcc68a5e7d40e781c05acbfc9d5cbc6"/>
     <w:p>
       <w:pPr>
         <w:pStyle w:val="Heading2"/>
@@ -25683,8 +25680,8 @@
         <w:t xml:space="preserve"> scripts/paginate_report.py</w:t>
       </w:r>
     </w:p>
-    <w:bookmarkEnd w:id="1465"/>
-    <w:bookmarkStart w:id="1466" w:name="X36cd4b068f4a92a24b93ce0646bf8da4dbd399c"/>
+    <w:bookmarkEnd w:id="2070"/>
+    <w:bookmarkStart w:id="2071" w:name="X36cd4b068f4a92a24b93ce0646bf8da4dbd399c"/>
     <w:p>
       <w:pPr>
         <w:pStyle w:val="Heading2"/>
@@ -25733,8 +25730,8 @@
         <w:t xml:space="preserve"> scripts/baseline_breakdown.py</w:t>
       </w:r>
     </w:p>
-    <w:bookmarkEnd w:id="1466"/>
-    <w:bookmarkStart w:id="1467" w:name="d13-platform-parity-on-matched-histories"/>
+    <w:bookmarkEnd w:id="2071"/>
+    <w:bookmarkStart w:id="2072" w:name="d13-platform-parity-on-matched-histories"/>
     <w:p>
       <w:pPr>
         <w:pStyle w:val="Heading2"/>
@@ -25768,8 +25765,8 @@
         <w:t xml:space="preserve"> scripts/run_platform_parity.py</w:t>
       </w:r>
     </w:p>
-    <w:bookmarkEnd w:id="1467"/>
-    <w:bookmarkStart w:id="1468" w:name="d14-peak-memory"/>
+    <w:bookmarkEnd w:id="2072"/>
+    <w:bookmarkStart w:id="2073" w:name="d14-peak-memory"/>
     <w:p>
       <w:pPr>
         <w:pStyle w:val="Heading2"/>
@@ -25839,8 +25836,8 @@
         <w:t xml:space="preserve"> surveycto odk</w:t>
       </w:r>
     </w:p>
-    <w:bookmarkEnd w:id="1468"/>
-    <w:bookmarkStart w:id="1469" w:name="d15-prevalence-envelope"/>
+    <w:bookmarkEnd w:id="2073"/>
+    <w:bookmarkStart w:id="2074" w:name="d15-prevalence-envelope"/>
     <w:p>
       <w:pPr>
         <w:pStyle w:val="Heading2"/>
@@ -25881,9 +25878,9 @@
         </w:pict>
       </w:r>
     </w:p>
-    <w:bookmarkEnd w:id="1469"/>
-    <w:bookmarkEnd w:id="1470"/>
-    <w:bookmarkStart w:id="1500" w:name="appendix-e-reference-verification-record"/>
+    <w:bookmarkEnd w:id="2074"/>
+    <w:bookmarkEnd w:id="2075"/>
+    <w:bookmarkStart w:id="2105" w:name="appendix-e-reference-verification-record"/>
     <w:p>
       <w:pPr>
         <w:pStyle w:val="Heading1"/>
@@ -26081,7 +26078,7 @@
               <w:pStyle w:val="Compact"/>
               <w:jc w:val="left"/>
             </w:pPr>
-            <w:hyperlink r:id="rId1471">
+            <w:hyperlink r:id="rId2076">
               <w:r>
                 <w:rPr>
                   <w:rStyle w:val="Hyperlink"/>
@@ -26274,7 +26271,7 @@
               <w:pStyle w:val="Compact"/>
               <w:jc w:val="left"/>
             </w:pPr>
-            <w:hyperlink r:id="rId1472">
+            <w:hyperlink r:id="rId2077">
               <w:r>
                 <w:rPr>
                   <w:rStyle w:val="Hyperlink"/>
@@ -26363,7 +26360,7 @@
               <w:pStyle w:val="Compact"/>
               <w:jc w:val="left"/>
             </w:pPr>
-            <w:hyperlink r:id="rId1473">
+            <w:hyperlink r:id="rId2078">
               <w:r>
                 <w:rPr>
                   <w:rStyle w:val="Hyperlink"/>
@@ -26439,7 +26436,7 @@
               <w:pStyle w:val="Compact"/>
               <w:jc w:val="left"/>
             </w:pPr>
-            <w:hyperlink r:id="rId1474">
+            <w:hyperlink r:id="rId2079">
               <w:r>
                 <w:rPr>
                   <w:rStyle w:val="Hyperlink"/>
@@ -26518,7 +26515,7 @@
               <w:pStyle w:val="Compact"/>
               <w:jc w:val="left"/>
             </w:pPr>
-            <w:hyperlink r:id="rId1475">
+            <w:hyperlink r:id="rId2080">
               <w:r>
                 <w:rPr>
                   <w:rStyle w:val="Hyperlink"/>
@@ -26581,7 +26578,7 @@
               <w:pStyle w:val="Compact"/>
               <w:jc w:val="left"/>
             </w:pPr>
-            <w:hyperlink r:id="rId1437">
+            <w:hyperlink r:id="rId2042">
               <w:r>
                 <w:rPr>
                   <w:rStyle w:val="Hyperlink"/>
@@ -26660,7 +26657,7 @@
               <w:pStyle w:val="Compact"/>
               <w:jc w:val="left"/>
             </w:pPr>
-            <w:hyperlink r:id="rId1476">
+            <w:hyperlink r:id="rId2081">
               <w:r>
                 <w:rPr>
                   <w:rStyle w:val="Hyperlink"/>
@@ -26739,7 +26736,7 @@
             <w:r>
               <w:t xml:space="preserve"> </w:t>
             </w:r>
-            <w:hyperlink r:id="rId1477">
+            <w:hyperlink r:id="rId2082">
               <w:r>
                 <w:rPr>
                   <w:rStyle w:val="Hyperlink"/>
@@ -26818,7 +26815,7 @@
               <w:pStyle w:val="Compact"/>
               <w:jc w:val="left"/>
             </w:pPr>
-            <w:hyperlink r:id="rId1478">
+            <w:hyperlink r:id="rId2083">
               <w:r>
                 <w:rPr>
                   <w:rStyle w:val="Hyperlink"/>
@@ -26897,7 +26894,7 @@
               <w:pStyle w:val="Compact"/>
               <w:jc w:val="left"/>
             </w:pPr>
-            <w:hyperlink r:id="rId1479">
+            <w:hyperlink r:id="rId2084">
               <w:r>
                 <w:rPr>
                   <w:rStyle w:val="Hyperlink"/>
@@ -26960,7 +26957,7 @@
               <w:pStyle w:val="Compact"/>
               <w:jc w:val="left"/>
             </w:pPr>
-            <w:hyperlink r:id="rId1438">
+            <w:hyperlink r:id="rId2043">
               <w:r>
                 <w:rPr>
                   <w:rStyle w:val="Hyperlink"/>
@@ -27039,7 +27036,7 @@
               <w:pStyle w:val="Compact"/>
               <w:jc w:val="left"/>
             </w:pPr>
-            <w:hyperlink r:id="rId1480">
+            <w:hyperlink r:id="rId2085">
               <w:r>
                 <w:rPr>
                   <w:rStyle w:val="Hyperlink"/>
@@ -27102,7 +27099,7 @@
               <w:pStyle w:val="Compact"/>
               <w:jc w:val="left"/>
             </w:pPr>
-            <w:hyperlink r:id="rId1481">
+            <w:hyperlink r:id="rId2086">
               <w:r>
                 <w:rPr>
                   <w:rStyle w:val="Hyperlink"/>
@@ -27262,7 +27259,7 @@
               <w:pStyle w:val="Compact"/>
               <w:jc w:val="left"/>
             </w:pPr>
-            <w:hyperlink r:id="rId1482">
+            <w:hyperlink r:id="rId2087">
               <w:r>
                 <w:rPr>
                   <w:rStyle w:val="Hyperlink"/>
@@ -27335,7 +27332,7 @@
               <w:pStyle w:val="Compact"/>
               <w:jc w:val="left"/>
             </w:pPr>
-            <w:hyperlink r:id="rId1483">
+            <w:hyperlink r:id="rId2088">
               <w:r>
                 <w:rPr>
                   <w:rStyle w:val="Hyperlink"/>
@@ -27424,7 +27421,7 @@
               <w:pStyle w:val="Compact"/>
               <w:jc w:val="left"/>
             </w:pPr>
-            <w:hyperlink r:id="rId1484">
+            <w:hyperlink r:id="rId2089">
               <w:r>
                 <w:rPr>
                   <w:rStyle w:val="Hyperlink"/>
@@ -27497,7 +27494,7 @@
               <w:pStyle w:val="Compact"/>
               <w:jc w:val="left"/>
             </w:pPr>
-            <w:hyperlink r:id="rId1485">
+            <w:hyperlink r:id="rId2090">
               <w:r>
                 <w:rPr>
                   <w:rStyle w:val="Hyperlink"/>
@@ -27576,7 +27573,7 @@
               <w:pStyle w:val="Compact"/>
               <w:jc w:val="left"/>
             </w:pPr>
-            <w:hyperlink r:id="rId1486">
+            <w:hyperlink r:id="rId2091">
               <w:r>
                 <w:rPr>
                   <w:rStyle w:val="Hyperlink"/>
@@ -27723,7 +27720,7 @@
               <w:pStyle w:val="Compact"/>
               <w:jc w:val="left"/>
             </w:pPr>
-            <w:hyperlink r:id="rId1487">
+            <w:hyperlink r:id="rId2092">
               <w:r>
                 <w:rPr>
                   <w:rStyle w:val="Hyperlink"/>
@@ -27802,7 +27799,7 @@
               <w:pStyle w:val="Compact"/>
               <w:jc w:val="left"/>
             </w:pPr>
-            <w:hyperlink r:id="rId1488">
+            <w:hyperlink r:id="rId2093">
               <w:r>
                 <w:rPr>
                   <w:rStyle w:val="Hyperlink"/>
@@ -27875,7 +27872,7 @@
               <w:pStyle w:val="Compact"/>
               <w:jc w:val="left"/>
             </w:pPr>
-            <w:hyperlink r:id="rId1489">
+            <w:hyperlink r:id="rId2094">
               <w:r>
                 <w:rPr>
                   <w:rStyle w:val="Hyperlink"/>
@@ -27954,7 +27951,7 @@
               <w:pStyle w:val="Compact"/>
               <w:jc w:val="left"/>
             </w:pPr>
-            <w:hyperlink r:id="rId1490">
+            <w:hyperlink r:id="rId2095">
               <w:r>
                 <w:rPr>
                   <w:rStyle w:val="Hyperlink"/>
@@ -28169,7 +28166,7 @@
               <w:pStyle w:val="Compact"/>
               <w:jc w:val="left"/>
             </w:pPr>
-            <w:hyperlink r:id="rId1439">
+            <w:hyperlink r:id="rId2044">
               <w:r>
                 <w:rPr>
                   <w:rStyle w:val="Hyperlink"/>
@@ -28248,7 +28245,7 @@
               <w:pStyle w:val="Compact"/>
               <w:jc w:val="left"/>
             </w:pPr>
-            <w:hyperlink r:id="rId1491">
+            <w:hyperlink r:id="rId2096">
               <w:r>
                 <w:rPr>
                   <w:rStyle w:val="Hyperlink"/>
@@ -28321,7 +28318,7 @@
               <w:pStyle w:val="Compact"/>
               <w:jc w:val="left"/>
             </w:pPr>
-            <w:hyperlink r:id="rId1440">
+            <w:hyperlink r:id="rId2045">
               <w:r>
                 <w:rPr>
                   <w:rStyle w:val="Hyperlink"/>
@@ -28394,7 +28391,7 @@
               <w:pStyle w:val="Compact"/>
               <w:jc w:val="left"/>
             </w:pPr>
-            <w:hyperlink r:id="rId1441">
+            <w:hyperlink r:id="rId2046">
               <w:r>
                 <w:rPr>
                   <w:rStyle w:val="Hyperlink"/>
@@ -28560,7 +28557,7 @@
             <w:r>
               <w:t xml:space="preserve"> </w:t>
             </w:r>
-            <w:hyperlink r:id="rId1492">
+            <w:hyperlink r:id="rId2097">
               <w:r>
                 <w:rPr>
                   <w:rStyle w:val="Hyperlink"/>
@@ -28642,7 +28639,7 @@
               <w:pStyle w:val="Compact"/>
               <w:jc w:val="left"/>
             </w:pPr>
-            <w:hyperlink r:id="rId1493">
+            <w:hyperlink r:id="rId2098">
               <w:r>
                 <w:rPr>
                   <w:rStyle w:val="Hyperlink"/>
@@ -28721,7 +28718,7 @@
               <w:pStyle w:val="Compact"/>
               <w:jc w:val="left"/>
             </w:pPr>
-            <w:hyperlink r:id="rId1494">
+            <w:hyperlink r:id="rId2099">
               <w:r>
                 <w:rPr>
                   <w:rStyle w:val="Hyperlink"/>
@@ -28895,7 +28892,7 @@
               <w:pStyle w:val="Compact"/>
               <w:jc w:val="left"/>
             </w:pPr>
-            <w:hyperlink r:id="rId1495">
+            <w:hyperlink r:id="rId2100">
               <w:r>
                 <w:rPr>
                   <w:rStyle w:val="Hyperlink"/>
@@ -28960,7 +28957,7 @@
               <w:pStyle w:val="Compact"/>
               <w:jc w:val="left"/>
             </w:pPr>
-            <w:hyperlink r:id="rId1496">
+            <w:hyperlink r:id="rId2101">
               <w:r>
                 <w:rPr>
                   <w:rStyle w:val="Hyperlink"/>
@@ -29025,7 +29022,7 @@
               <w:pStyle w:val="Compact"/>
               <w:jc w:val="left"/>
             </w:pPr>
-            <w:hyperlink r:id="rId1497">
+            <w:hyperlink r:id="rId2102">
               <w:r>
                 <w:rPr>
                   <w:rStyle w:val="Hyperlink"/>
@@ -29090,7 +29087,7 @@
               <w:pStyle w:val="Compact"/>
               <w:jc w:val="left"/>
             </w:pPr>
-            <w:hyperlink r:id="rId1498">
+            <w:hyperlink r:id="rId2103">
               <w:r>
                 <w:rPr>
                   <w:rStyle w:val="Hyperlink"/>
@@ -29155,7 +29152,7 @@
               <w:pStyle w:val="Compact"/>
               <w:jc w:val="left"/>
             </w:pPr>
-            <w:hyperlink r:id="rId1499">
+            <w:hyperlink r:id="rId2104">
               <w:r>
                 <w:rPr>
                   <w:rStyle w:val="Hyperlink"/>
@@ -29188,8 +29185,8 @@
         </w:pict>
       </w:r>
     </w:p>
-    <w:bookmarkEnd w:id="1500"/>
-    <w:bookmarkStart w:id="1501" w:name="appendix-f-feature-to-source-map"/>
+    <w:bookmarkEnd w:id="2105"/>
+    <w:bookmarkStart w:id="2106" w:name="appendix-f-feature-to-source-map"/>
     <w:p>
       <w:pPr>
         <w:pStyle w:val="Heading1"/>
@@ -31632,7 +31629,7 @@
         </w:tc>
       </w:tr>
     </w:tbl>
-    <w:bookmarkEnd w:id="1501"/>
+    <w:bookmarkEnd w:id="2106"/>
     <w:sectPr>
       <w:footerReference r:id="rId49" w:type="default"/>
       <w:footnotePr>
